--- a/template.docx
+++ b/template.docx
@@ -22,7 +22,7 @@
           <w:lang w:val="ru-RU" w:eastAsia="ru-RU"/>
         </w:rPr>
         <w:drawing>
-          <wp:anchor behindDoc="0" distT="0" distB="0" distL="0" distR="0" simplePos="0" locked="0" layoutInCell="1" allowOverlap="1" relativeHeight="40">
+          <wp:anchor behindDoc="0" distT="0" distB="0" distL="0" distR="0" simplePos="0" locked="0" layoutInCell="1" allowOverlap="1" relativeHeight="32">
             <wp:simplePos x="0" y="0"/>
             <wp:positionH relativeFrom="column">
               <wp:posOffset>-848360</wp:posOffset>
@@ -1175,22 +1175,34 @@
         <w:t xml:space="preserve"> в соответствии с Федеральным государственным образовательным стандартом высшего образования – бакалавриат по направлению подготовки </w:t>
       </w:r>
       <w:r>
-        <w:rPr/>
+        <w:rPr>
+          <w:shd w:fill="auto" w:val="clear"/>
+        </w:rPr>
         <w:t>{{direction_code}} {{direction_name}}</w:t>
       </w:r>
       <w:r>
         <w:rPr>
           <w:color w:val="404040"/>
-        </w:rPr>
-        <w:t xml:space="preserve">, утвержденным приказом Министерства образования и науки Российской Федерации от </w:t>
-      </w:r>
-      <w:r>
-        <w:rPr/>
+          <w:shd w:fill="auto" w:val="clear"/>
+        </w:rPr>
+        <w:t xml:space="preserve">, </w:t>
+      </w:r>
+      <w:r>
+        <w:rPr>
+          <w:color w:val="404040"/>
+        </w:rPr>
+        <w:t xml:space="preserve">утвержденным приказом Министерства образования и науки Российской Федерации от </w:t>
+      </w:r>
+      <w:r>
+        <w:rPr>
+          <w:shd w:fill="auto" w:val="clear"/>
+        </w:rPr>
         <w:t>{{order_date}} № {{order_number}},</w:t>
       </w:r>
       <w:r>
         <w:rPr>
           <w:color w:val="404040"/>
+          <w:shd w:fill="auto" w:val="clear"/>
         </w:rPr>
         <w:t xml:space="preserve"> </w:t>
       </w:r>
@@ -1217,34 +1229,49 @@
           <w:bCs/>
           <w:color w:val="404040"/>
         </w:rPr>
-        <w:t xml:space="preserve"> на заседании совета факультета математики и компьютерных наук (протокол </w:t>
+        <w:t xml:space="preserve"> на заседании совета факультета математики и компьютерных наук (протокол</w:t>
       </w:r>
       <w:r>
         <w:rPr>
           <w:bCs/>
           <w:color w:val="404040"/>
-          <w:lang w:val="en-US"/>
-        </w:rPr>
-        <w:t>{{</w:t>
-      </w:r>
-      <w:r>
-        <w:rPr/>
-        <w:t>protocol_number</w:t>
-      </w:r>
-      <w:r>
-        <w:rPr>
-          <w:lang w:val="en-US"/>
-        </w:rPr>
-        <w:t xml:space="preserve">}} </w:t>
-      </w:r>
-      <w:r>
-        <w:rPr/>
-        <w:t>от {{protocol_date}}</w:t>
+          <w:shd w:fill="auto" w:val="clear"/>
+        </w:rPr>
+        <w:t xml:space="preserve"> </w:t>
       </w:r>
       <w:r>
         <w:rPr>
           <w:bCs/>
           <w:color w:val="404040"/>
+          <w:shd w:fill="auto" w:val="clear"/>
+          <w:lang w:val="en-US"/>
+        </w:rPr>
+        <w:t>{{</w:t>
+      </w:r>
+      <w:r>
+        <w:rPr>
+          <w:shd w:fill="auto" w:val="clear"/>
+        </w:rPr>
+        <w:t>protocol_number</w:t>
+      </w:r>
+      <w:r>
+        <w:rPr>
+          <w:shd w:fill="auto" w:val="clear"/>
+          <w:lang w:val="en-US"/>
+        </w:rPr>
+        <w:t xml:space="preserve">}} </w:t>
+      </w:r>
+      <w:r>
+        <w:rPr>
+          <w:shd w:fill="auto" w:val="clear"/>
+        </w:rPr>
+        <w:t>от {{protocol_date}}</w:t>
+      </w:r>
+      <w:r>
+        <w:rPr>
+          <w:bCs/>
+          <w:color w:val="404040"/>
+          <w:shd w:fill="auto" w:val="clear"/>
         </w:rPr>
         <w:t>).</w:t>
       </w:r>
@@ -1293,52 +1320,6 @@
         <w:rPr>
           <w:color w:val="404040"/>
         </w:rPr>
-        <w:drawing>
-          <wp:anchor behindDoc="0" distT="0" distB="0" distL="0" distR="0" simplePos="0" locked="0" layoutInCell="1" allowOverlap="1" relativeHeight="42">
-            <wp:simplePos x="0" y="0"/>
-            <wp:positionH relativeFrom="column">
-              <wp:posOffset>3731895</wp:posOffset>
-            </wp:positionH>
-            <wp:positionV relativeFrom="paragraph">
-              <wp:posOffset>838200</wp:posOffset>
-            </wp:positionV>
-            <wp:extent cx="1352550" cy="1257300"/>
-            <wp:effectExtent l="0" t="0" r="0" b="0"/>
-            <wp:wrapNone/>
-            <wp:docPr id="2" name="Изображение2" descr="" title=""/>
-            <wp:cNvGraphicFramePr>
-              <a:graphicFrameLocks xmlns:a="http://schemas.openxmlformats.org/drawingml/2006/main" noChangeAspect="1"/>
-            </wp:cNvGraphicFramePr>
-            <a:graphic xmlns:a="http://schemas.openxmlformats.org/drawingml/2006/main">
-              <a:graphicData uri="http://schemas.openxmlformats.org/drawingml/2006/picture">
-                <pic:pic xmlns:pic="http://schemas.openxmlformats.org/drawingml/2006/picture">
-                  <pic:nvPicPr>
-                    <pic:cNvPr id="2" name="Изображение2" descr="" title=""/>
-                    <pic:cNvPicPr>
-                      <a:picLocks noChangeAspect="1" noChangeArrowheads="1"/>
-                    </pic:cNvPicPr>
-                  </pic:nvPicPr>
-                  <pic:blipFill>
-                    <a:blip r:embed="rId3"/>
-                    <a:srcRect l="-52" t="-56" r="-52" b="-56"/>
-                    <a:stretch>
-                      <a:fillRect/>
-                    </a:stretch>
-                  </pic:blipFill>
-                  <pic:spPr bwMode="auto">
-                    <a:xfrm>
-                      <a:off x="0" y="0"/>
-                      <a:ext cx="1352550" cy="1257300"/>
-                    </a:xfrm>
-                    <a:prstGeom prst="rect">
-                      <a:avLst/>
-                    </a:prstGeom>
-                  </pic:spPr>
-                </pic:pic>
-              </a:graphicData>
-            </a:graphic>
-          </wp:anchor>
-        </w:drawing>
       </w:r>
     </w:p>
     <w:tbl>
@@ -1405,7 +1386,7 @@
                 <w:color w:val="404040"/>
               </w:rPr>
               <w:drawing>
-                <wp:anchor behindDoc="0" distT="0" distB="0" distL="0" distR="0" simplePos="0" locked="0" layoutInCell="1" allowOverlap="1" relativeHeight="41">
+                <wp:anchor behindDoc="0" distT="0" distB="0" distL="0" distR="0" simplePos="0" locked="0" layoutInCell="1" allowOverlap="1" relativeHeight="33">
                   <wp:simplePos x="0" y="0"/>
                   <wp:positionH relativeFrom="column">
                     <wp:posOffset>20955</wp:posOffset>
@@ -1416,7 +1397,7 @@
                   <wp:extent cx="1007110" cy="717550"/>
                   <wp:effectExtent l="0" t="0" r="0" b="0"/>
                   <wp:wrapNone/>
-                  <wp:docPr id="3" name="Изображение3" descr="" title=""/>
+                  <wp:docPr id="2" name="Изображение3" descr="" title=""/>
                   <wp:cNvGraphicFramePr>
                     <a:graphicFrameLocks xmlns:a="http://schemas.openxmlformats.org/drawingml/2006/main" noChangeAspect="1"/>
                   </wp:cNvGraphicFramePr>
@@ -1424,13 +1405,13 @@
                     <a:graphicData uri="http://schemas.openxmlformats.org/drawingml/2006/picture">
                       <pic:pic xmlns:pic="http://schemas.openxmlformats.org/drawingml/2006/picture">
                         <pic:nvPicPr>
-                          <pic:cNvPr id="3" name="Изображение3" descr="" title=""/>
+                          <pic:cNvPr id="2" name="Изображение3" descr="" title=""/>
                           <pic:cNvPicPr>
                             <a:picLocks noChangeAspect="1" noChangeArrowheads="1"/>
                           </pic:cNvPicPr>
                         </pic:nvPicPr>
                         <pic:blipFill>
-                          <a:blip r:embed="rId4"/>
+                          <a:blip r:embed="rId3"/>
                           <a:srcRect l="-143" t="-200" r="-143" b="-200"/>
                           <a:stretch>
                             <a:fillRect/>
@@ -1511,6 +1492,54 @@
               </w:rPr>
             </w:pPr>
             <w:r>
+              <w:drawing>
+                <wp:anchor behindDoc="0" distT="0" distB="0" distL="0" distR="0" simplePos="0" locked="0" layoutInCell="1" allowOverlap="1" relativeHeight="34">
+                  <wp:simplePos x="0" y="0"/>
+                  <wp:positionH relativeFrom="column">
+                    <wp:posOffset>3371850</wp:posOffset>
+                  </wp:positionH>
+                  <wp:positionV relativeFrom="paragraph">
+                    <wp:posOffset>134620</wp:posOffset>
+                  </wp:positionV>
+                  <wp:extent cx="1352550" cy="1257300"/>
+                  <wp:effectExtent l="0" t="0" r="0" b="0"/>
+                  <wp:wrapNone/>
+                  <wp:docPr id="3" name="Изображение2" descr="" title=""/>
+                  <wp:cNvGraphicFramePr>
+                    <a:graphicFrameLocks xmlns:a="http://schemas.openxmlformats.org/drawingml/2006/main" noChangeAspect="1"/>
+                  </wp:cNvGraphicFramePr>
+                  <a:graphic xmlns:a="http://schemas.openxmlformats.org/drawingml/2006/main">
+                    <a:graphicData uri="http://schemas.openxmlformats.org/drawingml/2006/picture">
+                      <pic:pic xmlns:pic="http://schemas.openxmlformats.org/drawingml/2006/picture">
+                        <pic:nvPicPr>
+                          <pic:cNvPr id="3" name="Изображение2" descr="" title=""/>
+                          <pic:cNvPicPr>
+                            <a:picLocks noChangeAspect="1" noChangeArrowheads="1"/>
+                          </pic:cNvPicPr>
+                        </pic:nvPicPr>
+                        <pic:blipFill>
+                          <a:blip r:embed="rId4"/>
+                          <a:srcRect l="-52" t="-56" r="-52" b="-56"/>
+                          <a:stretch>
+                            <a:fillRect/>
+                          </a:stretch>
+                        </pic:blipFill>
+                        <pic:spPr bwMode="auto">
+                          <a:xfrm>
+                            <a:off x="0" y="0"/>
+                            <a:ext cx="1352550" cy="1257300"/>
+                          </a:xfrm>
+                          <a:prstGeom prst="rect">
+                            <a:avLst/>
+                          </a:prstGeom>
+                        </pic:spPr>
+                      </pic:pic>
+                    </a:graphicData>
+                  </a:graphic>
+                </wp:anchor>
+              </w:drawing>
+            </w:r>
+            <w:r>
               <w:rPr>
                 <w:color w:val="404040"/>
               </w:rPr>
@@ -1577,6 +1606,8 @@
                 <w:b/>
                 <w:bCs/>
                 <w:color w:val="404040"/>
+                <w:highlight w:val="none"/>
+                <w:shd w:fill="auto" w:val="clear"/>
               </w:rPr>
             </w:pPr>
             <w:r>
@@ -1584,6 +1615,7 @@
                 <w:b/>
                 <w:bCs/>
                 <w:color w:val="404040"/>
+                <w:shd w:fill="auto" w:val="clear"/>
               </w:rPr>
             </w:r>
           </w:p>
@@ -1593,12 +1625,14 @@
               <w:ind w:hanging="0" w:start="0" w:end="0"/>
               <w:jc w:val="start"/>
               <w:rPr>
-                <w:color w:val="404040"/>
-                <w:highlight w:val="yellow"/>
-              </w:rPr>
-            </w:pPr>
-            <w:r>
-              <w:rPr/>
+                <w:highlight w:val="none"/>
+                <w:shd w:fill="auto" w:val="clear"/>
+              </w:rPr>
+            </w:pPr>
+            <w:r>
+              <w:rPr>
+                <w:shd w:fill="auto" w:val="clear"/>
+              </w:rPr>
               <w:t>{{first_responsible_fio}}</w:t>
             </w:r>
           </w:p>
@@ -1804,6 +1838,7 @@
               <w:rPr>
                 <w:rStyle w:val="Style21"/>
                 <w:color w:val="404040"/>
+                <w:shd w:fill="auto" w:val="clear"/>
               </w:rPr>
               <w:t>{{second_responsible_fio}}</w:t>
             </w:r>
@@ -2877,17 +2912,27 @@
       <w:bookmarkEnd w:id="3"/>
       <w:r>
         <w:rPr/>
-        <w:t>1. Общие положения</w:t>
-      </w:r>
-    </w:p>
-    <w:p>
-      <w:pPr>
-        <w:pStyle w:val="Normal"/>
-        <w:rPr/>
-      </w:pPr>
-      <w:r>
-        <w:rPr/>
-        <w:t>Основная профессиональная образовательная программа бакалавриата, реализуемая федеральным государственным бюджетным образовательным учреждением высшего образования «Северо-Осетинский государственный университет имени Коста Левановича Хетагурова» по направлению подготовки {{profile_full}}, представляет собой комплекс основных характеристик образования, разработанных и утвержденных с учетом требований рынка труда на основе Федерального государственного образовательного стандарта по соответствующему направлению подготовки высшего образования.</w:t>
+        <w:t>1. Общие положения</w:t>
+      </w:r>
+    </w:p>
+    <w:p>
+      <w:pPr>
+        <w:pStyle w:val="Normal"/>
+        <w:rPr/>
+      </w:pPr>
+      <w:r>
+        <w:rPr/>
+        <w:t>Основная профессиональная образовательная программа бакалавриата, реализуемая федеральным государственным бюджетным образовательным учреждением высшего образования «Северо-Осетинский государственный университет имени Коста Левановича Хетагурова» по направлению подготовки</w:t>
+      </w:r>
+      <w:r>
+        <w:rPr>
+          <w:shd w:fill="auto" w:val="clear"/>
+        </w:rPr>
+        <w:t xml:space="preserve"> {{profile_full}}, пре</w:t>
+      </w:r>
+      <w:r>
+        <w:rPr/>
+        <w:t>дставляет собой комплекс основных характеристик образования, разработанных и утвержденных с учетом требований рынка труда на основе Федерального государственного образовательного стандарта по соответствующему направлению подготовки высшего образования.</w:t>
       </w:r>
     </w:p>
     <w:p>
@@ -3231,7 +3276,20 @@
         <w:rPr>
           <w:lang w:bidi="ru-RU"/>
         </w:rPr>
-        <w:t>Программа бакалавриата по направлению подготовки {{profile_full}}, реализуется на государственном языке Российской Федерации – русском языке.</w:t>
+        <w:t>Программа бакалавриата по направлению подготовки</w:t>
+      </w:r>
+      <w:r>
+        <w:rPr>
+          <w:shd w:fill="auto" w:val="clear"/>
+          <w:lang w:bidi="ru-RU"/>
+        </w:rPr>
+        <w:t xml:space="preserve"> {{profile_full}}, </w:t>
+      </w:r>
+      <w:r>
+        <w:rPr>
+          <w:lang w:bidi="ru-RU"/>
+        </w:rPr>
+        <w:t>реализуется на государственном языке Российской Федерации – русском языке.</w:t>
       </w:r>
     </w:p>
     <w:p>
@@ -3353,7 +3411,20 @@
         <w:rPr>
           <w:lang w:bidi="ru-RU"/>
         </w:rPr>
-        <w:t xml:space="preserve">является формирование у студентов универсальных, общепрофессиональных и профессиональных компетенций, в соответствии с требованиями ФГОС ВО по направлению подготовки {{direction_code}} {{direction_name}}, позволяющих выпускнику успешно осуществлять свою профессиональную деятельность в </w:t>
+        <w:t>является формирование у студентов универсальных, общепрофессиональных и профессиональных компетенций, в соответствии с требованиями ФГОС ВО по направлению подготовки</w:t>
+      </w:r>
+      <w:r>
+        <w:rPr>
+          <w:shd w:fill="auto" w:val="clear"/>
+          <w:lang w:bidi="ru-RU"/>
+        </w:rPr>
+        <w:t xml:space="preserve"> {{direction_code}} {{direction_name}}, </w:t>
+      </w:r>
+      <w:r>
+        <w:rPr>
+          <w:lang w:bidi="ru-RU"/>
+        </w:rPr>
+        <w:t xml:space="preserve">позволяющих выпускнику успешно осуществлять свою профессиональную деятельность в </w:t>
       </w:r>
       <w:r>
         <w:rPr/>
@@ -3533,7 +3604,7 @@
       <w:bookmarkEnd w:id="16"/>
       <w:r>
         <w:rPr/>
-        <w:t>2. Характеристика профессиональной деятельности выпускника</w:t>
+        <w:t>2. Характеристика профессиональной деятельности выпускника</w:t>
       </w:r>
     </w:p>
     <w:p>
@@ -3566,28 +3637,42 @@
     <w:p>
       <w:pPr>
         <w:pStyle w:val="Normal"/>
-        <w:rPr/>
-      </w:pPr>
-      <w:r>
-        <w:rPr/>
+        <w:rPr>
+          <w:highlight w:val="none"/>
+          <w:shd w:fill="auto" w:val="clear"/>
+        </w:rPr>
+      </w:pPr>
+      <w:r>
+        <w:rPr>
+          <w:shd w:fill="auto" w:val="clear"/>
+        </w:rPr>
         <w:t xml:space="preserve">– </w:t>
       </w:r>
       <w:r>
-        <w:rPr/>
+        <w:rPr>
+          <w:shd w:fill="auto" w:val="clear"/>
+        </w:rPr>
         <w:t>{{area_06}};</w:t>
       </w:r>
     </w:p>
     <w:p>
       <w:pPr>
         <w:pStyle w:val="Normal"/>
-        <w:rPr/>
-      </w:pPr>
-      <w:r>
-        <w:rPr/>
+        <w:rPr>
+          <w:highlight w:val="none"/>
+          <w:shd w:fill="auto" w:val="clear"/>
+        </w:rPr>
+      </w:pPr>
+      <w:r>
+        <w:rPr>
+          <w:shd w:fill="auto" w:val="clear"/>
+        </w:rPr>
         <w:t xml:space="preserve">– </w:t>
       </w:r>
       <w:r>
-        <w:rPr/>
+        <w:rPr>
+          <w:shd w:fill="auto" w:val="clear"/>
+        </w:rPr>
         <w:t>{{area_40}}.</w:t>
       </w:r>
     </w:p>
@@ -3599,8 +3684,14 @@
       <w:bookmarkStart w:id="18" w:name="_Hlk58499252"/>
       <w:bookmarkEnd w:id="18"/>
       <w:r>
-        <w:rPr/>
-        <w:t>Выпускники также могут осуществлять профессиональную деятельность в других областях профессиональной деятельности и (или) сферах профессиональной деятельности при условии соответствия уровня их образования и полученных компетенций требованиям к квалификации работника.</w:t>
+        <w:rPr>
+          <w:shd w:fill="auto" w:val="clear"/>
+        </w:rPr>
+        <w:t>Выпускник</w:t>
+      </w:r>
+      <w:r>
+        <w:rPr/>
+        <w:t>и также могут осуществлять профессиональную деятельность в других областях профессиональной деятельности и (или) сферах профессиональной деятельности при условии соответствия уровня их образования и полученных компетенций требованиям к квалификации работника.</w:t>
       </w:r>
     </w:p>
     <w:p>
@@ -3646,7 +3737,7 @@
         </w:numPr>
         <w:tabs>
           <w:tab w:val="clear" w:pos="708"/>
-          <w:tab w:val="left" w:pos="993" w:leader="none"/>
+          <w:tab w:val="left" w:pos="1360" w:leader="none"/>
         </w:tabs>
         <w:ind w:firstLine="709" w:start="0" w:end="0"/>
         <w:rPr>
@@ -3675,7 +3766,7 @@
         </w:numPr>
         <w:tabs>
           <w:tab w:val="clear" w:pos="708"/>
-          <w:tab w:val="left" w:pos="993" w:leader="none"/>
+          <w:tab w:val="left" w:pos="1360" w:leader="none"/>
         </w:tabs>
         <w:ind w:firstLine="709" w:start="0" w:end="0"/>
         <w:rPr>
@@ -3704,7 +3795,7 @@
         </w:numPr>
         <w:tabs>
           <w:tab w:val="clear" w:pos="708"/>
-          <w:tab w:val="left" w:pos="993" w:leader="none"/>
+          <w:tab w:val="left" w:pos="1360" w:leader="none"/>
         </w:tabs>
         <w:ind w:firstLine="709" w:start="0" w:end="0"/>
         <w:rPr>
@@ -3733,7 +3824,7 @@
         </w:numPr>
         <w:tabs>
           <w:tab w:val="clear" w:pos="708"/>
-          <w:tab w:val="left" w:pos="993" w:leader="none"/>
+          <w:tab w:val="left" w:pos="1360" w:leader="none"/>
         </w:tabs>
         <w:ind w:firstLine="709" w:start="0" w:end="0"/>
         <w:rPr>
@@ -3762,7 +3853,7 @@
         </w:numPr>
         <w:tabs>
           <w:tab w:val="clear" w:pos="708"/>
-          <w:tab w:val="left" w:pos="993" w:leader="none"/>
+          <w:tab w:val="left" w:pos="1360" w:leader="none"/>
         </w:tabs>
         <w:ind w:firstLine="709" w:start="0" w:end="0"/>
         <w:rPr>
@@ -3791,7 +3882,7 @@
         </w:numPr>
         <w:tabs>
           <w:tab w:val="clear" w:pos="708"/>
-          <w:tab w:val="left" w:pos="993" w:leader="none"/>
+          <w:tab w:val="left" w:pos="1360" w:leader="none"/>
         </w:tabs>
         <w:ind w:firstLine="709" w:start="0" w:end="0"/>
         <w:rPr/>
@@ -3852,72 +3943,97 @@
         </w:tabs>
         <w:ind w:firstLine="709" w:end="0"/>
         <w:rPr>
-          <w:highlight w:val="none"/>
-          <w:shd w:fill="FF0000" w:val="clear"/>
-        </w:rPr>
-      </w:pPr>
-      <w:bookmarkStart w:id="23" w:name="_Hlk58499435_Копия_1"/>
-      <w:bookmarkEnd w:id="23"/>
+          <w:b w:val="false"/>
+          <w:bCs w:val="false"/>
+          <w:i w:val="false"/>
+          <w:i w:val="false"/>
+          <w:iCs w:val="false"/>
+        </w:rPr>
+      </w:pPr>
       <w:r>
         <w:rPr>
           <w:rFonts w:cs="Times New Roman" w:ascii="Times New Roman" w:hAnsi="Times New Roman"/>
-          <w:b/>
-          <w:i/>
+          <w:b w:val="false"/>
+          <w:bCs w:val="false"/>
+          <w:i w:val="false"/>
+          <w:iCs w:val="false"/>
+          <w:color w:val="111111"/>
           <w:sz w:val="24"/>
           <w:szCs w:val="24"/>
-          <w:shd w:fill="FF0000" w:val="clear"/>
-        </w:rPr>
-        <w:t xml:space="preserve">научно-исследовательский (основной): </w:t>
-      </w:r>
-    </w:p>
-    <w:p>
-      <w:pPr>
-        <w:pStyle w:val="Normal"/>
+          <w:shd w:fill="auto" w:val="clear"/>
+        </w:rPr>
+        <w:t xml:space="preserve">{{activity_1}}: </w:t>
+      </w:r>
+    </w:p>
+    <w:p>
+      <w:pPr>
+        <w:pStyle w:val="Style37"/>
+        <w:widowControl/>
         <w:tabs>
           <w:tab w:val="clear" w:pos="708"/>
           <w:tab w:val="left" w:pos="993" w:leader="none"/>
         </w:tabs>
-        <w:rPr>
-          <w:highlight w:val="none"/>
-          <w:shd w:fill="FF0000" w:val="clear"/>
-        </w:rPr>
-      </w:pPr>
-      <w:r>
-        <w:rPr>
-          <w:shd w:fill="FF0000" w:val="clear"/>
+        <w:suppressAutoHyphens w:val="true"/>
+        <w:bidi w:val="0"/>
+        <w:spacing w:before="0" w:after="0"/>
+        <w:ind w:firstLine="737" w:start="0" w:end="0"/>
+        <w:jc w:val="both"/>
+        <w:rPr>
+          <w:rFonts w:ascii="Times New Roman" w:hAnsi="Times New Roman"/>
+        </w:rPr>
+      </w:pPr>
+      <w:r>
+        <w:rPr>
+          <w:rFonts w:ascii="Times New Roman" w:hAnsi="Times New Roman"/>
+          <w:color w:val="111111"/>
+          <w:shd w:fill="FFFFFF" w:val="clear"/>
         </w:rPr>
         <w:t xml:space="preserve">– </w:t>
       </w:r>
       <w:r>
         <w:rPr>
-          <w:shd w:fill="FF0000" w:val="clear"/>
-        </w:rPr>
-        <w:t>{{activity_1}};</w:t>
-      </w:r>
-    </w:p>
-    <w:p>
-      <w:pPr>
-        <w:pStyle w:val="Normal"/>
+          <w:rFonts w:ascii="Times New Roman" w:hAnsi="Times New Roman"/>
+          <w:color w:val="111111"/>
+          <w:shd w:fill="81D41A" w:val="clear"/>
+        </w:rPr>
+        <w:t>участие в научно-исследовательских проектах в соответствии с профилем объекта профессиональной деятельности;</w:t>
+      </w:r>
+    </w:p>
+    <w:p>
+      <w:pPr>
+        <w:pStyle w:val="Style37"/>
+        <w:widowControl/>
         <w:tabs>
           <w:tab w:val="clear" w:pos="708"/>
           <w:tab w:val="left" w:pos="993" w:leader="none"/>
         </w:tabs>
-        <w:rPr>
+        <w:suppressAutoHyphens w:val="true"/>
+        <w:bidi w:val="0"/>
+        <w:spacing w:before="0" w:after="0"/>
+        <w:ind w:firstLine="737" w:start="0" w:end="0"/>
+        <w:jc w:val="both"/>
+        <w:rPr>
+          <w:rFonts w:ascii="Times New Roman" w:hAnsi="Times New Roman"/>
+          <w:color w:val="111111"/>
           <w:highlight w:val="none"/>
-          <w:shd w:fill="FF0000" w:val="clear"/>
-        </w:rPr>
-      </w:pPr>
-      <w:r>
-        <w:rPr>
-          <w:shd w:fill="FF0000" w:val="clear"/>
+          <w:shd w:fill="81D41A" w:val="clear"/>
+        </w:rPr>
+      </w:pPr>
+      <w:r>
+        <w:rPr>
+          <w:rFonts w:ascii="Times New Roman" w:hAnsi="Times New Roman"/>
+          <w:color w:val="111111"/>
+          <w:shd w:fill="FFFFFF" w:val="clear"/>
         </w:rPr>
         <w:t xml:space="preserve">– </w:t>
       </w:r>
       <w:r>
         <w:rPr>
-          <w:shd w:fill="FF0000" w:val="clear"/>
-        </w:rPr>
-        <w:t>{{activity_2}};</w:t>
+          <w:rFonts w:ascii="Times New Roman" w:hAnsi="Times New Roman"/>
+          <w:color w:val="111111"/>
+          <w:shd w:fill="81D41A" w:val="clear"/>
+        </w:rPr>
+        <w:t>применение наукоемких технологий и пакетов программ для решения прикладных задач в естественных науках, промышленности и бизнесе;</w:t>
       </w:r>
     </w:p>
     <w:p>
@@ -3929,33 +4045,26 @@
         </w:tabs>
         <w:ind w:firstLine="709" w:end="0"/>
         <w:rPr>
-          <w:highlight w:val="none"/>
-          <w:shd w:fill="FF0000" w:val="clear"/>
+          <w:b w:val="false"/>
+          <w:bCs w:val="false"/>
+          <w:i w:val="false"/>
+          <w:i w:val="false"/>
+          <w:iCs w:val="false"/>
         </w:rPr>
       </w:pPr>
       <w:r>
         <w:rPr>
           <w:rFonts w:cs="Times New Roman" w:ascii="Times New Roman" w:hAnsi="Times New Roman"/>
-          <w:b/>
-          <w:i/>
+          <w:b w:val="false"/>
+          <w:bCs w:val="false"/>
+          <w:i w:val="false"/>
+          <w:iCs w:val="false"/>
+          <w:color w:val="111111"/>
           <w:sz w:val="24"/>
           <w:szCs w:val="24"/>
-          <w:shd w:fill="FF0000" w:val="clear"/>
-        </w:rPr>
-        <w:t>проектный</w:t>
-      </w:r>
-      <w:r>
-        <w:rPr>
-          <w:rFonts w:cs="Times New Roman" w:ascii="Times New Roman" w:hAnsi="Times New Roman"/>
-          <w:b/>
-          <w:bCs/>
-          <w:i/>
-          <w:iCs/>
-          <w:sz w:val="24"/>
-          <w:szCs w:val="24"/>
-          <w:shd w:fill="FF0000" w:val="clear"/>
-        </w:rPr>
-        <w:t>:</w:t>
+          <w:shd w:fill="auto" w:val="clear"/>
+        </w:rPr>
+        <w:t>{{activity_2}}:</w:t>
       </w:r>
     </w:p>
     <w:p>
@@ -3966,34 +4075,21 @@
           <w:tab w:val="left" w:pos="993" w:leader="none"/>
         </w:tabs>
         <w:rPr>
-          <w:highlight w:val="none"/>
-          <w:shd w:fill="FF0000" w:val="clear"/>
-        </w:rPr>
-      </w:pPr>
-      <w:r>
-        <w:rPr>
-          <w:shd w:fill="FF0000" w:val="clear"/>
+          <w:rFonts w:ascii="Times New Roman" w:hAnsi="Times New Roman"/>
+        </w:rPr>
+      </w:pPr>
+      <w:r>
+        <w:rPr>
+          <w:color w:val="111111"/>
+          <w:shd w:fill="FFFFFF" w:val="clear"/>
         </w:rPr>
         <w:t xml:space="preserve">− </w:t>
       </w:r>
       <w:r>
         <w:rPr>
-          <w:shd w:fill="FF0000" w:val="clear"/>
-        </w:rPr>
-        <w:t>{{activity_</w:t>
-      </w:r>
-      <w:r>
-        <w:rPr>
-          <w:shd w:fill="FF0000" w:val="clear"/>
-          <w:lang w:val="en-US"/>
-        </w:rPr>
-        <w:t>3</w:t>
-      </w:r>
-      <w:r>
-        <w:rPr>
-          <w:shd w:fill="FF0000" w:val="clear"/>
-        </w:rPr>
-        <w:t>}};</w:t>
+          <w:shd w:fill="81D41A" w:val="clear"/>
+        </w:rPr>
+        <w:t>разработка архитектуры, алгоритмических и программных решений прикладного программного обеспечения;</w:t>
       </w:r>
     </w:p>
     <w:p>
@@ -4004,34 +4100,18 @@
           <w:tab w:val="left" w:pos="993" w:leader="none"/>
         </w:tabs>
         <w:rPr>
-          <w:highlight w:val="none"/>
-          <w:shd w:fill="FF0000" w:val="clear"/>
-        </w:rPr>
-      </w:pPr>
-      <w:r>
-        <w:rPr>
-          <w:shd w:fill="FF0000" w:val="clear"/>
-        </w:rPr>
+          <w:rFonts w:ascii="Times New Roman" w:hAnsi="Times New Roman"/>
+        </w:rPr>
+      </w:pPr>
+      <w:r>
+        <w:rPr/>
         <w:t xml:space="preserve">– </w:t>
       </w:r>
       <w:r>
         <w:rPr>
-          <w:shd w:fill="FF0000" w:val="clear"/>
-        </w:rPr>
-        <w:t>{{activity_</w:t>
-      </w:r>
-      <w:r>
-        <w:rPr>
-          <w:shd w:fill="FF0000" w:val="clear"/>
-          <w:lang w:val="en-US"/>
-        </w:rPr>
-        <w:t>4</w:t>
-      </w:r>
-      <w:r>
-        <w:rPr>
-          <w:shd w:fill="FF0000" w:val="clear"/>
-        </w:rPr>
-        <w:t>}};</w:t>
+          <w:shd w:fill="81D41A" w:val="clear"/>
+        </w:rPr>
+        <w:t>изучение и использование различных языков программирования, алгоритмов, библиотек и пакетов программ при разработке программного обеспечения;</w:t>
       </w:r>
     </w:p>
     <w:p>
@@ -4043,69 +4123,94 @@
         </w:tabs>
         <w:ind w:firstLine="709" w:end="0"/>
         <w:rPr>
-          <w:highlight w:val="none"/>
-          <w:shd w:fill="FF0000" w:val="clear"/>
+          <w:i w:val="false"/>
+          <w:i w:val="false"/>
+          <w:iCs w:val="false"/>
         </w:rPr>
       </w:pPr>
       <w:r>
         <w:rPr>
           <w:rFonts w:cs="Times New Roman" w:ascii="Times New Roman" w:hAnsi="Times New Roman"/>
           <w:b/>
-          <w:i/>
+          <w:i w:val="false"/>
+          <w:iCs w:val="false"/>
+          <w:color w:val="111111"/>
           <w:sz w:val="24"/>
           <w:szCs w:val="24"/>
-          <w:shd w:fill="FF0000" w:val="clear"/>
-        </w:rPr>
-        <w:t>производственно-технологический:</w:t>
+          <w:shd w:fill="auto" w:val="clear"/>
+        </w:rPr>
+        <w:t>{{</w:t>
+      </w:r>
+      <w:r>
+        <w:rPr>
+          <w:rFonts w:cs="Times New Roman" w:ascii="Times New Roman" w:hAnsi="Times New Roman"/>
+          <w:b w:val="false"/>
+          <w:bCs w:val="false"/>
+          <w:i w:val="false"/>
+          <w:iCs w:val="false"/>
+          <w:color w:val="111111"/>
+          <w:sz w:val="24"/>
+          <w:szCs w:val="24"/>
+          <w:shd w:fill="auto" w:val="clear"/>
+        </w:rPr>
+        <w:t>activity_</w:t>
+      </w:r>
+      <w:r>
+        <w:rPr>
+          <w:rFonts w:cs="Times New Roman" w:ascii="Times New Roman" w:hAnsi="Times New Roman"/>
+          <w:b w:val="false"/>
+          <w:bCs w:val="false"/>
+          <w:i w:val="false"/>
+          <w:iCs w:val="false"/>
+          <w:color w:val="111111"/>
+          <w:sz w:val="24"/>
+          <w:szCs w:val="24"/>
+          <w:shd w:fill="auto" w:val="clear"/>
+          <w:lang w:val="en-US"/>
+        </w:rPr>
+        <w:t>3</w:t>
       </w:r>
       <w:r>
         <w:rPr>
           <w:rFonts w:cs="Times New Roman" w:ascii="Times New Roman" w:hAnsi="Times New Roman"/>
           <w:b/>
-          <w:i/>
+          <w:i w:val="false"/>
+          <w:iCs w:val="false"/>
+          <w:color w:val="111111"/>
           <w:sz w:val="24"/>
           <w:szCs w:val="24"/>
-          <w:shd w:fill="FF0000" w:val="clear"/>
-        </w:rPr>
-        <w:t xml:space="preserve"> </w:t>
-      </w:r>
-    </w:p>
-    <w:p>
-      <w:pPr>
-        <w:pStyle w:val="Normal"/>
-        <w:tabs>
-          <w:tab w:val="clear" w:pos="708"/>
-          <w:tab w:val="left" w:pos="993" w:leader="none"/>
-        </w:tabs>
-        <w:rPr>
-          <w:highlight w:val="none"/>
-          <w:shd w:fill="FF0000" w:val="clear"/>
-        </w:rPr>
-      </w:pPr>
-      <w:r>
-        <w:rPr>
-          <w:shd w:fill="FF0000" w:val="clear"/>
+          <w:shd w:fill="auto" w:val="clear"/>
+        </w:rPr>
+        <w:t xml:space="preserve">}}: </w:t>
+      </w:r>
+    </w:p>
+    <w:p>
+      <w:pPr>
+        <w:pStyle w:val="Style37"/>
+        <w:widowControl/>
+        <w:suppressAutoHyphens w:val="true"/>
+        <w:bidi w:val="0"/>
+        <w:spacing w:before="0" w:after="0"/>
+        <w:ind w:firstLine="737" w:start="0" w:end="0"/>
+        <w:jc w:val="both"/>
+        <w:rPr>
+          <w:rFonts w:ascii="Times New Roman" w:hAnsi="Times New Roman"/>
+        </w:rPr>
+      </w:pPr>
+      <w:r>
+        <w:rPr>
+          <w:rFonts w:ascii="Times New Roman" w:hAnsi="Times New Roman"/>
+          <w:color w:val="111111"/>
+          <w:shd w:fill="FFFFFF" w:val="clear"/>
         </w:rPr>
         <w:t xml:space="preserve">– </w:t>
       </w:r>
       <w:r>
         <w:rPr>
-          <w:shd w:fill="FF0000" w:val="clear"/>
-        </w:rPr>
-        <w:t>{{activity_</w:t>
-      </w:r>
-      <w:r>
-        <w:rPr>
-          <w:shd w:fill="FF0000" w:val="clear"/>
-          <w:lang w:val="en-US"/>
-        </w:rPr>
-        <w:t>5</w:t>
-      </w:r>
-      <w:r>
-        <w:rPr>
-          <w:shd w:fill="FF0000" w:val="clear"/>
-        </w:rPr>
-        <w:t xml:space="preserve">}}. </w:t>
+          <w:rFonts w:ascii="Times New Roman" w:hAnsi="Times New Roman"/>
+          <w:shd w:fill="81D41A" w:val="clear"/>
+        </w:rPr>
+        <w:t xml:space="preserve">разработка программного и информационного обеспечения компьютерных систем, автоматизированных систем, сервисов и распределенных баз данных. </w:t>
       </w:r>
     </w:p>
     <w:p>
@@ -4122,8 +4227,8 @@
           <w:shd w:fill="FFFFFF" w:val="clear"/>
         </w:rPr>
       </w:pPr>
-      <w:bookmarkStart w:id="24" w:name="__RefHeading___Toc146271775"/>
-      <w:bookmarkEnd w:id="24"/>
+      <w:bookmarkStart w:id="23" w:name="__RefHeading___Toc146271775"/>
+      <w:bookmarkEnd w:id="23"/>
       <w:r>
         <w:rPr>
           <w:shd w:fill="FFFFFF" w:val="clear"/>
@@ -4132,7 +4237,13 @@
       </w:r>
       <w:r>
         <w:rPr/>
-        <w:t xml:space="preserve"> соответствующие профессиональной деятельности выпускника:</w:t>
+        <w:t xml:space="preserve"> соответствующие профессиональной деят</w:t>
+      </w:r>
+      <w:r>
+        <w:rPr>
+          <w:shd w:fill="auto" w:val="clear"/>
+        </w:rPr>
+        <w:t>ельности выпускника:</w:t>
       </w:r>
     </w:p>
     <w:p>
@@ -4148,22 +4259,22 @@
         </w:tabs>
         <w:ind w:firstLine="709" w:start="0" w:end="0"/>
         <w:rPr>
+          <w:highlight w:val="none"/>
+          <w:shd w:fill="auto" w:val="clear"/>
+        </w:rPr>
+      </w:pPr>
+      <w:r>
+        <w:rPr>
           <w:szCs w:val="24"/>
-          <w:shd w:fill="FFFFFF" w:val="clear"/>
-        </w:rPr>
-      </w:pPr>
+          <w:shd w:fill="auto" w:val="clear"/>
+        </w:rPr>
+        <w:t>{{prof_standard_1}}</w:t>
+      </w:r>
+      <w:bookmarkStart w:id="24" w:name="_Hlk146272329"/>
       <w:r>
         <w:rPr>
           <w:szCs w:val="24"/>
-          <w:shd w:fill="FFFFFF" w:val="clear"/>
-        </w:rPr>
-        <w:t>{{prof_standard_1}}</w:t>
-      </w:r>
-      <w:bookmarkStart w:id="25" w:name="_Hlk146272329"/>
-      <w:r>
-        <w:rPr>
-          <w:szCs w:val="24"/>
-          <w:shd w:fill="FFFFFF" w:val="clear"/>
+          <w:shd w:fill="auto" w:val="clear"/>
         </w:rPr>
         <w:t>;</w:t>
       </w:r>
@@ -4181,15 +4292,15 @@
         </w:tabs>
         <w:ind w:firstLine="720" w:start="0" w:end="0"/>
         <w:rPr>
+          <w:highlight w:val="none"/>
+          <w:shd w:fill="auto" w:val="clear"/>
+        </w:rPr>
+      </w:pPr>
+      <w:bookmarkEnd w:id="24"/>
+      <w:r>
+        <w:rPr>
           <w:szCs w:val="24"/>
-          <w:shd w:fill="FFFFFF" w:val="clear"/>
-        </w:rPr>
-      </w:pPr>
-      <w:bookmarkEnd w:id="25"/>
-      <w:r>
-        <w:rPr>
-          <w:szCs w:val="24"/>
-          <w:shd w:fill="FFFFFF" w:val="clear"/>
+          <w:shd w:fill="auto" w:val="clear"/>
         </w:rPr>
         <w:t>{{prof_standard_2}};</w:t>
       </w:r>
@@ -4206,12 +4317,15 @@
           <w:tab w:val="left" w:pos="993" w:leader="none"/>
         </w:tabs>
         <w:ind w:firstLine="720" w:start="0" w:end="0"/>
-        <w:rPr/>
+        <w:rPr>
+          <w:highlight w:val="none"/>
+          <w:shd w:fill="auto" w:val="clear"/>
+        </w:rPr>
       </w:pPr>
       <w:r>
         <w:rPr>
           <w:szCs w:val="24"/>
-          <w:shd w:fill="FFFFFF" w:val="clear"/>
+          <w:shd w:fill="auto" w:val="clear"/>
         </w:rPr>
         <w:t>{{prof_standard_3}}.</w:t>
       </w:r>
@@ -4221,24 +4335,30 @@
         <w:pStyle w:val="Normal"/>
         <w:rPr/>
       </w:pPr>
-      <w:bookmarkStart w:id="26" w:name="_Hlk146273380"/>
-      <w:bookmarkEnd w:id="26"/>
-      <w:r>
-        <w:rPr/>
-        <w:t xml:space="preserve">В соответствии с основными областями профессиональной деятельности ОПОП ВО, в которых выпускники, освоившие программу, могут осуществлять профессиональную деятельность и выбранными профессиональными стандартами выпускник готовиться к выполнению следующих обобщенных трудовых функций: </w:t>
-      </w:r>
-    </w:p>
-    <w:p>
-      <w:pPr>
-        <w:pStyle w:val="Normal"/>
-        <w:rPr/>
-      </w:pPr>
-      <w:r>
-        <w:rPr/>
-      </w:r>
+      <w:bookmarkStart w:id="25" w:name="_Hlk146273380"/>
+      <w:bookmarkEnd w:id="25"/>
+      <w:r>
+        <w:rPr>
+          <w:shd w:fill="auto" w:val="clear"/>
+        </w:rPr>
+        <w:t>В соответствии с основн</w:t>
+      </w:r>
+      <w:r>
+        <w:rPr/>
+        <w:t xml:space="preserve">ыми областями профессиональной деятельности ОПОП ВО, в которых выпускники, освоившие программу, могут осуществлять профессиональную деятельность и выбранными профессиональными стандартами выпускник готовиться к выполнению следующих обобщенных трудовых функций: </w:t>
+      </w:r>
+    </w:p>
+    <w:p>
+      <w:pPr>
+        <w:pStyle w:val="Normal"/>
+        <w:rPr/>
+      </w:pPr>
+      <w:r>
+        <w:rPr/>
+      </w:r>
+      <w:bookmarkStart w:id="26" w:name="_Hlk146273380_Копия_1"/>
       <w:bookmarkStart w:id="27" w:name="_Hlk146273380_Копия_1"/>
-      <w:bookmarkStart w:id="28" w:name="_Hlk146273380_Копия_1"/>
-      <w:bookmarkEnd w:id="28"/>
+      <w:bookmarkEnd w:id="27"/>
     </w:p>
     <w:tbl>
       <w:tblPr>
@@ -4285,8 +4405,8 @@
                 <w:sz w:val="22"/>
               </w:rPr>
             </w:pPr>
-            <w:bookmarkStart w:id="29" w:name="_Hlk146273423"/>
-            <w:bookmarkEnd w:id="29"/>
+            <w:bookmarkStart w:id="28" w:name="_Hlk146273423"/>
+            <w:bookmarkEnd w:id="28"/>
             <w:r>
               <w:rPr>
                 <w:color w:val="26282F"/>
@@ -6646,8 +6766,8 @@
         <w:ind w:hanging="0" w:start="851" w:end="851"/>
         <w:rPr/>
       </w:pPr>
-      <w:bookmarkStart w:id="30" w:name="__RefHeading___Toc146271776"/>
-      <w:bookmarkEnd w:id="30"/>
+      <w:bookmarkStart w:id="29" w:name="__RefHeading___Toc146271776"/>
+      <w:bookmarkEnd w:id="29"/>
       <w:r>
         <w:rPr/>
         <w:t>3. Компетенции выпускника, формируемые в результате освоения данной ОПОП ВО</w:t>
@@ -6815,16 +6935,26 @@
               <w:ind w:hanging="0" w:start="0" w:end="0"/>
               <w:jc w:val="start"/>
               <w:rPr>
-                <w:szCs w:val="24"/>
-                <w:highlight w:val="yellow"/>
-              </w:rPr>
-            </w:pPr>
-            <w:r>
-              <w:rPr>
-                <w:szCs w:val="24"/>
-                <w:highlight w:val="yellow"/>
-              </w:rPr>
-              <w:t>Системное и критическое мышление</w:t>
+                <w:color w:val="111111"/>
+                <w:szCs w:val="24"/>
+                <w:highlight w:val="none"/>
+                <w:shd w:fill="auto" w:val="clear"/>
+              </w:rPr>
+            </w:pPr>
+            <w:r>
+              <w:rPr>
+                <w:rFonts w:ascii="Menlo;Monaco;Consolas;Cascadia Mono;Ubuntu Mono;DejaVu Sans Mono;Liberation Mono;JetBrains Mono;Fira Code;Cousine;Roboto Mono;Courier New;Courier;sans-serif;system-ui" w:hAnsi="Menlo;Monaco;Consolas;Cascadia Mono;Ubuntu Mono;DejaVu Sans Mono;Liberation Mono;JetBrains Mono;Fira Code;Cousine;Roboto Mono;Courier New;Courier;sans-serif;system-ui"/>
+                <w:b w:val="false"/>
+                <w:i w:val="false"/>
+                <w:caps w:val="false"/>
+                <w:smallCaps w:val="false"/>
+                <w:color w:val="111111"/>
+                <w:spacing w:val="0"/>
+                <w:sz w:val="21"/>
+                <w:szCs w:val="24"/>
+                <w:shd w:fill="auto" w:val="clear"/>
+              </w:rPr>
+              <w:t>{{START_TABLE:universal}}</w:t>
             </w:r>
           </w:p>
         </w:tc>
@@ -6842,23 +6972,14 @@
             <w:pPr>
               <w:pStyle w:val="Normal"/>
               <w:ind w:hanging="0" w:start="0" w:end="0"/>
-              <w:rPr/>
-            </w:pPr>
-            <w:r>
-              <w:rPr>
-                <w:b/>
-                <w:iCs/>
-                <w:szCs w:val="24"/>
-                <w:highlight w:val="yellow"/>
-              </w:rPr>
-              <w:t xml:space="preserve">УК-1. </w:t>
-            </w:r>
-            <w:r>
-              <w:rPr>
-                <w:szCs w:val="24"/>
-                <w:highlight w:val="yellow"/>
-              </w:rPr>
-              <w:t>Способен осуществлять поиск, критический анализ и синтез информации, применять системный подход для решения поставленных задач.</w:t>
+              <w:rPr>
+                <w:szCs w:val="24"/>
+              </w:rPr>
+            </w:pPr>
+            <w:r>
+              <w:rPr>
+                <w:szCs w:val="24"/>
+              </w:rPr>
             </w:r>
           </w:p>
         </w:tc>
@@ -6877,1364 +6998,24 @@
               <w:pStyle w:val="Default"/>
               <w:jc w:val="both"/>
               <w:rPr>
-                <w:highlight w:val="green"/>
-              </w:rPr>
-            </w:pPr>
-            <w:r>
-              <w:rPr>
-                <w:highlight w:val="green"/>
-              </w:rPr>
-              <w:t>УК-1.1. Знает принципы сбора, отбора и обобще</w:t>
-              <w:softHyphen/>
-              <w:t>ния информации.</w:t>
-            </w:r>
-          </w:p>
-          <w:p>
-            <w:pPr>
-              <w:pStyle w:val="Default"/>
-              <w:jc w:val="both"/>
-              <w:rPr>
-                <w:highlight w:val="green"/>
-              </w:rPr>
-            </w:pPr>
-            <w:r>
-              <w:rPr>
-                <w:highlight w:val="green"/>
-              </w:rPr>
-              <w:t>УК-1.2. Умеет соотносить разнородные явления и систематизировать их в рамках избранных видов профессиональной деятельности.</w:t>
-            </w:r>
-          </w:p>
-          <w:p>
-            <w:pPr>
-              <w:pStyle w:val="Default"/>
-              <w:jc w:val="both"/>
-              <w:rPr>
-                <w:highlight w:val="green"/>
-              </w:rPr>
-            </w:pPr>
-            <w:r>
-              <w:rPr>
-                <w:highlight w:val="green"/>
-              </w:rPr>
-              <w:t>УК-1.3. Имеет практический опыт работы с информационными источниками, опыт научного поиска, создания научных текстов.</w:t>
-            </w:r>
-          </w:p>
-        </w:tc>
-      </w:tr>
-      <w:tr>
-        <w:trPr/>
-        <w:tc>
-          <w:tcPr>
-            <w:tcW w:w="1951" w:type="dxa"/>
-            <w:tcBorders>
-              <w:top w:val="single" w:sz="4" w:space="0" w:color="000000"/>
-              <w:start w:val="single" w:sz="4" w:space="0" w:color="000000"/>
-              <w:bottom w:val="single" w:sz="4" w:space="0" w:color="000000"/>
-              <w:end w:val="single" w:sz="4" w:space="0" w:color="000000"/>
-            </w:tcBorders>
-          </w:tcPr>
-          <w:p>
-            <w:pPr>
-              <w:pStyle w:val="Normal"/>
-              <w:ind w:hanging="0" w:start="0" w:end="0"/>
-              <w:jc w:val="start"/>
-              <w:rPr>
-                <w:szCs w:val="24"/>
-                <w:highlight w:val="yellow"/>
-              </w:rPr>
-            </w:pPr>
-            <w:r>
-              <w:rPr>
-                <w:szCs w:val="24"/>
-                <w:highlight w:val="yellow"/>
-              </w:rPr>
-              <w:t>Разработка и реализация проектов</w:t>
-            </w:r>
-          </w:p>
-        </w:tc>
-        <w:tc>
-          <w:tcPr>
-            <w:tcW w:w="2552" w:type="dxa"/>
-            <w:tcBorders>
-              <w:top w:val="single" w:sz="4" w:space="0" w:color="000000"/>
-              <w:start w:val="single" w:sz="4" w:space="0" w:color="000000"/>
-              <w:bottom w:val="single" w:sz="4" w:space="0" w:color="000000"/>
-              <w:end w:val="single" w:sz="4" w:space="0" w:color="000000"/>
-            </w:tcBorders>
-          </w:tcPr>
-          <w:p>
-            <w:pPr>
-              <w:pStyle w:val="Normal"/>
-              <w:ind w:hanging="0" w:start="0" w:end="0"/>
-              <w:rPr/>
-            </w:pPr>
-            <w:r>
-              <w:rPr>
-                <w:b/>
-                <w:iCs/>
-                <w:szCs w:val="24"/>
-                <w:highlight w:val="yellow"/>
-              </w:rPr>
-              <w:t xml:space="preserve">УК-2. </w:t>
-            </w:r>
-            <w:r>
-              <w:rPr>
-                <w:szCs w:val="24"/>
-                <w:highlight w:val="yellow"/>
-              </w:rPr>
-              <w:t>Способен определять круг задач в рамках поставленной цели и выбирать оптимальные способы их решения, исходя из действующих правовых норм, имеющихся ресурсов и ограничений.</w:t>
-            </w:r>
-          </w:p>
-        </w:tc>
-        <w:tc>
-          <w:tcPr>
-            <w:tcW w:w="5244" w:type="dxa"/>
-            <w:tcBorders>
-              <w:top w:val="single" w:sz="4" w:space="0" w:color="000000"/>
-              <w:start w:val="single" w:sz="4" w:space="0" w:color="000000"/>
-              <w:bottom w:val="single" w:sz="4" w:space="0" w:color="000000"/>
-              <w:end w:val="single" w:sz="4" w:space="0" w:color="000000"/>
-            </w:tcBorders>
-          </w:tcPr>
-          <w:p>
-            <w:pPr>
-              <w:pStyle w:val="Normal"/>
-              <w:ind w:hanging="0" w:start="0" w:end="0"/>
-              <w:rPr>
-                <w:bCs/>
-                <w:szCs w:val="24"/>
-                <w:highlight w:val="green"/>
-              </w:rPr>
-            </w:pPr>
-            <w:r>
-              <w:rPr>
-                <w:szCs w:val="24"/>
-                <w:highlight w:val="green"/>
-              </w:rPr>
-              <w:t>УК-2.1. Знает виды ресурсов и ограничений для решения профессиональных задач; основные методы оценки разных способов решения задач; действующее законодательство и правовые нормы, регулирующие профессиональную деятельность.</w:t>
-            </w:r>
-          </w:p>
-          <w:p>
-            <w:pPr>
-              <w:pStyle w:val="Normal"/>
-              <w:ind w:hanging="0" w:start="0" w:end="0"/>
-              <w:rPr>
-                <w:szCs w:val="24"/>
-                <w:highlight w:val="green"/>
-              </w:rPr>
-            </w:pPr>
-            <w:r>
-              <w:rPr>
-                <w:bCs/>
-                <w:szCs w:val="24"/>
-                <w:highlight w:val="green"/>
-              </w:rPr>
-              <w:t xml:space="preserve">УК-2.2. Умеет: проектировать </w:t>
-            </w:r>
-            <w:r>
-              <w:rPr>
-                <w:szCs w:val="24"/>
-                <w:highlight w:val="green"/>
-              </w:rPr>
-              <w:t xml:space="preserve">решение конкретной задачи, выбирая оптимальный способ ее решения, исходя из действующих правовых норм и имеющихся ресурсов и ограничений; </w:t>
-            </w:r>
-            <w:r>
-              <w:rPr>
-                <w:bCs/>
-                <w:szCs w:val="24"/>
-                <w:highlight w:val="green"/>
-              </w:rPr>
-              <w:t>ф</w:t>
-            </w:r>
-            <w:r>
-              <w:rPr>
-                <w:szCs w:val="24"/>
-                <w:highlight w:val="green"/>
-              </w:rPr>
-              <w:t>ормулировать в рамках поставленной цели совокупность взаимосвязанных задач, обеспечивающих ее достижение, и определять ожидаемые результаты их решения.</w:t>
-            </w:r>
-          </w:p>
-          <w:p>
-            <w:pPr>
-              <w:pStyle w:val="Normal"/>
-              <w:ind w:hanging="0" w:start="0" w:end="0"/>
-              <w:rPr>
-                <w:szCs w:val="24"/>
-                <w:highlight w:val="green"/>
-              </w:rPr>
-            </w:pPr>
-            <w:r>
-              <w:rPr>
-                <w:szCs w:val="24"/>
-                <w:highlight w:val="green"/>
-              </w:rPr>
-              <w:t>УК-2.3. Имеет практический опыт применения нормативной базы и решения задач в области избранных видов профессиональной деятельности.</w:t>
-            </w:r>
-          </w:p>
-        </w:tc>
-      </w:tr>
-      <w:tr>
-        <w:trPr/>
-        <w:tc>
-          <w:tcPr>
-            <w:tcW w:w="1951" w:type="dxa"/>
-            <w:tcBorders>
-              <w:top w:val="single" w:sz="4" w:space="0" w:color="000000"/>
-              <w:start w:val="single" w:sz="4" w:space="0" w:color="000000"/>
-              <w:bottom w:val="single" w:sz="4" w:space="0" w:color="000000"/>
-              <w:end w:val="single" w:sz="4" w:space="0" w:color="000000"/>
-            </w:tcBorders>
-          </w:tcPr>
-          <w:p>
-            <w:pPr>
-              <w:pStyle w:val="Normal"/>
-              <w:ind w:hanging="0" w:start="0" w:end="0"/>
-              <w:jc w:val="start"/>
-              <w:rPr>
-                <w:szCs w:val="24"/>
-                <w:highlight w:val="yellow"/>
-              </w:rPr>
-            </w:pPr>
-            <w:r>
-              <w:rPr>
-                <w:szCs w:val="24"/>
-                <w:highlight w:val="yellow"/>
-              </w:rPr>
-              <w:t>Командная работа и лидерство</w:t>
-            </w:r>
-          </w:p>
-        </w:tc>
-        <w:tc>
-          <w:tcPr>
-            <w:tcW w:w="2552" w:type="dxa"/>
-            <w:tcBorders>
-              <w:top w:val="single" w:sz="4" w:space="0" w:color="000000"/>
-              <w:start w:val="single" w:sz="4" w:space="0" w:color="000000"/>
-              <w:bottom w:val="single" w:sz="4" w:space="0" w:color="000000"/>
-              <w:end w:val="single" w:sz="4" w:space="0" w:color="000000"/>
-            </w:tcBorders>
-          </w:tcPr>
-          <w:p>
-            <w:pPr>
-              <w:pStyle w:val="Normal"/>
-              <w:ind w:hanging="0" w:start="0" w:end="0"/>
-              <w:rPr/>
-            </w:pPr>
-            <w:r>
-              <w:rPr>
-                <w:b/>
-                <w:iCs/>
-                <w:szCs w:val="24"/>
-                <w:highlight w:val="yellow"/>
-              </w:rPr>
-              <w:t xml:space="preserve">УК-3. </w:t>
-            </w:r>
-            <w:r>
-              <w:rPr>
-                <w:szCs w:val="24"/>
-                <w:highlight w:val="yellow"/>
-              </w:rPr>
-              <w:t>Способен осуществлять социальное взаимодействие и реализовывать свою роль в команде.</w:t>
-            </w:r>
-          </w:p>
-        </w:tc>
-        <w:tc>
-          <w:tcPr>
-            <w:tcW w:w="5244" w:type="dxa"/>
-            <w:tcBorders>
-              <w:top w:val="single" w:sz="4" w:space="0" w:color="000000"/>
-              <w:start w:val="single" w:sz="4" w:space="0" w:color="000000"/>
-              <w:bottom w:val="single" w:sz="4" w:space="0" w:color="000000"/>
-              <w:end w:val="single" w:sz="4" w:space="0" w:color="000000"/>
-            </w:tcBorders>
-          </w:tcPr>
-          <w:p>
-            <w:pPr>
-              <w:pStyle w:val="Default"/>
-              <w:jc w:val="both"/>
-              <w:rPr>
-                <w:highlight w:val="green"/>
-              </w:rPr>
-            </w:pPr>
-            <w:r>
-              <w:rPr>
-                <w:highlight w:val="green"/>
-              </w:rPr>
-              <w:t>УК-3.1. Знает различные приемы и способы социализации личности и социального взаимодействия.</w:t>
-            </w:r>
-          </w:p>
-          <w:p>
-            <w:pPr>
-              <w:pStyle w:val="Default"/>
-              <w:jc w:val="both"/>
-              <w:rPr>
-                <w:szCs w:val="24"/>
-                <w:highlight w:val="green"/>
-              </w:rPr>
-            </w:pPr>
-            <w:r>
-              <w:rPr>
-                <w:highlight w:val="green"/>
-              </w:rPr>
-              <w:t>УК-3.2. Умеет строить отношения с окружающими людьми, с коллегами.</w:t>
-            </w:r>
-          </w:p>
-          <w:p>
-            <w:pPr>
-              <w:pStyle w:val="Normal"/>
-              <w:ind w:hanging="0" w:start="0" w:end="0"/>
-              <w:rPr>
-                <w:szCs w:val="24"/>
-                <w:highlight w:val="green"/>
-              </w:rPr>
-            </w:pPr>
-            <w:r>
-              <w:rPr>
-                <w:szCs w:val="24"/>
-                <w:highlight w:val="green"/>
-              </w:rPr>
-              <w:t>УК-3.3. Имеет практический опыт участия в командной работе, в социальных проектах, распределения ролей в условиях командного взаимодействия.</w:t>
-            </w:r>
-          </w:p>
-        </w:tc>
-      </w:tr>
-      <w:tr>
-        <w:trPr/>
-        <w:tc>
-          <w:tcPr>
-            <w:tcW w:w="1951" w:type="dxa"/>
-            <w:tcBorders>
-              <w:top w:val="single" w:sz="4" w:space="0" w:color="000000"/>
-              <w:start w:val="single" w:sz="4" w:space="0" w:color="000000"/>
-              <w:bottom w:val="single" w:sz="4" w:space="0" w:color="000000"/>
-              <w:end w:val="single" w:sz="4" w:space="0" w:color="000000"/>
-            </w:tcBorders>
-          </w:tcPr>
-          <w:p>
-            <w:pPr>
-              <w:pStyle w:val="Normal"/>
-              <w:ind w:hanging="0" w:start="0" w:end="0"/>
-              <w:rPr>
-                <w:szCs w:val="24"/>
-                <w:highlight w:val="yellow"/>
-              </w:rPr>
-            </w:pPr>
-            <w:r>
-              <w:rPr>
-                <w:szCs w:val="24"/>
-                <w:highlight w:val="yellow"/>
-              </w:rPr>
-              <w:t>Коммуникация</w:t>
-            </w:r>
-          </w:p>
-        </w:tc>
-        <w:tc>
-          <w:tcPr>
-            <w:tcW w:w="2552" w:type="dxa"/>
-            <w:tcBorders>
-              <w:top w:val="single" w:sz="4" w:space="0" w:color="000000"/>
-              <w:start w:val="single" w:sz="4" w:space="0" w:color="000000"/>
-              <w:bottom w:val="single" w:sz="4" w:space="0" w:color="000000"/>
-              <w:end w:val="single" w:sz="4" w:space="0" w:color="000000"/>
-            </w:tcBorders>
-          </w:tcPr>
-          <w:p>
-            <w:pPr>
-              <w:pStyle w:val="Normal"/>
-              <w:ind w:hanging="0" w:start="0" w:end="0"/>
-              <w:rPr/>
-            </w:pPr>
-            <w:r>
-              <w:rPr>
-                <w:b/>
-                <w:iCs/>
-                <w:szCs w:val="24"/>
-                <w:highlight w:val="yellow"/>
-              </w:rPr>
-              <w:t xml:space="preserve">УК-4. </w:t>
-            </w:r>
-            <w:r>
-              <w:rPr>
-                <w:szCs w:val="24"/>
-                <w:highlight w:val="yellow"/>
-              </w:rPr>
-              <w:t>Способен осуществлять деловую коммуникацию в устной и письменной формах на государственном языке Российской Федерации и иностранном (-ых) языке (ах).</w:t>
-            </w:r>
-          </w:p>
-        </w:tc>
-        <w:tc>
-          <w:tcPr>
-            <w:tcW w:w="5244" w:type="dxa"/>
-            <w:tcBorders>
-              <w:top w:val="single" w:sz="4" w:space="0" w:color="000000"/>
-              <w:start w:val="single" w:sz="4" w:space="0" w:color="000000"/>
-              <w:bottom w:val="single" w:sz="4" w:space="0" w:color="000000"/>
-              <w:end w:val="single" w:sz="4" w:space="0" w:color="000000"/>
-            </w:tcBorders>
-          </w:tcPr>
-          <w:p>
-            <w:pPr>
-              <w:pStyle w:val="Default"/>
-              <w:jc w:val="both"/>
-              <w:rPr>
-                <w:szCs w:val="24"/>
-                <w:highlight w:val="green"/>
-              </w:rPr>
-            </w:pPr>
-            <w:r>
-              <w:rPr>
-                <w:highlight w:val="green"/>
-              </w:rPr>
-              <w:t>УК-4.1. Знает литературную форму государственного языка, основы устной и письменной коммуникации на иностранном языке, функциональные стили родного языка, требования к деловой коммуникации.</w:t>
-            </w:r>
-          </w:p>
-          <w:p>
-            <w:pPr>
-              <w:pStyle w:val="Normal"/>
-              <w:ind w:hanging="0" w:start="0" w:end="0"/>
-              <w:rPr>
-                <w:szCs w:val="24"/>
-                <w:highlight w:val="green"/>
-              </w:rPr>
-            </w:pPr>
-            <w:r>
-              <w:rPr>
-                <w:szCs w:val="24"/>
-                <w:highlight w:val="green"/>
-              </w:rPr>
-              <w:t>УК-4.2. Умеет выражать свои мысли на государственном, родном и иностранном языках в ситуации деловой коммуникации.</w:t>
-            </w:r>
-          </w:p>
-          <w:p>
-            <w:pPr>
-              <w:pStyle w:val="Normal"/>
-              <w:ind w:hanging="0" w:start="0" w:end="0"/>
-              <w:rPr>
-                <w:szCs w:val="24"/>
-                <w:highlight w:val="green"/>
-              </w:rPr>
-            </w:pPr>
-            <w:r>
-              <w:rPr>
-                <w:szCs w:val="24"/>
-                <w:highlight w:val="green"/>
-              </w:rPr>
-              <w:t>УК-4.3. Имеет практический опыт составления текстов на государственном и родном языках, опыт перевода текстов с иностранного языка на родной, опыт говорения на государственном и иностранном языках.</w:t>
-            </w:r>
-          </w:p>
-        </w:tc>
-      </w:tr>
-      <w:tr>
-        <w:trPr/>
-        <w:tc>
-          <w:tcPr>
-            <w:tcW w:w="1951" w:type="dxa"/>
-            <w:tcBorders>
-              <w:top w:val="single" w:sz="4" w:space="0" w:color="000000"/>
-              <w:start w:val="single" w:sz="4" w:space="0" w:color="000000"/>
-              <w:bottom w:val="single" w:sz="4" w:space="0" w:color="000000"/>
-              <w:end w:val="single" w:sz="4" w:space="0" w:color="000000"/>
-            </w:tcBorders>
-          </w:tcPr>
-          <w:p>
-            <w:pPr>
-              <w:pStyle w:val="Normal"/>
-              <w:ind w:hanging="0" w:start="0" w:end="0"/>
-              <w:jc w:val="start"/>
-              <w:rPr>
-                <w:szCs w:val="24"/>
-                <w:highlight w:val="yellow"/>
-              </w:rPr>
-            </w:pPr>
-            <w:r>
-              <w:rPr>
-                <w:szCs w:val="24"/>
-                <w:highlight w:val="yellow"/>
-              </w:rPr>
-              <w:t>Межкультурное взаимодействие</w:t>
-            </w:r>
-          </w:p>
-        </w:tc>
-        <w:tc>
-          <w:tcPr>
-            <w:tcW w:w="2552" w:type="dxa"/>
-            <w:tcBorders>
-              <w:top w:val="single" w:sz="4" w:space="0" w:color="000000"/>
-              <w:start w:val="single" w:sz="4" w:space="0" w:color="000000"/>
-              <w:bottom w:val="single" w:sz="4" w:space="0" w:color="000000"/>
-              <w:end w:val="single" w:sz="4" w:space="0" w:color="000000"/>
-            </w:tcBorders>
-          </w:tcPr>
-          <w:p>
-            <w:pPr>
-              <w:pStyle w:val="Normal"/>
-              <w:ind w:hanging="0" w:start="0" w:end="0"/>
-              <w:rPr/>
-            </w:pPr>
-            <w:r>
-              <w:rPr>
-                <w:b/>
-                <w:iCs/>
-                <w:szCs w:val="24"/>
-                <w:highlight w:val="yellow"/>
-              </w:rPr>
-              <w:t xml:space="preserve">УК-5. </w:t>
-            </w:r>
-            <w:r>
-              <w:rPr>
-                <w:szCs w:val="24"/>
-                <w:highlight w:val="yellow"/>
-              </w:rPr>
-              <w:t>Способен воспринимать межкультурное разнообразие общества в социально-исто</w:t>
-              <w:softHyphen/>
-              <w:t>рическом, этическом и философском контекст</w:t>
-              <w:softHyphen/>
-              <w:t>ах.</w:t>
-            </w:r>
-          </w:p>
-        </w:tc>
-        <w:tc>
-          <w:tcPr>
-            <w:tcW w:w="5244" w:type="dxa"/>
-            <w:tcBorders>
-              <w:top w:val="single" w:sz="4" w:space="0" w:color="000000"/>
-              <w:start w:val="single" w:sz="4" w:space="0" w:color="000000"/>
-              <w:bottom w:val="single" w:sz="4" w:space="0" w:color="000000"/>
-              <w:end w:val="single" w:sz="4" w:space="0" w:color="000000"/>
-            </w:tcBorders>
-          </w:tcPr>
-          <w:p>
-            <w:pPr>
-              <w:pStyle w:val="Default"/>
-              <w:jc w:val="both"/>
-              <w:rPr>
-                <w:highlight w:val="green"/>
-              </w:rPr>
-            </w:pPr>
-            <w:r>
-              <w:rPr>
-                <w:highlight w:val="green"/>
-              </w:rPr>
-              <w:t>УК-5.1. Знает основные категории философии, законы исторического развития, основы межкультурной коммуникации.</w:t>
-            </w:r>
-          </w:p>
-          <w:p>
-            <w:pPr>
-              <w:pStyle w:val="Default"/>
-              <w:jc w:val="both"/>
-              <w:rPr>
-                <w:szCs w:val="24"/>
-                <w:highlight w:val="green"/>
-              </w:rPr>
-            </w:pPr>
-            <w:r>
-              <w:rPr>
-                <w:highlight w:val="green"/>
-              </w:rPr>
-              <w:t>УК-5.2. Умеет вести коммуникацию с представителями иных национальностей и конфессий с соблюдением этических и межкультурных норм.</w:t>
-            </w:r>
-          </w:p>
-          <w:p>
-            <w:pPr>
-              <w:pStyle w:val="Normal"/>
-              <w:ind w:hanging="0" w:start="0" w:end="0"/>
-              <w:rPr>
-                <w:szCs w:val="24"/>
-                <w:highlight w:val="green"/>
-              </w:rPr>
-            </w:pPr>
-            <w:r>
-              <w:rPr>
-                <w:szCs w:val="24"/>
-                <w:highlight w:val="green"/>
-              </w:rPr>
-              <w:t>УК-5.3. Имеет практический опыт анализа философских и исторических фактов, опыт оценки явлений культуры.</w:t>
-            </w:r>
-          </w:p>
-        </w:tc>
-      </w:tr>
-      <w:tr>
-        <w:trPr/>
-        <w:tc>
-          <w:tcPr>
-            <w:tcW w:w="1951" w:type="dxa"/>
-            <w:tcBorders>
-              <w:top w:val="single" w:sz="4" w:space="0" w:color="000000"/>
-              <w:start w:val="single" w:sz="4" w:space="0" w:color="000000"/>
-              <w:bottom w:val="single" w:sz="4" w:space="0" w:color="000000"/>
-              <w:end w:val="single" w:sz="4" w:space="0" w:color="000000"/>
-            </w:tcBorders>
-          </w:tcPr>
-          <w:p>
-            <w:pPr>
-              <w:pStyle w:val="Normal"/>
-              <w:ind w:hanging="0" w:start="0" w:end="0"/>
-              <w:jc w:val="start"/>
-              <w:rPr>
-                <w:szCs w:val="24"/>
-                <w:highlight w:val="yellow"/>
-              </w:rPr>
-            </w:pPr>
-            <w:r>
-              <w:rPr>
-                <w:szCs w:val="24"/>
-                <w:highlight w:val="yellow"/>
-              </w:rPr>
-              <w:t>Самоорганизация и саморазвитие (в том числе здоровьесбережение)</w:t>
-            </w:r>
-          </w:p>
-        </w:tc>
-        <w:tc>
-          <w:tcPr>
-            <w:tcW w:w="2552" w:type="dxa"/>
-            <w:tcBorders>
-              <w:top w:val="single" w:sz="4" w:space="0" w:color="000000"/>
-              <w:start w:val="single" w:sz="4" w:space="0" w:color="000000"/>
-              <w:bottom w:val="single" w:sz="4" w:space="0" w:color="000000"/>
-              <w:end w:val="single" w:sz="4" w:space="0" w:color="000000"/>
-            </w:tcBorders>
-          </w:tcPr>
-          <w:p>
-            <w:pPr>
-              <w:pStyle w:val="Normal"/>
-              <w:ind w:hanging="0" w:start="0" w:end="0"/>
-              <w:jc w:val="start"/>
-              <w:rPr/>
-            </w:pPr>
-            <w:r>
-              <w:rPr>
-                <w:b/>
-                <w:iCs/>
-                <w:szCs w:val="24"/>
-                <w:highlight w:val="yellow"/>
-              </w:rPr>
-              <w:t xml:space="preserve">УК-6. </w:t>
-            </w:r>
-            <w:r>
-              <w:rPr>
-                <w:szCs w:val="24"/>
-                <w:highlight w:val="yellow"/>
-              </w:rPr>
-              <w:t>Способен управлять своим временем, выстраивать и реализовывать траекторию саморазвития на основе принципов образования в течение всей жизни.</w:t>
-            </w:r>
-          </w:p>
-        </w:tc>
-        <w:tc>
-          <w:tcPr>
-            <w:tcW w:w="5244" w:type="dxa"/>
-            <w:tcBorders>
-              <w:top w:val="single" w:sz="4" w:space="0" w:color="000000"/>
-              <w:start w:val="single" w:sz="4" w:space="0" w:color="000000"/>
-              <w:bottom w:val="single" w:sz="4" w:space="0" w:color="000000"/>
-              <w:end w:val="single" w:sz="4" w:space="0" w:color="000000"/>
-            </w:tcBorders>
-          </w:tcPr>
-          <w:p>
-            <w:pPr>
-              <w:pStyle w:val="Default"/>
-              <w:jc w:val="both"/>
-              <w:rPr>
-                <w:szCs w:val="24"/>
-                <w:highlight w:val="green"/>
-              </w:rPr>
-            </w:pPr>
-            <w:r>
-              <w:rPr>
-                <w:color w:val="000000"/>
-                <w:highlight w:val="green"/>
-              </w:rPr>
-              <w:t>УК-6.1. Знает основные принципы самовоспитания и самообразования, профессионального и личностного развития, исходя из этапов карьерного роста и требований рынка труда.</w:t>
-            </w:r>
-          </w:p>
-          <w:p>
-            <w:pPr>
-              <w:pStyle w:val="Normal"/>
-              <w:ind w:hanging="0" w:start="0" w:end="0"/>
-              <w:rPr>
-                <w:szCs w:val="24"/>
-                <w:highlight w:val="green"/>
-              </w:rPr>
-            </w:pPr>
-            <w:r>
-              <w:rPr>
-                <w:szCs w:val="24"/>
-                <w:highlight w:val="green"/>
-              </w:rPr>
-              <w:t>УК-6.2. Умеет планировать свое рабочее время и выделять время для саморазвития, формулировать цели личностного и профессионального развития и условия их достижения, исходя из тенденций развития области профессиональной деятельности, индивидуально-личностных особенностей.</w:t>
-            </w:r>
-          </w:p>
-          <w:p>
-            <w:pPr>
-              <w:pStyle w:val="Normal"/>
-              <w:ind w:hanging="0" w:start="0" w:end="0"/>
-              <w:rPr>
-                <w:szCs w:val="24"/>
-                <w:highlight w:val="green"/>
-              </w:rPr>
-            </w:pPr>
-            <w:r>
-              <w:rPr>
-                <w:szCs w:val="24"/>
-                <w:highlight w:val="green"/>
-              </w:rPr>
-              <w:t>УК-6.3. Имеет практический опыт получения дополнительного образования, изучения дополнительных образовательных программ.</w:t>
-            </w:r>
-          </w:p>
-        </w:tc>
-      </w:tr>
-      <w:tr>
-        <w:trPr/>
-        <w:tc>
-          <w:tcPr>
-            <w:tcW w:w="1951" w:type="dxa"/>
-            <w:tcBorders>
-              <w:top w:val="single" w:sz="4" w:space="0" w:color="000000"/>
-              <w:start w:val="single" w:sz="4" w:space="0" w:color="000000"/>
-              <w:bottom w:val="single" w:sz="4" w:space="0" w:color="000000"/>
-              <w:end w:val="single" w:sz="4" w:space="0" w:color="000000"/>
-            </w:tcBorders>
-          </w:tcPr>
-          <w:p>
-            <w:pPr>
-              <w:pStyle w:val="Normal"/>
-              <w:ind w:hanging="0" w:start="0" w:end="0"/>
-              <w:jc w:val="start"/>
-              <w:rPr>
-                <w:szCs w:val="24"/>
-                <w:highlight w:val="yellow"/>
-              </w:rPr>
-            </w:pPr>
-            <w:r>
-              <w:rPr>
-                <w:szCs w:val="24"/>
-                <w:highlight w:val="yellow"/>
-              </w:rPr>
-              <w:t>Самоорганизация и саморазвитие (в том числе здоровьесбережение)</w:t>
-            </w:r>
-          </w:p>
-        </w:tc>
-        <w:tc>
-          <w:tcPr>
-            <w:tcW w:w="2552" w:type="dxa"/>
-            <w:tcBorders>
-              <w:top w:val="single" w:sz="4" w:space="0" w:color="000000"/>
-              <w:start w:val="single" w:sz="4" w:space="0" w:color="000000"/>
-              <w:bottom w:val="single" w:sz="4" w:space="0" w:color="000000"/>
-              <w:end w:val="single" w:sz="4" w:space="0" w:color="000000"/>
-            </w:tcBorders>
-          </w:tcPr>
-          <w:p>
-            <w:pPr>
-              <w:pStyle w:val="Normal"/>
-              <w:ind w:hanging="0" w:start="0" w:end="0"/>
-              <w:rPr/>
-            </w:pPr>
-            <w:r>
-              <w:rPr>
-                <w:b/>
-                <w:iCs/>
-                <w:szCs w:val="24"/>
-                <w:highlight w:val="yellow"/>
-              </w:rPr>
-              <w:t xml:space="preserve">УК-7. </w:t>
-            </w:r>
-            <w:r>
-              <w:rPr>
-                <w:szCs w:val="24"/>
-                <w:highlight w:val="yellow"/>
-              </w:rPr>
-              <w:t>Способен поддерживать должный ур</w:t>
-              <w:softHyphen/>
-              <w:t>овень физической под</w:t>
-              <w:softHyphen/>
-              <w:t>готовленности для обес</w:t>
-              <w:softHyphen/>
-              <w:t>печения полноценной социальной и профессиональной деятельности.</w:t>
-            </w:r>
-          </w:p>
-        </w:tc>
-        <w:tc>
-          <w:tcPr>
-            <w:tcW w:w="5244" w:type="dxa"/>
-            <w:tcBorders>
-              <w:top w:val="single" w:sz="4" w:space="0" w:color="000000"/>
-              <w:start w:val="single" w:sz="4" w:space="0" w:color="000000"/>
-              <w:bottom w:val="single" w:sz="4" w:space="0" w:color="000000"/>
-              <w:end w:val="single" w:sz="4" w:space="0" w:color="000000"/>
-            </w:tcBorders>
-          </w:tcPr>
-          <w:p>
-            <w:pPr>
-              <w:pStyle w:val="Default"/>
-              <w:jc w:val="both"/>
-              <w:rPr>
-                <w:szCs w:val="24"/>
-                <w:highlight w:val="green"/>
-              </w:rPr>
-            </w:pPr>
-            <w:r>
-              <w:rPr>
-                <w:highlight w:val="green"/>
-              </w:rPr>
-              <w:t>УК-7.1. Знает основы здорового образа жизни, здоровьесберегающих технологий, физической культуры.</w:t>
-            </w:r>
-          </w:p>
-          <w:p>
-            <w:pPr>
-              <w:pStyle w:val="Normal"/>
-              <w:ind w:hanging="0" w:start="0" w:end="0"/>
-              <w:rPr>
-                <w:bCs/>
-                <w:highlight w:val="green"/>
-              </w:rPr>
-            </w:pPr>
-            <w:r>
-              <w:rPr>
-                <w:szCs w:val="24"/>
-                <w:highlight w:val="green"/>
-              </w:rPr>
-              <w:t>УК-7.2. Умеет выполнять комплекс физкультурных упражнений.</w:t>
-            </w:r>
-          </w:p>
-          <w:p>
-            <w:pPr>
-              <w:pStyle w:val="Default"/>
-              <w:jc w:val="both"/>
-              <w:rPr>
-                <w:highlight w:val="green"/>
-              </w:rPr>
-            </w:pPr>
-            <w:r>
-              <w:rPr>
-                <w:bCs/>
-                <w:highlight w:val="green"/>
-              </w:rPr>
-              <w:t>УК-7.3. Умеет применять</w:t>
-            </w:r>
-            <w:r>
-              <w:rPr>
-                <w:highlight w:val="green"/>
-              </w:rPr>
-              <w:t xml:space="preserve"> основы физической культуры для осознанного выбора здоровьесберегающих технологий с учетом внутренних и внешних условий реализации конкретной профессиональной деятельности.</w:t>
-            </w:r>
-          </w:p>
-          <w:p>
-            <w:pPr>
-              <w:pStyle w:val="Default"/>
-              <w:jc w:val="both"/>
-              <w:rPr>
-                <w:highlight w:val="green"/>
-              </w:rPr>
-            </w:pPr>
-            <w:r>
-              <w:rPr>
-                <w:highlight w:val="green"/>
-              </w:rPr>
-              <w:t>УК-7.4. Имеет практический опыт занятий физической культурой.</w:t>
-            </w:r>
-          </w:p>
-        </w:tc>
-      </w:tr>
-      <w:tr>
-        <w:trPr/>
-        <w:tc>
-          <w:tcPr>
-            <w:tcW w:w="1951" w:type="dxa"/>
-            <w:tcBorders>
-              <w:top w:val="single" w:sz="4" w:space="0" w:color="000000"/>
-              <w:start w:val="single" w:sz="4" w:space="0" w:color="000000"/>
-              <w:bottom w:val="single" w:sz="4" w:space="0" w:color="000000"/>
-              <w:end w:val="single" w:sz="4" w:space="0" w:color="000000"/>
-            </w:tcBorders>
-          </w:tcPr>
-          <w:p>
-            <w:pPr>
-              <w:pStyle w:val="Normal"/>
-              <w:ind w:hanging="0" w:start="0" w:end="0"/>
-              <w:rPr>
-                <w:szCs w:val="24"/>
-                <w:highlight w:val="yellow"/>
-              </w:rPr>
-            </w:pPr>
-            <w:r>
-              <w:rPr>
-                <w:szCs w:val="24"/>
-                <w:highlight w:val="yellow"/>
-              </w:rPr>
-              <w:t>Безопасность жизнедеятельности</w:t>
-            </w:r>
-          </w:p>
-        </w:tc>
-        <w:tc>
-          <w:tcPr>
-            <w:tcW w:w="2552" w:type="dxa"/>
-            <w:tcBorders>
-              <w:top w:val="single" w:sz="4" w:space="0" w:color="000000"/>
-              <w:start w:val="single" w:sz="4" w:space="0" w:color="000000"/>
-              <w:bottom w:val="single" w:sz="4" w:space="0" w:color="000000"/>
-              <w:end w:val="single" w:sz="4" w:space="0" w:color="000000"/>
-            </w:tcBorders>
-          </w:tcPr>
-          <w:p>
-            <w:pPr>
-              <w:pStyle w:val="Normal"/>
-              <w:ind w:hanging="0" w:start="0" w:end="0"/>
-              <w:rPr/>
-            </w:pPr>
-            <w:r>
-              <w:rPr>
-                <w:b/>
-                <w:bCs/>
-                <w:szCs w:val="24"/>
-                <w:highlight w:val="yellow"/>
-              </w:rPr>
-              <w:t>УК-8.</w:t>
-            </w:r>
-            <w:r>
-              <w:rPr>
-                <w:szCs w:val="24"/>
-                <w:highlight w:val="yellow"/>
-              </w:rPr>
-              <w:t xml:space="preserve"> Способен создавать и поддерживать в повседневной жизни и в профессиональной деятельности безопасные условия жизнедеятельности для сохранения природной среды, обеспечения устойчивого развития общества, в том числе при угрозе и возникновении чрезвычайных ситуаций и военных конфликтов.</w:t>
-            </w:r>
-          </w:p>
-        </w:tc>
-        <w:tc>
-          <w:tcPr>
-            <w:tcW w:w="5244" w:type="dxa"/>
-            <w:tcBorders>
-              <w:top w:val="single" w:sz="4" w:space="0" w:color="000000"/>
-              <w:start w:val="single" w:sz="4" w:space="0" w:color="000000"/>
-              <w:bottom w:val="single" w:sz="4" w:space="0" w:color="000000"/>
-              <w:end w:val="single" w:sz="4" w:space="0" w:color="000000"/>
-            </w:tcBorders>
-          </w:tcPr>
-          <w:p>
-            <w:pPr>
-              <w:pStyle w:val="Normal"/>
-              <w:widowControl w:val="false"/>
-              <w:ind w:hanging="0" w:start="0" w:end="0"/>
-              <w:rPr>
-                <w:szCs w:val="24"/>
-                <w:highlight w:val="green"/>
-              </w:rPr>
-            </w:pPr>
-            <w:r>
-              <w:rPr>
-                <w:szCs w:val="24"/>
-                <w:highlight w:val="green"/>
-              </w:rPr>
-              <w:t>УК-8.1. Знает  классификацию и источники чрезвычайных ситуаций природного и техногенного происхождения; причины, признаки и последствия опасностей, методы защиты в условиях чрезвычайных ситуаций, военных конфликтов; принципы организации безопасности труда на предприятии, технические средства защиты людей в условиях чрезвычайной ситуации, методы сохранения природной среды, факторы обеспечения устойчивого развития общества</w:t>
-            </w:r>
-          </w:p>
-          <w:p>
-            <w:pPr>
-              <w:pStyle w:val="Normal"/>
-              <w:widowControl w:val="false"/>
-              <w:ind w:hanging="0" w:start="0" w:end="0"/>
-              <w:rPr>
-                <w:szCs w:val="24"/>
-                <w:highlight w:val="green"/>
-              </w:rPr>
-            </w:pPr>
-            <w:r>
-              <w:rPr>
-                <w:szCs w:val="24"/>
-                <w:highlight w:val="green"/>
-              </w:rPr>
-              <w:t>УК-8.2. Умеет поддерживать безопасные условия жизнедеятельности; обеспечивать условия труда на рабочем месте; выявлять признаки, причины и условия возникновения чрезвычайных ситуаций; оценивать вероятность возникновения потенциальной опасности и принимать меры по ее предупреждению.</w:t>
-            </w:r>
-          </w:p>
-          <w:p>
-            <w:pPr>
-              <w:pStyle w:val="Normal"/>
-              <w:ind w:hanging="0" w:start="0" w:end="0"/>
-              <w:rPr>
-                <w:szCs w:val="24"/>
-                <w:highlight w:val="green"/>
-              </w:rPr>
-            </w:pPr>
-            <w:r>
-              <w:rPr>
-                <w:szCs w:val="24"/>
-                <w:highlight w:val="green"/>
-              </w:rPr>
-              <w:t>УК-8.3. Владеет методами прогнозирования возникновения опасных или чрезвычайных ситуаций; навыками по применению основных методов защиты в условиях чрезвычайных ситуаций.</w:t>
-            </w:r>
-          </w:p>
-        </w:tc>
-      </w:tr>
-      <w:tr>
-        <w:trPr/>
-        <w:tc>
-          <w:tcPr>
-            <w:tcW w:w="1951" w:type="dxa"/>
-            <w:tcBorders>
-              <w:top w:val="single" w:sz="4" w:space="0" w:color="000000"/>
-              <w:start w:val="single" w:sz="4" w:space="0" w:color="000000"/>
-              <w:bottom w:val="single" w:sz="4" w:space="0" w:color="000000"/>
-              <w:end w:val="single" w:sz="4" w:space="0" w:color="000000"/>
-            </w:tcBorders>
-          </w:tcPr>
-          <w:p>
-            <w:pPr>
-              <w:pStyle w:val="Normal"/>
-              <w:ind w:hanging="0" w:start="0" w:end="0"/>
-              <w:rPr>
-                <w:szCs w:val="24"/>
-                <w:highlight w:val="yellow"/>
-              </w:rPr>
-            </w:pPr>
-            <w:r>
-              <w:rPr>
-                <w:szCs w:val="24"/>
-                <w:highlight w:val="yellow"/>
-              </w:rPr>
-              <w:t>Экономическая культура, в том числе финансовая грамотность</w:t>
-            </w:r>
-          </w:p>
-        </w:tc>
-        <w:tc>
-          <w:tcPr>
-            <w:tcW w:w="2552" w:type="dxa"/>
-            <w:tcBorders>
-              <w:top w:val="single" w:sz="4" w:space="0" w:color="000000"/>
-              <w:start w:val="single" w:sz="4" w:space="0" w:color="000000"/>
-              <w:bottom w:val="single" w:sz="4" w:space="0" w:color="000000"/>
-              <w:end w:val="single" w:sz="4" w:space="0" w:color="000000"/>
-            </w:tcBorders>
-          </w:tcPr>
-          <w:p>
-            <w:pPr>
-              <w:pStyle w:val="Normal"/>
-              <w:ind w:hanging="0" w:start="0" w:end="0"/>
-              <w:rPr/>
-            </w:pPr>
-            <w:r>
-              <w:rPr>
-                <w:b/>
-                <w:bCs/>
-                <w:szCs w:val="24"/>
-                <w:highlight w:val="yellow"/>
-              </w:rPr>
-              <w:t>УК-9.</w:t>
-            </w:r>
-            <w:r>
-              <w:rPr>
-                <w:szCs w:val="24"/>
-                <w:highlight w:val="yellow"/>
-              </w:rPr>
-              <w:t xml:space="preserve"> Способен принимать обоснованные экономические решения в различных областях жизнедеятельности.</w:t>
-            </w:r>
-          </w:p>
-        </w:tc>
-        <w:tc>
-          <w:tcPr>
-            <w:tcW w:w="5244" w:type="dxa"/>
-            <w:tcBorders>
-              <w:top w:val="single" w:sz="4" w:space="0" w:color="000000"/>
-              <w:start w:val="single" w:sz="4" w:space="0" w:color="000000"/>
-              <w:bottom w:val="single" w:sz="4" w:space="0" w:color="000000"/>
-              <w:end w:val="single" w:sz="4" w:space="0" w:color="000000"/>
-            </w:tcBorders>
-          </w:tcPr>
-          <w:p>
-            <w:pPr>
-              <w:pStyle w:val="Normal"/>
-              <w:widowControl w:val="false"/>
-              <w:ind w:hanging="0" w:start="0" w:end="0"/>
-              <w:jc w:val="start"/>
-              <w:rPr>
-                <w:color w:val="000000"/>
-                <w:szCs w:val="24"/>
-                <w:highlight w:val="green"/>
-              </w:rPr>
-            </w:pPr>
-            <w:r>
-              <w:rPr>
-                <w:color w:val="000000"/>
-                <w:szCs w:val="24"/>
-                <w:highlight w:val="green"/>
-              </w:rPr>
-              <w:t xml:space="preserve">УК-9.1. Знает базовые принципы функционирования экономики и экономического развития, цели и формы участия государства в экономике, методы личного экономического и финансового планирования, </w:t>
-            </w:r>
-            <w:r>
-              <w:rPr>
-                <w:szCs w:val="24"/>
-                <w:highlight w:val="green"/>
-              </w:rPr>
-              <w:t xml:space="preserve">основные финансовые инструменты, используемые </w:t>
-            </w:r>
-            <w:r>
-              <w:rPr>
-                <w:spacing w:val="-5"/>
-                <w:szCs w:val="24"/>
-                <w:highlight w:val="green"/>
-              </w:rPr>
-              <w:t xml:space="preserve">для </w:t>
-            </w:r>
-            <w:r>
-              <w:rPr>
-                <w:szCs w:val="24"/>
-                <w:highlight w:val="green"/>
-              </w:rPr>
-              <w:t>управления личными финансами</w:t>
-            </w:r>
-          </w:p>
-          <w:p>
-            <w:pPr>
-              <w:pStyle w:val="Normal"/>
-              <w:widowControl w:val="false"/>
-              <w:ind w:hanging="0" w:start="0" w:end="0"/>
-              <w:jc w:val="start"/>
-              <w:rPr>
-                <w:color w:val="000000"/>
-                <w:szCs w:val="24"/>
-                <w:highlight w:val="green"/>
-              </w:rPr>
-            </w:pPr>
-            <w:r>
-              <w:rPr>
-                <w:color w:val="000000"/>
-                <w:szCs w:val="24"/>
-                <w:highlight w:val="green"/>
-              </w:rPr>
-              <w:t xml:space="preserve">УК-9.2. Умеет анализировать информацию для принятия обоснованных экономических решений, </w:t>
-            </w:r>
-            <w:r>
-              <w:rPr>
-                <w:szCs w:val="24"/>
-                <w:highlight w:val="green"/>
-              </w:rPr>
-              <w:t>применять экономические знания при выполнении практических задач.</w:t>
-            </w:r>
-          </w:p>
-          <w:p>
-            <w:pPr>
-              <w:pStyle w:val="Normal"/>
-              <w:widowControl w:val="false"/>
-              <w:ind w:hanging="0" w:start="0" w:end="0"/>
-              <w:rPr/>
-            </w:pPr>
-            <w:r>
-              <w:rPr>
-                <w:color w:val="000000"/>
-                <w:szCs w:val="24"/>
-                <w:highlight w:val="green"/>
-              </w:rPr>
-              <w:t xml:space="preserve">УК-9.3. Владеет </w:t>
-            </w:r>
-            <w:r>
-              <w:rPr>
-                <w:szCs w:val="24"/>
-                <w:highlight w:val="green"/>
-              </w:rPr>
-              <w:t>способностью использовать основные положения и методы экономических наук при решении социальных и профессиональных задач.</w:t>
-            </w:r>
-          </w:p>
-        </w:tc>
-      </w:tr>
-      <w:tr>
-        <w:trPr/>
-        <w:tc>
-          <w:tcPr>
-            <w:tcW w:w="1951" w:type="dxa"/>
-            <w:tcBorders>
-              <w:top w:val="single" w:sz="4" w:space="0" w:color="000000"/>
-              <w:start w:val="single" w:sz="4" w:space="0" w:color="000000"/>
-              <w:bottom w:val="single" w:sz="4" w:space="0" w:color="000000"/>
-              <w:end w:val="single" w:sz="4" w:space="0" w:color="000000"/>
-            </w:tcBorders>
-          </w:tcPr>
-          <w:p>
-            <w:pPr>
-              <w:pStyle w:val="Normal"/>
-              <w:ind w:hanging="0" w:start="0" w:end="0"/>
-              <w:rPr>
-                <w:rFonts w:eastAsia="Calibri"/>
-                <w:szCs w:val="24"/>
-                <w:highlight w:val="yellow"/>
-                <w:lang w:eastAsia="en-US"/>
-              </w:rPr>
-            </w:pPr>
-            <w:r>
-              <w:rPr>
-                <w:rFonts w:eastAsia="Calibri"/>
-                <w:szCs w:val="24"/>
-                <w:highlight w:val="yellow"/>
-                <w:lang w:eastAsia="en-US"/>
-              </w:rPr>
-              <w:t>Гражданская позиция</w:t>
-            </w:r>
-          </w:p>
-        </w:tc>
-        <w:tc>
-          <w:tcPr>
-            <w:tcW w:w="2552" w:type="dxa"/>
-            <w:tcBorders>
-              <w:top w:val="single" w:sz="4" w:space="0" w:color="000000"/>
-              <w:start w:val="single" w:sz="4" w:space="0" w:color="000000"/>
-              <w:bottom w:val="single" w:sz="4" w:space="0" w:color="000000"/>
-              <w:end w:val="single" w:sz="4" w:space="0" w:color="000000"/>
-            </w:tcBorders>
-          </w:tcPr>
-          <w:p>
-            <w:pPr>
-              <w:pStyle w:val="Normal"/>
-              <w:ind w:hanging="0" w:start="0" w:end="0"/>
-              <w:jc w:val="start"/>
-              <w:rPr/>
-            </w:pPr>
-            <w:r>
-              <w:rPr>
-                <w:rFonts w:eastAsia="Calibri"/>
-                <w:b/>
-                <w:bCs/>
-                <w:szCs w:val="24"/>
-                <w:highlight w:val="yellow"/>
-                <w:lang w:eastAsia="en-US"/>
-              </w:rPr>
-              <w:t>УК-10.</w:t>
-            </w:r>
-            <w:r>
-              <w:rPr>
-                <w:rFonts w:eastAsia="Calibri"/>
-                <w:szCs w:val="24"/>
-                <w:highlight w:val="yellow"/>
-                <w:lang w:eastAsia="en-US"/>
-              </w:rPr>
-              <w:t xml:space="preserve"> Способен формировать нетерпимое отношение к проявлениям экстремизма, терроризма, коррупционному поведению и противодействовать им в профессиональной деятельности</w:t>
-            </w:r>
-          </w:p>
-        </w:tc>
-        <w:tc>
-          <w:tcPr>
-            <w:tcW w:w="5244" w:type="dxa"/>
-            <w:tcBorders>
-              <w:top w:val="single" w:sz="4" w:space="0" w:color="000000"/>
-              <w:start w:val="single" w:sz="4" w:space="0" w:color="000000"/>
-              <w:bottom w:val="single" w:sz="4" w:space="0" w:color="000000"/>
-              <w:end w:val="single" w:sz="4" w:space="0" w:color="000000"/>
-            </w:tcBorders>
-          </w:tcPr>
-          <w:p>
-            <w:pPr>
-              <w:pStyle w:val="Normal"/>
-              <w:widowControl w:val="false"/>
-              <w:ind w:hanging="0" w:start="0" w:end="0"/>
-              <w:rPr>
-                <w:rFonts w:eastAsia="Calibri"/>
-                <w:bCs/>
-                <w:color w:val="000000"/>
-                <w:szCs w:val="24"/>
-                <w:highlight w:val="green"/>
-                <w:lang w:eastAsia="en-US"/>
-              </w:rPr>
-            </w:pPr>
-            <w:r>
-              <w:rPr>
-                <w:rFonts w:eastAsia="Calibri"/>
-                <w:color w:val="000000"/>
-                <w:szCs w:val="24"/>
-                <w:highlight w:val="green"/>
-                <w:lang w:eastAsia="en-US"/>
-              </w:rPr>
-              <w:t xml:space="preserve">УК-10.1. </w:t>
-            </w:r>
-            <w:r>
-              <w:rPr>
-                <w:rFonts w:eastAsia="Calibri"/>
-                <w:bCs/>
-                <w:color w:val="000000"/>
-                <w:szCs w:val="24"/>
-                <w:highlight w:val="green"/>
-                <w:lang w:eastAsia="en-US"/>
-              </w:rPr>
-              <w:t xml:space="preserve">Знает </w:t>
-            </w:r>
-            <w:r>
-              <w:rPr>
-                <w:rFonts w:eastAsia="Calibri"/>
-                <w:bCs/>
-                <w:szCs w:val="24"/>
-                <w:highlight w:val="green"/>
-                <w:lang w:eastAsia="en-US"/>
-              </w:rPr>
-              <w:t>способы формирования нетерпимого отношения к проявлению экстремизма, терроризма, коррупционному поведению и противодействия им в профессиональной деятельности.</w:t>
-            </w:r>
-          </w:p>
-          <w:p>
-            <w:pPr>
-              <w:pStyle w:val="Normal"/>
-              <w:widowControl w:val="false"/>
-              <w:ind w:hanging="0" w:start="0" w:end="0"/>
-              <w:rPr>
-                <w:rFonts w:eastAsia="Calibri"/>
-                <w:color w:val="000000"/>
-                <w:szCs w:val="24"/>
-                <w:highlight w:val="green"/>
-                <w:lang w:eastAsia="en-US"/>
-              </w:rPr>
-            </w:pPr>
-            <w:r>
-              <w:rPr>
-                <w:rFonts w:eastAsia="Calibri"/>
-                <w:bCs/>
-                <w:color w:val="000000"/>
-                <w:szCs w:val="24"/>
-                <w:highlight w:val="green"/>
-                <w:lang w:eastAsia="en-US"/>
-              </w:rPr>
-              <w:t xml:space="preserve">УК-10.2. Умеет </w:t>
-            </w:r>
-            <w:r>
-              <w:rPr>
-                <w:rFonts w:eastAsia="Calibri"/>
-                <w:bCs/>
-                <w:szCs w:val="24"/>
-                <w:highlight w:val="green"/>
-                <w:lang w:eastAsia="en-US"/>
-              </w:rPr>
-              <w:t>формировать нетерпимое отношение к проявлению экстремизма, терроризма, коррупционному поведению и противодействовать им в профессиональной деятельности</w:t>
-            </w:r>
-          </w:p>
-          <w:p>
-            <w:pPr>
-              <w:pStyle w:val="Normal"/>
-              <w:widowControl w:val="false"/>
-              <w:ind w:hanging="0" w:start="0" w:end="0"/>
-              <w:rPr/>
-            </w:pPr>
-            <w:r>
-              <w:rPr>
-                <w:rFonts w:eastAsia="Calibri"/>
-                <w:color w:val="000000"/>
-                <w:szCs w:val="24"/>
-                <w:highlight w:val="green"/>
-                <w:lang w:eastAsia="en-US"/>
-              </w:rPr>
-              <w:t xml:space="preserve">УК-10.3. </w:t>
-            </w:r>
-            <w:r>
-              <w:rPr>
-                <w:rFonts w:eastAsia="Calibri"/>
-                <w:bCs/>
-                <w:color w:val="000000"/>
-                <w:szCs w:val="24"/>
-                <w:highlight w:val="green"/>
-                <w:lang w:eastAsia="en-US"/>
-              </w:rPr>
-              <w:t xml:space="preserve">Владеет навыками </w:t>
-            </w:r>
-            <w:r>
-              <w:rPr>
-                <w:rFonts w:eastAsia="Calibri"/>
-                <w:bCs/>
-                <w:szCs w:val="24"/>
-                <w:highlight w:val="green"/>
-                <w:lang w:eastAsia="en-US"/>
-              </w:rPr>
-              <w:t>формирования нетерпимого отношения к проявлению экстремизма, терроризма, коррупционному поведению и противодействия им в профессиональной деятельности.</w:t>
+                <w:color w:val="111111"/>
+                <w:highlight w:val="none"/>
+                <w:shd w:fill="auto" w:val="clear"/>
+              </w:rPr>
+            </w:pPr>
+            <w:r>
+              <w:rPr>
+                <w:rFonts w:ascii="Menlo;Monaco;Consolas;Cascadia Mono;Ubuntu Mono;DejaVu Sans Mono;Liberation Mono;JetBrains Mono;Fira Code;Cousine;Roboto Mono;Courier New;Courier;sans-serif;system-ui" w:hAnsi="Menlo;Monaco;Consolas;Cascadia Mono;Ubuntu Mono;DejaVu Sans Mono;Liberation Mono;JetBrains Mono;Fira Code;Cousine;Roboto Mono;Courier New;Courier;sans-serif;system-ui"/>
+                <w:b w:val="false"/>
+                <w:i w:val="false"/>
+                <w:caps w:val="false"/>
+                <w:smallCaps w:val="false"/>
+                <w:color w:val="111111"/>
+                <w:spacing w:val="0"/>
+                <w:sz w:val="21"/>
+                <w:shd w:fill="auto" w:val="clear"/>
+              </w:rPr>
+              <w:t>{{END_TABLE:universal}}</w:t>
             </w:r>
           </w:p>
         </w:tc>
@@ -8281,15 +7062,15 @@
         </w:tblCellMar>
       </w:tblPr>
       <w:tblGrid>
-        <w:gridCol w:w="1983"/>
-        <w:gridCol w:w="2695"/>
+        <w:gridCol w:w="1975"/>
+        <w:gridCol w:w="2703"/>
         <w:gridCol w:w="5103"/>
       </w:tblGrid>
       <w:tr>
         <w:trPr/>
         <w:tc>
           <w:tcPr>
-            <w:tcW w:w="1983" w:type="dxa"/>
+            <w:tcW w:w="1975" w:type="dxa"/>
             <w:tcBorders>
               <w:top w:val="single" w:sz="4" w:space="0" w:color="000000"/>
               <w:start w:val="single" w:sz="4" w:space="0" w:color="000000"/>
@@ -8302,17 +7083,21 @@
               <w:pStyle w:val="Normal"/>
               <w:ind w:hanging="11" w:start="11" w:end="0"/>
               <w:jc w:val="center"/>
-              <w:rPr/>
-            </w:pPr>
-            <w:r>
-              <w:rPr/>
+              <w:rPr>
+                <w:color w:val="1C1C1C"/>
+              </w:rPr>
+            </w:pPr>
+            <w:r>
+              <w:rPr>
+                <w:color w:val="1C1C1C"/>
+              </w:rPr>
               <w:t>Наименование категории общепрофессиональных компетенций</w:t>
             </w:r>
           </w:p>
         </w:tc>
         <w:tc>
           <w:tcPr>
-            <w:tcW w:w="2695" w:type="dxa"/>
+            <w:tcW w:w="2703" w:type="dxa"/>
             <w:tcBorders>
               <w:top w:val="single" w:sz="4" w:space="0" w:color="000000"/>
               <w:start w:val="single" w:sz="4" w:space="0" w:color="000000"/>
@@ -8385,8 +7170,7 @@
         <w:trPr/>
         <w:tc>
           <w:tcPr>
-            <w:tcW w:w="1983" w:type="dxa"/>
-            <w:vMerge w:val="restart"/>
+            <w:tcW w:w="1975" w:type="dxa"/>
             <w:tcBorders>
               <w:top w:val="single" w:sz="4" w:space="0" w:color="000000"/>
               <w:start w:val="single" w:sz="4" w:space="0" w:color="000000"/>
@@ -8397,25 +7181,40 @@
           <w:p>
             <w:pPr>
               <w:pStyle w:val="Normal"/>
+              <w:snapToGrid w:val="false"/>
               <w:ind w:hanging="11" w:start="11" w:end="0"/>
-              <w:jc w:val="start"/>
-              <w:rPr>
-                <w:szCs w:val="24"/>
-                <w:highlight w:val="yellow"/>
-              </w:rPr>
-            </w:pPr>
-            <w:r>
-              <w:rPr>
-                <w:szCs w:val="24"/>
-                <w:highlight w:val="yellow"/>
-              </w:rPr>
-              <w:t>Теоретические и практические основы профессиональной деятельности</w:t>
+              <w:rPr>
+                <w:color w:val="1C1C1C"/>
+                <w:highlight w:val="none"/>
+                <w:shd w:fill="auto" w:val="clear"/>
+              </w:rPr>
+            </w:pPr>
+            <w:r>
+              <w:rPr>
+                <w:rFonts w:ascii="Menlo;Monaco;Consolas;Cascadia Mono;Ubuntu Mono;DejaVu Sans Mono;Liberation Mono;JetBrains Mono;Fira Code;Cousine;Roboto Mono;Courier New;Courier;sans-serif;system-ui" w:hAnsi="Menlo;Monaco;Consolas;Cascadia Mono;Ubuntu Mono;DejaVu Sans Mono;Liberation Mono;JetBrains Mono;Fira Code;Cousine;Roboto Mono;Courier New;Courier;sans-serif;system-ui"/>
+                <w:b w:val="false"/>
+                <w:i w:val="false"/>
+                <w:caps w:val="false"/>
+                <w:smallCaps w:val="false"/>
+                <w:color w:val="1C1C1C"/>
+                <w:spacing w:val="0"/>
+                <w:sz w:val="20"/>
+                <w:shd w:fill="auto" w:val="clear"/>
+              </w:rPr>
+              <w:t>{{START_TABLE:professional}}</w:t>
+            </w:r>
+            <w:r>
+              <w:rPr>
+                <w:color w:val="1C1C1C"/>
+                <w:shd w:fill="auto" w:val="clear"/>
+              </w:rPr>
+              <w:t xml:space="preserve"> </w:t>
             </w:r>
           </w:p>
         </w:tc>
         <w:tc>
           <w:tcPr>
-            <w:tcW w:w="2695" w:type="dxa"/>
+            <w:tcW w:w="2703" w:type="dxa"/>
             <w:tcBorders>
               <w:top w:val="single" w:sz="4" w:space="0" w:color="000000"/>
               <w:start w:val="single" w:sz="4" w:space="0" w:color="000000"/>
@@ -8427,22 +7226,15 @@
             <w:pPr>
               <w:pStyle w:val="Normal"/>
               <w:ind w:hanging="11" w:start="11" w:end="0"/>
-              <w:rPr/>
-            </w:pPr>
-            <w:r>
-              <w:rPr>
-                <w:b/>
-                <w:szCs w:val="24"/>
-                <w:highlight w:val="yellow"/>
-              </w:rPr>
-              <w:t xml:space="preserve">ОПК-1. </w:t>
-            </w:r>
-            <w:r>
-              <w:rPr>
-                <w:szCs w:val="24"/>
-                <w:highlight w:val="yellow"/>
-              </w:rPr>
-              <w:t>Способен применять фундаментальные знания, полученные в области математических и (или) естественных наук, и использовать их в профессиональной деятельности.</w:t>
+              <w:rPr>
+                <w:highlight w:val="none"/>
+                <w:shd w:fill="auto" w:val="clear"/>
+              </w:rPr>
+            </w:pPr>
+            <w:r>
+              <w:rPr>
+                <w:shd w:fill="auto" w:val="clear"/>
+              </w:rPr>
             </w:r>
           </w:p>
         </w:tc>
@@ -8459,762 +7251,34 @@
           <w:p>
             <w:pPr>
               <w:pStyle w:val="Normal"/>
-              <w:ind w:hanging="11" w:start="11" w:end="0"/>
-              <w:rPr>
-                <w:szCs w:val="24"/>
-                <w:highlight w:val="green"/>
-              </w:rPr>
-            </w:pPr>
-            <w:r>
-              <w:rPr>
-                <w:szCs w:val="24"/>
-                <w:highlight w:val="green"/>
-              </w:rPr>
-              <w:t>ОПК-1.1. Обладает базовыми знаниями, полученными в области математических и (или) естественных наук.</w:t>
-            </w:r>
-          </w:p>
-          <w:p>
-            <w:pPr>
-              <w:pStyle w:val="Normal"/>
-              <w:ind w:hanging="11" w:start="11" w:end="0"/>
-              <w:rPr>
-                <w:szCs w:val="24"/>
-                <w:highlight w:val="green"/>
-              </w:rPr>
-            </w:pPr>
-            <w:r>
-              <w:rPr>
-                <w:szCs w:val="24"/>
-                <w:highlight w:val="green"/>
-              </w:rPr>
-              <w:t>ОПК-1.2. Умеет использовать их в профессиональной деятельности.</w:t>
-            </w:r>
-          </w:p>
-          <w:p>
-            <w:pPr>
-              <w:pStyle w:val="Normal"/>
-              <w:ind w:hanging="11" w:start="11" w:end="0"/>
-              <w:rPr>
-                <w:szCs w:val="24"/>
-                <w:highlight w:val="green"/>
-              </w:rPr>
-            </w:pPr>
-            <w:r>
-              <w:rPr>
-                <w:szCs w:val="24"/>
-                <w:highlight w:val="green"/>
-              </w:rPr>
-              <w:t>ОПК-1.3. Имеет навыки выбора методов решения задач профессиональной деятельности на основе теоретических знаний.</w:t>
-            </w:r>
-          </w:p>
-        </w:tc>
-      </w:tr>
-      <w:tr>
-        <w:trPr/>
-        <w:tc>
-          <w:tcPr>
-            <w:tcW w:w="1983" w:type="dxa"/>
-            <w:vMerge w:val="continue"/>
-            <w:tcBorders>
-              <w:top w:val="single" w:sz="4" w:space="0" w:color="000000"/>
-              <w:start w:val="single" w:sz="4" w:space="0" w:color="000000"/>
-              <w:bottom w:val="single" w:sz="4" w:space="0" w:color="000000"/>
-              <w:end w:val="single" w:sz="4" w:space="0" w:color="000000"/>
-            </w:tcBorders>
-          </w:tcPr>
-          <w:p>
-            <w:pPr>
-              <w:pStyle w:val="Normal"/>
-              <w:snapToGrid w:val="false"/>
-              <w:ind w:hanging="11" w:start="11" w:end="0"/>
-              <w:rPr>
-                <w:szCs w:val="24"/>
-                <w:highlight w:val="yellow"/>
-              </w:rPr>
-            </w:pPr>
-            <w:r>
-              <w:rPr>
-                <w:szCs w:val="24"/>
-                <w:highlight w:val="yellow"/>
-              </w:rPr>
-            </w:r>
-          </w:p>
-        </w:tc>
-        <w:tc>
-          <w:tcPr>
-            <w:tcW w:w="2695" w:type="dxa"/>
-            <w:tcBorders>
-              <w:top w:val="single" w:sz="4" w:space="0" w:color="000000"/>
-              <w:start w:val="single" w:sz="4" w:space="0" w:color="000000"/>
-              <w:bottom w:val="single" w:sz="4" w:space="0" w:color="000000"/>
-              <w:end w:val="single" w:sz="4" w:space="0" w:color="000000"/>
-            </w:tcBorders>
-          </w:tcPr>
-          <w:p>
-            <w:pPr>
-              <w:pStyle w:val="Normal"/>
-              <w:ind w:hanging="11" w:start="11" w:end="0"/>
-              <w:rPr/>
-            </w:pPr>
-            <w:r>
-              <w:rPr>
-                <w:b/>
-                <w:szCs w:val="24"/>
-                <w:highlight w:val="yellow"/>
-              </w:rPr>
-              <w:t>ОПК-2.</w:t>
-            </w:r>
-            <w:r>
-              <w:rPr>
-                <w:szCs w:val="24"/>
-                <w:highlight w:val="yellow"/>
-              </w:rPr>
-              <w:t xml:space="preserve"> Способен использовать и адаптировать существующие математические методы и системы программирования для разработки и реализации алгоритмов решения прикладных задач.</w:t>
-            </w:r>
-          </w:p>
-        </w:tc>
-        <w:tc>
-          <w:tcPr>
-            <w:tcW w:w="5103" w:type="dxa"/>
-            <w:tcBorders>
-              <w:top w:val="single" w:sz="4" w:space="0" w:color="000000"/>
-              <w:start w:val="single" w:sz="4" w:space="0" w:color="000000"/>
-              <w:bottom w:val="single" w:sz="4" w:space="0" w:color="000000"/>
-              <w:end w:val="single" w:sz="4" w:space="0" w:color="000000"/>
-            </w:tcBorders>
-          </w:tcPr>
-          <w:p>
-            <w:pPr>
-              <w:pStyle w:val="Default"/>
-              <w:ind w:hanging="11" w:start="11" w:end="0"/>
-              <w:jc w:val="both"/>
-              <w:rPr>
-                <w:color w:val="000000"/>
-                <w:highlight w:val="green"/>
-              </w:rPr>
-            </w:pPr>
-            <w:r>
-              <w:rPr>
-                <w:color w:val="000000"/>
-                <w:highlight w:val="green"/>
-              </w:rPr>
-              <w:t>ОПК-2.1. Знает:</w:t>
-            </w:r>
-          </w:p>
-          <w:p>
-            <w:pPr>
-              <w:pStyle w:val="Default"/>
-              <w:ind w:hanging="11" w:start="11" w:end="0"/>
-              <w:jc w:val="both"/>
-              <w:rPr>
-                <w:color w:val="000000"/>
-                <w:highlight w:val="green"/>
-              </w:rPr>
-            </w:pPr>
-            <w:r>
-              <w:rPr>
-                <w:color w:val="000000"/>
-                <w:highlight w:val="green"/>
-              </w:rPr>
-              <w:t>математические основы программирования и языков программирования, организации баз данных и компьютерного моделирования;</w:t>
-            </w:r>
-          </w:p>
-          <w:p>
-            <w:pPr>
-              <w:pStyle w:val="Default"/>
-              <w:ind w:hanging="11" w:start="11" w:end="0"/>
-              <w:jc w:val="both"/>
-              <w:rPr>
-                <w:color w:val="000000"/>
-                <w:highlight w:val="green"/>
-              </w:rPr>
-            </w:pPr>
-            <w:r>
-              <w:rPr>
-                <w:color w:val="000000"/>
-                <w:highlight w:val="green"/>
-              </w:rPr>
-              <w:t>математические методы оценки качества, надежности и эффективности программных продуктов;</w:t>
-            </w:r>
-          </w:p>
-          <w:p>
-            <w:pPr>
-              <w:pStyle w:val="Default"/>
-              <w:ind w:hanging="11" w:start="11" w:end="0"/>
-              <w:jc w:val="both"/>
-              <w:rPr>
-                <w:szCs w:val="24"/>
-                <w:highlight w:val="green"/>
-              </w:rPr>
-            </w:pPr>
-            <w:r>
-              <w:rPr>
-                <w:color w:val="000000"/>
-                <w:highlight w:val="green"/>
-              </w:rPr>
-              <w:t>методы организации информационной безопасности при разработке и эксплуатации программных продуктов и программных комплексов.</w:t>
-            </w:r>
-          </w:p>
-          <w:p>
-            <w:pPr>
-              <w:pStyle w:val="Normal"/>
-              <w:ind w:hanging="11" w:start="11" w:end="0"/>
-              <w:rPr>
-                <w:szCs w:val="24"/>
-                <w:highlight w:val="green"/>
-              </w:rPr>
-            </w:pPr>
-            <w:r>
-              <w:rPr>
-                <w:szCs w:val="24"/>
-                <w:highlight w:val="green"/>
-              </w:rPr>
-              <w:t>ОПК-2.2. Умеет:</w:t>
-            </w:r>
-          </w:p>
-          <w:p>
-            <w:pPr>
-              <w:pStyle w:val="Normal"/>
-              <w:ind w:hanging="11" w:start="11" w:end="0"/>
-              <w:rPr>
-                <w:szCs w:val="24"/>
-                <w:highlight w:val="green"/>
-              </w:rPr>
-            </w:pPr>
-            <w:r>
-              <w:rPr>
-                <w:szCs w:val="24"/>
-                <w:highlight w:val="green"/>
-              </w:rPr>
-              <w:t>выбрать среди существующих математических методов, наиболее подходящий для решения конкретной прикладной задачи;</w:t>
-            </w:r>
-          </w:p>
-          <w:p>
-            <w:pPr>
-              <w:pStyle w:val="Normal"/>
-              <w:ind w:hanging="11" w:start="11" w:end="0"/>
-              <w:rPr>
-                <w:color w:val="000000"/>
-                <w:highlight w:val="green"/>
-              </w:rPr>
-            </w:pPr>
-            <w:r>
-              <w:rPr>
-                <w:szCs w:val="24"/>
-                <w:highlight w:val="green"/>
-              </w:rPr>
-              <w:t>адаптировать существующие математические методы для решения конкретной прикладной задачи.</w:t>
-            </w:r>
-          </w:p>
-          <w:p>
-            <w:pPr>
-              <w:pStyle w:val="Default"/>
-              <w:ind w:hanging="11" w:start="11" w:end="0"/>
-              <w:jc w:val="both"/>
-              <w:rPr>
-                <w:color w:val="000000"/>
-                <w:highlight w:val="green"/>
-              </w:rPr>
-            </w:pPr>
-            <w:r>
-              <w:rPr>
-                <w:color w:val="000000"/>
-                <w:highlight w:val="green"/>
-              </w:rPr>
-              <w:t>ОПК-2.3. Имеет:</w:t>
-            </w:r>
-          </w:p>
-          <w:p>
-            <w:pPr>
-              <w:pStyle w:val="Default"/>
-              <w:ind w:hanging="11" w:start="11" w:end="0"/>
-              <w:jc w:val="both"/>
-              <w:rPr>
-                <w:color w:val="000000"/>
-                <w:highlight w:val="green"/>
-              </w:rPr>
-            </w:pPr>
-            <w:r>
-              <w:rPr>
-                <w:color w:val="000000"/>
-                <w:highlight w:val="green"/>
-              </w:rPr>
-              <w:t>навыки применения математических методов при решении конкретных задач;</w:t>
-            </w:r>
-          </w:p>
-          <w:p>
-            <w:pPr>
-              <w:pStyle w:val="Default"/>
-              <w:ind w:hanging="11" w:start="11" w:end="0"/>
-              <w:jc w:val="both"/>
-              <w:rPr>
-                <w:color w:val="000000"/>
-                <w:highlight w:val="green"/>
-              </w:rPr>
-            </w:pPr>
-            <w:r>
-              <w:rPr>
-                <w:color w:val="000000"/>
-                <w:highlight w:val="green"/>
-              </w:rPr>
-              <w:t>навыки применения систем программирования для разработки и реализации алгоритмов решения прикладных задач.</w:t>
-            </w:r>
-          </w:p>
-        </w:tc>
-      </w:tr>
-      <w:tr>
-        <w:trPr/>
-        <w:tc>
-          <w:tcPr>
-            <w:tcW w:w="1983" w:type="dxa"/>
-            <w:vMerge w:val="continue"/>
-            <w:tcBorders>
-              <w:top w:val="single" w:sz="4" w:space="0" w:color="000000"/>
-              <w:start w:val="single" w:sz="4" w:space="0" w:color="000000"/>
-              <w:bottom w:val="single" w:sz="4" w:space="0" w:color="000000"/>
-              <w:end w:val="single" w:sz="4" w:space="0" w:color="000000"/>
-            </w:tcBorders>
-          </w:tcPr>
-          <w:p>
-            <w:pPr>
-              <w:pStyle w:val="Normal"/>
-              <w:snapToGrid w:val="false"/>
-              <w:ind w:hanging="13" w:start="13" w:end="0"/>
-              <w:rPr>
-                <w:color w:val="000000"/>
-                <w:highlight w:val="yellow"/>
-              </w:rPr>
-            </w:pPr>
-            <w:r>
-              <w:rPr>
-                <w:color w:val="000000"/>
-                <w:highlight w:val="yellow"/>
-              </w:rPr>
-            </w:r>
-          </w:p>
-        </w:tc>
-        <w:tc>
-          <w:tcPr>
-            <w:tcW w:w="2695" w:type="dxa"/>
-            <w:tcBorders>
-              <w:top w:val="single" w:sz="4" w:space="0" w:color="000000"/>
-              <w:start w:val="single" w:sz="4" w:space="0" w:color="000000"/>
-              <w:bottom w:val="single" w:sz="4" w:space="0" w:color="000000"/>
-              <w:end w:val="single" w:sz="4" w:space="0" w:color="000000"/>
-            </w:tcBorders>
-          </w:tcPr>
-          <w:p>
-            <w:pPr>
-              <w:pStyle w:val="Normal"/>
-              <w:ind w:hanging="11" w:start="11" w:end="0"/>
-              <w:rPr/>
-            </w:pPr>
-            <w:r>
-              <w:rPr>
-                <w:b/>
-                <w:szCs w:val="24"/>
-                <w:highlight w:val="yellow"/>
-              </w:rPr>
-              <w:t>ОПК-3.</w:t>
-            </w:r>
-            <w:r>
-              <w:rPr>
-                <w:szCs w:val="24"/>
-                <w:highlight w:val="yellow"/>
-              </w:rPr>
-              <w:t xml:space="preserve"> Способен применять и модифицировать математические модели для решения задач в области профессиональной деятельности.</w:t>
-            </w:r>
-          </w:p>
-        </w:tc>
-        <w:tc>
-          <w:tcPr>
-            <w:tcW w:w="5103" w:type="dxa"/>
-            <w:tcBorders>
-              <w:top w:val="single" w:sz="4" w:space="0" w:color="000000"/>
-              <w:start w:val="single" w:sz="4" w:space="0" w:color="000000"/>
-              <w:bottom w:val="single" w:sz="4" w:space="0" w:color="000000"/>
-              <w:end w:val="single" w:sz="4" w:space="0" w:color="000000"/>
-            </w:tcBorders>
-          </w:tcPr>
-          <w:p>
-            <w:pPr>
-              <w:pStyle w:val="Default"/>
-              <w:ind w:hanging="11" w:start="11" w:end="0"/>
-              <w:jc w:val="both"/>
-              <w:rPr>
-                <w:highlight w:val="green"/>
-              </w:rPr>
-            </w:pPr>
-            <w:r>
-              <w:rPr>
-                <w:highlight w:val="green"/>
-              </w:rPr>
-              <w:t>ОПК-3.1. Знает:</w:t>
-            </w:r>
-          </w:p>
-          <w:p>
-            <w:pPr>
-              <w:pStyle w:val="Default"/>
-              <w:ind w:hanging="11" w:start="11" w:end="0"/>
-              <w:jc w:val="both"/>
-              <w:rPr>
-                <w:color w:val="000000"/>
-                <w:highlight w:val="green"/>
-              </w:rPr>
-            </w:pPr>
-            <w:r>
-              <w:rPr>
-                <w:highlight w:val="green"/>
-              </w:rPr>
-              <w:t>основные типы математических моделей, применяемых в области профессиональной деятельности и область их применения;</w:t>
-            </w:r>
-          </w:p>
-          <w:p>
-            <w:pPr>
-              <w:pStyle w:val="Default"/>
-              <w:ind w:hanging="11" w:start="11" w:end="0"/>
-              <w:jc w:val="both"/>
-              <w:rPr>
-                <w:color w:val="000000"/>
-                <w:highlight w:val="green"/>
-              </w:rPr>
-            </w:pPr>
-            <w:r>
-              <w:rPr>
-                <w:color w:val="000000"/>
-                <w:highlight w:val="green"/>
-              </w:rPr>
-              <w:t>ОПК-3.2. Умеет:</w:t>
-            </w:r>
-          </w:p>
-          <w:p>
-            <w:pPr>
-              <w:pStyle w:val="Default"/>
-              <w:ind w:hanging="11" w:start="11" w:end="0"/>
-              <w:jc w:val="both"/>
-              <w:rPr>
-                <w:szCs w:val="24"/>
-                <w:highlight w:val="green"/>
-              </w:rPr>
-            </w:pPr>
-            <w:r>
-              <w:rPr>
-                <w:color w:val="000000"/>
-                <w:highlight w:val="green"/>
-              </w:rPr>
-              <w:t>собирать и обрабатывать статистические и экспериментальные данные для построения математических моделей;</w:t>
-            </w:r>
-          </w:p>
-          <w:p>
-            <w:pPr>
-              <w:pStyle w:val="Normal"/>
-              <w:ind w:hanging="11" w:start="11" w:end="0"/>
-              <w:rPr>
-                <w:color w:val="000000"/>
-                <w:highlight w:val="green"/>
-              </w:rPr>
-            </w:pPr>
-            <w:r>
-              <w:rPr>
-                <w:szCs w:val="24"/>
-                <w:highlight w:val="green"/>
-              </w:rPr>
-              <w:t>применять и модифицировать существующие математические модели для решения прикладных задач.</w:t>
-            </w:r>
-          </w:p>
-          <w:p>
-            <w:pPr>
-              <w:pStyle w:val="Default"/>
-              <w:ind w:hanging="11" w:start="11" w:end="0"/>
-              <w:jc w:val="both"/>
-              <w:rPr>
-                <w:color w:val="000000"/>
-                <w:highlight w:val="green"/>
-              </w:rPr>
-            </w:pPr>
-            <w:r>
-              <w:rPr>
-                <w:color w:val="000000"/>
-                <w:highlight w:val="green"/>
-              </w:rPr>
-              <w:t>ОПК-3.3. Владеет:</w:t>
-            </w:r>
-          </w:p>
-          <w:p>
-            <w:pPr>
-              <w:pStyle w:val="Default"/>
-              <w:ind w:hanging="11" w:start="11" w:end="0"/>
-              <w:jc w:val="both"/>
-              <w:rPr>
-                <w:color w:val="000000"/>
-                <w:highlight w:val="green"/>
-              </w:rPr>
-            </w:pPr>
-            <w:r>
-              <w:rPr>
-                <w:color w:val="000000"/>
-                <w:highlight w:val="green"/>
-              </w:rPr>
-              <w:t>навыками применения современного математического аппарата для построения адекватных математических реальных процессов, объектов и систем;</w:t>
-            </w:r>
-          </w:p>
-          <w:p>
-            <w:pPr>
-              <w:pStyle w:val="Default"/>
-              <w:ind w:hanging="11" w:start="11" w:end="0"/>
-              <w:jc w:val="both"/>
-              <w:rPr>
-                <w:color w:val="000000"/>
-                <w:highlight w:val="green"/>
-              </w:rPr>
-            </w:pPr>
-            <w:r>
-              <w:rPr>
-                <w:color w:val="000000"/>
-                <w:highlight w:val="green"/>
-              </w:rPr>
-              <w:t>практическими навыками разработки математических моделей для решения прикладных задач.</w:t>
-            </w:r>
-          </w:p>
-        </w:tc>
-      </w:tr>
-      <w:tr>
-        <w:trPr/>
-        <w:tc>
-          <w:tcPr>
-            <w:tcW w:w="1983" w:type="dxa"/>
-            <w:tcBorders>
-              <w:top w:val="single" w:sz="4" w:space="0" w:color="000000"/>
-              <w:start w:val="single" w:sz="4" w:space="0" w:color="000000"/>
-              <w:bottom w:val="single" w:sz="4" w:space="0" w:color="000000"/>
-              <w:end w:val="single" w:sz="4" w:space="0" w:color="000000"/>
-            </w:tcBorders>
-          </w:tcPr>
-          <w:p>
-            <w:pPr>
-              <w:pStyle w:val="Normal"/>
-              <w:ind w:hanging="11" w:start="11" w:end="0"/>
-              <w:jc w:val="start"/>
-              <w:rPr>
-                <w:highlight w:val="yellow"/>
-              </w:rPr>
-            </w:pPr>
-            <w:r>
-              <w:rPr>
-                <w:highlight w:val="yellow"/>
-              </w:rPr>
-              <w:t>Информационно-коммуникационные технологии для профессиональной деятельности</w:t>
-            </w:r>
-          </w:p>
-        </w:tc>
-        <w:tc>
-          <w:tcPr>
-            <w:tcW w:w="2695" w:type="dxa"/>
-            <w:tcBorders>
-              <w:top w:val="single" w:sz="4" w:space="0" w:color="000000"/>
-              <w:start w:val="single" w:sz="4" w:space="0" w:color="000000"/>
-              <w:bottom w:val="single" w:sz="4" w:space="0" w:color="000000"/>
-              <w:end w:val="single" w:sz="4" w:space="0" w:color="000000"/>
-            </w:tcBorders>
-          </w:tcPr>
-          <w:p>
-            <w:pPr>
-              <w:pStyle w:val="Normal"/>
-              <w:ind w:hanging="11" w:start="11" w:end="0"/>
-              <w:rPr/>
-            </w:pPr>
-            <w:r>
-              <w:rPr>
-                <w:b/>
-                <w:bCs/>
-                <w:highlight w:val="yellow"/>
-              </w:rPr>
-              <w:t>ОПК-4.</w:t>
-            </w:r>
-            <w:r>
-              <w:rPr>
-                <w:highlight w:val="yellow"/>
-              </w:rPr>
-              <w:t xml:space="preserve"> Способен понимать принципы работы современных информационных технологий и использовать их для решения задач профессиональной деятельности.</w:t>
-            </w:r>
-          </w:p>
-        </w:tc>
-        <w:tc>
-          <w:tcPr>
-            <w:tcW w:w="5103" w:type="dxa"/>
-            <w:tcBorders>
-              <w:top w:val="single" w:sz="4" w:space="0" w:color="000000"/>
-              <w:start w:val="single" w:sz="4" w:space="0" w:color="000000"/>
-              <w:bottom w:val="single" w:sz="4" w:space="0" w:color="000000"/>
-              <w:end w:val="single" w:sz="4" w:space="0" w:color="000000"/>
-            </w:tcBorders>
-          </w:tcPr>
-          <w:p>
-            <w:pPr>
-              <w:pStyle w:val="Normal"/>
               <w:widowControl w:val="false"/>
               <w:ind w:hanging="11" w:start="11" w:end="0"/>
               <w:rPr>
-                <w:highlight w:val="green"/>
-              </w:rPr>
-            </w:pPr>
-            <w:r>
-              <w:rPr>
-                <w:highlight w:val="green"/>
-              </w:rPr>
-              <w:t>ОПК-4.1. Знает принцип работы современных информационных технологий и программных средств.</w:t>
-            </w:r>
-          </w:p>
-          <w:p>
-            <w:pPr>
-              <w:pStyle w:val="Normal"/>
-              <w:widowControl w:val="false"/>
-              <w:ind w:hanging="11" w:start="11" w:end="0"/>
-              <w:rPr>
-                <w:highlight w:val="green"/>
-              </w:rPr>
-            </w:pPr>
-            <w:r>
-              <w:rPr>
-                <w:highlight w:val="green"/>
-              </w:rPr>
-              <w:t>ОПК-4.2. Умеет выбирать и применять современные информационные технологии и программные средства для решения задач профессиональной деятельности.</w:t>
-            </w:r>
-          </w:p>
-          <w:p>
-            <w:pPr>
-              <w:pStyle w:val="Normal"/>
-              <w:widowControl w:val="false"/>
-              <w:ind w:hanging="11" w:start="11" w:end="0"/>
-              <w:rPr>
-                <w:highlight w:val="green"/>
-              </w:rPr>
-            </w:pPr>
-            <w:r>
-              <w:rPr>
-                <w:highlight w:val="green"/>
-              </w:rPr>
-              <w:t>ОПК-4.3. Владеет навыками применения современных информационных технологий и программных средств при решении задач профессиональной деятельности.</w:t>
-            </w:r>
-          </w:p>
-        </w:tc>
-      </w:tr>
-      <w:tr>
-        <w:trPr/>
-        <w:tc>
-          <w:tcPr>
-            <w:tcW w:w="1983" w:type="dxa"/>
-            <w:tcBorders>
-              <w:top w:val="single" w:sz="4" w:space="0" w:color="000000"/>
-              <w:start w:val="single" w:sz="4" w:space="0" w:color="000000"/>
-              <w:bottom w:val="single" w:sz="4" w:space="0" w:color="000000"/>
-              <w:end w:val="single" w:sz="4" w:space="0" w:color="000000"/>
-            </w:tcBorders>
-          </w:tcPr>
-          <w:p>
-            <w:pPr>
-              <w:pStyle w:val="Normal"/>
-              <w:snapToGrid w:val="false"/>
-              <w:ind w:hanging="11" w:start="11" w:end="0"/>
-              <w:rPr>
-                <w:highlight w:val="yellow"/>
-              </w:rPr>
-            </w:pPr>
-            <w:r>
-              <w:rPr>
-                <w:highlight w:val="yellow"/>
-              </w:rPr>
-            </w:r>
-          </w:p>
-        </w:tc>
-        <w:tc>
-          <w:tcPr>
-            <w:tcW w:w="2695" w:type="dxa"/>
-            <w:tcBorders>
-              <w:top w:val="single" w:sz="4" w:space="0" w:color="000000"/>
-              <w:start w:val="single" w:sz="4" w:space="0" w:color="000000"/>
-              <w:bottom w:val="single" w:sz="4" w:space="0" w:color="000000"/>
-              <w:end w:val="single" w:sz="4" w:space="0" w:color="000000"/>
-            </w:tcBorders>
-          </w:tcPr>
-          <w:p>
-            <w:pPr>
-              <w:pStyle w:val="Normal"/>
-              <w:ind w:hanging="11" w:start="11" w:end="0"/>
-              <w:rPr/>
-            </w:pPr>
-            <w:r>
-              <w:rPr>
-                <w:b/>
-                <w:bCs/>
-                <w:highlight w:val="yellow"/>
-              </w:rPr>
-              <w:t>ОПК-5.</w:t>
-            </w:r>
-            <w:r>
-              <w:rPr>
-                <w:highlight w:val="yellow"/>
-              </w:rPr>
-              <w:t xml:space="preserve"> Способен разрабатывать алгоритмы и компьютерные программы, пригодные для практического применения.</w:t>
-            </w:r>
-          </w:p>
-        </w:tc>
-        <w:tc>
-          <w:tcPr>
-            <w:tcW w:w="5103" w:type="dxa"/>
-            <w:tcBorders>
-              <w:top w:val="single" w:sz="4" w:space="0" w:color="000000"/>
-              <w:start w:val="single" w:sz="4" w:space="0" w:color="000000"/>
-              <w:bottom w:val="single" w:sz="4" w:space="0" w:color="000000"/>
-              <w:end w:val="single" w:sz="4" w:space="0" w:color="000000"/>
-            </w:tcBorders>
-          </w:tcPr>
-          <w:p>
-            <w:pPr>
-              <w:pStyle w:val="Normal"/>
-              <w:widowControl w:val="false"/>
-              <w:ind w:hanging="11" w:start="11" w:end="0"/>
-              <w:rPr>
-                <w:highlight w:val="green"/>
-              </w:rPr>
-            </w:pPr>
-            <w:r>
-              <w:rPr>
-                <w:highlight w:val="green"/>
-              </w:rPr>
-              <w:t>ОПК-5.1. Знает методы алгоритмизации, языки и технологии программирования, пригодные для практического применения.</w:t>
-            </w:r>
-          </w:p>
-          <w:p>
-            <w:pPr>
-              <w:pStyle w:val="Normal"/>
-              <w:widowControl w:val="false"/>
-              <w:ind w:hanging="11" w:start="11" w:end="0"/>
-              <w:rPr>
-                <w:highlight w:val="green"/>
-              </w:rPr>
-            </w:pPr>
-            <w:r>
-              <w:rPr>
-                <w:highlight w:val="green"/>
-              </w:rPr>
-              <w:t>ОПК-5.2. Умеет применять методы алгоритмизации, языки и технологии программирования при решении профессиональных задач в области информационных систем и технологий.</w:t>
-            </w:r>
-          </w:p>
-          <w:p>
-            <w:pPr>
-              <w:pStyle w:val="Normal"/>
-              <w:widowControl w:val="false"/>
-              <w:ind w:hanging="11" w:start="11" w:end="0"/>
-              <w:rPr>
-                <w:highlight w:val="green"/>
-              </w:rPr>
-            </w:pPr>
-            <w:r>
-              <w:rPr>
-                <w:highlight w:val="green"/>
-              </w:rPr>
-              <w:t>ОПК-5.3. Владеет навыками программирования, отладки и тестирования прототипов программно-технических комплексов задач.</w:t>
+                <w:color w:val="1C1C1C"/>
+                <w:highlight w:val="none"/>
+                <w:shd w:fill="auto" w:val="clear"/>
+              </w:rPr>
+            </w:pPr>
+            <w:r>
+              <w:rPr>
+                <w:rFonts w:ascii="Menlo;Monaco;Consolas;Cascadia Mono;Ubuntu Mono;DejaVu Sans Mono;Liberation Mono;JetBrains Mono;Fira Code;Cousine;Roboto Mono;Courier New;Courier;sans-serif;system-ui" w:hAnsi="Menlo;Monaco;Consolas;Cascadia Mono;Ubuntu Mono;DejaVu Sans Mono;Liberation Mono;JetBrains Mono;Fira Code;Cousine;Roboto Mono;Courier New;Courier;sans-serif;system-ui"/>
+                <w:b w:val="false"/>
+                <w:i w:val="false"/>
+                <w:caps w:val="false"/>
+                <w:smallCaps w:val="false"/>
+                <w:color w:val="1C1C1C"/>
+                <w:spacing w:val="0"/>
+                <w:sz w:val="20"/>
+                <w:shd w:fill="auto" w:val="clear"/>
+              </w:rPr>
+              <w:t>{{END_TABLE:professional}}</w:t>
+            </w:r>
+            <w:r>
+              <w:rPr>
+                <w:color w:val="1C1C1C"/>
+                <w:shd w:fill="auto" w:val="clear"/>
+              </w:rPr>
+              <w:t xml:space="preserve"> </w:t>
             </w:r>
           </w:p>
         </w:tc>
@@ -9257,10 +7321,10 @@
       </w:tblPr>
       <w:tblGrid>
         <w:gridCol w:w="1884"/>
-        <w:gridCol w:w="2059"/>
-        <w:gridCol w:w="2172"/>
-        <w:gridCol w:w="2071"/>
-        <w:gridCol w:w="1668"/>
+        <w:gridCol w:w="2057"/>
+        <w:gridCol w:w="2174"/>
+        <w:gridCol w:w="2063"/>
+        <w:gridCol w:w="1676"/>
       </w:tblGrid>
       <w:tr>
         <w:trPr/>
@@ -9297,7 +7361,7 @@
         </w:tc>
         <w:tc>
           <w:tcPr>
-            <w:tcW w:w="2059" w:type="dxa"/>
+            <w:tcW w:w="2057" w:type="dxa"/>
             <w:tcBorders>
               <w:top w:val="single" w:sz="4" w:space="0" w:color="000000"/>
               <w:start w:val="single" w:sz="4" w:space="0" w:color="000000"/>
@@ -9328,7 +7392,7 @@
         </w:tc>
         <w:tc>
           <w:tcPr>
-            <w:tcW w:w="2172" w:type="dxa"/>
+            <w:tcW w:w="2174" w:type="dxa"/>
             <w:tcBorders>
               <w:top w:val="single" w:sz="4" w:space="0" w:color="000000"/>
               <w:start w:val="single" w:sz="4" w:space="0" w:color="000000"/>
@@ -9359,7 +7423,7 @@
         </w:tc>
         <w:tc>
           <w:tcPr>
-            <w:tcW w:w="2071" w:type="dxa"/>
+            <w:tcW w:w="2063" w:type="dxa"/>
             <w:tcBorders>
               <w:top w:val="single" w:sz="4" w:space="0" w:color="000000"/>
               <w:start w:val="single" w:sz="4" w:space="0" w:color="000000"/>
@@ -9391,7 +7455,7 @@
         </w:tc>
         <w:tc>
           <w:tcPr>
-            <w:tcW w:w="1668" w:type="dxa"/>
+            <w:tcW w:w="1676" w:type="dxa"/>
             <w:tcBorders>
               <w:top w:val="single" w:sz="4" w:space="0" w:color="000000"/>
               <w:start w:val="single" w:sz="4" w:space="0" w:color="000000"/>
@@ -9437,6 +7501,7 @@
           <w:p>
             <w:pPr>
               <w:pStyle w:val="Normal"/>
+              <w:bidi w:val="0"/>
               <w:spacing w:before="120" w:after="120"/>
               <w:ind w:hanging="0" w:start="0" w:end="0"/>
               <w:jc w:val="start"/>
@@ -9462,6 +7527,7 @@
                 <w:color w:val="000000"/>
                 <w:sz w:val="20"/>
                 <w:szCs w:val="20"/>
+                <w:shd w:fill="FFFF00" w:val="clear"/>
                 <w:lang w:eastAsia="en-US"/>
               </w:rPr>
               <w:t>научно-исследовательский</w:t>
@@ -9488,22 +7554,19 @@
               <w:rPr>
                 <w:sz w:val="20"/>
                 <w:szCs w:val="20"/>
-                <w:highlight w:val="green"/>
               </w:rPr>
             </w:pPr>
             <w:r>
               <w:rPr>
                 <w:sz w:val="20"/>
                 <w:szCs w:val="20"/>
-                <w:highlight w:val="green"/>
-              </w:rPr>
-              <w:t>Участие в научно-исследовательских проектах в соответствии с профилем объекта профессиональной деятельности</w:t>
+              </w:rPr>
             </w:r>
           </w:p>
         </w:tc>
         <w:tc>
           <w:tcPr>
-            <w:tcW w:w="2059" w:type="dxa"/>
+            <w:tcW w:w="2057" w:type="dxa"/>
             <w:vMerge w:val="restart"/>
             <w:tcBorders>
               <w:top w:val="single" w:sz="4" w:space="0" w:color="000000"/>
@@ -9519,78 +7582,19 @@
               <w:rPr>
                 <w:sz w:val="20"/>
                 <w:szCs w:val="20"/>
-                <w:highlight w:val="green"/>
               </w:rPr>
             </w:pPr>
             <w:r>
               <w:rPr>
                 <w:sz w:val="20"/>
                 <w:szCs w:val="20"/>
-                <w:highlight w:val="green"/>
-              </w:rPr>
-              <w:t>математические и компьютерные модели;</w:t>
-            </w:r>
-          </w:p>
-          <w:p>
-            <w:pPr>
-              <w:pStyle w:val="Normal"/>
-              <w:ind w:hanging="0" w:start="0" w:end="0"/>
-              <w:rPr>
-                <w:sz w:val="20"/>
-                <w:szCs w:val="20"/>
-                <w:highlight w:val="green"/>
-              </w:rPr>
-            </w:pPr>
-            <w:r>
-              <w:rPr>
-                <w:sz w:val="20"/>
-                <w:szCs w:val="20"/>
-                <w:highlight w:val="green"/>
-              </w:rPr>
-              <w:t>математические и компьютерные методы обработки и анализа данных;</w:t>
-            </w:r>
-          </w:p>
-          <w:p>
-            <w:pPr>
-              <w:pStyle w:val="Normal"/>
-              <w:ind w:hanging="0" w:start="0" w:end="0"/>
-              <w:rPr>
-                <w:sz w:val="20"/>
-                <w:szCs w:val="20"/>
-                <w:highlight w:val="green"/>
-              </w:rPr>
-            </w:pPr>
-            <w:r>
-              <w:rPr>
-                <w:sz w:val="20"/>
-                <w:szCs w:val="20"/>
-                <w:highlight w:val="green"/>
-              </w:rPr>
-              <w:t>алгоритмы, вычислительные модели и методы, модели данных</w:t>
-            </w:r>
-          </w:p>
-          <w:p>
-            <w:pPr>
-              <w:pStyle w:val="Normal"/>
-              <w:ind w:hanging="0" w:start="0" w:end="0"/>
-              <w:rPr>
-                <w:sz w:val="20"/>
-                <w:szCs w:val="20"/>
-                <w:highlight w:val="green"/>
-              </w:rPr>
-            </w:pPr>
-            <w:r>
-              <w:rPr>
-                <w:sz w:val="20"/>
-                <w:szCs w:val="20"/>
-                <w:highlight w:val="green"/>
               </w:rPr>
             </w:r>
           </w:p>
         </w:tc>
         <w:tc>
           <w:tcPr>
-            <w:tcW w:w="2172" w:type="dxa"/>
+            <w:tcW w:w="2174" w:type="dxa"/>
             <w:tcBorders>
               <w:top w:val="single" w:sz="4" w:space="0" w:color="000000"/>
               <w:start w:val="single" w:sz="4" w:space="0" w:color="000000"/>
@@ -9632,7 +7636,7 @@
         </w:tc>
         <w:tc>
           <w:tcPr>
-            <w:tcW w:w="2071" w:type="dxa"/>
+            <w:tcW w:w="2063" w:type="dxa"/>
             <w:tcBorders>
               <w:top w:val="single" w:sz="4" w:space="0" w:color="000000"/>
               <w:start w:val="single" w:sz="4" w:space="0" w:color="000000"/>
@@ -9646,88 +7650,26 @@
               <w:ind w:hanging="0" w:start="0" w:end="0"/>
               <w:rPr>
                 <w:rFonts w:eastAsia="Calibri"/>
+                <w:bCs/>
                 <w:sz w:val="20"/>
                 <w:szCs w:val="20"/>
-                <w:highlight w:val="green"/>
                 <w:lang w:eastAsia="en-US"/>
               </w:rPr>
             </w:pPr>
-            <w:r>
-              <w:rPr>
-                <w:rFonts w:eastAsia="Calibri"/>
-                <w:sz w:val="20"/>
-                <w:szCs w:val="20"/>
-                <w:highlight w:val="green"/>
-                <w:lang w:eastAsia="en-US"/>
-              </w:rPr>
-              <w:t xml:space="preserve">ПК-1.1. Знает методы </w:t>
-            </w:r>
-            <w:r>
-              <w:rPr>
-                <w:sz w:val="20"/>
-                <w:szCs w:val="20"/>
-                <w:highlight w:val="green"/>
-              </w:rPr>
-              <w:t>обработки и анализа научно-технической информации и представления результатов исследований.</w:t>
-            </w:r>
-          </w:p>
-          <w:p>
-            <w:pPr>
-              <w:pStyle w:val="Normal"/>
-              <w:ind w:hanging="0" w:start="0" w:end="0"/>
-              <w:rPr>
-                <w:rFonts w:eastAsia="Calibri"/>
-                <w:sz w:val="20"/>
-                <w:szCs w:val="20"/>
-                <w:highlight w:val="green"/>
-                <w:lang w:eastAsia="en-US"/>
-              </w:rPr>
-            </w:pPr>
-            <w:r>
-              <w:rPr>
-                <w:rFonts w:eastAsia="Calibri"/>
-                <w:sz w:val="20"/>
-                <w:szCs w:val="20"/>
-                <w:highlight w:val="green"/>
-                <w:lang w:eastAsia="en-US"/>
-              </w:rPr>
-              <w:t>ПК-1.2. Умеет осуществлять поиск, отбор и изучение научной литературы в области профессиональной деятельности, планировать свою научно-исследовательскую деятельность.</w:t>
-            </w:r>
-          </w:p>
-          <w:p>
-            <w:pPr>
-              <w:pStyle w:val="Normal"/>
-              <w:ind w:hanging="0" w:start="0" w:end="0"/>
-              <w:rPr/>
-            </w:pPr>
-            <w:r>
-              <w:rPr>
-                <w:rFonts w:eastAsia="Calibri"/>
-                <w:sz w:val="20"/>
-                <w:szCs w:val="20"/>
-                <w:highlight w:val="green"/>
-                <w:lang w:eastAsia="en-US"/>
-              </w:rPr>
-              <w:t>ПК-1.3. Имеет практический опыт научно-исследователь</w:t>
-              <w:softHyphen/>
-              <w:t xml:space="preserve">ской деятельности в области </w:t>
-            </w:r>
             <w:r>
               <w:rPr>
                 <w:rFonts w:eastAsia="Calibri"/>
                 <w:bCs/>
                 <w:sz w:val="20"/>
                 <w:szCs w:val="20"/>
-                <w:highlight w:val="green"/>
                 <w:lang w:eastAsia="en-US"/>
               </w:rPr>
-              <w:t>прикладной математики и информационных технологий</w:t>
             </w:r>
           </w:p>
         </w:tc>
         <w:tc>
           <w:tcPr>
-            <w:tcW w:w="1668" w:type="dxa"/>
+            <w:tcW w:w="1676" w:type="dxa"/>
             <w:vMerge w:val="restart"/>
             <w:tcBorders>
               <w:top w:val="single" w:sz="4" w:space="0" w:color="000000"/>
@@ -9744,98 +7686,13 @@
               <w:rPr>
                 <w:sz w:val="20"/>
                 <w:szCs w:val="20"/>
-                <w:highlight w:val="green"/>
               </w:rPr>
             </w:pPr>
             <w:r>
               <w:rPr>
                 <w:sz w:val="20"/>
                 <w:szCs w:val="20"/>
-                <w:highlight w:val="green"/>
-              </w:rPr>
-              <w:t>ПС: 40.011. Специалист по научно-исследо</w:t>
-              <w:softHyphen/>
-              <w:t>ватель</w:t>
-              <w:softHyphen/>
-              <w:t>ским и опытно-кон</w:t>
-              <w:softHyphen/>
-              <w:t>ст</w:t>
-              <w:softHyphen/>
-              <w:t>рукторским разработкам</w:t>
-            </w:r>
-          </w:p>
-          <w:p>
-            <w:pPr>
-              <w:pStyle w:val="Normal"/>
-              <w:ind w:hanging="0" w:start="0" w:end="0"/>
-              <w:rPr>
-                <w:sz w:val="20"/>
-                <w:szCs w:val="20"/>
-                <w:highlight w:val="green"/>
-              </w:rPr>
-            </w:pPr>
-            <w:r>
-              <w:rPr>
-                <w:sz w:val="20"/>
-                <w:szCs w:val="20"/>
-                <w:highlight w:val="green"/>
-              </w:rPr>
-            </w:r>
-          </w:p>
-          <w:p>
-            <w:pPr>
-              <w:pStyle w:val="Normal"/>
-              <w:ind w:hanging="0" w:start="0" w:end="0"/>
-              <w:rPr>
-                <w:sz w:val="20"/>
-                <w:szCs w:val="20"/>
-                <w:highlight w:val="green"/>
-              </w:rPr>
-            </w:pPr>
-            <w:r>
-              <w:rPr>
-                <w:sz w:val="20"/>
-                <w:szCs w:val="20"/>
-                <w:highlight w:val="green"/>
-              </w:rPr>
-              <w:t>ОТФ: А. Проведение научно-исследовательских и опытно-конструкторских разработок по отдельным разделам темы.</w:t>
-            </w:r>
-          </w:p>
-          <w:p>
-            <w:pPr>
-              <w:pStyle w:val="Normal"/>
-              <w:ind w:hanging="0" w:start="0" w:end="0"/>
-              <w:rPr>
-                <w:sz w:val="20"/>
-                <w:szCs w:val="20"/>
-                <w:highlight w:val="green"/>
-              </w:rPr>
-            </w:pPr>
-            <w:r>
-              <w:rPr>
-                <w:sz w:val="20"/>
-                <w:szCs w:val="20"/>
-                <w:highlight w:val="green"/>
-              </w:rPr>
-            </w:r>
-          </w:p>
-          <w:p>
-            <w:pPr>
-              <w:pStyle w:val="Normal"/>
-              <w:ind w:hanging="0" w:start="0" w:end="0"/>
-              <w:rPr>
-                <w:sz w:val="20"/>
-                <w:szCs w:val="20"/>
-                <w:highlight w:val="green"/>
-              </w:rPr>
-            </w:pPr>
-            <w:r>
-              <w:rPr>
-                <w:sz w:val="20"/>
-                <w:szCs w:val="20"/>
-                <w:highlight w:val="green"/>
-              </w:rPr>
-              <w:t>Уровень квалификации: 5.</w:t>
+              </w:rPr>
             </w:r>
           </w:p>
         </w:tc>
@@ -9861,7 +7718,6 @@
                 <w:bCs/>
                 <w:sz w:val="20"/>
                 <w:szCs w:val="20"/>
-                <w:highlight w:val="green"/>
                 <w:lang w:eastAsia="en-US"/>
               </w:rPr>
             </w:pPr>
@@ -9871,16 +7727,14 @@
                 <w:bCs/>
                 <w:sz w:val="20"/>
                 <w:szCs w:val="20"/>
-                <w:highlight w:val="green"/>
                 <w:lang w:eastAsia="en-US"/>
               </w:rPr>
-              <w:t>Применение наукоемких технологий и пакетов программ для решения прикладных задач в естественных науках, промышленности и бизнесе</w:t>
             </w:r>
           </w:p>
         </w:tc>
         <w:tc>
           <w:tcPr>
-            <w:tcW w:w="2059" w:type="dxa"/>
+            <w:tcW w:w="2057" w:type="dxa"/>
             <w:vMerge w:val="continue"/>
             <w:tcBorders>
               <w:top w:val="single" w:sz="4" w:space="0" w:color="000000"/>
@@ -9899,7 +7753,8 @@
                 <w:bCs/>
                 <w:sz w:val="20"/>
                 <w:szCs w:val="20"/>
-                <w:highlight w:val="green"/>
+                <w:highlight w:val="none"/>
+                <w:shd w:fill="auto" w:val="clear"/>
                 <w:lang w:eastAsia="en-US"/>
               </w:rPr>
             </w:pPr>
@@ -9909,7 +7764,7 @@
                 <w:bCs/>
                 <w:sz w:val="20"/>
                 <w:szCs w:val="20"/>
-                <w:highlight w:val="green"/>
+                <w:shd w:fill="auto" w:val="clear"/>
                 <w:lang w:eastAsia="en-US"/>
               </w:rPr>
             </w:r>
@@ -9917,7 +7772,7 @@
         </w:tc>
         <w:tc>
           <w:tcPr>
-            <w:tcW w:w="2172" w:type="dxa"/>
+            <w:tcW w:w="2174" w:type="dxa"/>
             <w:tcBorders>
               <w:top w:val="single" w:sz="4" w:space="0" w:color="000000"/>
               <w:start w:val="single" w:sz="4" w:space="0" w:color="000000"/>
@@ -9957,7 +7812,7 @@
         </w:tc>
         <w:tc>
           <w:tcPr>
-            <w:tcW w:w="2071" w:type="dxa"/>
+            <w:tcW w:w="2063" w:type="dxa"/>
             <w:tcBorders>
               <w:top w:val="single" w:sz="4" w:space="0" w:color="000000"/>
               <w:start w:val="single" w:sz="4" w:space="0" w:color="000000"/>
@@ -9971,73 +7826,13 @@
               <w:ind w:hanging="0" w:start="0" w:end="0"/>
               <w:rPr>
                 <w:rFonts w:eastAsia="Calibri"/>
-                <w:sz w:val="20"/>
-                <w:szCs w:val="20"/>
-                <w:highlight w:val="green"/>
-                <w:lang w:eastAsia="en-US"/>
-              </w:rPr>
-            </w:pPr>
-            <w:r>
-              <w:rPr>
-                <w:rFonts w:eastAsia="Calibri"/>
-                <w:sz w:val="20"/>
-                <w:szCs w:val="20"/>
-                <w:highlight w:val="green"/>
-                <w:lang w:eastAsia="en-US"/>
-              </w:rPr>
-              <w:t>ПК-2.1. Знает методы разработки математических моделей, методы планирования эксперимента.</w:t>
-            </w:r>
-          </w:p>
-          <w:p>
-            <w:pPr>
-              <w:pStyle w:val="Normal"/>
-              <w:ind w:hanging="0" w:start="0" w:end="0"/>
-              <w:rPr>
-                <w:rFonts w:eastAsia="Calibri"/>
-                <w:sz w:val="20"/>
-                <w:szCs w:val="20"/>
-                <w:highlight w:val="green"/>
-                <w:lang w:eastAsia="en-US"/>
-              </w:rPr>
-            </w:pPr>
-            <w:r>
-              <w:rPr>
-                <w:rFonts w:eastAsia="Calibri"/>
-                <w:sz w:val="20"/>
-                <w:szCs w:val="20"/>
-                <w:highlight w:val="green"/>
-                <w:lang w:eastAsia="en-US"/>
-              </w:rPr>
-              <w:t>ПК-2.2. Умеет использовать современные информационные технологии, методы программирования и компьютерную технику для создания и исследования компьютерных моделей и анализа данных.</w:t>
-            </w:r>
-          </w:p>
-          <w:p>
-            <w:pPr>
-              <w:pStyle w:val="Normal"/>
-              <w:ind w:hanging="0" w:start="0" w:end="0"/>
-              <w:rPr/>
-            </w:pPr>
-            <w:r>
-              <w:rPr>
-                <w:rFonts w:eastAsia="Calibri"/>
-                <w:sz w:val="20"/>
-                <w:szCs w:val="20"/>
-                <w:highlight w:val="green"/>
-                <w:lang w:eastAsia="en-US"/>
-              </w:rPr>
-              <w:t xml:space="preserve">ПК-2.3. </w:t>
-            </w:r>
-            <w:r>
-              <w:rPr>
-                <w:rFonts w:eastAsia="Calibri"/>
+                <w:bCs/>
                 <w:color w:val="000000"/>
                 <w:sz w:val="20"/>
                 <w:szCs w:val="20"/>
-                <w:highlight w:val="green"/>
                 <w:lang w:eastAsia="en-US"/>
               </w:rPr>
-              <w:t>Имеет практический опыт разработки</w:t>
-            </w:r>
+            </w:pPr>
             <w:r>
               <w:rPr>
                 <w:rFonts w:eastAsia="Calibri"/>
@@ -10045,16 +7840,14 @@
                 <w:color w:val="000000"/>
                 <w:sz w:val="20"/>
                 <w:szCs w:val="20"/>
-                <w:highlight w:val="green"/>
                 <w:lang w:eastAsia="en-US"/>
               </w:rPr>
-              <w:t xml:space="preserve"> и исследования вычислительных и/или компьютерных моделей.</w:t>
             </w:r>
           </w:p>
         </w:tc>
         <w:tc>
           <w:tcPr>
-            <w:tcW w:w="1668" w:type="dxa"/>
+            <w:tcW w:w="1676" w:type="dxa"/>
             <w:vMerge w:val="continue"/>
             <w:tcBorders>
               <w:top w:val="single" w:sz="4" w:space="0" w:color="000000"/>
@@ -10072,7 +7865,8 @@
                 <w:rFonts w:eastAsia="Calibri"/>
                 <w:sz w:val="20"/>
                 <w:szCs w:val="20"/>
-                <w:highlight w:val="green"/>
+                <w:highlight w:val="none"/>
+                <w:shd w:fill="auto" w:val="clear"/>
                 <w:lang w:eastAsia="en-US"/>
               </w:rPr>
             </w:pPr>
@@ -10081,7 +7875,7 @@
                 <w:rFonts w:eastAsia="Calibri"/>
                 <w:sz w:val="20"/>
                 <w:szCs w:val="20"/>
-                <w:highlight w:val="green"/>
+                <w:shd w:fill="auto" w:val="clear"/>
                 <w:lang w:eastAsia="en-US"/>
               </w:rPr>
             </w:r>
@@ -10107,13 +7901,17 @@
               <w:spacing w:before="120" w:after="120"/>
               <w:ind w:hanging="0" w:start="0" w:end="0"/>
               <w:jc w:val="start"/>
-              <w:rPr/>
+              <w:rPr>
+                <w:highlight w:val="none"/>
+                <w:shd w:fill="auto" w:val="clear"/>
+              </w:rPr>
             </w:pPr>
             <w:r>
               <w:rPr>
                 <w:rFonts w:eastAsia="Calibri"/>
                 <w:sz w:val="20"/>
                 <w:szCs w:val="20"/>
+                <w:shd w:fill="auto" w:val="clear"/>
                 <w:lang w:eastAsia="en-US"/>
               </w:rPr>
               <w:t>Тип задач профессиональной деятельности:</w:t>
@@ -10124,6 +7922,7 @@
                 <w:b/>
                 <w:sz w:val="20"/>
                 <w:szCs w:val="20"/>
+                <w:shd w:fill="auto" w:val="clear"/>
                 <w:lang w:eastAsia="en-US"/>
               </w:rPr>
               <w:t xml:space="preserve"> </w:t>
@@ -10135,6 +7934,7 @@
                 <w:i/>
                 <w:sz w:val="20"/>
                 <w:szCs w:val="20"/>
+                <w:shd w:fill="FFFF00" w:val="clear"/>
                 <w:lang w:eastAsia="en-US"/>
               </w:rPr>
               <w:t>проектный</w:t>
@@ -10162,7 +7962,6 @@
                 <w:rFonts w:eastAsia="Calibri"/>
                 <w:sz w:val="20"/>
                 <w:szCs w:val="20"/>
-                <w:highlight w:val="green"/>
                 <w:lang w:eastAsia="en-US"/>
               </w:rPr>
             </w:pPr>
@@ -10171,39 +7970,14 @@
                 <w:rFonts w:eastAsia="Calibri"/>
                 <w:sz w:val="20"/>
                 <w:szCs w:val="20"/>
-                <w:highlight w:val="green"/>
                 <w:lang w:eastAsia="en-US"/>
               </w:rPr>
-              <w:t>Разработка архитектуры, алгоритмических и программных решений прикладного программного обеспечения;</w:t>
-            </w:r>
-          </w:p>
-          <w:p>
-            <w:pPr>
-              <w:pStyle w:val="Normal"/>
-              <w:ind w:hanging="0" w:start="0" w:end="0"/>
-              <w:rPr>
-                <w:rFonts w:eastAsia="Calibri"/>
-                <w:sz w:val="20"/>
-                <w:szCs w:val="20"/>
-                <w:highlight w:val="green"/>
-                <w:lang w:eastAsia="en-US"/>
-              </w:rPr>
-            </w:pPr>
-            <w:r>
-              <w:rPr>
-                <w:rFonts w:eastAsia="Calibri"/>
-                <w:sz w:val="20"/>
-                <w:szCs w:val="20"/>
-                <w:highlight w:val="green"/>
-                <w:lang w:eastAsia="en-US"/>
-              </w:rPr>
-              <w:t>изучение и использование различных языков программирования, алгоритмов, библиотек и пакетов программ при разработке программного обеспечения</w:t>
             </w:r>
           </w:p>
         </w:tc>
         <w:tc>
           <w:tcPr>
-            <w:tcW w:w="2059" w:type="dxa"/>
+            <w:tcW w:w="2057" w:type="dxa"/>
             <w:tcBorders>
               <w:top w:val="single" w:sz="4" w:space="0" w:color="000000"/>
               <w:start w:val="single" w:sz="4" w:space="0" w:color="000000"/>
@@ -10219,7 +7993,6 @@
                 <w:rFonts w:eastAsia="Calibri"/>
                 <w:sz w:val="20"/>
                 <w:szCs w:val="20"/>
-                <w:highlight w:val="green"/>
                 <w:lang w:eastAsia="en-US"/>
               </w:rPr>
             </w:pPr>
@@ -10228,60 +8001,6 @@
                 <w:rFonts w:eastAsia="Calibri"/>
                 <w:sz w:val="20"/>
                 <w:szCs w:val="20"/>
-                <w:highlight w:val="green"/>
-                <w:lang w:eastAsia="en-US"/>
-              </w:rPr>
-              <w:t>прикладное программное обеспечение;</w:t>
-            </w:r>
-          </w:p>
-          <w:p>
-            <w:pPr>
-              <w:pStyle w:val="Normal"/>
-              <w:ind w:hanging="0" w:start="0" w:end="0"/>
-              <w:rPr>
-                <w:rFonts w:eastAsia="Calibri"/>
-                <w:sz w:val="20"/>
-                <w:szCs w:val="20"/>
-                <w:highlight w:val="green"/>
-                <w:lang w:eastAsia="en-US"/>
-              </w:rPr>
-            </w:pPr>
-            <w:r>
-              <w:rPr>
-                <w:rFonts w:eastAsia="Calibri"/>
-                <w:sz w:val="20"/>
-                <w:szCs w:val="20"/>
-                <w:highlight w:val="green"/>
-                <w:lang w:eastAsia="en-US"/>
-              </w:rPr>
-              <w:t>методы и инструменты разработки программного обеспечения</w:t>
-            </w:r>
-            <w:r>
-              <w:rPr>
-                <w:szCs w:val="24"/>
-                <w:highlight w:val="green"/>
-              </w:rPr>
-              <w:t>.</w:t>
-            </w:r>
-          </w:p>
-          <w:p>
-            <w:pPr>
-              <w:pStyle w:val="Normal"/>
-              <w:ind w:hanging="0" w:start="0" w:end="0"/>
-              <w:rPr>
-                <w:rFonts w:eastAsia="Calibri"/>
-                <w:sz w:val="20"/>
-                <w:szCs w:val="20"/>
-                <w:highlight w:val="green"/>
-                <w:lang w:eastAsia="en-US"/>
-              </w:rPr>
-            </w:pPr>
-            <w:r>
-              <w:rPr>
-                <w:rFonts w:eastAsia="Calibri"/>
-                <w:sz w:val="20"/>
-                <w:szCs w:val="20"/>
-                <w:highlight w:val="green"/>
                 <w:lang w:eastAsia="en-US"/>
               </w:rPr>
             </w:r>
@@ -10289,7 +8008,7 @@
         </w:tc>
         <w:tc>
           <w:tcPr>
-            <w:tcW w:w="2172" w:type="dxa"/>
+            <w:tcW w:w="2174" w:type="dxa"/>
             <w:tcBorders>
               <w:top w:val="single" w:sz="4" w:space="0" w:color="000000"/>
               <w:start w:val="single" w:sz="4" w:space="0" w:color="000000"/>
@@ -10339,7 +8058,7 @@
         </w:tc>
         <w:tc>
           <w:tcPr>
-            <w:tcW w:w="2071" w:type="dxa"/>
+            <w:tcW w:w="2063" w:type="dxa"/>
             <w:tcBorders>
               <w:top w:val="single" w:sz="4" w:space="0" w:color="000000"/>
               <w:start w:val="single" w:sz="4" w:space="0" w:color="000000"/>
@@ -10353,78 +8072,26 @@
               <w:ind w:hanging="0" w:start="0" w:end="0"/>
               <w:rPr>
                 <w:rFonts w:eastAsia="Calibri"/>
+                <w:color w:val="000000"/>
                 <w:sz w:val="20"/>
                 <w:szCs w:val="20"/>
-                <w:highlight w:val="green"/>
                 <w:lang w:eastAsia="en-US"/>
               </w:rPr>
             </w:pPr>
-            <w:r>
-              <w:rPr>
-                <w:rFonts w:eastAsia="Calibri"/>
-                <w:sz w:val="20"/>
-                <w:szCs w:val="20"/>
-                <w:highlight w:val="green"/>
-                <w:lang w:eastAsia="en-US"/>
-              </w:rPr>
-              <w:t>ПК-3.1. Знает основные методы проектирования и производства программного продукта, принципы построения, структуры и приемы работы с инструментальными средствами, поддерживающими создание программных продуктов и программных комплексов, их сопровождения и администрирования.</w:t>
-            </w:r>
-          </w:p>
-          <w:p>
-            <w:pPr>
-              <w:pStyle w:val="Normal"/>
-              <w:ind w:hanging="0" w:start="0" w:end="0"/>
-              <w:rPr>
-                <w:rFonts w:eastAsia="Calibri"/>
-                <w:sz w:val="20"/>
-                <w:szCs w:val="20"/>
-                <w:highlight w:val="green"/>
-                <w:lang w:eastAsia="en-US"/>
-              </w:rPr>
-            </w:pPr>
-            <w:r>
-              <w:rPr>
-                <w:rFonts w:eastAsia="Calibri"/>
-                <w:sz w:val="20"/>
-                <w:szCs w:val="20"/>
-                <w:highlight w:val="green"/>
-                <w:lang w:eastAsia="en-US"/>
-              </w:rPr>
-              <w:t>ПК-3.2. Умеет использовать методы проектирования и производства программного продукта, принципы построения, структуры и приемы работы с инструментальными средствами, поддерживающими создание программного продукта.</w:t>
-            </w:r>
-          </w:p>
-          <w:p>
-            <w:pPr>
-              <w:pStyle w:val="Normal"/>
-              <w:ind w:hanging="0" w:start="0" w:end="0"/>
-              <w:rPr/>
-            </w:pPr>
-            <w:r>
-              <w:rPr>
-                <w:rFonts w:eastAsia="Calibri"/>
-                <w:sz w:val="20"/>
-                <w:szCs w:val="20"/>
-                <w:highlight w:val="green"/>
-                <w:lang w:eastAsia="en-US"/>
-              </w:rPr>
-              <w:t xml:space="preserve">ПК-3.3. </w:t>
-            </w:r>
             <w:r>
               <w:rPr>
                 <w:rFonts w:eastAsia="Calibri"/>
                 <w:color w:val="000000"/>
                 <w:sz w:val="20"/>
                 <w:szCs w:val="20"/>
-                <w:highlight w:val="green"/>
                 <w:lang w:eastAsia="en-US"/>
               </w:rPr>
-              <w:t>Имеет практический опыт применения указанных выше методов и технологий.</w:t>
             </w:r>
           </w:p>
         </w:tc>
         <w:tc>
           <w:tcPr>
-            <w:tcW w:w="1668" w:type="dxa"/>
+            <w:tcW w:w="1676" w:type="dxa"/>
             <w:tcBorders>
               <w:top w:val="single" w:sz="4" w:space="0" w:color="000000"/>
               <w:start w:val="single" w:sz="4" w:space="0" w:color="000000"/>
@@ -10441,7 +8108,6 @@
                 <w:rFonts w:eastAsia="Calibri"/>
                 <w:sz w:val="20"/>
                 <w:szCs w:val="20"/>
-                <w:highlight w:val="green"/>
                 <w:lang w:eastAsia="en-US"/>
               </w:rPr>
             </w:pPr>
@@ -10450,144 +8116,6 @@
                 <w:rFonts w:eastAsia="Calibri"/>
                 <w:sz w:val="20"/>
                 <w:szCs w:val="20"/>
-                <w:highlight w:val="green"/>
-                <w:lang w:eastAsia="en-US"/>
-              </w:rPr>
-              <w:t>ПС: 06.001. Программист.</w:t>
-            </w:r>
-          </w:p>
-          <w:p>
-            <w:pPr>
-              <w:pStyle w:val="Normal"/>
-              <w:ind w:hanging="0" w:start="0" w:end="0"/>
-              <w:jc w:val="start"/>
-              <w:rPr>
-                <w:rFonts w:eastAsia="Calibri"/>
-                <w:sz w:val="20"/>
-                <w:szCs w:val="20"/>
-                <w:highlight w:val="green"/>
-                <w:lang w:eastAsia="en-US"/>
-              </w:rPr>
-            </w:pPr>
-            <w:r>
-              <w:rPr>
-                <w:rFonts w:eastAsia="Calibri"/>
-                <w:sz w:val="20"/>
-                <w:szCs w:val="20"/>
-                <w:highlight w:val="green"/>
-                <w:lang w:eastAsia="en-US"/>
-              </w:rPr>
-            </w:r>
-          </w:p>
-          <w:p>
-            <w:pPr>
-              <w:pStyle w:val="Normal"/>
-              <w:ind w:hanging="0" w:start="0" w:end="0"/>
-              <w:jc w:val="start"/>
-              <w:rPr>
-                <w:rFonts w:eastAsia="Calibri"/>
-                <w:sz w:val="20"/>
-                <w:szCs w:val="20"/>
-                <w:highlight w:val="green"/>
-                <w:lang w:eastAsia="en-US"/>
-              </w:rPr>
-            </w:pPr>
-            <w:r>
-              <w:rPr>
-                <w:rFonts w:eastAsia="Calibri"/>
-                <w:sz w:val="20"/>
-                <w:szCs w:val="20"/>
-                <w:highlight w:val="green"/>
-                <w:lang w:eastAsia="en-US"/>
-              </w:rPr>
-              <w:t xml:space="preserve">ОТФ: </w:t>
-            </w:r>
-            <w:r>
-              <w:rPr>
-                <w:rFonts w:eastAsia="Calibri"/>
-                <w:sz w:val="20"/>
-                <w:szCs w:val="20"/>
-                <w:highlight w:val="green"/>
-                <w:lang w:val="en-US" w:eastAsia="en-US"/>
-              </w:rPr>
-              <w:t>D</w:t>
-            </w:r>
-            <w:r>
-              <w:rPr>
-                <w:rFonts w:eastAsia="Calibri"/>
-                <w:sz w:val="20"/>
-                <w:szCs w:val="20"/>
-                <w:highlight w:val="green"/>
-                <w:lang w:eastAsia="en-US"/>
-              </w:rPr>
-              <w:t>. Разработка требований и проектирование программного обеспечения.</w:t>
-            </w:r>
-          </w:p>
-          <w:p>
-            <w:pPr>
-              <w:pStyle w:val="Normal"/>
-              <w:ind w:hanging="0" w:start="0" w:end="0"/>
-              <w:jc w:val="start"/>
-              <w:rPr>
-                <w:rFonts w:eastAsia="Calibri"/>
-                <w:sz w:val="20"/>
-                <w:szCs w:val="20"/>
-                <w:highlight w:val="green"/>
-                <w:lang w:eastAsia="en-US"/>
-              </w:rPr>
-            </w:pPr>
-            <w:r>
-              <w:rPr>
-                <w:rFonts w:eastAsia="Calibri"/>
-                <w:sz w:val="20"/>
-                <w:szCs w:val="20"/>
-                <w:highlight w:val="green"/>
-                <w:lang w:eastAsia="en-US"/>
-              </w:rPr>
-            </w:r>
-          </w:p>
-          <w:p>
-            <w:pPr>
-              <w:pStyle w:val="Normal"/>
-              <w:ind w:hanging="0" w:start="0" w:end="0"/>
-              <w:jc w:val="start"/>
-              <w:rPr>
-                <w:rFonts w:eastAsia="Calibri"/>
-                <w:sz w:val="20"/>
-                <w:szCs w:val="20"/>
-                <w:highlight w:val="green"/>
-                <w:lang w:eastAsia="en-US"/>
-              </w:rPr>
-            </w:pPr>
-            <w:r>
-              <w:rPr>
-                <w:rFonts w:eastAsia="Calibri"/>
-                <w:sz w:val="20"/>
-                <w:szCs w:val="20"/>
-                <w:highlight w:val="green"/>
-                <w:lang w:eastAsia="en-US"/>
-              </w:rPr>
-              <w:t>Уровень квалификации: 6.</w:t>
-            </w:r>
-          </w:p>
-          <w:p>
-            <w:pPr>
-              <w:pStyle w:val="Normal"/>
-              <w:ind w:hanging="0" w:start="0" w:end="0"/>
-              <w:rPr>
-                <w:rFonts w:eastAsia="Calibri"/>
-                <w:sz w:val="20"/>
-                <w:szCs w:val="20"/>
-                <w:highlight w:val="green"/>
-                <w:lang w:eastAsia="en-US"/>
-              </w:rPr>
-            </w:pPr>
-            <w:r>
-              <w:rPr>
-                <w:rFonts w:eastAsia="Calibri"/>
-                <w:sz w:val="20"/>
-                <w:szCs w:val="20"/>
-                <w:highlight w:val="green"/>
                 <w:lang w:eastAsia="en-US"/>
               </w:rPr>
             </w:r>
@@ -10613,13 +8141,17 @@
               <w:spacing w:before="120" w:after="120"/>
               <w:ind w:hanging="0" w:start="0" w:end="0"/>
               <w:jc w:val="start"/>
-              <w:rPr/>
+              <w:rPr>
+                <w:highlight w:val="none"/>
+                <w:shd w:fill="auto" w:val="clear"/>
+              </w:rPr>
             </w:pPr>
             <w:r>
               <w:rPr>
                 <w:rFonts w:eastAsia="Calibri"/>
                 <w:sz w:val="20"/>
                 <w:szCs w:val="20"/>
+                <w:shd w:fill="auto" w:val="clear"/>
                 <w:lang w:eastAsia="en-US"/>
               </w:rPr>
               <w:t xml:space="preserve">Тип задач профессиональной деятельности: </w:t>
@@ -10631,6 +8163,7 @@
                 <w:i/>
                 <w:sz w:val="20"/>
                 <w:szCs w:val="20"/>
+                <w:shd w:fill="FFFF00" w:val="clear"/>
                 <w:lang w:eastAsia="en-US"/>
               </w:rPr>
               <w:t>производственно-технологический</w:t>
@@ -10654,39 +8187,22 @@
             <w:pPr>
               <w:pStyle w:val="Normal"/>
               <w:ind w:hanging="0" w:start="0" w:end="0"/>
-              <w:rPr/>
-            </w:pPr>
-            <w:r>
               <w:rPr>
                 <w:color w:val="000000"/>
                 <w:szCs w:val="24"/>
-                <w:highlight w:val="green"/>
-              </w:rPr>
-              <w:t>Р</w:t>
-            </w:r>
-            <w:r>
-              <w:rPr>
-                <w:rFonts w:eastAsia="Calibri"/>
-                <w:sz w:val="20"/>
-                <w:szCs w:val="20"/>
-                <w:highlight w:val="green"/>
-                <w:lang w:eastAsia="en-US"/>
-              </w:rPr>
-              <w:t>азработка программного и информационного обеспечения компьютерных систем, автоматизированных систем, сервисов и распределенных баз данны</w:t>
-            </w:r>
+              </w:rPr>
+            </w:pPr>
             <w:r>
               <w:rPr>
                 <w:color w:val="000000"/>
                 <w:szCs w:val="24"/>
-                <w:highlight w:val="green"/>
-              </w:rPr>
-              <w:t>х</w:t>
+              </w:rPr>
             </w:r>
           </w:p>
         </w:tc>
         <w:tc>
           <w:tcPr>
-            <w:tcW w:w="2059" w:type="dxa"/>
+            <w:tcW w:w="2057" w:type="dxa"/>
             <w:tcBorders>
               <w:top w:val="single" w:sz="4" w:space="0" w:color="000000"/>
               <w:start w:val="single" w:sz="4" w:space="0" w:color="000000"/>
@@ -10702,7 +8218,6 @@
                 <w:rFonts w:eastAsia="Calibri"/>
                 <w:sz w:val="20"/>
                 <w:szCs w:val="20"/>
-                <w:highlight w:val="green"/>
                 <w:lang w:eastAsia="en-US"/>
               </w:rPr>
             </w:pPr>
@@ -10711,30 +8226,6 @@
                 <w:rFonts w:eastAsia="Calibri"/>
                 <w:sz w:val="20"/>
                 <w:szCs w:val="20"/>
-                <w:highlight w:val="green"/>
-                <w:lang w:eastAsia="en-US"/>
-              </w:rPr>
-              <w:t>информационные и интеллектуальные системы</w:t>
-            </w:r>
-          </w:p>
-          <w:p>
-            <w:pPr>
-              <w:pStyle w:val="Normal"/>
-              <w:ind w:hanging="0" w:start="0" w:end="0"/>
-              <w:rPr>
-                <w:rFonts w:eastAsia="Calibri"/>
-                <w:sz w:val="20"/>
-                <w:szCs w:val="20"/>
-                <w:highlight w:val="green"/>
-                <w:lang w:eastAsia="en-US"/>
-              </w:rPr>
-            </w:pPr>
-            <w:r>
-              <w:rPr>
-                <w:rFonts w:eastAsia="Calibri"/>
-                <w:sz w:val="20"/>
-                <w:szCs w:val="20"/>
-                <w:highlight w:val="green"/>
                 <w:lang w:eastAsia="en-US"/>
               </w:rPr>
             </w:r>
@@ -10742,7 +8233,7 @@
         </w:tc>
         <w:tc>
           <w:tcPr>
-            <w:tcW w:w="2172" w:type="dxa"/>
+            <w:tcW w:w="2174" w:type="dxa"/>
             <w:tcBorders>
               <w:top w:val="single" w:sz="4" w:space="0" w:color="000000"/>
               <w:start w:val="single" w:sz="4" w:space="0" w:color="000000"/>
@@ -10782,7 +8273,7 @@
         </w:tc>
         <w:tc>
           <w:tcPr>
-            <w:tcW w:w="2071" w:type="dxa"/>
+            <w:tcW w:w="2063" w:type="dxa"/>
             <w:tcBorders>
               <w:top w:val="single" w:sz="4" w:space="0" w:color="000000"/>
               <w:start w:val="single" w:sz="4" w:space="0" w:color="000000"/>
@@ -10796,92 +8287,26 @@
               <w:ind w:hanging="0" w:start="0" w:end="0"/>
               <w:rPr>
                 <w:rFonts w:eastAsia="Calibri"/>
+                <w:color w:val="000000"/>
                 <w:sz w:val="20"/>
                 <w:szCs w:val="20"/>
-                <w:highlight w:val="green"/>
                 <w:lang w:eastAsia="en-US"/>
               </w:rPr>
             </w:pPr>
             <w:r>
               <w:rPr>
                 <w:rFonts w:eastAsia="Calibri"/>
+                <w:color w:val="000000"/>
                 <w:sz w:val="20"/>
                 <w:szCs w:val="20"/>
-                <w:highlight w:val="green"/>
                 <w:lang w:eastAsia="en-US"/>
               </w:rPr>
-              <w:t>ПК-4.1. Знает методы создания и сопровождения компьютерных систем, автоматизированных систем, сервисов и распределенных баз данны</w:t>
-            </w:r>
-            <w:r>
-              <w:rPr>
-                <w:color w:val="000000"/>
-                <w:szCs w:val="24"/>
-                <w:highlight w:val="green"/>
-              </w:rPr>
-              <w:t>х;</w:t>
-            </w:r>
-          </w:p>
-          <w:p>
-            <w:pPr>
-              <w:pStyle w:val="Normal"/>
-              <w:ind w:hanging="0" w:start="0" w:end="0"/>
-              <w:rPr>
-                <w:rFonts w:eastAsia="Calibri"/>
-                <w:sz w:val="20"/>
-                <w:szCs w:val="20"/>
-                <w:highlight w:val="green"/>
-                <w:lang w:eastAsia="en-US"/>
-              </w:rPr>
-            </w:pPr>
-            <w:r>
-              <w:rPr>
-                <w:rFonts w:eastAsia="Calibri"/>
-                <w:sz w:val="20"/>
-                <w:szCs w:val="20"/>
-                <w:highlight w:val="green"/>
-                <w:lang w:eastAsia="en-US"/>
-              </w:rPr>
-              <w:t xml:space="preserve">ПК-4.2. Умеет проектировать информационные системы и сервисы, интерфейсы информационных систем, </w:t>
-            </w:r>
-            <w:r>
-              <w:rPr>
-                <w:rFonts w:eastAsia="Calibri"/>
-                <w:bCs/>
-                <w:sz w:val="20"/>
-                <w:szCs w:val="20"/>
-                <w:highlight w:val="green"/>
-                <w:lang w:eastAsia="en-US"/>
-              </w:rPr>
-              <w:t>автоматизировать задачи организационного управления и бизнес-процессы;</w:t>
-            </w:r>
-          </w:p>
-          <w:p>
-            <w:pPr>
-              <w:pStyle w:val="Normal"/>
-              <w:ind w:hanging="0" w:start="0" w:end="0"/>
-              <w:rPr>
-                <w:rFonts w:eastAsia="Calibri"/>
-                <w:sz w:val="20"/>
-                <w:szCs w:val="20"/>
-                <w:highlight w:val="green"/>
-                <w:lang w:eastAsia="en-US"/>
-              </w:rPr>
-            </w:pPr>
-            <w:r>
-              <w:rPr>
-                <w:rFonts w:eastAsia="Calibri"/>
-                <w:sz w:val="20"/>
-                <w:szCs w:val="20"/>
-                <w:highlight w:val="green"/>
-                <w:lang w:eastAsia="en-US"/>
-              </w:rPr>
-              <w:t>ПК-4.3. Имеет опыт разработки (модификации) информационных или интеллектуальных систем</w:t>
             </w:r>
           </w:p>
         </w:tc>
         <w:tc>
           <w:tcPr>
-            <w:tcW w:w="1668" w:type="dxa"/>
+            <w:tcW w:w="1676" w:type="dxa"/>
             <w:tcBorders>
               <w:top w:val="single" w:sz="4" w:space="0" w:color="000000"/>
               <w:start w:val="single" w:sz="4" w:space="0" w:color="000000"/>
@@ -10898,7 +8323,6 @@
                 <w:rFonts w:eastAsia="Calibri"/>
                 <w:sz w:val="20"/>
                 <w:szCs w:val="20"/>
-                <w:highlight w:val="green"/>
                 <w:lang w:eastAsia="en-US"/>
               </w:rPr>
             </w:pPr>
@@ -10907,144 +8331,6 @@
                 <w:rFonts w:eastAsia="Calibri"/>
                 <w:sz w:val="20"/>
                 <w:szCs w:val="20"/>
-                <w:highlight w:val="green"/>
-                <w:lang w:eastAsia="en-US"/>
-              </w:rPr>
-              <w:t>ПС: 06.015. Специалист по информационным системам.</w:t>
-            </w:r>
-          </w:p>
-          <w:p>
-            <w:pPr>
-              <w:pStyle w:val="Normal"/>
-              <w:ind w:hanging="0" w:start="0" w:end="0"/>
-              <w:jc w:val="start"/>
-              <w:rPr>
-                <w:rFonts w:eastAsia="Calibri"/>
-                <w:sz w:val="20"/>
-                <w:szCs w:val="20"/>
-                <w:highlight w:val="green"/>
-                <w:lang w:eastAsia="en-US"/>
-              </w:rPr>
-            </w:pPr>
-            <w:r>
-              <w:rPr>
-                <w:rFonts w:eastAsia="Calibri"/>
-                <w:sz w:val="20"/>
-                <w:szCs w:val="20"/>
-                <w:highlight w:val="green"/>
-                <w:lang w:eastAsia="en-US"/>
-              </w:rPr>
-            </w:r>
-          </w:p>
-          <w:p>
-            <w:pPr>
-              <w:pStyle w:val="Normal"/>
-              <w:ind w:hanging="0" w:start="0" w:end="0"/>
-              <w:jc w:val="start"/>
-              <w:rPr>
-                <w:rFonts w:eastAsia="Calibri"/>
-                <w:sz w:val="20"/>
-                <w:szCs w:val="20"/>
-                <w:highlight w:val="green"/>
-                <w:lang w:eastAsia="en-US"/>
-              </w:rPr>
-            </w:pPr>
-            <w:r>
-              <w:rPr>
-                <w:rFonts w:eastAsia="Calibri"/>
-                <w:sz w:val="20"/>
-                <w:szCs w:val="20"/>
-                <w:highlight w:val="green"/>
-                <w:lang w:eastAsia="en-US"/>
-              </w:rPr>
-              <w:t xml:space="preserve">ОТФ: </w:t>
-            </w:r>
-            <w:r>
-              <w:rPr>
-                <w:rFonts w:eastAsia="Calibri"/>
-                <w:sz w:val="20"/>
-                <w:szCs w:val="20"/>
-                <w:highlight w:val="green"/>
-                <w:lang w:val="en-US" w:eastAsia="en-US"/>
-              </w:rPr>
-              <w:t>C</w:t>
-            </w:r>
-            <w:r>
-              <w:rPr>
-                <w:rFonts w:eastAsia="Calibri"/>
-                <w:sz w:val="20"/>
-                <w:szCs w:val="20"/>
-                <w:highlight w:val="green"/>
-                <w:lang w:eastAsia="en-US"/>
-              </w:rPr>
-              <w:t>. Выполнение работ и управление работами по созданию (модификации) и сопровождению ИС, автоматизирующих задачи организационного управления и бизнес-процессы.</w:t>
-            </w:r>
-          </w:p>
-          <w:p>
-            <w:pPr>
-              <w:pStyle w:val="Normal"/>
-              <w:ind w:hanging="0" w:start="0" w:end="0"/>
-              <w:jc w:val="start"/>
-              <w:rPr>
-                <w:rFonts w:eastAsia="Calibri"/>
-                <w:sz w:val="20"/>
-                <w:szCs w:val="20"/>
-                <w:highlight w:val="green"/>
-                <w:lang w:eastAsia="en-US"/>
-              </w:rPr>
-            </w:pPr>
-            <w:r>
-              <w:rPr>
-                <w:rFonts w:eastAsia="Calibri"/>
-                <w:sz w:val="20"/>
-                <w:szCs w:val="20"/>
-                <w:highlight w:val="green"/>
-                <w:lang w:eastAsia="en-US"/>
-              </w:rPr>
-            </w:r>
-          </w:p>
-          <w:p>
-            <w:pPr>
-              <w:pStyle w:val="Normal"/>
-              <w:ind w:hanging="0" w:start="0" w:end="0"/>
-              <w:jc w:val="start"/>
-              <w:rPr>
-                <w:rFonts w:eastAsia="Calibri"/>
-                <w:sz w:val="20"/>
-                <w:szCs w:val="20"/>
-                <w:highlight w:val="green"/>
-                <w:lang w:eastAsia="en-US"/>
-              </w:rPr>
-            </w:pPr>
-            <w:r>
-              <w:rPr>
-                <w:rFonts w:eastAsia="Calibri"/>
-                <w:sz w:val="20"/>
-                <w:szCs w:val="20"/>
-                <w:highlight w:val="green"/>
-                <w:lang w:eastAsia="en-US"/>
-              </w:rPr>
-              <w:t>Уровень квалификации: 6.</w:t>
-            </w:r>
-          </w:p>
-          <w:p>
-            <w:pPr>
-              <w:pStyle w:val="Normal"/>
-              <w:ind w:hanging="0" w:start="0" w:end="0"/>
-              <w:rPr>
-                <w:rFonts w:eastAsia="Calibri"/>
-                <w:sz w:val="20"/>
-                <w:szCs w:val="20"/>
-                <w:highlight w:val="green"/>
-                <w:lang w:eastAsia="en-US"/>
-              </w:rPr>
-            </w:pPr>
-            <w:r>
-              <w:rPr>
-                <w:rFonts w:eastAsia="Calibri"/>
-                <w:sz w:val="20"/>
-                <w:szCs w:val="20"/>
-                <w:highlight w:val="green"/>
                 <w:lang w:eastAsia="en-US"/>
               </w:rPr>
             </w:r>
@@ -11067,8 +8353,8 @@
         <w:ind w:hanging="0" w:start="709" w:end="707"/>
         <w:rPr/>
       </w:pPr>
-      <w:bookmarkStart w:id="31" w:name="__RefHeading___Toc146271777"/>
-      <w:bookmarkEnd w:id="31"/>
+      <w:bookmarkStart w:id="30" w:name="__RefHeading___Toc146271777"/>
+      <w:bookmarkEnd w:id="30"/>
       <w:r>
         <w:rPr/>
         <w:t>4. Документы, регламентирующие содержание и организацию образовательного процесса при реализации ОПОП ВО</w:t>
@@ -11097,13 +8383,13 @@
       </w:r>
       <w:r>
         <w:rPr>
-          <w:shd w:fill="FFFFFF" w:val="clear"/>
-        </w:rPr>
-        <w:t>{{direction_code}} {{direction_name}}</w:t>
-      </w:r>
-      <w:r>
-        <w:rPr/>
-        <w:t xml:space="preserve"> содержание и организация образовательного процесса при реализации данной ОПОП регламентируется учебным планом бакалавра с учетом его профиля; рабочими программами учебных курсов, предметов, </w:t>
+          <w:shd w:fill="auto" w:val="clear"/>
+        </w:rPr>
+        <w:t>{{direction_code}} {{direction_name}} содержание и организация образовательного процесса при реализации данной ОПОП регламентирует</w:t>
+      </w:r>
+      <w:r>
+        <w:rPr/>
+        <w:t xml:space="preserve">ся учебным планом бакалавра с учетом его профиля; рабочими программами учебных курсов, предметов, </w:t>
       </w:r>
       <w:r>
         <w:rPr>
@@ -11146,8 +8432,8 @@
         <w:ind w:firstLine="709" w:start="0" w:end="0"/>
         <w:rPr/>
       </w:pPr>
-      <w:bookmarkStart w:id="32" w:name="__RefHeading___Toc146271778"/>
-      <w:bookmarkEnd w:id="32"/>
+      <w:bookmarkStart w:id="31" w:name="__RefHeading___Toc146271778"/>
+      <w:bookmarkEnd w:id="31"/>
       <w:r>
         <w:rPr>
           <w:shd w:fill="FFFFFF" w:val="clear"/>
@@ -11673,18 +8959,54 @@
               <w:ind w:firstLine="41" w:start="0" w:end="343"/>
               <w:jc w:val="end"/>
               <w:rPr>
+                <w:highlight w:val="none"/>
+                <w:shd w:fill="auto" w:val="clear"/>
+              </w:rPr>
+            </w:pPr>
+            <w:r>
+              <w:rPr>
                 <w:bCs/>
-                <w:szCs w:val="24"/>
-                <w:highlight w:val="yellow"/>
-              </w:rPr>
-            </w:pPr>
-            <w:r>
-              <w:rPr>
+                <w:color w:val="111111"/>
+                <w:szCs w:val="24"/>
+                <w:shd w:fill="auto" w:val="clear"/>
+                <w:lang w:val="en-US"/>
+              </w:rPr>
+              <w:t>{{</w:t>
+            </w:r>
+            <w:r>
+              <w:rPr>
+                <w:rFonts w:ascii="Consolas;Courier New;monospace" w:hAnsi="Consolas;Courier New;monospace"/>
+                <w:b w:val="false"/>
                 <w:bCs/>
-                <w:szCs w:val="24"/>
-                <w:highlight w:val="yellow"/>
-              </w:rPr>
-              <w:t>213</w:t>
+                <w:color w:val="111111"/>
+                <w:sz w:val="21"/>
+                <w:szCs w:val="24"/>
+                <w:shd w:fill="auto" w:val="clear"/>
+                <w:lang w:val="en-US"/>
+              </w:rPr>
+              <w:t>block_1_credits</w:t>
+            </w:r>
+          </w:p>
+          <w:p>
+            <w:pPr>
+              <w:pStyle w:val="Normal"/>
+              <w:spacing w:lineRule="auto" w:line="276"/>
+              <w:ind w:hanging="0" w:start="0" w:end="343"/>
+              <w:jc w:val="end"/>
+              <w:rPr>
+                <w:highlight w:val="none"/>
+                <w:shd w:fill="auto" w:val="clear"/>
+              </w:rPr>
+            </w:pPr>
+            <w:r>
+              <w:rPr>
+                <w:bCs/>
+                <w:color w:val="111111"/>
+                <w:szCs w:val="24"/>
+                <w:shd w:fill="auto" w:val="clear"/>
+                <w:lang w:val="en-US"/>
+              </w:rPr>
+              <w:t>}}</w:t>
             </w:r>
           </w:p>
         </w:tc>
@@ -11767,18 +9089,80 @@
               <w:ind w:firstLine="41" w:start="0" w:end="343"/>
               <w:jc w:val="end"/>
               <w:rPr>
+                <w:highlight w:val="none"/>
+                <w:shd w:fill="auto" w:val="clear"/>
+              </w:rPr>
+            </w:pPr>
+            <w:r>
+              <w:rPr>
                 <w:bCs/>
-                <w:szCs w:val="24"/>
-                <w:highlight w:val="yellow"/>
-              </w:rPr>
-            </w:pPr>
-            <w:r>
-              <w:rPr>
+                <w:color w:val="111111"/>
+                <w:szCs w:val="24"/>
+                <w:shd w:fill="auto" w:val="clear"/>
+                <w:lang w:val="en-US"/>
+              </w:rPr>
+              <w:t>{{</w:t>
+            </w:r>
+            <w:r>
+              <w:rPr>
+                <w:rFonts w:ascii="Consolas;Courier New;monospace" w:hAnsi="Consolas;Courier New;monospace"/>
+                <w:b w:val="false"/>
                 <w:bCs/>
-                <w:szCs w:val="24"/>
-                <w:highlight w:val="yellow"/>
-              </w:rPr>
-              <w:t>21</w:t>
+                <w:color w:val="111111"/>
+                <w:sz w:val="21"/>
+                <w:szCs w:val="24"/>
+                <w:shd w:fill="auto" w:val="clear"/>
+                <w:lang w:val="en-US"/>
+              </w:rPr>
+              <w:t>block_</w:t>
+            </w:r>
+            <w:r>
+              <w:rPr>
+                <w:rFonts w:ascii="Consolas;Courier New;monospace" w:hAnsi="Consolas;Courier New;monospace"/>
+                <w:b w:val="false"/>
+                <w:bCs/>
+                <w:color w:val="111111"/>
+                <w:sz w:val="21"/>
+                <w:szCs w:val="24"/>
+                <w:shd w:fill="auto" w:val="clear"/>
+                <w:lang w:val="en-US"/>
+              </w:rPr>
+              <w:t>2</w:t>
+            </w:r>
+            <w:r>
+              <w:rPr>
+                <w:rFonts w:ascii="Consolas;Courier New;monospace" w:hAnsi="Consolas;Courier New;monospace"/>
+                <w:b w:val="false"/>
+                <w:bCs/>
+                <w:color w:val="111111"/>
+                <w:sz w:val="21"/>
+                <w:szCs w:val="24"/>
+                <w:shd w:fill="auto" w:val="clear"/>
+                <w:lang w:val="en-US"/>
+              </w:rPr>
+              <w:t>_credits</w:t>
+            </w:r>
+          </w:p>
+          <w:p>
+            <w:pPr>
+              <w:pStyle w:val="Normal"/>
+              <w:spacing w:lineRule="auto" w:line="276"/>
+              <w:ind w:hanging="0" w:start="0" w:end="343"/>
+              <w:jc w:val="end"/>
+              <w:rPr>
+                <w:highlight w:val="none"/>
+                <w:shd w:fill="auto" w:val="clear"/>
+              </w:rPr>
+            </w:pPr>
+            <w:r>
+              <w:rPr>
+                <w:bCs/>
+                <w:color w:val="111111"/>
+                <w:szCs w:val="24"/>
+                <w:shd w:fill="auto" w:val="clear"/>
+                <w:lang w:val="en-US"/>
+              </w:rPr>
+              <w:t>}}</w:t>
             </w:r>
           </w:p>
         </w:tc>
@@ -11871,18 +9255,80 @@
               <w:ind w:firstLine="41" w:start="0" w:end="343"/>
               <w:jc w:val="end"/>
               <w:rPr>
+                <w:highlight w:val="none"/>
+                <w:shd w:fill="auto" w:val="clear"/>
+              </w:rPr>
+            </w:pPr>
+            <w:r>
+              <w:rPr>
                 <w:bCs/>
-                <w:szCs w:val="24"/>
-                <w:highlight w:val="yellow"/>
-              </w:rPr>
-            </w:pPr>
-            <w:r>
-              <w:rPr>
+                <w:color w:val="111111"/>
+                <w:szCs w:val="24"/>
+                <w:shd w:fill="auto" w:val="clear"/>
+                <w:lang w:val="en-US"/>
+              </w:rPr>
+              <w:t>{{</w:t>
+            </w:r>
+            <w:r>
+              <w:rPr>
+                <w:rFonts w:ascii="Consolas;Courier New;monospace" w:hAnsi="Consolas;Courier New;monospace"/>
+                <w:b w:val="false"/>
                 <w:bCs/>
-                <w:szCs w:val="24"/>
-                <w:highlight w:val="yellow"/>
-              </w:rPr>
-              <w:t>6</w:t>
+                <w:color w:val="111111"/>
+                <w:sz w:val="21"/>
+                <w:szCs w:val="24"/>
+                <w:shd w:fill="auto" w:val="clear"/>
+                <w:lang w:val="en-US"/>
+              </w:rPr>
+              <w:t>block_</w:t>
+            </w:r>
+            <w:r>
+              <w:rPr>
+                <w:rFonts w:ascii="Consolas;Courier New;monospace" w:hAnsi="Consolas;Courier New;monospace"/>
+                <w:b w:val="false"/>
+                <w:bCs/>
+                <w:color w:val="111111"/>
+                <w:sz w:val="21"/>
+                <w:szCs w:val="24"/>
+                <w:shd w:fill="auto" w:val="clear"/>
+                <w:lang w:val="en-US"/>
+              </w:rPr>
+              <w:t>3</w:t>
+            </w:r>
+            <w:r>
+              <w:rPr>
+                <w:rFonts w:ascii="Consolas;Courier New;monospace" w:hAnsi="Consolas;Courier New;monospace"/>
+                <w:b w:val="false"/>
+                <w:bCs/>
+                <w:color w:val="111111"/>
+                <w:sz w:val="21"/>
+                <w:szCs w:val="24"/>
+                <w:shd w:fill="auto" w:val="clear"/>
+                <w:lang w:val="en-US"/>
+              </w:rPr>
+              <w:t>_credits</w:t>
+            </w:r>
+          </w:p>
+          <w:p>
+            <w:pPr>
+              <w:pStyle w:val="Normal"/>
+              <w:spacing w:lineRule="auto" w:line="276"/>
+              <w:ind w:hanging="0" w:start="0" w:end="343"/>
+              <w:jc w:val="end"/>
+              <w:rPr>
+                <w:highlight w:val="none"/>
+                <w:shd w:fill="auto" w:val="clear"/>
+              </w:rPr>
+            </w:pPr>
+            <w:r>
+              <w:rPr>
+                <w:bCs/>
+                <w:color w:val="111111"/>
+                <w:szCs w:val="24"/>
+                <w:shd w:fill="auto" w:val="clear"/>
+                <w:lang w:val="en-US"/>
+              </w:rPr>
+              <w:t>}}</w:t>
             </w:r>
           </w:p>
         </w:tc>
@@ -12045,9 +9491,18 @@
       </w:r>
       <w:r>
         <w:rPr>
-          <w:highlight w:val="yellow"/>
-        </w:rPr>
-        <w:t>65,4%</w:t>
+          <w:color w:val="111111"/>
+          <w:shd w:fill="auto" w:val="clear"/>
+          <w:lang w:val="en-US"/>
+        </w:rPr>
+        <w:t>{{volume_excluding_state_final_attestation}}</w:t>
+      </w:r>
+      <w:r>
+        <w:rPr>
+          <w:color w:val="111111"/>
+          <w:shd w:fill="FFFFFF" w:val="clear"/>
+        </w:rPr>
+        <w:t>%</w:t>
       </w:r>
       <w:r>
         <w:rPr/>
@@ -12078,24 +9533,24 @@
           <w:shd w:fill="FFFFFF" w:val="clear"/>
         </w:rPr>
       </w:pPr>
-      <w:bookmarkStart w:id="33" w:name="__RefHeading___Toc146271779"/>
+      <w:bookmarkStart w:id="32" w:name="__RefHeading___Toc146271779"/>
+      <w:bookmarkEnd w:id="32"/>
+      <w:r>
+        <w:rPr>
+          <w:shd w:fill="FFFFFF" w:val="clear"/>
+        </w:rPr>
+        <w:t>4.2. Календарный учебный график</w:t>
+      </w:r>
+    </w:p>
+    <w:p>
+      <w:pPr>
+        <w:pStyle w:val="Normal"/>
+        <w:rPr>
+          <w:shd w:fill="FFFFFF" w:val="clear"/>
+        </w:rPr>
+      </w:pPr>
+      <w:bookmarkStart w:id="33" w:name="_Hlk58500628"/>
       <w:bookmarkEnd w:id="33"/>
-      <w:r>
-        <w:rPr>
-          <w:shd w:fill="FFFFFF" w:val="clear"/>
-        </w:rPr>
-        <w:t>4.2. Календарный учебный график</w:t>
-      </w:r>
-    </w:p>
-    <w:p>
-      <w:pPr>
-        <w:pStyle w:val="Normal"/>
-        <w:rPr>
-          <w:shd w:fill="FFFFFF" w:val="clear"/>
-        </w:rPr>
-      </w:pPr>
-      <w:bookmarkStart w:id="34" w:name="_Hlk58500628"/>
-      <w:bookmarkEnd w:id="34"/>
       <w:r>
         <w:rPr>
           <w:shd w:fill="FFFFFF" w:val="clear"/>
@@ -12115,10 +9570,10 @@
           <w:shd w:fill="FFFFFF" w:val="clear"/>
         </w:rPr>
       </w:pPr>
-      <w:bookmarkStart w:id="35" w:name="__RefHeading___Toc146271780"/>
-      <w:bookmarkStart w:id="36" w:name="_Hlk58500628_Копия_1"/>
+      <w:bookmarkStart w:id="34" w:name="__RefHeading___Toc146271780"/>
+      <w:bookmarkStart w:id="35" w:name="_Hlk58500628_Копия_1"/>
+      <w:bookmarkEnd w:id="34"/>
       <w:bookmarkEnd w:id="35"/>
-      <w:bookmarkEnd w:id="36"/>
       <w:r>
         <w:rPr>
           <w:shd w:fill="FFFFFF" w:val="clear"/>
@@ -12168,8 +9623,8 @@
         <w:ind w:firstLine="709" w:start="0" w:end="0"/>
         <w:rPr/>
       </w:pPr>
-      <w:bookmarkStart w:id="37" w:name="__RefHeading___Toc146271781"/>
-      <w:bookmarkEnd w:id="37"/>
+      <w:bookmarkStart w:id="36" w:name="__RefHeading___Toc146271781"/>
+      <w:bookmarkEnd w:id="36"/>
       <w:r>
         <w:rPr/>
         <w:t>4.4. Программы практик</w:t>
@@ -12186,7 +9641,7 @@
       </w:r>
       <w:r>
         <w:rPr>
-          <w:highlight w:val="yellow"/>
+          <w:shd w:fill="FFFFFF" w:val="clear"/>
         </w:rPr>
         <w:t>учебная и производственная, в том числе преддипломная практики.</w:t>
       </w:r>
@@ -12265,65 +9720,65 @@
         <w:ind w:firstLine="709" w:start="0" w:end="0"/>
         <w:rPr/>
       </w:pPr>
-      <w:bookmarkStart w:id="38" w:name="__RefHeading___Toc146271782"/>
+      <w:bookmarkStart w:id="37" w:name="__RefHeading___Toc146271782"/>
+      <w:bookmarkEnd w:id="37"/>
+      <w:r>
+        <w:rPr/>
+        <w:t>4.5. Программа Государственной итоговой аттестации</w:t>
+      </w:r>
+    </w:p>
+    <w:p>
+      <w:pPr>
+        <w:pStyle w:val="Normal"/>
+        <w:rPr/>
+      </w:pPr>
+      <w:r>
+        <w:rPr/>
+        <w:t xml:space="preserve">В </w:t>
+      </w:r>
+      <w:r>
+        <w:fldChar w:fldCharType="begin"/>
+      </w:r>
+      <w:r>
+        <w:rPr>
+          <w:rStyle w:val="Hyperlink"/>
+        </w:rPr>
+        <w:instrText xml:space="preserve"> HYPERLINK "https://www.garant.ru/products/ipo/prime/doc/71165458/" \l "103"</w:instrText>
+      </w:r>
+      <w:r>
+        <w:rPr>
+          <w:rStyle w:val="Hyperlink"/>
+        </w:rPr>
+        <w:fldChar w:fldCharType="separate"/>
+      </w:r>
+      <w:r>
+        <w:rPr>
+          <w:rStyle w:val="Hyperlink"/>
+        </w:rPr>
+        <w:t>Блок 3</w:t>
+      </w:r>
+      <w:r>
+        <w:rPr>
+          <w:rStyle w:val="Hyperlink"/>
+        </w:rPr>
+        <w:fldChar w:fldCharType="end"/>
+      </w:r>
+      <w:r>
+        <w:rPr/>
+        <w:t xml:space="preserve"> «Государственная итоговая аттестация» входят подготовка к сдаче и сдача государственного экзамена и выполнение и защита выпускной квалификационной работы.</w:t>
+      </w:r>
+    </w:p>
+    <w:p>
+      <w:pPr>
+        <w:pStyle w:val="Normal"/>
+        <w:rPr/>
+      </w:pPr>
+      <w:bookmarkStart w:id="38" w:name="_Hlk58503040"/>
+      <w:r>
+        <w:rPr/>
+        <w:t xml:space="preserve">К государственной итоговой аттестации допускается обучающийся, не имеющий академической задолженности и в полном объеме выполнивший учебный план или индивидуальный учебный план, если иное не установлено порядком проведения государственной итоговой аттестации по соответствующим образовательным программам. </w:t>
+      </w:r>
       <w:bookmarkEnd w:id="38"/>
-      <w:r>
-        <w:rPr/>
-        <w:t>4.5. Программа Государственной итоговой аттестации</w:t>
-      </w:r>
-    </w:p>
-    <w:p>
-      <w:pPr>
-        <w:pStyle w:val="Normal"/>
-        <w:rPr/>
-      </w:pPr>
-      <w:r>
-        <w:rPr/>
-        <w:t xml:space="preserve">В </w:t>
-      </w:r>
-      <w:r>
-        <w:fldChar w:fldCharType="begin"/>
-      </w:r>
-      <w:r>
-        <w:rPr>
-          <w:rStyle w:val="Hyperlink"/>
-        </w:rPr>
-        <w:instrText xml:space="preserve"> HYPERLINK "https://www.garant.ru/products/ipo/prime/doc/71165458/" \l "103"</w:instrText>
-      </w:r>
-      <w:r>
-        <w:rPr>
-          <w:rStyle w:val="Hyperlink"/>
-        </w:rPr>
-        <w:fldChar w:fldCharType="separate"/>
-      </w:r>
-      <w:r>
-        <w:rPr>
-          <w:rStyle w:val="Hyperlink"/>
-        </w:rPr>
-        <w:t>Блок 3</w:t>
-      </w:r>
-      <w:r>
-        <w:rPr>
-          <w:rStyle w:val="Hyperlink"/>
-        </w:rPr>
-        <w:fldChar w:fldCharType="end"/>
-      </w:r>
-      <w:r>
-        <w:rPr/>
-        <w:t xml:space="preserve"> «Государственная итоговая аттестация» входят подготовка к сдаче и сдача государственного экзамена и выполнение и защита выпускной квалификационной работы.</w:t>
-      </w:r>
-    </w:p>
-    <w:p>
-      <w:pPr>
-        <w:pStyle w:val="Normal"/>
-        <w:rPr/>
-      </w:pPr>
-      <w:bookmarkStart w:id="39" w:name="_Hlk58503040"/>
-      <w:r>
-        <w:rPr/>
-        <w:t xml:space="preserve">К государственной итоговой аттестации допускается обучающийся, не имеющий академической задолженности и в полном объеме выполнивший учебный план или индивидуальный учебный план, если иное не установлено порядком проведения государственной итоговой аттестации по соответствующим образовательным программам. </w:t>
-      </w:r>
-      <w:bookmarkEnd w:id="39"/>
     </w:p>
     <w:p>
       <w:pPr>
@@ -12335,8 +9790,8 @@
         <w:ind w:firstLine="709" w:start="0" w:end="0"/>
         <w:rPr/>
       </w:pPr>
-      <w:bookmarkStart w:id="40" w:name="__RefHeading___Toc146271783"/>
-      <w:bookmarkEnd w:id="40"/>
+      <w:bookmarkStart w:id="39" w:name="__RefHeading___Toc146271783"/>
+      <w:bookmarkEnd w:id="39"/>
       <w:r>
         <w:rPr/>
         <w:t>4.6. Оценочные материалы по дисциплинам (модулям), практикам, государственной итоговой аттестации</w:t>
@@ -12402,8 +9857,8 @@
         <w:ind w:firstLine="709" w:start="0" w:end="0"/>
         <w:rPr/>
       </w:pPr>
-      <w:bookmarkStart w:id="41" w:name="__RefHeading___Toc146271784"/>
-      <w:bookmarkEnd w:id="41"/>
+      <w:bookmarkStart w:id="40" w:name="__RefHeading___Toc146271784"/>
+      <w:bookmarkEnd w:id="40"/>
       <w:r>
         <w:rPr/>
         <w:t>4.7. Методические материалы по дисциплинам (модулям), практикам, государственной итоговой аттестации</w:t>
@@ -12459,27 +9914,27 @@
         <w:ind w:hanging="0" w:start="0" w:end="0"/>
         <w:rPr/>
       </w:pPr>
-      <w:bookmarkStart w:id="42" w:name="__RefHeading___Toc146271785"/>
+      <w:bookmarkStart w:id="41" w:name="__RefHeading___Toc146271785"/>
+      <w:bookmarkEnd w:id="41"/>
+      <w:r>
+        <w:rPr/>
+        <w:t>5. Фактическое ресурсное обеспечение ОПОП ВО</w:t>
+      </w:r>
+    </w:p>
+    <w:p>
+      <w:pPr>
+        <w:pStyle w:val="Normal"/>
+        <w:rPr/>
+      </w:pPr>
+      <w:bookmarkStart w:id="42" w:name="bookmark37"/>
+      <w:r>
+        <w:rPr/>
+        <w:t xml:space="preserve">Ресурсное обеспечение данной ОПОП формируется на основе требований к условиям реализации ОПОП, определяемыми ФГОС ВО бакалавриата по направлению подготовки </w:t>
+      </w:r>
       <w:bookmarkEnd w:id="42"/>
       <w:r>
-        <w:rPr/>
-        <w:t>5. Фактическое ресурсное обеспечение ОПОП ВО</w:t>
-      </w:r>
-    </w:p>
-    <w:p>
-      <w:pPr>
-        <w:pStyle w:val="Normal"/>
-        <w:rPr/>
-      </w:pPr>
-      <w:bookmarkStart w:id="43" w:name="bookmark37"/>
-      <w:r>
-        <w:rPr/>
-        <w:t xml:space="preserve">Ресурсное обеспечение данной ОПОП формируется на основе требований к условиям реализации ОПОП, определяемыми ФГОС ВО бакалавриата по направлению подготовки </w:t>
-      </w:r>
-      <w:bookmarkEnd w:id="43"/>
-      <w:r>
-        <w:rPr>
-          <w:shd w:fill="FFFFFF" w:val="clear"/>
+        <w:rPr>
+          <w:shd w:fill="auto" w:val="clear"/>
         </w:rPr>
         <w:t>{{direction_code}} {{direction_name}}.</w:t>
       </w:r>
@@ -12494,8 +9949,8 @@
         <w:ind w:firstLine="709" w:start="0" w:end="0"/>
         <w:rPr/>
       </w:pPr>
-      <w:bookmarkStart w:id="44" w:name="__RefHeading___Toc146271786"/>
-      <w:bookmarkEnd w:id="44"/>
+      <w:bookmarkStart w:id="43" w:name="__RefHeading___Toc146271786"/>
+      <w:bookmarkEnd w:id="43"/>
       <w:r>
         <w:rPr/>
         <w:t>5.1. Кадровое обеспечение</w:t>
@@ -12512,7 +9967,7 @@
       </w:r>
       <w:r>
         <w:rPr>
-          <w:shd w:fill="FFFFFF" w:val="clear"/>
+          <w:shd w:fill="auto" w:val="clear"/>
         </w:rPr>
         <w:t>{{direction_code}} {{direction_name}}, профиль «{{profile_name}}»</w:t>
       </w:r>
@@ -12573,10 +10028,10 @@
           <w:bCs/>
         </w:rPr>
       </w:pPr>
-      <w:bookmarkStart w:id="45" w:name="__RefHeading___Toc146271787"/>
-      <w:bookmarkStart w:id="46" w:name="bookmark39"/>
+      <w:bookmarkStart w:id="44" w:name="__RefHeading___Toc146271787"/>
+      <w:bookmarkStart w:id="45" w:name="bookmark39"/>
+      <w:bookmarkEnd w:id="44"/>
       <w:bookmarkEnd w:id="45"/>
-      <w:bookmarkEnd w:id="46"/>
       <w:r>
         <w:rPr/>
         <w:t xml:space="preserve">5.2. Материально-техническое и учебно-методическое обеспечение образовательного процесса </w:t>
@@ -12684,12 +10139,12 @@
         <w:ind w:firstLine="709" w:start="0" w:end="0"/>
         <w:rPr/>
       </w:pPr>
-      <w:bookmarkStart w:id="47" w:name="__RefHeading___Toc146271788"/>
-      <w:bookmarkStart w:id="48" w:name="bookmark39_Копия_1"/>
-      <w:bookmarkStart w:id="49" w:name="_Hlk58502511"/>
+      <w:bookmarkStart w:id="46" w:name="__RefHeading___Toc146271788"/>
+      <w:bookmarkStart w:id="47" w:name="bookmark39_Копия_1"/>
+      <w:bookmarkStart w:id="48" w:name="_Hlk58502511"/>
+      <w:bookmarkEnd w:id="46"/>
       <w:bookmarkEnd w:id="47"/>
       <w:bookmarkEnd w:id="48"/>
-      <w:bookmarkEnd w:id="49"/>
       <w:r>
         <w:rPr/>
         <w:t>5.3. Содержание и организация учебного процесса для инвалидов и лиц с ограниченными возможностями здоровья</w:t>
@@ -12893,22 +10348,22 @@
         <w:ind w:firstLine="709" w:start="0" w:end="0"/>
         <w:rPr/>
       </w:pPr>
-      <w:bookmarkStart w:id="50" w:name="__RefHeading___Toc146271789"/>
-      <w:bookmarkStart w:id="51" w:name="_Hlk58502511_Копия_1"/>
+      <w:bookmarkStart w:id="49" w:name="__RefHeading___Toc146271789"/>
+      <w:bookmarkStart w:id="50" w:name="_Hlk58502511_Копия_1"/>
+      <w:bookmarkEnd w:id="49"/>
       <w:bookmarkEnd w:id="50"/>
+      <w:r>
+        <w:rPr/>
+        <w:t xml:space="preserve">5.4. Финансовое обеспечение </w:t>
+      </w:r>
+    </w:p>
+    <w:p>
+      <w:pPr>
+        <w:pStyle w:val="Normal"/>
+        <w:rPr/>
+      </w:pPr>
+      <w:bookmarkStart w:id="51" w:name="_Hlk58502624"/>
       <w:bookmarkEnd w:id="51"/>
-      <w:r>
-        <w:rPr/>
-        <w:t xml:space="preserve">5.4. Финансовое обеспечение </w:t>
-      </w:r>
-    </w:p>
-    <w:p>
-      <w:pPr>
-        <w:pStyle w:val="Normal"/>
-        <w:rPr/>
-      </w:pPr>
-      <w:bookmarkStart w:id="52" w:name="_Hlk58502624"/>
-      <w:bookmarkEnd w:id="52"/>
       <w:r>
         <w:rPr/>
         <w:t>Финансовое обеспечение реализации программы бакалавриата осуществляется в объеме не ниже значений базовых нормативов затрат на оказание государственных услуг по реализации образовательных программ высшего образования – программ бакалавриата с учетом корректирующих коэффициентов, определяемых Министерством высшего образования и науки РФ.</w:t>
@@ -12928,8 +10383,8 @@
         <w:ind w:hanging="0" w:start="709" w:end="282"/>
         <w:rPr/>
       </w:pPr>
-      <w:bookmarkStart w:id="53" w:name="__RefHeading___Toc146271790"/>
-      <w:bookmarkEnd w:id="53"/>
+      <w:bookmarkStart w:id="52" w:name="__RefHeading___Toc146271790"/>
+      <w:bookmarkEnd w:id="52"/>
       <w:r>
         <w:rPr/>
         <w:t>6. Характеристика среды вуза, обеспечивающая развитие общекультурных и социально-личностных компетенций выпускников</w:t>
@@ -12944,9 +10399,9 @@
           <w:szCs w:val="24"/>
         </w:rPr>
       </w:pPr>
-      <w:bookmarkStart w:id="54" w:name="_Hlk58502700"/>
-      <w:bookmarkStart w:id="55" w:name="_Hlk58502624_Копия_1"/>
-      <w:bookmarkEnd w:id="55"/>
+      <w:bookmarkStart w:id="53" w:name="_Hlk58502700"/>
+      <w:bookmarkStart w:id="54" w:name="_Hlk58502624_Копия_1"/>
+      <w:bookmarkEnd w:id="54"/>
       <w:r>
         <w:rPr/>
         <w:t>Социокультурная среда университета представляет собой совокупность концептуальных, содержательных, кадровых, организационных и методических ресурсов, направленных на создание гуманитарной среды в учебном заведении, которая обеспечивает развитие универсальных компетенций обучающихся.</w:t>
@@ -13313,8 +10768,8 @@
         <w:ind w:hanging="0" w:start="709" w:end="566"/>
         <w:rPr/>
       </w:pPr>
-      <w:bookmarkStart w:id="56" w:name="__RefHeading___Toc146271791"/>
-      <w:bookmarkEnd w:id="56"/>
+      <w:bookmarkStart w:id="55" w:name="__RefHeading___Toc146271791"/>
+      <w:bookmarkEnd w:id="55"/>
       <w:r>
         <w:rPr/>
         <w:t>7. Требования к применяемым механизмам оценки качества образовательной деятельности и подготовки обучающихся по образовательной программе</w:t>
@@ -13407,7 +10862,7 @@
         <w:tab/>
         <w:t>оценивание профессиональной деятельности бакалавров работодателями в ходе прохождения практики.</w:t>
       </w:r>
-      <w:bookmarkEnd w:id="54"/>
+      <w:bookmarkEnd w:id="53"/>
     </w:p>
     <w:p>
       <w:pPr>
@@ -13423,8 +10878,8 @@
         <w:ind w:hanging="0" w:start="709" w:end="566"/>
         <w:rPr/>
       </w:pPr>
-      <w:bookmarkStart w:id="57" w:name="__RefHeading___Toc146271792"/>
-      <w:bookmarkEnd w:id="57"/>
+      <w:bookmarkStart w:id="56" w:name="__RefHeading___Toc146271792"/>
+      <w:bookmarkEnd w:id="56"/>
       <w:r>
         <w:rPr/>
         <w:t>8. Содержание и организация учебного процесса для инвалидов и лиц с ограниченными возможностями здоровья</w:t>
@@ -13629,7 +11084,7 @@
       <mc:AlternateContent>
         <mc:Choice Requires="wps">
           <w:drawing>
-            <wp:anchor behindDoc="1" distT="0" distB="0" distL="0" distR="0" simplePos="0" locked="0" layoutInCell="0" allowOverlap="1" relativeHeight="38">
+            <wp:anchor behindDoc="1" distT="0" distB="0" distL="0" distR="0" simplePos="0" locked="0" layoutInCell="0" allowOverlap="1" relativeHeight="30">
               <wp:simplePos x="0" y="0"/>
               <wp:positionH relativeFrom="rightMargin">
                 <wp:posOffset>0</wp:posOffset>
@@ -13697,7 +11152,7 @@
                               <w:rStyle w:val="PageNumber"/>
                               <w:color w:val="000000"/>
                             </w:rPr>
-                            <w:t>20</w:t>
+                            <w:t>12</w:t>
                           </w:r>
                           <w:r>
                             <w:rPr>
@@ -13756,7 +11211,7 @@
                         <w:rStyle w:val="PageNumber"/>
                         <w:color w:val="000000"/>
                       </w:rPr>
-                      <w:t>20</w:t>
+                      <w:t>12</w:t>
                     </w:r>
                     <w:r>
                       <w:rPr>

--- a/template.docx
+++ b/template.docx
@@ -22,7 +22,7 @@
           <w:lang w:val="ru-RU" w:eastAsia="ru-RU"/>
         </w:rPr>
         <w:drawing>
-          <wp:anchor behindDoc="0" distT="0" distB="0" distL="0" distR="0" simplePos="0" locked="0" layoutInCell="1" allowOverlap="1" relativeHeight="32">
+          <wp:anchor behindDoc="0" distT="0" distB="0" distL="0" distR="0" simplePos="0" locked="0" layoutInCell="1" allowOverlap="1" relativeHeight="28">
             <wp:simplePos x="0" y="0"/>
             <wp:positionH relativeFrom="column">
               <wp:posOffset>-848360</wp:posOffset>
@@ -261,7 +261,7 @@
           </w:tcPr>
           <w:p>
             <w:pPr>
-              <w:pStyle w:val="Style26"/>
+              <w:pStyle w:val="Style27"/>
               <w:spacing w:lineRule="auto" w:line="264"/>
               <w:rPr>
                 <w:szCs w:val="24"/>
@@ -276,7 +276,7 @@
           </w:p>
           <w:p>
             <w:pPr>
-              <w:pStyle w:val="Style26"/>
+              <w:pStyle w:val="Style27"/>
               <w:spacing w:lineRule="auto" w:line="264"/>
               <w:rPr>
                 <w:szCs w:val="24"/>
@@ -291,7 +291,7 @@
           </w:p>
           <w:p>
             <w:pPr>
-              <w:pStyle w:val="Style26"/>
+              <w:pStyle w:val="Style27"/>
               <w:spacing w:lineRule="auto" w:line="264"/>
               <w:rPr>
                 <w:szCs w:val="24"/>
@@ -306,7 +306,7 @@
           </w:p>
           <w:p>
             <w:pPr>
-              <w:pStyle w:val="Style26"/>
+              <w:pStyle w:val="Style27"/>
               <w:spacing w:lineRule="auto" w:line="264"/>
               <w:rPr>
                 <w:szCs w:val="24"/>
@@ -508,7 +508,7 @@
           </w:tcPr>
           <w:p>
             <w:pPr>
-              <w:pStyle w:val="Style26"/>
+              <w:pStyle w:val="Style27"/>
               <w:snapToGrid w:val="false"/>
               <w:spacing w:lineRule="auto" w:line="288"/>
               <w:rPr>
@@ -531,7 +531,7 @@
           </w:tcPr>
           <w:p>
             <w:pPr>
-              <w:pStyle w:val="Style26"/>
+              <w:pStyle w:val="Style27"/>
               <w:snapToGrid w:val="false"/>
               <w:spacing w:lineRule="auto" w:line="288"/>
               <w:rPr>
@@ -548,7 +548,7 @@
           </w:p>
           <w:p>
             <w:pPr>
-              <w:pStyle w:val="Style26"/>
+              <w:pStyle w:val="Style27"/>
               <w:spacing w:lineRule="auto" w:line="288"/>
               <w:rPr>
                 <w:color w:val="595959"/>
@@ -564,7 +564,7 @@
           </w:p>
           <w:p>
             <w:pPr>
-              <w:pStyle w:val="Style26"/>
+              <w:pStyle w:val="Style27"/>
               <w:spacing w:lineRule="auto" w:line="288"/>
               <w:rPr>
                 <w:color w:val="595959"/>
@@ -1320,6 +1320,52 @@
         <w:rPr>
           <w:color w:val="404040"/>
         </w:rPr>
+        <w:drawing>
+          <wp:anchor behindDoc="0" distT="0" distB="0" distL="0" distR="0" simplePos="0" locked="0" layoutInCell="1" allowOverlap="1" relativeHeight="30">
+            <wp:simplePos x="0" y="0"/>
+            <wp:positionH relativeFrom="column">
+              <wp:posOffset>3772535</wp:posOffset>
+            </wp:positionH>
+            <wp:positionV relativeFrom="paragraph">
+              <wp:posOffset>736600</wp:posOffset>
+            </wp:positionV>
+            <wp:extent cx="1352550" cy="1257300"/>
+            <wp:effectExtent l="0" t="0" r="0" b="0"/>
+            <wp:wrapNone/>
+            <wp:docPr id="2" name="Изображение2" descr="" title=""/>
+            <wp:cNvGraphicFramePr>
+              <a:graphicFrameLocks xmlns:a="http://schemas.openxmlformats.org/drawingml/2006/main" noChangeAspect="1"/>
+            </wp:cNvGraphicFramePr>
+            <a:graphic xmlns:a="http://schemas.openxmlformats.org/drawingml/2006/main">
+              <a:graphicData uri="http://schemas.openxmlformats.org/drawingml/2006/picture">
+                <pic:pic xmlns:pic="http://schemas.openxmlformats.org/drawingml/2006/picture">
+                  <pic:nvPicPr>
+                    <pic:cNvPr id="2" name="Изображение2" descr="" title=""/>
+                    <pic:cNvPicPr>
+                      <a:picLocks noChangeAspect="1" noChangeArrowheads="1"/>
+                    </pic:cNvPicPr>
+                  </pic:nvPicPr>
+                  <pic:blipFill>
+                    <a:blip r:embed="rId3"/>
+                    <a:srcRect l="-52" t="-56" r="-52" b="-56"/>
+                    <a:stretch>
+                      <a:fillRect/>
+                    </a:stretch>
+                  </pic:blipFill>
+                  <pic:spPr bwMode="auto">
+                    <a:xfrm>
+                      <a:off x="0" y="0"/>
+                      <a:ext cx="1352550" cy="1257300"/>
+                    </a:xfrm>
+                    <a:prstGeom prst="rect">
+                      <a:avLst/>
+                    </a:prstGeom>
+                  </pic:spPr>
+                </pic:pic>
+              </a:graphicData>
+            </a:graphic>
+          </wp:anchor>
+        </w:drawing>
       </w:r>
     </w:p>
     <w:tbl>
@@ -1386,7 +1432,7 @@
                 <w:color w:val="404040"/>
               </w:rPr>
               <w:drawing>
-                <wp:anchor behindDoc="0" distT="0" distB="0" distL="0" distR="0" simplePos="0" locked="0" layoutInCell="1" allowOverlap="1" relativeHeight="33">
+                <wp:anchor behindDoc="0" distT="0" distB="0" distL="0" distR="0" simplePos="0" locked="0" layoutInCell="1" allowOverlap="1" relativeHeight="29">
                   <wp:simplePos x="0" y="0"/>
                   <wp:positionH relativeFrom="column">
                     <wp:posOffset>20955</wp:posOffset>
@@ -1397,7 +1443,7 @@
                   <wp:extent cx="1007110" cy="717550"/>
                   <wp:effectExtent l="0" t="0" r="0" b="0"/>
                   <wp:wrapNone/>
-                  <wp:docPr id="2" name="Изображение3" descr="" title=""/>
+                  <wp:docPr id="3" name="Изображение3" descr="" title=""/>
                   <wp:cNvGraphicFramePr>
                     <a:graphicFrameLocks xmlns:a="http://schemas.openxmlformats.org/drawingml/2006/main" noChangeAspect="1"/>
                   </wp:cNvGraphicFramePr>
@@ -1405,13 +1451,13 @@
                     <a:graphicData uri="http://schemas.openxmlformats.org/drawingml/2006/picture">
                       <pic:pic xmlns:pic="http://schemas.openxmlformats.org/drawingml/2006/picture">
                         <pic:nvPicPr>
-                          <pic:cNvPr id="2" name="Изображение3" descr="" title=""/>
+                          <pic:cNvPr id="3" name="Изображение3" descr="" title=""/>
                           <pic:cNvPicPr>
                             <a:picLocks noChangeAspect="1" noChangeArrowheads="1"/>
                           </pic:cNvPicPr>
                         </pic:nvPicPr>
                         <pic:blipFill>
-                          <a:blip r:embed="rId3"/>
+                          <a:blip r:embed="rId4"/>
                           <a:srcRect l="-143" t="-200" r="-143" b="-200"/>
                           <a:stretch>
                             <a:fillRect/>
@@ -1491,54 +1537,6 @@
                 <w:color w:val="404040"/>
               </w:rPr>
             </w:pPr>
-            <w:r>
-              <w:drawing>
-                <wp:anchor behindDoc="0" distT="0" distB="0" distL="0" distR="0" simplePos="0" locked="0" layoutInCell="1" allowOverlap="1" relativeHeight="34">
-                  <wp:simplePos x="0" y="0"/>
-                  <wp:positionH relativeFrom="column">
-                    <wp:posOffset>3371850</wp:posOffset>
-                  </wp:positionH>
-                  <wp:positionV relativeFrom="paragraph">
-                    <wp:posOffset>134620</wp:posOffset>
-                  </wp:positionV>
-                  <wp:extent cx="1352550" cy="1257300"/>
-                  <wp:effectExtent l="0" t="0" r="0" b="0"/>
-                  <wp:wrapNone/>
-                  <wp:docPr id="3" name="Изображение2" descr="" title=""/>
-                  <wp:cNvGraphicFramePr>
-                    <a:graphicFrameLocks xmlns:a="http://schemas.openxmlformats.org/drawingml/2006/main" noChangeAspect="1"/>
-                  </wp:cNvGraphicFramePr>
-                  <a:graphic xmlns:a="http://schemas.openxmlformats.org/drawingml/2006/main">
-                    <a:graphicData uri="http://schemas.openxmlformats.org/drawingml/2006/picture">
-                      <pic:pic xmlns:pic="http://schemas.openxmlformats.org/drawingml/2006/picture">
-                        <pic:nvPicPr>
-                          <pic:cNvPr id="3" name="Изображение2" descr="" title=""/>
-                          <pic:cNvPicPr>
-                            <a:picLocks noChangeAspect="1" noChangeArrowheads="1"/>
-                          </pic:cNvPicPr>
-                        </pic:nvPicPr>
-                        <pic:blipFill>
-                          <a:blip r:embed="rId4"/>
-                          <a:srcRect l="-52" t="-56" r="-52" b="-56"/>
-                          <a:stretch>
-                            <a:fillRect/>
-                          </a:stretch>
-                        </pic:blipFill>
-                        <pic:spPr bwMode="auto">
-                          <a:xfrm>
-                            <a:off x="0" y="0"/>
-                            <a:ext cx="1352550" cy="1257300"/>
-                          </a:xfrm>
-                          <a:prstGeom prst="rect">
-                            <a:avLst/>
-                          </a:prstGeom>
-                        </pic:spPr>
-                      </pic:pic>
-                    </a:graphicData>
-                  </a:graphic>
-                </wp:anchor>
-              </w:drawing>
-            </w:r>
             <w:r>
               <w:rPr>
                 <w:color w:val="404040"/>
@@ -2950,7 +2948,7 @@
         <w:pStyle w:val="Heading2"/>
         <w:numPr>
           <w:ilvl w:val="1"/>
-          <w:numId w:val="7"/>
+          <w:numId w:val="6"/>
         </w:numPr>
         <w:tabs>
           <w:tab w:val="clear" w:pos="708"/>
@@ -2988,11 +2986,11 @@
     </w:p>
     <w:p>
       <w:pPr>
-        <w:pStyle w:val="Style25"/>
+        <w:pStyle w:val="Style26"/>
         <w:widowControl/>
         <w:numPr>
           <w:ilvl w:val="0"/>
-          <w:numId w:val="3"/>
+          <w:numId w:val="0"/>
         </w:numPr>
         <w:tabs>
           <w:tab w:val="clear" w:pos="708"/>
@@ -3001,239 +2999,19 @@
         <w:suppressAutoHyphens w:val="false"/>
         <w:bidi w:val="0"/>
         <w:spacing w:lineRule="auto" w:line="240" w:before="0" w:after="0"/>
-        <w:ind w:firstLine="680" w:start="0" w:end="0"/>
+        <w:ind w:hanging="0" w:start="0" w:end="0"/>
         <w:jc w:val="both"/>
-        <w:rPr/>
-      </w:pPr>
-      <w:bookmarkStart w:id="6" w:name="_Hlk58665426_Копия_1"/>
-      <w:bookmarkEnd w:id="6"/>
+        <w:rPr>
+          <w:highlight w:val="none"/>
+          <w:shd w:fill="auto" w:val="clear"/>
+        </w:rPr>
+      </w:pPr>
       <w:r>
         <w:rPr>
           <w:szCs w:val="24"/>
-          <w:highlight w:val="green"/>
-        </w:rPr>
-        <w:t>Федеральный закон от 29 декабря 2012 года № 273-ФЗ «Об образовании в Российской Федерации» (в действующей редакции).</w:t>
-      </w:r>
-    </w:p>
-    <w:p>
-      <w:pPr>
-        <w:pStyle w:val="Style25"/>
-        <w:widowControl/>
-        <w:numPr>
-          <w:ilvl w:val="0"/>
-          <w:numId w:val="3"/>
-        </w:numPr>
-        <w:tabs>
-          <w:tab w:val="clear" w:pos="708"/>
-          <w:tab w:val="left" w:pos="993" w:leader="none"/>
-        </w:tabs>
-        <w:suppressAutoHyphens w:val="false"/>
-        <w:bidi w:val="0"/>
-        <w:spacing w:lineRule="auto" w:line="240" w:before="0" w:after="0"/>
-        <w:ind w:firstLine="737" w:start="0" w:end="0"/>
-        <w:jc w:val="both"/>
-        <w:rPr/>
-      </w:pPr>
-      <w:r>
-        <w:rPr>
-          <w:szCs w:val="24"/>
-          <w:highlight w:val="green"/>
-        </w:rPr>
-        <w:t>Федеральный государственный образовательный стандарт высшего образования – бакалавриат по направлению подготовки 01.03.02 Прикладная математика и информатика,</w:t>
-      </w:r>
-      <w:r>
-        <w:rPr>
-          <w:color w:val="FF0000"/>
-          <w:szCs w:val="24"/>
-          <w:highlight w:val="green"/>
-        </w:rPr>
-        <w:t xml:space="preserve"> </w:t>
-      </w:r>
-      <w:r>
-        <w:rPr>
-          <w:szCs w:val="24"/>
-          <w:highlight w:val="green"/>
-        </w:rPr>
-        <w:t>утвержденный приказом Министерства образования и науки Российской Федерации от 10.01.2018 № 9 (в действующей редакции).</w:t>
-      </w:r>
-    </w:p>
-    <w:p>
-      <w:pPr>
-        <w:pStyle w:val="Style25"/>
-        <w:widowControl/>
-        <w:numPr>
-          <w:ilvl w:val="0"/>
-          <w:numId w:val="3"/>
-        </w:numPr>
-        <w:tabs>
-          <w:tab w:val="clear" w:pos="708"/>
-          <w:tab w:val="left" w:pos="993" w:leader="none"/>
-        </w:tabs>
-        <w:suppressAutoHyphens w:val="false"/>
-        <w:bidi w:val="0"/>
-        <w:spacing w:lineRule="auto" w:line="240" w:before="0" w:after="0"/>
-        <w:ind w:firstLine="737" w:start="0" w:end="0"/>
-        <w:jc w:val="both"/>
-        <w:rPr/>
-      </w:pPr>
-      <w:r>
-        <w:rPr>
-          <w:szCs w:val="24"/>
-          <w:highlight w:val="green"/>
-        </w:rPr>
-        <w:t>Приказ Минобрнауки России «Об утверждении Порядка организации и осуществления образовательной деятельности по образовательным программам высшего образования – программам бакалавриата, программам специалитета, программам магистратуры» от 06 апреля 2021 года № 245 (в действующей редакции).</w:t>
-      </w:r>
-    </w:p>
-    <w:p>
-      <w:pPr>
-        <w:pStyle w:val="Style25"/>
-        <w:widowControl/>
-        <w:numPr>
-          <w:ilvl w:val="0"/>
-          <w:numId w:val="3"/>
-        </w:numPr>
-        <w:tabs>
-          <w:tab w:val="clear" w:pos="708"/>
-          <w:tab w:val="left" w:pos="993" w:leader="none"/>
-        </w:tabs>
-        <w:suppressAutoHyphens w:val="false"/>
-        <w:bidi w:val="0"/>
-        <w:spacing w:lineRule="auto" w:line="240" w:before="0" w:after="0"/>
-        <w:ind w:firstLine="737" w:start="0" w:end="0"/>
-        <w:jc w:val="both"/>
-        <w:rPr/>
-      </w:pPr>
-      <w:r>
-        <w:rPr>
-          <w:szCs w:val="24"/>
-          <w:highlight w:val="green"/>
-        </w:rPr>
-        <w:t xml:space="preserve">Порядок проведения государственной итоговой аттестации по образовательным программам высшего образования – программам бакалавриата, программам специалитета и программам магистратуры, утвержденный приказом Минобрнауки России от 29 июня 2015 г. № 636 </w:t>
-      </w:r>
-      <w:bookmarkStart w:id="7" w:name="_Hlk70435889"/>
-      <w:r>
-        <w:rPr>
-          <w:bCs/>
-          <w:iCs/>
-          <w:szCs w:val="24"/>
-          <w:highlight w:val="green"/>
-        </w:rPr>
-        <w:t>(в действующей редакции).</w:t>
-      </w:r>
-    </w:p>
-    <w:p>
-      <w:pPr>
-        <w:pStyle w:val="Style25"/>
-        <w:widowControl/>
-        <w:numPr>
-          <w:ilvl w:val="0"/>
-          <w:numId w:val="3"/>
-        </w:numPr>
-        <w:tabs>
-          <w:tab w:val="clear" w:pos="708"/>
-          <w:tab w:val="left" w:pos="993" w:leader="none"/>
-        </w:tabs>
-        <w:suppressAutoHyphens w:val="false"/>
-        <w:bidi w:val="0"/>
-        <w:spacing w:lineRule="auto" w:line="240" w:before="0" w:after="0"/>
-        <w:ind w:firstLine="737" w:start="0" w:end="0"/>
-        <w:jc w:val="both"/>
-        <w:rPr/>
-      </w:pPr>
-      <w:bookmarkStart w:id="8" w:name="_Hlk70435908"/>
-      <w:bookmarkEnd w:id="7"/>
-      <w:bookmarkEnd w:id="8"/>
-      <w:r>
-        <w:rPr>
-          <w:szCs w:val="24"/>
-          <w:highlight w:val="green"/>
-        </w:rPr>
-        <w:t xml:space="preserve">Приказ Минобрнауки России, Минпросвещения России «О практической подготовке обучающихся» от 5 августа 2020 г. № 885/390 (в действующей редакции). </w:t>
-      </w:r>
-    </w:p>
-    <w:p>
-      <w:pPr>
-        <w:pStyle w:val="Style25"/>
-        <w:widowControl/>
-        <w:numPr>
-          <w:ilvl w:val="0"/>
-          <w:numId w:val="3"/>
-        </w:numPr>
-        <w:tabs>
-          <w:tab w:val="clear" w:pos="708"/>
-          <w:tab w:val="left" w:pos="993" w:leader="none"/>
-        </w:tabs>
-        <w:suppressAutoHyphens w:val="false"/>
-        <w:bidi w:val="0"/>
-        <w:spacing w:lineRule="auto" w:line="240" w:before="0" w:after="0"/>
-        <w:ind w:firstLine="737" w:start="0" w:end="0"/>
-        <w:jc w:val="both"/>
-        <w:rPr/>
-      </w:pPr>
-      <w:bookmarkStart w:id="9" w:name="_Hlk70435908_Копия_1"/>
-      <w:bookmarkEnd w:id="9"/>
-      <w:r>
-        <w:rPr>
-          <w:szCs w:val="24"/>
-          <w:highlight w:val="green"/>
-        </w:rPr>
-        <w:t>Устав федерального государственного бюджетного образовательного учреждения высшего образования «Северо-Осетинский государственный университет имени Коста Левановича Хетагурова» (утвержден приказом Министерства науки и высшего образования Российской Федерации от 28.11.2018 г. № 1069).</w:t>
-      </w:r>
-    </w:p>
-    <w:p>
-      <w:pPr>
-        <w:pStyle w:val="Style25"/>
-        <w:widowControl/>
-        <w:numPr>
-          <w:ilvl w:val="0"/>
-          <w:numId w:val="3"/>
-        </w:numPr>
-        <w:tabs>
-          <w:tab w:val="clear" w:pos="708"/>
-          <w:tab w:val="left" w:pos="993" w:leader="none"/>
-        </w:tabs>
-        <w:suppressAutoHyphens w:val="false"/>
-        <w:bidi w:val="0"/>
-        <w:spacing w:lineRule="auto" w:line="240" w:before="0" w:after="0"/>
-        <w:ind w:firstLine="737" w:start="0" w:end="0"/>
-        <w:jc w:val="both"/>
-        <w:rPr/>
-      </w:pPr>
-      <w:bookmarkStart w:id="10" w:name="_Hlk58665553"/>
-      <w:bookmarkEnd w:id="10"/>
-      <w:r>
-        <w:rPr>
-          <w:szCs w:val="24"/>
-          <w:highlight w:val="green"/>
-        </w:rPr>
-        <w:t>Положение о разработке и реализации основных профессиональных образовательных программ СОГУ, утвержденное приказом № 382 от 28.12.2018 г. (в действующей редакции).</w:t>
-      </w:r>
-    </w:p>
-    <w:p>
-      <w:pPr>
-        <w:pStyle w:val="Style25"/>
-        <w:widowControl/>
-        <w:numPr>
-          <w:ilvl w:val="0"/>
-          <w:numId w:val="3"/>
-        </w:numPr>
-        <w:tabs>
-          <w:tab w:val="clear" w:pos="708"/>
-          <w:tab w:val="left" w:pos="993" w:leader="none"/>
-        </w:tabs>
-        <w:suppressAutoHyphens w:val="false"/>
-        <w:bidi w:val="0"/>
-        <w:spacing w:lineRule="auto" w:line="240" w:before="0" w:after="0"/>
-        <w:ind w:firstLine="737" w:start="0" w:end="0"/>
-        <w:jc w:val="both"/>
-        <w:rPr/>
-      </w:pPr>
-      <w:r>
-        <w:rPr>
-          <w:szCs w:val="24"/>
-          <w:highlight w:val="green"/>
-        </w:rPr>
-        <w:t>Другие нормативно-методические документы.</w:t>
+          <w:shd w:fill="auto" w:val="clear"/>
+        </w:rPr>
+        <w:t xml:space="preserve">{{MANUAL:normative_docs}} </w:t>
       </w:r>
     </w:p>
     <w:p>
@@ -3241,7 +3019,7 @@
         <w:pStyle w:val="Heading2"/>
         <w:numPr>
           <w:ilvl w:val="1"/>
-          <w:numId w:val="7"/>
+          <w:numId w:val="6"/>
         </w:numPr>
         <w:tabs>
           <w:tab w:val="clear" w:pos="708"/>
@@ -3252,10 +3030,10 @@
           <w:lang w:bidi="ru-RU"/>
         </w:rPr>
       </w:pPr>
-      <w:bookmarkStart w:id="11" w:name="__RefHeading___Toc146271769"/>
-      <w:bookmarkStart w:id="12" w:name="_Hlk58665553_Копия_1"/>
-      <w:bookmarkEnd w:id="11"/>
-      <w:bookmarkEnd w:id="12"/>
+      <w:bookmarkStart w:id="6" w:name="__RefHeading___Toc146271769"/>
+      <w:bookmarkStart w:id="7" w:name="_Hlk58665553_Копия_1"/>
+      <w:bookmarkEnd w:id="6"/>
+      <w:bookmarkEnd w:id="7"/>
       <w:r>
         <w:rPr/>
         <w:t>Общая характеристика ОПОП ВО</w:t>
@@ -3270,8 +3048,8 @@
           <w:lang w:bidi="ru-RU"/>
         </w:rPr>
       </w:pPr>
-      <w:bookmarkStart w:id="13" w:name="_Hlk58498896"/>
-      <w:bookmarkEnd w:id="13"/>
+      <w:bookmarkStart w:id="8" w:name="_Hlk58498896"/>
+      <w:bookmarkEnd w:id="8"/>
       <w:r>
         <w:rPr>
           <w:lang w:bidi="ru-RU"/>
@@ -3370,8 +3148,8 @@
           <w:b w:val="false"/>
         </w:rPr>
       </w:pPr>
-      <w:bookmarkStart w:id="14" w:name="_Hlk58498896_Копия_1"/>
-      <w:bookmarkEnd w:id="14"/>
+      <w:bookmarkStart w:id="9" w:name="_Hlk58498896_Копия_1"/>
+      <w:bookmarkEnd w:id="9"/>
       <w:r>
         <w:rPr>
           <w:b/>
@@ -3569,8 +3347,8 @@
           <w:lang w:bidi="ru-RU"/>
         </w:rPr>
       </w:pPr>
-      <w:bookmarkStart w:id="15" w:name="__RefHeading___Toc146271770"/>
-      <w:bookmarkEnd w:id="15"/>
+      <w:bookmarkStart w:id="10" w:name="__RefHeading___Toc146271770"/>
+      <w:bookmarkEnd w:id="10"/>
       <w:r>
         <w:rPr/>
         <w:t>1.3. Требования к абитуриенту (бакалавриат)</w:t>
@@ -3600,8 +3378,8 @@
         <w:ind w:hanging="0" w:start="0" w:end="0"/>
         <w:rPr/>
       </w:pPr>
-      <w:bookmarkStart w:id="16" w:name="__RefHeading___Toc146271771"/>
-      <w:bookmarkEnd w:id="16"/>
+      <w:bookmarkStart w:id="11" w:name="__RefHeading___Toc146271771"/>
+      <w:bookmarkEnd w:id="11"/>
       <w:r>
         <w:rPr/>
         <w:t>2. Характеристика профессиональной деятельности выпускника</w:t>
@@ -3617,8 +3395,8 @@
         <w:ind w:firstLine="709" w:start="0" w:end="0"/>
         <w:rPr/>
       </w:pPr>
-      <w:bookmarkStart w:id="17" w:name="__RefHeading___Toc146271772"/>
-      <w:bookmarkEnd w:id="17"/>
+      <w:bookmarkStart w:id="12" w:name="__RefHeading___Toc146271772"/>
+      <w:bookmarkEnd w:id="12"/>
       <w:r>
         <w:rPr/>
         <w:t xml:space="preserve">2.1. Области профессиональной деятельности выпускника </w:t>
@@ -3681,8 +3459,8 @@
         <w:pStyle w:val="Normal"/>
         <w:rPr/>
       </w:pPr>
-      <w:bookmarkStart w:id="18" w:name="_Hlk58499252"/>
-      <w:bookmarkEnd w:id="18"/>
+      <w:bookmarkStart w:id="13" w:name="_Hlk58499252"/>
+      <w:bookmarkEnd w:id="13"/>
       <w:r>
         <w:rPr>
           <w:shd w:fill="auto" w:val="clear"/>
@@ -3704,10 +3482,10 @@
         <w:ind w:firstLine="709" w:start="0" w:end="0"/>
         <w:rPr/>
       </w:pPr>
-      <w:bookmarkStart w:id="19" w:name="__RefHeading___Toc146271773"/>
-      <w:bookmarkStart w:id="20" w:name="_Hlk58499252_Копия_1"/>
-      <w:bookmarkEnd w:id="19"/>
-      <w:bookmarkEnd w:id="20"/>
+      <w:bookmarkStart w:id="14" w:name="__RefHeading___Toc146271773"/>
+      <w:bookmarkStart w:id="15" w:name="_Hlk58499252_Копия_1"/>
+      <w:bookmarkEnd w:id="14"/>
+      <w:bookmarkEnd w:id="15"/>
       <w:r>
         <w:rPr/>
         <w:t>2.2. Объекты профессиональной деятельности выпускника</w:t>
@@ -3730,21 +3508,19 @@
     </w:p>
     <w:p>
       <w:pPr>
-        <w:pStyle w:val="Style37"/>
+        <w:pStyle w:val="Style38"/>
         <w:numPr>
           <w:ilvl w:val="0"/>
-          <w:numId w:val="6"/>
+          <w:numId w:val="0"/>
         </w:numPr>
         <w:tabs>
           <w:tab w:val="clear" w:pos="708"/>
           <w:tab w:val="left" w:pos="1360" w:leader="none"/>
         </w:tabs>
-        <w:ind w:firstLine="709" w:start="0" w:end="0"/>
-        <w:rPr>
-          <w:rFonts w:ascii="Times New Roman" w:hAnsi="Times New Roman" w:cs="Times New Roman"/>
-          <w:sz w:val="24"/>
-          <w:szCs w:val="24"/>
-          <w:highlight w:val="green"/>
+        <w:ind w:hanging="0" w:start="0" w:end="0"/>
+        <w:rPr>
+          <w:highlight w:val="none"/>
+          <w:shd w:fill="auto" w:val="clear"/>
         </w:rPr>
       </w:pPr>
       <w:r>
@@ -3752,149 +3528,9 @@
           <w:rFonts w:cs="Times New Roman" w:ascii="Times New Roman" w:hAnsi="Times New Roman"/>
           <w:sz w:val="24"/>
           <w:szCs w:val="24"/>
-          <w:highlight w:val="green"/>
-        </w:rPr>
-        <w:t xml:space="preserve">математические и компьютерные модели; </w:t>
-      </w:r>
-    </w:p>
-    <w:p>
-      <w:pPr>
-        <w:pStyle w:val="Style37"/>
-        <w:numPr>
-          <w:ilvl w:val="0"/>
-          <w:numId w:val="6"/>
-        </w:numPr>
-        <w:tabs>
-          <w:tab w:val="clear" w:pos="708"/>
-          <w:tab w:val="left" w:pos="1360" w:leader="none"/>
-        </w:tabs>
-        <w:ind w:firstLine="709" w:start="0" w:end="0"/>
-        <w:rPr>
-          <w:rFonts w:ascii="Times New Roman" w:hAnsi="Times New Roman" w:cs="Times New Roman"/>
-          <w:sz w:val="24"/>
-          <w:szCs w:val="24"/>
-          <w:highlight w:val="green"/>
-        </w:rPr>
-      </w:pPr>
-      <w:r>
-        <w:rPr>
-          <w:rFonts w:cs="Times New Roman" w:ascii="Times New Roman" w:hAnsi="Times New Roman"/>
-          <w:sz w:val="24"/>
-          <w:szCs w:val="24"/>
-          <w:highlight w:val="green"/>
-        </w:rPr>
-        <w:t xml:space="preserve">математические и компьютерные методы обработки и анализа данных; </w:t>
-      </w:r>
-    </w:p>
-    <w:p>
-      <w:pPr>
-        <w:pStyle w:val="Style37"/>
-        <w:numPr>
-          <w:ilvl w:val="0"/>
-          <w:numId w:val="6"/>
-        </w:numPr>
-        <w:tabs>
-          <w:tab w:val="clear" w:pos="708"/>
-          <w:tab w:val="left" w:pos="1360" w:leader="none"/>
-        </w:tabs>
-        <w:ind w:firstLine="709" w:start="0" w:end="0"/>
-        <w:rPr>
-          <w:rFonts w:ascii="Times New Roman" w:hAnsi="Times New Roman" w:cs="Times New Roman"/>
-          <w:sz w:val="24"/>
-          <w:szCs w:val="24"/>
-          <w:highlight w:val="green"/>
-        </w:rPr>
-      </w:pPr>
-      <w:r>
-        <w:rPr>
-          <w:rFonts w:cs="Times New Roman" w:ascii="Times New Roman" w:hAnsi="Times New Roman"/>
-          <w:sz w:val="24"/>
-          <w:szCs w:val="24"/>
-          <w:highlight w:val="green"/>
-        </w:rPr>
-        <w:t xml:space="preserve">алгоритмы, вычислительные модели и методы, модели данных; </w:t>
-      </w:r>
-    </w:p>
-    <w:p>
-      <w:pPr>
-        <w:pStyle w:val="Style37"/>
-        <w:numPr>
-          <w:ilvl w:val="0"/>
-          <w:numId w:val="6"/>
-        </w:numPr>
-        <w:tabs>
-          <w:tab w:val="clear" w:pos="708"/>
-          <w:tab w:val="left" w:pos="1360" w:leader="none"/>
-        </w:tabs>
-        <w:ind w:firstLine="709" w:start="0" w:end="0"/>
-        <w:rPr>
-          <w:rFonts w:ascii="Times New Roman" w:hAnsi="Times New Roman" w:cs="Times New Roman"/>
-          <w:sz w:val="24"/>
-          <w:szCs w:val="24"/>
-          <w:highlight w:val="green"/>
-        </w:rPr>
-      </w:pPr>
-      <w:r>
-        <w:rPr>
-          <w:rFonts w:cs="Times New Roman" w:ascii="Times New Roman" w:hAnsi="Times New Roman"/>
-          <w:sz w:val="24"/>
-          <w:szCs w:val="24"/>
-          <w:highlight w:val="green"/>
-        </w:rPr>
-        <w:t xml:space="preserve">прикладное программное обеспечение; </w:t>
-      </w:r>
-    </w:p>
-    <w:p>
-      <w:pPr>
-        <w:pStyle w:val="Style37"/>
-        <w:numPr>
-          <w:ilvl w:val="0"/>
-          <w:numId w:val="6"/>
-        </w:numPr>
-        <w:tabs>
-          <w:tab w:val="clear" w:pos="708"/>
-          <w:tab w:val="left" w:pos="1360" w:leader="none"/>
-        </w:tabs>
-        <w:ind w:firstLine="709" w:start="0" w:end="0"/>
-        <w:rPr>
-          <w:rFonts w:ascii="Times New Roman" w:hAnsi="Times New Roman" w:cs="Times New Roman"/>
-          <w:sz w:val="24"/>
-          <w:szCs w:val="24"/>
-          <w:highlight w:val="green"/>
-        </w:rPr>
-      </w:pPr>
-      <w:r>
-        <w:rPr>
-          <w:rFonts w:cs="Times New Roman" w:ascii="Times New Roman" w:hAnsi="Times New Roman"/>
-          <w:sz w:val="24"/>
-          <w:szCs w:val="24"/>
-          <w:highlight w:val="green"/>
-        </w:rPr>
-        <w:t xml:space="preserve">методы и инструменты разработки программного обеспечения. </w:t>
-      </w:r>
-    </w:p>
-    <w:p>
-      <w:pPr>
-        <w:pStyle w:val="Style37"/>
-        <w:numPr>
-          <w:ilvl w:val="0"/>
-          <w:numId w:val="6"/>
-        </w:numPr>
-        <w:tabs>
-          <w:tab w:val="clear" w:pos="708"/>
-          <w:tab w:val="left" w:pos="1360" w:leader="none"/>
-        </w:tabs>
-        <w:ind w:firstLine="709" w:start="0" w:end="0"/>
-        <w:rPr/>
-      </w:pPr>
-      <w:r>
-        <w:rPr>
-          <w:rFonts w:cs="Times New Roman" w:ascii="Times New Roman" w:hAnsi="Times New Roman"/>
-          <w:sz w:val="24"/>
-          <w:szCs w:val="24"/>
-          <w:highlight w:val="green"/>
-        </w:rPr>
-        <w:t xml:space="preserve">информационные и интеллектуальные системы. </w:t>
+          <w:shd w:fill="auto" w:val="clear"/>
+        </w:rPr>
+        <w:t xml:space="preserve">{{MANUAL:subject_areas}} </w:t>
       </w:r>
     </w:p>
     <w:p>
@@ -3907,8 +3543,8 @@
         <w:ind w:firstLine="709" w:start="0" w:end="0"/>
         <w:rPr/>
       </w:pPr>
-      <w:bookmarkStart w:id="21" w:name="__RefHeading___Toc146271774"/>
-      <w:bookmarkEnd w:id="21"/>
+      <w:bookmarkStart w:id="16" w:name="__RefHeading___Toc146271774"/>
+      <w:bookmarkEnd w:id="16"/>
       <w:r>
         <w:rPr/>
         <w:t>2.3. Типы задач и задачи профессиональной деятельности выпускника</w:t>
@@ -3927,8 +3563,8 @@
           <w:shd w:fill="FFFFFF" w:val="clear"/>
         </w:rPr>
       </w:pPr>
-      <w:bookmarkStart w:id="22" w:name="_Hlk58499435"/>
-      <w:bookmarkEnd w:id="22"/>
+      <w:bookmarkStart w:id="17" w:name="_Hlk58499435"/>
+      <w:bookmarkEnd w:id="17"/>
       <w:r>
         <w:rPr/>
         <w:t>В рамках освоения программы бакалавриата выпускники готовятся к решению задач профессиональной деятельности следующих типов:</w:t>
@@ -3936,7 +3572,7 @@
     </w:p>
     <w:p>
       <w:pPr>
-        <w:pStyle w:val="Style37"/>
+        <w:pStyle w:val="Style38"/>
         <w:tabs>
           <w:tab w:val="clear" w:pos="708"/>
           <w:tab w:val="left" w:pos="993" w:leader="none"/>
@@ -3967,78 +3603,30 @@
     </w:p>
     <w:p>
       <w:pPr>
-        <w:pStyle w:val="Style37"/>
+        <w:pStyle w:val="Style38"/>
         <w:widowControl/>
-        <w:tabs>
-          <w:tab w:val="clear" w:pos="708"/>
-          <w:tab w:val="left" w:pos="993" w:leader="none"/>
-        </w:tabs>
         <w:suppressAutoHyphens w:val="true"/>
         <w:bidi w:val="0"/>
         <w:spacing w:before="0" w:after="0"/>
         <w:ind w:firstLine="737" w:start="0" w:end="0"/>
         <w:jc w:val="both"/>
         <w:rPr>
-          <w:rFonts w:ascii="Times New Roman" w:hAnsi="Times New Roman"/>
+          <w:highlight w:val="none"/>
+          <w:shd w:fill="auto" w:val="clear"/>
         </w:rPr>
       </w:pPr>
       <w:r>
         <w:rPr>
           <w:rFonts w:ascii="Times New Roman" w:hAnsi="Times New Roman"/>
           <w:color w:val="111111"/>
-          <w:shd w:fill="FFFFFF" w:val="clear"/>
-        </w:rPr>
-        <w:t xml:space="preserve">– </w:t>
-      </w:r>
-      <w:r>
-        <w:rPr>
-          <w:rFonts w:ascii="Times New Roman" w:hAnsi="Times New Roman"/>
-          <w:color w:val="111111"/>
-          <w:shd w:fill="81D41A" w:val="clear"/>
-        </w:rPr>
-        <w:t>участие в научно-исследовательских проектах в соответствии с профилем объекта профессиональной деятельности;</w:t>
-      </w:r>
-    </w:p>
-    <w:p>
-      <w:pPr>
-        <w:pStyle w:val="Style37"/>
-        <w:widowControl/>
-        <w:tabs>
-          <w:tab w:val="clear" w:pos="708"/>
-          <w:tab w:val="left" w:pos="993" w:leader="none"/>
-        </w:tabs>
-        <w:suppressAutoHyphens w:val="true"/>
-        <w:bidi w:val="0"/>
-        <w:spacing w:before="0" w:after="0"/>
-        <w:ind w:firstLine="737" w:start="0" w:end="0"/>
-        <w:jc w:val="both"/>
-        <w:rPr>
-          <w:rFonts w:ascii="Times New Roman" w:hAnsi="Times New Roman"/>
-          <w:color w:val="111111"/>
-          <w:highlight w:val="none"/>
-          <w:shd w:fill="81D41A" w:val="clear"/>
-        </w:rPr>
-      </w:pPr>
-      <w:r>
-        <w:rPr>
-          <w:rFonts w:ascii="Times New Roman" w:hAnsi="Times New Roman"/>
-          <w:color w:val="111111"/>
-          <w:shd w:fill="FFFFFF" w:val="clear"/>
-        </w:rPr>
-        <w:t xml:space="preserve">– </w:t>
-      </w:r>
-      <w:r>
-        <w:rPr>
-          <w:rFonts w:ascii="Times New Roman" w:hAnsi="Times New Roman"/>
-          <w:color w:val="111111"/>
-          <w:shd w:fill="81D41A" w:val="clear"/>
-        </w:rPr>
-        <w:t>применение наукоемких технологий и пакетов программ для решения прикладных задач в естественных науках, промышленности и бизнесе;</w:t>
-      </w:r>
-    </w:p>
-    <w:p>
-      <w:pPr>
-        <w:pStyle w:val="Style37"/>
+          <w:shd w:fill="auto" w:val="clear"/>
+        </w:rPr>
+        <w:t xml:space="preserve">{{MANUAL:activity_extra_1}} </w:t>
+      </w:r>
+    </w:p>
+    <w:p>
+      <w:pPr>
+        <w:pStyle w:val="Style38"/>
         <w:tabs>
           <w:tab w:val="clear" w:pos="708"/>
           <w:tab w:val="left" w:pos="993" w:leader="none"/>
@@ -4070,53 +3658,21 @@
     <w:p>
       <w:pPr>
         <w:pStyle w:val="Normal"/>
-        <w:tabs>
-          <w:tab w:val="clear" w:pos="708"/>
-          <w:tab w:val="left" w:pos="993" w:leader="none"/>
-        </w:tabs>
-        <w:rPr>
-          <w:rFonts w:ascii="Times New Roman" w:hAnsi="Times New Roman"/>
-        </w:rPr>
-      </w:pPr>
-      <w:r>
-        <w:rPr>
-          <w:color w:val="111111"/>
-          <w:shd w:fill="FFFFFF" w:val="clear"/>
-        </w:rPr>
-        <w:t xml:space="preserve">− </w:t>
-      </w:r>
-      <w:r>
-        <w:rPr>
-          <w:shd w:fill="81D41A" w:val="clear"/>
-        </w:rPr>
-        <w:t>разработка архитектуры, алгоритмических и программных решений прикладного программного обеспечения;</w:t>
-      </w:r>
-    </w:p>
-    <w:p>
-      <w:pPr>
-        <w:pStyle w:val="Normal"/>
-        <w:tabs>
-          <w:tab w:val="clear" w:pos="708"/>
-          <w:tab w:val="left" w:pos="993" w:leader="none"/>
-        </w:tabs>
-        <w:rPr>
-          <w:rFonts w:ascii="Times New Roman" w:hAnsi="Times New Roman"/>
-        </w:rPr>
-      </w:pPr>
-      <w:r>
-        <w:rPr/>
-        <w:t xml:space="preserve">– </w:t>
-      </w:r>
-      <w:r>
-        <w:rPr>
-          <w:shd w:fill="81D41A" w:val="clear"/>
-        </w:rPr>
-        <w:t>изучение и использование различных языков программирования, алгоритмов, библиотек и пакетов программ при разработке программного обеспечения;</w:t>
-      </w:r>
-    </w:p>
-    <w:p>
-      <w:pPr>
-        <w:pStyle w:val="Style37"/>
+        <w:rPr>
+          <w:highlight w:val="none"/>
+          <w:shd w:fill="auto" w:val="clear"/>
+        </w:rPr>
+      </w:pPr>
+      <w:r>
+        <w:rPr>
+          <w:shd w:fill="auto" w:val="clear"/>
+        </w:rPr>
+        <w:t xml:space="preserve">{{MANUAL:activity_extra_2}} </w:t>
+      </w:r>
+    </w:p>
+    <w:p>
+      <w:pPr>
+        <w:pStyle w:val="Style38"/>
         <w:tabs>
           <w:tab w:val="clear" w:pos="708"/>
           <w:tab w:val="left" w:pos="993" w:leader="none"/>
@@ -4186,7 +3742,7 @@
     </w:p>
     <w:p>
       <w:pPr>
-        <w:pStyle w:val="Style37"/>
+        <w:pStyle w:val="Style38"/>
         <w:widowControl/>
         <w:suppressAutoHyphens w:val="true"/>
         <w:bidi w:val="0"/>
@@ -4194,23 +3750,16 @@
         <w:ind w:firstLine="737" w:start="0" w:end="0"/>
         <w:jc w:val="both"/>
         <w:rPr>
+          <w:highlight w:val="none"/>
+          <w:shd w:fill="auto" w:val="clear"/>
+        </w:rPr>
+      </w:pPr>
+      <w:r>
+        <w:rPr>
           <w:rFonts w:ascii="Times New Roman" w:hAnsi="Times New Roman"/>
-        </w:rPr>
-      </w:pPr>
-      <w:r>
-        <w:rPr>
-          <w:rFonts w:ascii="Times New Roman" w:hAnsi="Times New Roman"/>
-          <w:color w:val="111111"/>
-          <w:shd w:fill="FFFFFF" w:val="clear"/>
-        </w:rPr>
-        <w:t xml:space="preserve">– </w:t>
-      </w:r>
-      <w:r>
-        <w:rPr>
-          <w:rFonts w:ascii="Times New Roman" w:hAnsi="Times New Roman"/>
-          <w:shd w:fill="81D41A" w:val="clear"/>
-        </w:rPr>
-        <w:t xml:space="preserve">разработка программного и информационного обеспечения компьютерных систем, автоматизированных систем, сервисов и распределенных баз данных. </w:t>
+          <w:shd w:fill="auto" w:val="clear"/>
+        </w:rPr>
+        <w:t xml:space="preserve">{{MANUAL:activity_extra_3}} </w:t>
       </w:r>
     </w:p>
     <w:p>
@@ -4227,8 +3776,8 @@
           <w:shd w:fill="FFFFFF" w:val="clear"/>
         </w:rPr>
       </w:pPr>
-      <w:bookmarkStart w:id="23" w:name="__RefHeading___Toc146271775"/>
-      <w:bookmarkEnd w:id="23"/>
+      <w:bookmarkStart w:id="18" w:name="__RefHeading___Toc146271775"/>
+      <w:bookmarkEnd w:id="18"/>
       <w:r>
         <w:rPr>
           <w:shd w:fill="FFFFFF" w:val="clear"/>
@@ -4270,7 +3819,7 @@
         </w:rPr>
         <w:t>{{prof_standard_1}}</w:t>
       </w:r>
-      <w:bookmarkStart w:id="24" w:name="_Hlk146272329"/>
+      <w:bookmarkStart w:id="19" w:name="_Hlk146272329"/>
       <w:r>
         <w:rPr>
           <w:szCs w:val="24"/>
@@ -4296,7 +3845,7 @@
           <w:shd w:fill="auto" w:val="clear"/>
         </w:rPr>
       </w:pPr>
-      <w:bookmarkEnd w:id="24"/>
+      <w:bookmarkEnd w:id="19"/>
       <w:r>
         <w:rPr>
           <w:szCs w:val="24"/>
@@ -4335,8 +3884,8 @@
         <w:pStyle w:val="Normal"/>
         <w:rPr/>
       </w:pPr>
-      <w:bookmarkStart w:id="25" w:name="_Hlk146273380"/>
-      <w:bookmarkEnd w:id="25"/>
+      <w:bookmarkStart w:id="20" w:name="_Hlk146273380"/>
+      <w:bookmarkEnd w:id="20"/>
       <w:r>
         <w:rPr>
           <w:shd w:fill="auto" w:val="clear"/>
@@ -4356,9 +3905,9 @@
       <w:r>
         <w:rPr/>
       </w:r>
-      <w:bookmarkStart w:id="26" w:name="_Hlk146273380_Копия_1"/>
-      <w:bookmarkStart w:id="27" w:name="_Hlk146273380_Копия_1"/>
-      <w:bookmarkEnd w:id="27"/>
+      <w:bookmarkStart w:id="21" w:name="_Hlk146273380_Копия_1"/>
+      <w:bookmarkStart w:id="22" w:name="_Hlk146273380_Копия_1"/>
+      <w:bookmarkEnd w:id="22"/>
     </w:p>
     <w:tbl>
       <w:tblPr>
@@ -4405,8 +3954,8 @@
                 <w:sz w:val="22"/>
               </w:rPr>
             </w:pPr>
-            <w:bookmarkStart w:id="28" w:name="_Hlk146273423"/>
-            <w:bookmarkEnd w:id="28"/>
+            <w:bookmarkStart w:id="23" w:name="_Hlk146273423"/>
+            <w:bookmarkEnd w:id="23"/>
             <w:r>
               <w:rPr>
                 <w:color w:val="26282F"/>
@@ -4620,7 +4169,45 @@
         <w:tc>
           <w:tcPr>
             <w:tcW w:w="2384" w:type="dxa"/>
-            <w:vMerge w:val="restart"/>
+            <w:tcBorders>
+              <w:top w:val="single" w:sz="4" w:space="0" w:color="000000"/>
+              <w:start w:val="single" w:sz="4" w:space="0" w:color="000000"/>
+              <w:bottom w:val="single" w:sz="4" w:space="0" w:color="000000"/>
+              <w:end w:val="single" w:sz="4" w:space="0" w:color="000000"/>
+            </w:tcBorders>
+          </w:tcPr>
+          <w:p>
+            <w:pPr>
+              <w:pStyle w:val="BodyText"/>
+              <w:spacing w:before="0" w:after="140"/>
+              <w:ind w:hanging="0" w:start="0" w:end="0"/>
+              <w:jc w:val="start"/>
+              <w:rPr>
+                <w:highlight w:val="none"/>
+                <w:shd w:fill="auto" w:val="clear"/>
+              </w:rPr>
+            </w:pPr>
+            <w:r>
+              <w:rPr>
+                <w:rStyle w:val="Style21"/>
+                <w:rFonts w:ascii="Consolas;Courier New;monospace" w:hAnsi="Consolas;Courier New;monospace"/>
+                <w:b w:val="false"/>
+                <w:i w:val="false"/>
+                <w:caps w:val="false"/>
+                <w:smallCaps w:val="false"/>
+                <w:color w:val="000000"/>
+                <w:spacing w:val="0"/>
+                <w:sz w:val="20"/>
+                <w:shd w:fill="auto" w:val="clear"/>
+                <w:lang w:eastAsia="en-US"/>
+              </w:rPr>
+              <w:t>{{START_TABLE:prof_standards:06}}</w:t>
+            </w:r>
+          </w:p>
+        </w:tc>
+        <w:tc>
+          <w:tcPr>
+            <w:tcW w:w="3026" w:type="dxa"/>
             <w:tcBorders>
               <w:top w:val="single" w:sz="4" w:space="0" w:color="000000"/>
               <w:start w:val="single" w:sz="4" w:space="0" w:color="000000"/>
@@ -4636,7 +4223,6 @@
               <w:rPr>
                 <w:rFonts w:eastAsia="Calibri"/>
                 <w:sz w:val="22"/>
-                <w:highlight w:val="yellow"/>
                 <w:lang w:eastAsia="en-US"/>
               </w:rPr>
             </w:pPr>
@@ -4644,48 +4230,8 @@
               <w:rPr>
                 <w:rFonts w:eastAsia="Calibri"/>
                 <w:sz w:val="22"/>
-                <w:highlight w:val="yellow"/>
                 <w:lang w:eastAsia="en-US"/>
               </w:rPr>
-              <w:t>06.001. Программист.</w:t>
-            </w:r>
-          </w:p>
-        </w:tc>
-        <w:tc>
-          <w:tcPr>
-            <w:tcW w:w="3026" w:type="dxa"/>
-            <w:vMerge w:val="restart"/>
-            <w:tcBorders>
-              <w:top w:val="single" w:sz="4" w:space="0" w:color="000000"/>
-              <w:start w:val="single" w:sz="4" w:space="0" w:color="000000"/>
-              <w:bottom w:val="single" w:sz="4" w:space="0" w:color="000000"/>
-              <w:end w:val="single" w:sz="4" w:space="0" w:color="000000"/>
-            </w:tcBorders>
-          </w:tcPr>
-          <w:p>
-            <w:pPr>
-              <w:pStyle w:val="Normal"/>
-              <w:ind w:hanging="0" w:start="0" w:end="0"/>
-              <w:jc w:val="start"/>
-              <w:rPr/>
-            </w:pPr>
-            <w:r>
-              <w:rPr>
-                <w:rFonts w:eastAsia="Calibri"/>
-                <w:sz w:val="22"/>
-                <w:highlight w:val="yellow"/>
-                <w:lang w:val="en-US" w:eastAsia="en-US"/>
-              </w:rPr>
-              <w:t>D</w:t>
-            </w:r>
-            <w:r>
-              <w:rPr>
-                <w:rFonts w:eastAsia="Calibri"/>
-                <w:sz w:val="22"/>
-                <w:highlight w:val="yellow"/>
-                <w:lang w:eastAsia="en-US"/>
-              </w:rPr>
-              <w:t>. Разработка требований и проектирование программного обеспечения.</w:t>
             </w:r>
           </w:p>
         </w:tc>
@@ -4707,7 +4253,6 @@
               <w:rPr>
                 <w:rFonts w:eastAsia="Calibri"/>
                 <w:sz w:val="22"/>
-                <w:highlight w:val="green"/>
                 <w:lang w:eastAsia="en-US"/>
               </w:rPr>
             </w:pPr>
@@ -4715,32 +4260,9 @@
               <w:rPr>
                 <w:rFonts w:eastAsia="Calibri"/>
                 <w:sz w:val="22"/>
-                <w:highlight w:val="green"/>
                 <w:lang w:eastAsia="en-US"/>
               </w:rPr>
-              <w:t>D/02.6</w:t>
-            </w:r>
-          </w:p>
-          <w:p>
-            <w:pPr>
-              <w:pStyle w:val="Normal"/>
-              <w:ind w:hanging="0" w:start="0" w:end="0"/>
-              <w:jc w:val="start"/>
-              <w:rPr>
-                <w:rFonts w:eastAsia="Calibri"/>
-                <w:sz w:val="22"/>
-                <w:highlight w:val="green"/>
-                <w:lang w:eastAsia="en-US"/>
-              </w:rPr>
-            </w:pPr>
-            <w:r>
-              <w:rPr>
-                <w:rFonts w:eastAsia="Calibri"/>
-                <w:sz w:val="22"/>
-                <w:highlight w:val="green"/>
-                <w:lang w:eastAsia="en-US"/>
-              </w:rPr>
-              <w:t>Разработка технических спецификаций на программные компоненты и их взаимодействие</w:t>
+              <w:t xml:space="preserve">{{MANUAL:ps_06_tf}} </w:t>
             </w:r>
           </w:p>
         </w:tc>
@@ -4756,1394 +4278,64 @@
           </w:tcPr>
           <w:p>
             <w:pPr>
-              <w:pStyle w:val="Normal"/>
+              <w:pStyle w:val="BodyText"/>
               <w:tabs>
                 <w:tab w:val="clear" w:pos="708"/>
                 <w:tab w:val="left" w:pos="993" w:leader="none"/>
               </w:tabs>
+              <w:spacing w:before="0" w:after="140"/>
               <w:ind w:hanging="0" w:start="0" w:end="0"/>
               <w:jc w:val="center"/>
               <w:rPr>
-                <w:color w:val="26282F"/>
-                <w:sz w:val="22"/>
-                <w:highlight w:val="green"/>
+                <w:highlight w:val="none"/>
+                <w:shd w:fill="auto" w:val="clear"/>
               </w:rPr>
             </w:pPr>
             <w:r>
               <w:rPr>
-                <w:color w:val="26282F"/>
-                <w:sz w:val="22"/>
-                <w:highlight w:val="green"/>
-              </w:rPr>
-              <w:t>6</w:t>
-            </w:r>
-          </w:p>
-        </w:tc>
-      </w:tr>
-      <w:tr>
-        <w:trPr>
-          <w:trHeight w:val="382" w:hRule="atLeast"/>
-        </w:trPr>
-        <w:tc>
-          <w:tcPr>
-            <w:tcW w:w="2384" w:type="dxa"/>
-            <w:vMerge w:val="continue"/>
-            <w:tcBorders>
-              <w:top w:val="single" w:sz="4" w:space="0" w:color="000000"/>
-              <w:start w:val="single" w:sz="4" w:space="0" w:color="000000"/>
-              <w:bottom w:val="single" w:sz="4" w:space="0" w:color="000000"/>
-              <w:end w:val="single" w:sz="4" w:space="0" w:color="000000"/>
-            </w:tcBorders>
-          </w:tcPr>
-          <w:p>
-            <w:pPr>
-              <w:pStyle w:val="Normal"/>
-              <w:snapToGrid w:val="false"/>
-              <w:ind w:hanging="0" w:start="0" w:end="0"/>
-              <w:jc w:val="start"/>
-              <w:rPr>
-                <w:rFonts w:eastAsia="Calibri"/>
-                <w:color w:val="26282F"/>
-                <w:sz w:val="22"/>
-                <w:szCs w:val="24"/>
-                <w:highlight w:val="yellow"/>
-                <w:lang w:eastAsia="en-US"/>
-              </w:rPr>
-            </w:pPr>
-            <w:r>
-              <w:rPr>
-                <w:rFonts w:eastAsia="Calibri"/>
-                <w:color w:val="26282F"/>
-                <w:sz w:val="22"/>
-                <w:szCs w:val="24"/>
-                <w:highlight w:val="yellow"/>
-                <w:lang w:eastAsia="en-US"/>
-              </w:rPr>
-            </w:r>
-          </w:p>
-        </w:tc>
-        <w:tc>
-          <w:tcPr>
-            <w:tcW w:w="3026" w:type="dxa"/>
-            <w:vMerge w:val="continue"/>
-            <w:tcBorders>
-              <w:top w:val="single" w:sz="4" w:space="0" w:color="000000"/>
-              <w:start w:val="single" w:sz="4" w:space="0" w:color="000000"/>
-              <w:bottom w:val="single" w:sz="4" w:space="0" w:color="000000"/>
-              <w:end w:val="single" w:sz="4" w:space="0" w:color="000000"/>
-            </w:tcBorders>
-          </w:tcPr>
-          <w:p>
-            <w:pPr>
-              <w:pStyle w:val="Normal"/>
-              <w:snapToGrid w:val="false"/>
-              <w:ind w:hanging="0" w:start="0" w:end="0"/>
-              <w:jc w:val="start"/>
-              <w:rPr>
-                <w:rFonts w:eastAsia="Calibri"/>
-                <w:color w:val="26282F"/>
-                <w:sz w:val="22"/>
-                <w:szCs w:val="24"/>
-                <w:highlight w:val="yellow"/>
-                <w:lang w:val="en-US" w:eastAsia="en-US"/>
-              </w:rPr>
-            </w:pPr>
-            <w:r>
-              <w:rPr>
-                <w:rFonts w:eastAsia="Calibri"/>
-                <w:color w:val="26282F"/>
-                <w:sz w:val="22"/>
-                <w:szCs w:val="24"/>
-                <w:highlight w:val="yellow"/>
-                <w:lang w:val="en-US" w:eastAsia="en-US"/>
-              </w:rPr>
-            </w:r>
-          </w:p>
-        </w:tc>
-        <w:tc>
-          <w:tcPr>
-            <w:tcW w:w="2919" w:type="dxa"/>
-            <w:tcBorders>
-              <w:top w:val="single" w:sz="4" w:space="0" w:color="000000"/>
-              <w:start w:val="single" w:sz="4" w:space="0" w:color="000000"/>
-              <w:bottom w:val="single" w:sz="4" w:space="0" w:color="000000"/>
-              <w:end w:val="single" w:sz="4" w:space="0" w:color="000000"/>
-            </w:tcBorders>
-          </w:tcPr>
-          <w:p>
-            <w:pPr>
-              <w:pStyle w:val="Normal"/>
-              <w:ind w:hanging="0" w:start="0" w:end="0"/>
-              <w:jc w:val="start"/>
-              <w:rPr>
-                <w:rFonts w:eastAsia="Calibri"/>
-                <w:sz w:val="22"/>
-                <w:highlight w:val="green"/>
-                <w:lang w:eastAsia="en-US"/>
-              </w:rPr>
-            </w:pPr>
-            <w:r>
-              <w:rPr>
-                <w:rFonts w:eastAsia="Calibri"/>
-                <w:sz w:val="22"/>
-                <w:highlight w:val="green"/>
-                <w:lang w:eastAsia="en-US"/>
-              </w:rPr>
-              <w:t>D/03.6</w:t>
+                <w:rStyle w:val="Style21"/>
+                <w:rFonts w:ascii="Consolas;Courier New;monospace" w:hAnsi="Consolas;Courier New;monospace"/>
+                <w:b w:val="false"/>
+                <w:i w:val="false"/>
+                <w:caps w:val="false"/>
+                <w:smallCaps w:val="false"/>
+                <w:color w:val="000000"/>
+                <w:spacing w:val="0"/>
+                <w:sz w:val="20"/>
+                <w:shd w:fill="auto" w:val="clear"/>
+              </w:rPr>
+              <w:t xml:space="preserve">{{MANUAL:ps_06_lvl}} </w:t>
             </w:r>
           </w:p>
           <w:p>
             <w:pPr>
-              <w:pStyle w:val="Normal"/>
-              <w:ind w:hanging="0" w:start="0" w:end="0"/>
-              <w:jc w:val="start"/>
-              <w:rPr>
-                <w:rFonts w:eastAsia="Calibri"/>
-                <w:sz w:val="22"/>
-                <w:highlight w:val="green"/>
-                <w:lang w:eastAsia="en-US"/>
-              </w:rPr>
-            </w:pPr>
-            <w:r>
-              <w:rPr>
-                <w:rFonts w:eastAsia="Calibri"/>
-                <w:sz w:val="22"/>
-                <w:highlight w:val="green"/>
-                <w:lang w:eastAsia="en-US"/>
-              </w:rPr>
-              <w:t>Проектирование компьютерного программного обеспечения</w:t>
-            </w:r>
-          </w:p>
-        </w:tc>
-        <w:tc>
-          <w:tcPr>
-            <w:tcW w:w="1249" w:type="dxa"/>
-            <w:tcBorders>
-              <w:top w:val="single" w:sz="4" w:space="0" w:color="000000"/>
-              <w:start w:val="single" w:sz="4" w:space="0" w:color="000000"/>
-              <w:bottom w:val="single" w:sz="4" w:space="0" w:color="000000"/>
-              <w:end w:val="single" w:sz="4" w:space="0" w:color="000000"/>
-            </w:tcBorders>
-          </w:tcPr>
-          <w:p>
-            <w:pPr>
-              <w:pStyle w:val="Normal"/>
+              <w:pStyle w:val="BodyText"/>
               <w:tabs>
                 <w:tab w:val="clear" w:pos="708"/>
                 <w:tab w:val="left" w:pos="993" w:leader="none"/>
               </w:tabs>
+              <w:spacing w:before="0" w:after="140"/>
               <w:ind w:hanging="0" w:start="0" w:end="0"/>
               <w:jc w:val="center"/>
               <w:rPr>
-                <w:color w:val="26282F"/>
-                <w:sz w:val="22"/>
-                <w:highlight w:val="green"/>
+                <w:highlight w:val="none"/>
+                <w:shd w:fill="auto" w:val="clear"/>
               </w:rPr>
             </w:pPr>
             <w:r>
               <w:rPr>
-                <w:color w:val="26282F"/>
-                <w:sz w:val="22"/>
-                <w:highlight w:val="green"/>
-              </w:rPr>
-              <w:t>6</w:t>
-            </w:r>
-          </w:p>
-        </w:tc>
-      </w:tr>
-      <w:tr>
-        <w:trPr>
-          <w:trHeight w:val="785" w:hRule="atLeast"/>
-        </w:trPr>
-        <w:tc>
-          <w:tcPr>
-            <w:tcW w:w="2384" w:type="dxa"/>
-            <w:vMerge w:val="restart"/>
-            <w:tcBorders>
-              <w:top w:val="single" w:sz="4" w:space="0" w:color="000000"/>
-              <w:start w:val="single" w:sz="4" w:space="0" w:color="000000"/>
-              <w:bottom w:val="single" w:sz="4" w:space="0" w:color="000000"/>
-              <w:end w:val="single" w:sz="4" w:space="0" w:color="000000"/>
-            </w:tcBorders>
-          </w:tcPr>
-          <w:p>
-            <w:pPr>
-              <w:pStyle w:val="Normal"/>
-              <w:ind w:hanging="0" w:start="0" w:end="0"/>
-              <w:jc w:val="start"/>
-              <w:rPr>
-                <w:rFonts w:eastAsia="Calibri"/>
-                <w:sz w:val="22"/>
-                <w:highlight w:val="yellow"/>
-                <w:lang w:eastAsia="en-US"/>
-              </w:rPr>
-            </w:pPr>
-            <w:r>
-              <w:rPr>
-                <w:rFonts w:eastAsia="Calibri"/>
-                <w:sz w:val="22"/>
-                <w:highlight w:val="yellow"/>
-                <w:lang w:eastAsia="en-US"/>
-              </w:rPr>
-              <w:t>06.015. Специалист по информационным системам.</w:t>
-            </w:r>
-          </w:p>
-        </w:tc>
-        <w:tc>
-          <w:tcPr>
-            <w:tcW w:w="3026" w:type="dxa"/>
-            <w:vMerge w:val="restart"/>
-            <w:tcBorders>
-              <w:top w:val="single" w:sz="4" w:space="0" w:color="000000"/>
-              <w:start w:val="single" w:sz="4" w:space="0" w:color="000000"/>
-              <w:bottom w:val="single" w:sz="4" w:space="0" w:color="000000"/>
-              <w:end w:val="single" w:sz="4" w:space="0" w:color="000000"/>
-            </w:tcBorders>
-          </w:tcPr>
-          <w:p>
-            <w:pPr>
-              <w:pStyle w:val="Normal"/>
-              <w:ind w:hanging="0" w:start="0" w:end="0"/>
-              <w:jc w:val="start"/>
-              <w:rPr/>
-            </w:pPr>
-            <w:r>
-              <w:rPr>
-                <w:rFonts w:eastAsia="Calibri"/>
-                <w:sz w:val="22"/>
-                <w:highlight w:val="yellow"/>
-                <w:lang w:val="en-US" w:eastAsia="en-US"/>
-              </w:rPr>
-              <w:t>C</w:t>
-            </w:r>
-            <w:r>
-              <w:rPr>
-                <w:rFonts w:eastAsia="Calibri"/>
-                <w:sz w:val="22"/>
-                <w:highlight w:val="yellow"/>
-                <w:lang w:eastAsia="en-US"/>
-              </w:rPr>
-              <w:t>. Выполнение работ и уп</w:t>
-              <w:softHyphen/>
-              <w:t>рав</w:t>
-              <w:softHyphen/>
-              <w:t>ление работами по созданию (модификации) и сопровождению ИС, автоматизирующих задачи организационного управления и бизнес-процессы.</w:t>
-            </w:r>
-          </w:p>
-        </w:tc>
-        <w:tc>
-          <w:tcPr>
-            <w:tcW w:w="2919" w:type="dxa"/>
-            <w:tcBorders>
-              <w:top w:val="single" w:sz="4" w:space="0" w:color="000000"/>
-              <w:start w:val="single" w:sz="4" w:space="0" w:color="000000"/>
-              <w:bottom w:val="single" w:sz="4" w:space="0" w:color="000000"/>
-              <w:end w:val="single" w:sz="4" w:space="0" w:color="000000"/>
-            </w:tcBorders>
-          </w:tcPr>
-          <w:p>
-            <w:pPr>
-              <w:pStyle w:val="Normal"/>
-              <w:ind w:hanging="0" w:start="0" w:end="0"/>
-              <w:jc w:val="start"/>
-              <w:rPr>
-                <w:rFonts w:eastAsia="Calibri"/>
-                <w:sz w:val="22"/>
-                <w:highlight w:val="green"/>
-                <w:lang w:eastAsia="en-US"/>
-              </w:rPr>
-            </w:pPr>
-            <w:r>
-              <w:rPr>
-                <w:rFonts w:eastAsia="Calibri"/>
-                <w:sz w:val="22"/>
-                <w:highlight w:val="green"/>
-                <w:lang w:eastAsia="en-US"/>
-              </w:rPr>
-              <w:t>С/08.6</w:t>
-            </w:r>
-          </w:p>
-          <w:p>
-            <w:pPr>
-              <w:pStyle w:val="Normal"/>
-              <w:ind w:hanging="0" w:start="0" w:end="0"/>
-              <w:jc w:val="start"/>
-              <w:rPr>
-                <w:rFonts w:eastAsia="Calibri"/>
-                <w:sz w:val="22"/>
-                <w:highlight w:val="green"/>
-                <w:lang w:eastAsia="en-US"/>
-              </w:rPr>
-            </w:pPr>
-            <w:r>
-              <w:rPr>
-                <w:rFonts w:eastAsia="Calibri"/>
-                <w:sz w:val="22"/>
-                <w:highlight w:val="green"/>
-                <w:lang w:eastAsia="en-US"/>
-              </w:rPr>
-              <w:t>Разработка модели бизнес-процессов заказчика</w:t>
-            </w:r>
-          </w:p>
-        </w:tc>
-        <w:tc>
-          <w:tcPr>
-            <w:tcW w:w="1249" w:type="dxa"/>
-            <w:tcBorders>
-              <w:top w:val="single" w:sz="4" w:space="0" w:color="000000"/>
-              <w:start w:val="single" w:sz="4" w:space="0" w:color="000000"/>
-              <w:bottom w:val="single" w:sz="4" w:space="0" w:color="000000"/>
-              <w:end w:val="single" w:sz="4" w:space="0" w:color="000000"/>
-            </w:tcBorders>
-          </w:tcPr>
-          <w:p>
-            <w:pPr>
-              <w:pStyle w:val="Normal"/>
-              <w:tabs>
-                <w:tab w:val="clear" w:pos="708"/>
-                <w:tab w:val="left" w:pos="993" w:leader="none"/>
-              </w:tabs>
-              <w:ind w:hanging="0" w:start="0" w:end="0"/>
-              <w:jc w:val="center"/>
-              <w:rPr>
-                <w:color w:val="26282F"/>
-                <w:sz w:val="22"/>
-                <w:highlight w:val="green"/>
-              </w:rPr>
-            </w:pPr>
-            <w:r>
-              <w:rPr>
-                <w:color w:val="26282F"/>
-                <w:sz w:val="22"/>
-                <w:highlight w:val="green"/>
-              </w:rPr>
-              <w:t>6</w:t>
-            </w:r>
-          </w:p>
-        </w:tc>
-      </w:tr>
-      <w:tr>
-        <w:trPr>
-          <w:trHeight w:val="557" w:hRule="atLeast"/>
-        </w:trPr>
-        <w:tc>
-          <w:tcPr>
-            <w:tcW w:w="2384" w:type="dxa"/>
-            <w:vMerge w:val="continue"/>
-            <w:tcBorders>
-              <w:top w:val="single" w:sz="4" w:space="0" w:color="000000"/>
-              <w:start w:val="single" w:sz="4" w:space="0" w:color="000000"/>
-              <w:bottom w:val="single" w:sz="4" w:space="0" w:color="000000"/>
-              <w:end w:val="single" w:sz="4" w:space="0" w:color="000000"/>
-            </w:tcBorders>
-          </w:tcPr>
-          <w:p>
-            <w:pPr>
-              <w:pStyle w:val="Normal"/>
-              <w:snapToGrid w:val="false"/>
-              <w:ind w:hanging="0" w:start="0" w:end="0"/>
-              <w:jc w:val="start"/>
-              <w:rPr>
-                <w:rFonts w:eastAsia="Calibri"/>
-                <w:color w:val="26282F"/>
-                <w:sz w:val="22"/>
-                <w:szCs w:val="24"/>
-                <w:highlight w:val="green"/>
-                <w:lang w:eastAsia="en-US"/>
-              </w:rPr>
-            </w:pPr>
-            <w:r>
-              <w:rPr>
-                <w:rFonts w:eastAsia="Calibri"/>
-                <w:color w:val="26282F"/>
-                <w:sz w:val="22"/>
-                <w:szCs w:val="24"/>
-                <w:highlight w:val="green"/>
-                <w:lang w:eastAsia="en-US"/>
-              </w:rPr>
-            </w:r>
-          </w:p>
-        </w:tc>
-        <w:tc>
-          <w:tcPr>
-            <w:tcW w:w="3026" w:type="dxa"/>
-            <w:vMerge w:val="continue"/>
-            <w:tcBorders>
-              <w:top w:val="single" w:sz="4" w:space="0" w:color="000000"/>
-              <w:start w:val="single" w:sz="4" w:space="0" w:color="000000"/>
-              <w:bottom w:val="single" w:sz="4" w:space="0" w:color="000000"/>
-              <w:end w:val="single" w:sz="4" w:space="0" w:color="000000"/>
-            </w:tcBorders>
-          </w:tcPr>
-          <w:p>
-            <w:pPr>
-              <w:pStyle w:val="Normal"/>
-              <w:snapToGrid w:val="false"/>
-              <w:ind w:hanging="0" w:start="0" w:end="0"/>
-              <w:jc w:val="start"/>
-              <w:rPr>
-                <w:rFonts w:eastAsia="Calibri"/>
-                <w:color w:val="26282F"/>
-                <w:sz w:val="22"/>
-                <w:szCs w:val="24"/>
-                <w:highlight w:val="green"/>
-                <w:lang w:val="en-US" w:eastAsia="en-US"/>
-              </w:rPr>
-            </w:pPr>
-            <w:r>
-              <w:rPr>
-                <w:rFonts w:eastAsia="Calibri"/>
-                <w:color w:val="26282F"/>
-                <w:sz w:val="22"/>
-                <w:szCs w:val="24"/>
-                <w:highlight w:val="green"/>
-                <w:lang w:val="en-US" w:eastAsia="en-US"/>
-              </w:rPr>
-            </w:r>
-          </w:p>
-        </w:tc>
-        <w:tc>
-          <w:tcPr>
-            <w:tcW w:w="2919" w:type="dxa"/>
-            <w:tcBorders>
-              <w:top w:val="single" w:sz="4" w:space="0" w:color="000000"/>
-              <w:start w:val="single" w:sz="4" w:space="0" w:color="000000"/>
-              <w:bottom w:val="single" w:sz="4" w:space="0" w:color="000000"/>
-              <w:end w:val="single" w:sz="4" w:space="0" w:color="000000"/>
-            </w:tcBorders>
-          </w:tcPr>
-          <w:p>
-            <w:pPr>
-              <w:pStyle w:val="Normal"/>
-              <w:ind w:hanging="0" w:start="0" w:end="0"/>
-              <w:jc w:val="start"/>
-              <w:rPr>
-                <w:rFonts w:eastAsia="Calibri"/>
-                <w:sz w:val="22"/>
-                <w:highlight w:val="green"/>
-                <w:lang w:eastAsia="en-US"/>
-              </w:rPr>
-            </w:pPr>
-            <w:r>
-              <w:rPr>
-                <w:rFonts w:eastAsia="Calibri"/>
-                <w:sz w:val="22"/>
-                <w:highlight w:val="green"/>
-                <w:lang w:eastAsia="en-US"/>
-              </w:rPr>
-              <w:t>С/11.6</w:t>
-            </w:r>
-          </w:p>
-          <w:p>
-            <w:pPr>
-              <w:pStyle w:val="Normal"/>
-              <w:ind w:hanging="0" w:start="0" w:end="0"/>
-              <w:jc w:val="start"/>
-              <w:rPr>
-                <w:rFonts w:eastAsia="Calibri"/>
-                <w:sz w:val="22"/>
-                <w:highlight w:val="green"/>
-                <w:lang w:eastAsia="en-US"/>
-              </w:rPr>
-            </w:pPr>
-            <w:r>
-              <w:rPr>
-                <w:rFonts w:eastAsia="Calibri"/>
-                <w:sz w:val="22"/>
-                <w:highlight w:val="green"/>
-                <w:lang w:eastAsia="en-US"/>
-              </w:rPr>
-              <w:t>Выявление требований к ИС</w:t>
-            </w:r>
-          </w:p>
-        </w:tc>
-        <w:tc>
-          <w:tcPr>
-            <w:tcW w:w="1249" w:type="dxa"/>
-            <w:tcBorders>
-              <w:top w:val="single" w:sz="4" w:space="0" w:color="000000"/>
-              <w:start w:val="single" w:sz="4" w:space="0" w:color="000000"/>
-              <w:bottom w:val="single" w:sz="4" w:space="0" w:color="000000"/>
-              <w:end w:val="single" w:sz="4" w:space="0" w:color="000000"/>
-            </w:tcBorders>
-          </w:tcPr>
-          <w:p>
-            <w:pPr>
-              <w:pStyle w:val="Normal"/>
-              <w:tabs>
-                <w:tab w:val="clear" w:pos="708"/>
-                <w:tab w:val="left" w:pos="993" w:leader="none"/>
-              </w:tabs>
-              <w:ind w:hanging="0" w:start="0" w:end="0"/>
-              <w:jc w:val="center"/>
-              <w:rPr>
-                <w:color w:val="26282F"/>
-                <w:sz w:val="22"/>
-                <w:highlight w:val="green"/>
-              </w:rPr>
-            </w:pPr>
-            <w:r>
-              <w:rPr>
-                <w:color w:val="26282F"/>
-                <w:sz w:val="22"/>
-                <w:highlight w:val="green"/>
-              </w:rPr>
-              <w:t>6</w:t>
-            </w:r>
-          </w:p>
-        </w:tc>
-      </w:tr>
-      <w:tr>
-        <w:trPr>
-          <w:trHeight w:val="551" w:hRule="atLeast"/>
-        </w:trPr>
-        <w:tc>
-          <w:tcPr>
-            <w:tcW w:w="2384" w:type="dxa"/>
-            <w:vMerge w:val="continue"/>
-            <w:tcBorders>
-              <w:top w:val="single" w:sz="4" w:space="0" w:color="000000"/>
-              <w:start w:val="single" w:sz="4" w:space="0" w:color="000000"/>
-              <w:bottom w:val="single" w:sz="4" w:space="0" w:color="000000"/>
-              <w:end w:val="single" w:sz="4" w:space="0" w:color="000000"/>
-            </w:tcBorders>
-          </w:tcPr>
-          <w:p>
-            <w:pPr>
-              <w:pStyle w:val="Normal"/>
-              <w:snapToGrid w:val="false"/>
-              <w:ind w:hanging="0" w:start="0" w:end="0"/>
-              <w:jc w:val="start"/>
-              <w:rPr>
-                <w:rFonts w:eastAsia="Calibri"/>
-                <w:color w:val="26282F"/>
-                <w:sz w:val="22"/>
-                <w:szCs w:val="24"/>
-                <w:highlight w:val="green"/>
-                <w:lang w:eastAsia="en-US"/>
-              </w:rPr>
-            </w:pPr>
-            <w:r>
-              <w:rPr>
-                <w:rFonts w:eastAsia="Calibri"/>
-                <w:color w:val="26282F"/>
-                <w:sz w:val="22"/>
-                <w:szCs w:val="24"/>
-                <w:highlight w:val="green"/>
-                <w:lang w:eastAsia="en-US"/>
-              </w:rPr>
-            </w:r>
-          </w:p>
-        </w:tc>
-        <w:tc>
-          <w:tcPr>
-            <w:tcW w:w="3026" w:type="dxa"/>
-            <w:vMerge w:val="continue"/>
-            <w:tcBorders>
-              <w:top w:val="single" w:sz="4" w:space="0" w:color="000000"/>
-              <w:start w:val="single" w:sz="4" w:space="0" w:color="000000"/>
-              <w:bottom w:val="single" w:sz="4" w:space="0" w:color="000000"/>
-              <w:end w:val="single" w:sz="4" w:space="0" w:color="000000"/>
-            </w:tcBorders>
-          </w:tcPr>
-          <w:p>
-            <w:pPr>
-              <w:pStyle w:val="Normal"/>
-              <w:snapToGrid w:val="false"/>
-              <w:ind w:hanging="0" w:start="0" w:end="0"/>
-              <w:jc w:val="start"/>
-              <w:rPr>
-                <w:rFonts w:eastAsia="Calibri"/>
-                <w:color w:val="26282F"/>
-                <w:sz w:val="22"/>
-                <w:szCs w:val="24"/>
-                <w:highlight w:val="green"/>
-                <w:lang w:val="en-US" w:eastAsia="en-US"/>
-              </w:rPr>
-            </w:pPr>
-            <w:r>
-              <w:rPr>
-                <w:rFonts w:eastAsia="Calibri"/>
-                <w:color w:val="26282F"/>
-                <w:sz w:val="22"/>
-                <w:szCs w:val="24"/>
-                <w:highlight w:val="green"/>
-                <w:lang w:val="en-US" w:eastAsia="en-US"/>
-              </w:rPr>
-            </w:r>
-          </w:p>
-        </w:tc>
-        <w:tc>
-          <w:tcPr>
-            <w:tcW w:w="2919" w:type="dxa"/>
-            <w:tcBorders>
-              <w:top w:val="single" w:sz="4" w:space="0" w:color="000000"/>
-              <w:start w:val="single" w:sz="4" w:space="0" w:color="000000"/>
-              <w:bottom w:val="single" w:sz="4" w:space="0" w:color="000000"/>
-              <w:end w:val="single" w:sz="4" w:space="0" w:color="000000"/>
-            </w:tcBorders>
-          </w:tcPr>
-          <w:p>
-            <w:pPr>
-              <w:pStyle w:val="Normal"/>
-              <w:ind w:hanging="0" w:start="0" w:end="0"/>
-              <w:jc w:val="start"/>
-              <w:rPr>
-                <w:rFonts w:eastAsia="Calibri"/>
-                <w:sz w:val="22"/>
-                <w:highlight w:val="green"/>
-                <w:lang w:eastAsia="en-US"/>
-              </w:rPr>
-            </w:pPr>
-            <w:r>
-              <w:rPr>
-                <w:rFonts w:eastAsia="Calibri"/>
-                <w:sz w:val="22"/>
-                <w:highlight w:val="green"/>
-                <w:lang w:eastAsia="en-US"/>
-              </w:rPr>
-              <w:t>С/12.6</w:t>
-            </w:r>
-          </w:p>
-          <w:p>
-            <w:pPr>
-              <w:pStyle w:val="Normal"/>
-              <w:ind w:hanging="0" w:start="0" w:end="0"/>
-              <w:jc w:val="start"/>
-              <w:rPr>
-                <w:rFonts w:eastAsia="Calibri"/>
-                <w:sz w:val="22"/>
-                <w:highlight w:val="green"/>
-                <w:lang w:eastAsia="en-US"/>
-              </w:rPr>
-            </w:pPr>
-            <w:r>
-              <w:rPr>
-                <w:rFonts w:eastAsia="Calibri"/>
-                <w:sz w:val="22"/>
-                <w:highlight w:val="green"/>
-                <w:lang w:eastAsia="en-US"/>
-              </w:rPr>
-              <w:t>Анализ требований</w:t>
-            </w:r>
-          </w:p>
-        </w:tc>
-        <w:tc>
-          <w:tcPr>
-            <w:tcW w:w="1249" w:type="dxa"/>
-            <w:tcBorders>
-              <w:top w:val="single" w:sz="4" w:space="0" w:color="000000"/>
-              <w:start w:val="single" w:sz="4" w:space="0" w:color="000000"/>
-              <w:bottom w:val="single" w:sz="4" w:space="0" w:color="000000"/>
-              <w:end w:val="single" w:sz="4" w:space="0" w:color="000000"/>
-            </w:tcBorders>
-          </w:tcPr>
-          <w:p>
-            <w:pPr>
-              <w:pStyle w:val="Normal"/>
-              <w:tabs>
-                <w:tab w:val="clear" w:pos="708"/>
-                <w:tab w:val="left" w:pos="993" w:leader="none"/>
-              </w:tabs>
-              <w:ind w:hanging="0" w:start="0" w:end="0"/>
-              <w:jc w:val="center"/>
-              <w:rPr>
-                <w:color w:val="26282F"/>
-                <w:sz w:val="22"/>
-                <w:highlight w:val="green"/>
-              </w:rPr>
-            </w:pPr>
-            <w:r>
-              <w:rPr>
-                <w:color w:val="26282F"/>
-                <w:sz w:val="22"/>
-                <w:highlight w:val="green"/>
-              </w:rPr>
-              <w:t>6</w:t>
-            </w:r>
-          </w:p>
-        </w:tc>
-      </w:tr>
-      <w:tr>
-        <w:trPr>
-          <w:trHeight w:val="64" w:hRule="atLeast"/>
-        </w:trPr>
-        <w:tc>
-          <w:tcPr>
-            <w:tcW w:w="2384" w:type="dxa"/>
-            <w:vMerge w:val="continue"/>
-            <w:tcBorders>
-              <w:top w:val="single" w:sz="4" w:space="0" w:color="000000"/>
-              <w:start w:val="single" w:sz="4" w:space="0" w:color="000000"/>
-              <w:bottom w:val="single" w:sz="4" w:space="0" w:color="000000"/>
-              <w:end w:val="single" w:sz="4" w:space="0" w:color="000000"/>
-            </w:tcBorders>
-          </w:tcPr>
-          <w:p>
-            <w:pPr>
-              <w:pStyle w:val="Normal"/>
-              <w:snapToGrid w:val="false"/>
-              <w:ind w:hanging="0" w:start="0" w:end="0"/>
-              <w:jc w:val="start"/>
-              <w:rPr>
-                <w:rFonts w:eastAsia="Calibri"/>
-                <w:color w:val="26282F"/>
-                <w:sz w:val="22"/>
-                <w:szCs w:val="24"/>
-                <w:highlight w:val="green"/>
-                <w:lang w:eastAsia="en-US"/>
-              </w:rPr>
-            </w:pPr>
-            <w:r>
-              <w:rPr>
-                <w:rFonts w:eastAsia="Calibri"/>
-                <w:color w:val="26282F"/>
-                <w:sz w:val="22"/>
-                <w:szCs w:val="24"/>
-                <w:highlight w:val="green"/>
-                <w:lang w:eastAsia="en-US"/>
-              </w:rPr>
-            </w:r>
-          </w:p>
-        </w:tc>
-        <w:tc>
-          <w:tcPr>
-            <w:tcW w:w="3026" w:type="dxa"/>
-            <w:vMerge w:val="continue"/>
-            <w:tcBorders>
-              <w:top w:val="single" w:sz="4" w:space="0" w:color="000000"/>
-              <w:start w:val="single" w:sz="4" w:space="0" w:color="000000"/>
-              <w:bottom w:val="single" w:sz="4" w:space="0" w:color="000000"/>
-              <w:end w:val="single" w:sz="4" w:space="0" w:color="000000"/>
-            </w:tcBorders>
-          </w:tcPr>
-          <w:p>
-            <w:pPr>
-              <w:pStyle w:val="Normal"/>
-              <w:snapToGrid w:val="false"/>
-              <w:ind w:hanging="0" w:start="0" w:end="0"/>
-              <w:jc w:val="start"/>
-              <w:rPr>
-                <w:rFonts w:eastAsia="Calibri"/>
-                <w:color w:val="26282F"/>
-                <w:sz w:val="22"/>
-                <w:szCs w:val="24"/>
-                <w:highlight w:val="green"/>
-                <w:lang w:val="en-US" w:eastAsia="en-US"/>
-              </w:rPr>
-            </w:pPr>
-            <w:r>
-              <w:rPr>
-                <w:rFonts w:eastAsia="Calibri"/>
-                <w:color w:val="26282F"/>
-                <w:sz w:val="22"/>
-                <w:szCs w:val="24"/>
-                <w:highlight w:val="green"/>
-                <w:lang w:val="en-US" w:eastAsia="en-US"/>
-              </w:rPr>
-            </w:r>
-          </w:p>
-        </w:tc>
-        <w:tc>
-          <w:tcPr>
-            <w:tcW w:w="2919" w:type="dxa"/>
-            <w:tcBorders>
-              <w:top w:val="single" w:sz="4" w:space="0" w:color="000000"/>
-              <w:start w:val="single" w:sz="4" w:space="0" w:color="000000"/>
-              <w:bottom w:val="single" w:sz="4" w:space="0" w:color="000000"/>
-              <w:end w:val="single" w:sz="4" w:space="0" w:color="000000"/>
-            </w:tcBorders>
-          </w:tcPr>
-          <w:p>
-            <w:pPr>
-              <w:pStyle w:val="Normal"/>
-              <w:ind w:hanging="0" w:start="0" w:end="0"/>
-              <w:jc w:val="start"/>
-              <w:rPr>
-                <w:rFonts w:eastAsia="Calibri"/>
-                <w:sz w:val="22"/>
-                <w:highlight w:val="green"/>
-                <w:lang w:eastAsia="en-US"/>
-              </w:rPr>
-            </w:pPr>
-            <w:r>
-              <w:rPr>
-                <w:rFonts w:eastAsia="Calibri"/>
-                <w:sz w:val="22"/>
-                <w:highlight w:val="green"/>
-                <w:lang w:eastAsia="en-US"/>
-              </w:rPr>
-              <w:t>С/14.6</w:t>
-            </w:r>
-          </w:p>
-          <w:p>
-            <w:pPr>
-              <w:pStyle w:val="Normal"/>
-              <w:ind w:hanging="0" w:start="0" w:end="0"/>
-              <w:jc w:val="start"/>
-              <w:rPr>
-                <w:rFonts w:eastAsia="Calibri"/>
-                <w:sz w:val="22"/>
-                <w:highlight w:val="green"/>
-                <w:lang w:eastAsia="en-US"/>
-              </w:rPr>
-            </w:pPr>
-            <w:r>
-              <w:rPr>
-                <w:rFonts w:eastAsia="Calibri"/>
-                <w:sz w:val="22"/>
-                <w:highlight w:val="green"/>
-                <w:lang w:eastAsia="en-US"/>
-              </w:rPr>
-              <w:t>Разработка архитектуры ИС</w:t>
-            </w:r>
-          </w:p>
-        </w:tc>
-        <w:tc>
-          <w:tcPr>
-            <w:tcW w:w="1249" w:type="dxa"/>
-            <w:tcBorders>
-              <w:top w:val="single" w:sz="4" w:space="0" w:color="000000"/>
-              <w:start w:val="single" w:sz="4" w:space="0" w:color="000000"/>
-              <w:bottom w:val="single" w:sz="4" w:space="0" w:color="000000"/>
-              <w:end w:val="single" w:sz="4" w:space="0" w:color="000000"/>
-            </w:tcBorders>
-          </w:tcPr>
-          <w:p>
-            <w:pPr>
-              <w:pStyle w:val="Normal"/>
-              <w:tabs>
-                <w:tab w:val="clear" w:pos="708"/>
-                <w:tab w:val="left" w:pos="993" w:leader="none"/>
-              </w:tabs>
-              <w:ind w:hanging="0" w:start="0" w:end="0"/>
-              <w:jc w:val="center"/>
-              <w:rPr>
-                <w:color w:val="26282F"/>
-                <w:sz w:val="22"/>
-                <w:highlight w:val="green"/>
-              </w:rPr>
-            </w:pPr>
-            <w:r>
-              <w:rPr>
-                <w:color w:val="26282F"/>
-                <w:sz w:val="22"/>
-                <w:highlight w:val="green"/>
-              </w:rPr>
-              <w:t>6</w:t>
-            </w:r>
-          </w:p>
-        </w:tc>
-      </w:tr>
-      <w:tr>
-        <w:trPr>
-          <w:trHeight w:val="578" w:hRule="atLeast"/>
-        </w:trPr>
-        <w:tc>
-          <w:tcPr>
-            <w:tcW w:w="2384" w:type="dxa"/>
-            <w:vMerge w:val="continue"/>
-            <w:tcBorders>
-              <w:top w:val="single" w:sz="4" w:space="0" w:color="000000"/>
-              <w:start w:val="single" w:sz="4" w:space="0" w:color="000000"/>
-              <w:bottom w:val="single" w:sz="4" w:space="0" w:color="000000"/>
-              <w:end w:val="single" w:sz="4" w:space="0" w:color="000000"/>
-            </w:tcBorders>
-          </w:tcPr>
-          <w:p>
-            <w:pPr>
-              <w:pStyle w:val="Normal"/>
-              <w:snapToGrid w:val="false"/>
-              <w:ind w:hanging="0" w:start="0" w:end="0"/>
-              <w:jc w:val="start"/>
-              <w:rPr>
-                <w:rFonts w:eastAsia="Calibri"/>
-                <w:color w:val="26282F"/>
-                <w:sz w:val="22"/>
-                <w:szCs w:val="24"/>
-                <w:highlight w:val="green"/>
-                <w:lang w:eastAsia="en-US"/>
-              </w:rPr>
-            </w:pPr>
-            <w:r>
-              <w:rPr>
-                <w:rFonts w:eastAsia="Calibri"/>
-                <w:color w:val="26282F"/>
-                <w:sz w:val="22"/>
-                <w:szCs w:val="24"/>
-                <w:highlight w:val="green"/>
-                <w:lang w:eastAsia="en-US"/>
-              </w:rPr>
-            </w:r>
-          </w:p>
-        </w:tc>
-        <w:tc>
-          <w:tcPr>
-            <w:tcW w:w="3026" w:type="dxa"/>
-            <w:vMerge w:val="continue"/>
-            <w:tcBorders>
-              <w:top w:val="single" w:sz="4" w:space="0" w:color="000000"/>
-              <w:start w:val="single" w:sz="4" w:space="0" w:color="000000"/>
-              <w:bottom w:val="single" w:sz="4" w:space="0" w:color="000000"/>
-              <w:end w:val="single" w:sz="4" w:space="0" w:color="000000"/>
-            </w:tcBorders>
-          </w:tcPr>
-          <w:p>
-            <w:pPr>
-              <w:pStyle w:val="Normal"/>
-              <w:snapToGrid w:val="false"/>
-              <w:ind w:hanging="0" w:start="0" w:end="0"/>
-              <w:jc w:val="start"/>
-              <w:rPr>
-                <w:rFonts w:eastAsia="Calibri"/>
-                <w:color w:val="26282F"/>
-                <w:sz w:val="22"/>
-                <w:szCs w:val="24"/>
-                <w:highlight w:val="green"/>
-                <w:lang w:eastAsia="en-US"/>
-              </w:rPr>
-            </w:pPr>
-            <w:r>
-              <w:rPr>
-                <w:rFonts w:eastAsia="Calibri"/>
-                <w:color w:val="26282F"/>
-                <w:sz w:val="22"/>
-                <w:szCs w:val="24"/>
-                <w:highlight w:val="green"/>
-                <w:lang w:eastAsia="en-US"/>
-              </w:rPr>
-            </w:r>
-          </w:p>
-        </w:tc>
-        <w:tc>
-          <w:tcPr>
-            <w:tcW w:w="2919" w:type="dxa"/>
-            <w:tcBorders>
-              <w:top w:val="single" w:sz="4" w:space="0" w:color="000000"/>
-              <w:start w:val="single" w:sz="4" w:space="0" w:color="000000"/>
-              <w:bottom w:val="single" w:sz="4" w:space="0" w:color="000000"/>
-              <w:end w:val="single" w:sz="4" w:space="0" w:color="000000"/>
-            </w:tcBorders>
-          </w:tcPr>
-          <w:p>
-            <w:pPr>
-              <w:pStyle w:val="Normal"/>
-              <w:ind w:hanging="0" w:start="0" w:end="0"/>
-              <w:jc w:val="start"/>
-              <w:rPr>
-                <w:rFonts w:eastAsia="Calibri"/>
-                <w:sz w:val="22"/>
-                <w:highlight w:val="green"/>
-                <w:lang w:eastAsia="en-US"/>
-              </w:rPr>
-            </w:pPr>
-            <w:r>
-              <w:rPr>
-                <w:rFonts w:eastAsia="Calibri"/>
-                <w:sz w:val="22"/>
-                <w:highlight w:val="green"/>
-                <w:lang w:eastAsia="en-US"/>
-              </w:rPr>
-              <w:t>С/15.6</w:t>
-            </w:r>
-          </w:p>
-          <w:p>
-            <w:pPr>
-              <w:pStyle w:val="Normal"/>
-              <w:ind w:hanging="0" w:start="0" w:end="0"/>
-              <w:jc w:val="start"/>
-              <w:rPr>
-                <w:rFonts w:eastAsia="Calibri"/>
-                <w:sz w:val="22"/>
-                <w:highlight w:val="green"/>
-                <w:lang w:eastAsia="en-US"/>
-              </w:rPr>
-            </w:pPr>
-            <w:r>
-              <w:rPr>
-                <w:rFonts w:eastAsia="Calibri"/>
-                <w:sz w:val="22"/>
-                <w:highlight w:val="green"/>
-                <w:lang w:eastAsia="en-US"/>
-              </w:rPr>
-              <w:t>Разработка прототипов ИС</w:t>
-            </w:r>
-          </w:p>
-        </w:tc>
-        <w:tc>
-          <w:tcPr>
-            <w:tcW w:w="1249" w:type="dxa"/>
-            <w:tcBorders>
-              <w:top w:val="single" w:sz="4" w:space="0" w:color="000000"/>
-              <w:start w:val="single" w:sz="4" w:space="0" w:color="000000"/>
-              <w:bottom w:val="single" w:sz="4" w:space="0" w:color="000000"/>
-              <w:end w:val="single" w:sz="4" w:space="0" w:color="000000"/>
-            </w:tcBorders>
-          </w:tcPr>
-          <w:p>
-            <w:pPr>
-              <w:pStyle w:val="Normal"/>
-              <w:tabs>
-                <w:tab w:val="clear" w:pos="708"/>
-                <w:tab w:val="left" w:pos="993" w:leader="none"/>
-              </w:tabs>
-              <w:ind w:hanging="0" w:start="0" w:end="0"/>
-              <w:jc w:val="center"/>
-              <w:rPr>
-                <w:color w:val="26282F"/>
-                <w:sz w:val="22"/>
-                <w:highlight w:val="green"/>
-              </w:rPr>
-            </w:pPr>
-            <w:r>
-              <w:rPr>
-                <w:color w:val="26282F"/>
-                <w:sz w:val="22"/>
-                <w:highlight w:val="green"/>
-              </w:rPr>
-              <w:t>6</w:t>
-            </w:r>
-          </w:p>
-        </w:tc>
-      </w:tr>
-      <w:tr>
-        <w:trPr>
-          <w:trHeight w:val="443" w:hRule="atLeast"/>
-        </w:trPr>
-        <w:tc>
-          <w:tcPr>
-            <w:tcW w:w="2384" w:type="dxa"/>
-            <w:vMerge w:val="continue"/>
-            <w:tcBorders>
-              <w:top w:val="single" w:sz="4" w:space="0" w:color="000000"/>
-              <w:start w:val="single" w:sz="4" w:space="0" w:color="000000"/>
-              <w:bottom w:val="single" w:sz="4" w:space="0" w:color="000000"/>
-              <w:end w:val="single" w:sz="4" w:space="0" w:color="000000"/>
-            </w:tcBorders>
-          </w:tcPr>
-          <w:p>
-            <w:pPr>
-              <w:pStyle w:val="Normal"/>
-              <w:snapToGrid w:val="false"/>
-              <w:ind w:hanging="0" w:start="0" w:end="0"/>
-              <w:jc w:val="start"/>
-              <w:rPr>
-                <w:rFonts w:eastAsia="Calibri"/>
-                <w:color w:val="26282F"/>
-                <w:sz w:val="22"/>
-                <w:szCs w:val="24"/>
-                <w:highlight w:val="green"/>
-                <w:lang w:eastAsia="en-US"/>
-              </w:rPr>
-            </w:pPr>
-            <w:r>
-              <w:rPr>
-                <w:rFonts w:eastAsia="Calibri"/>
-                <w:color w:val="26282F"/>
-                <w:sz w:val="22"/>
-                <w:szCs w:val="24"/>
-                <w:highlight w:val="green"/>
-                <w:lang w:eastAsia="en-US"/>
-              </w:rPr>
-            </w:r>
-          </w:p>
-        </w:tc>
-        <w:tc>
-          <w:tcPr>
-            <w:tcW w:w="3026" w:type="dxa"/>
-            <w:vMerge w:val="continue"/>
-            <w:tcBorders>
-              <w:top w:val="single" w:sz="4" w:space="0" w:color="000000"/>
-              <w:start w:val="single" w:sz="4" w:space="0" w:color="000000"/>
-              <w:bottom w:val="single" w:sz="4" w:space="0" w:color="000000"/>
-              <w:end w:val="single" w:sz="4" w:space="0" w:color="000000"/>
-            </w:tcBorders>
-          </w:tcPr>
-          <w:p>
-            <w:pPr>
-              <w:pStyle w:val="Normal"/>
-              <w:snapToGrid w:val="false"/>
-              <w:ind w:hanging="0" w:start="0" w:end="0"/>
-              <w:jc w:val="start"/>
-              <w:rPr>
-                <w:rFonts w:eastAsia="Calibri"/>
-                <w:color w:val="26282F"/>
-                <w:sz w:val="22"/>
-                <w:szCs w:val="24"/>
-                <w:highlight w:val="green"/>
-                <w:lang w:eastAsia="en-US"/>
-              </w:rPr>
-            </w:pPr>
-            <w:r>
-              <w:rPr>
-                <w:rFonts w:eastAsia="Calibri"/>
-                <w:color w:val="26282F"/>
-                <w:sz w:val="22"/>
-                <w:szCs w:val="24"/>
-                <w:highlight w:val="green"/>
-                <w:lang w:eastAsia="en-US"/>
-              </w:rPr>
-            </w:r>
-          </w:p>
-        </w:tc>
-        <w:tc>
-          <w:tcPr>
-            <w:tcW w:w="2919" w:type="dxa"/>
-            <w:tcBorders>
-              <w:top w:val="single" w:sz="4" w:space="0" w:color="000000"/>
-              <w:start w:val="single" w:sz="4" w:space="0" w:color="000000"/>
-              <w:bottom w:val="single" w:sz="4" w:space="0" w:color="000000"/>
-              <w:end w:val="single" w:sz="4" w:space="0" w:color="000000"/>
-            </w:tcBorders>
-          </w:tcPr>
-          <w:p>
-            <w:pPr>
-              <w:pStyle w:val="Normal"/>
-              <w:ind w:hanging="0" w:start="0" w:end="0"/>
-              <w:jc w:val="start"/>
-              <w:rPr>
-                <w:rFonts w:eastAsia="Calibri"/>
-                <w:sz w:val="22"/>
-                <w:highlight w:val="green"/>
-                <w:lang w:eastAsia="en-US"/>
-              </w:rPr>
-            </w:pPr>
-            <w:r>
-              <w:rPr>
-                <w:rFonts w:eastAsia="Calibri"/>
-                <w:sz w:val="22"/>
-                <w:highlight w:val="green"/>
-                <w:lang w:eastAsia="en-US"/>
-              </w:rPr>
-              <w:t>С/16.6</w:t>
-            </w:r>
-          </w:p>
-          <w:p>
-            <w:pPr>
-              <w:pStyle w:val="Normal"/>
-              <w:ind w:hanging="0" w:start="0" w:end="0"/>
-              <w:jc w:val="start"/>
-              <w:rPr>
-                <w:rFonts w:eastAsia="Calibri"/>
-                <w:sz w:val="22"/>
-                <w:highlight w:val="green"/>
-                <w:lang w:eastAsia="en-US"/>
-              </w:rPr>
-            </w:pPr>
-            <w:r>
-              <w:rPr>
-                <w:rFonts w:eastAsia="Calibri"/>
-                <w:sz w:val="22"/>
-                <w:highlight w:val="green"/>
-                <w:lang w:eastAsia="en-US"/>
-              </w:rPr>
-              <w:t>Проектирование и дизайн ИС</w:t>
-            </w:r>
-          </w:p>
-        </w:tc>
-        <w:tc>
-          <w:tcPr>
-            <w:tcW w:w="1249" w:type="dxa"/>
-            <w:tcBorders>
-              <w:top w:val="single" w:sz="4" w:space="0" w:color="000000"/>
-              <w:start w:val="single" w:sz="4" w:space="0" w:color="000000"/>
-              <w:bottom w:val="single" w:sz="4" w:space="0" w:color="000000"/>
-              <w:end w:val="single" w:sz="4" w:space="0" w:color="000000"/>
-            </w:tcBorders>
-          </w:tcPr>
-          <w:p>
-            <w:pPr>
-              <w:pStyle w:val="Normal"/>
-              <w:tabs>
-                <w:tab w:val="clear" w:pos="708"/>
-                <w:tab w:val="left" w:pos="993" w:leader="none"/>
-              </w:tabs>
-              <w:ind w:hanging="0" w:start="0" w:end="0"/>
-              <w:jc w:val="center"/>
-              <w:rPr>
-                <w:color w:val="26282F"/>
-                <w:sz w:val="22"/>
-                <w:highlight w:val="green"/>
-              </w:rPr>
-            </w:pPr>
-            <w:r>
-              <w:rPr>
-                <w:color w:val="26282F"/>
-                <w:sz w:val="22"/>
-                <w:highlight w:val="green"/>
-              </w:rPr>
-              <w:t>6</w:t>
-            </w:r>
-          </w:p>
-        </w:tc>
-      </w:tr>
-      <w:tr>
-        <w:trPr>
-          <w:trHeight w:val="448" w:hRule="atLeast"/>
-        </w:trPr>
-        <w:tc>
-          <w:tcPr>
-            <w:tcW w:w="2384" w:type="dxa"/>
-            <w:vMerge w:val="continue"/>
-            <w:tcBorders>
-              <w:top w:val="single" w:sz="4" w:space="0" w:color="000000"/>
-              <w:start w:val="single" w:sz="4" w:space="0" w:color="000000"/>
-              <w:bottom w:val="single" w:sz="4" w:space="0" w:color="000000"/>
-              <w:end w:val="single" w:sz="4" w:space="0" w:color="000000"/>
-            </w:tcBorders>
-          </w:tcPr>
-          <w:p>
-            <w:pPr>
-              <w:pStyle w:val="Normal"/>
-              <w:snapToGrid w:val="false"/>
-              <w:ind w:hanging="0" w:start="0" w:end="0"/>
-              <w:jc w:val="start"/>
-              <w:rPr>
-                <w:rFonts w:eastAsia="Calibri"/>
-                <w:color w:val="26282F"/>
-                <w:sz w:val="22"/>
-                <w:szCs w:val="24"/>
-                <w:highlight w:val="green"/>
-                <w:lang w:eastAsia="en-US"/>
-              </w:rPr>
-            </w:pPr>
-            <w:r>
-              <w:rPr>
-                <w:rFonts w:eastAsia="Calibri"/>
-                <w:color w:val="26282F"/>
-                <w:sz w:val="22"/>
-                <w:szCs w:val="24"/>
-                <w:highlight w:val="green"/>
-                <w:lang w:eastAsia="en-US"/>
-              </w:rPr>
-            </w:r>
-          </w:p>
-        </w:tc>
-        <w:tc>
-          <w:tcPr>
-            <w:tcW w:w="3026" w:type="dxa"/>
-            <w:vMerge w:val="continue"/>
-            <w:tcBorders>
-              <w:top w:val="single" w:sz="4" w:space="0" w:color="000000"/>
-              <w:start w:val="single" w:sz="4" w:space="0" w:color="000000"/>
-              <w:bottom w:val="single" w:sz="4" w:space="0" w:color="000000"/>
-              <w:end w:val="single" w:sz="4" w:space="0" w:color="000000"/>
-            </w:tcBorders>
-          </w:tcPr>
-          <w:p>
-            <w:pPr>
-              <w:pStyle w:val="Normal"/>
-              <w:snapToGrid w:val="false"/>
-              <w:ind w:hanging="0" w:start="0" w:end="0"/>
-              <w:jc w:val="start"/>
-              <w:rPr>
-                <w:rFonts w:eastAsia="Calibri"/>
-                <w:color w:val="26282F"/>
-                <w:sz w:val="22"/>
-                <w:szCs w:val="24"/>
-                <w:highlight w:val="green"/>
-                <w:lang w:eastAsia="en-US"/>
-              </w:rPr>
-            </w:pPr>
-            <w:r>
-              <w:rPr>
-                <w:rFonts w:eastAsia="Calibri"/>
-                <w:color w:val="26282F"/>
-                <w:sz w:val="22"/>
-                <w:szCs w:val="24"/>
-                <w:highlight w:val="green"/>
-                <w:lang w:eastAsia="en-US"/>
-              </w:rPr>
-            </w:r>
-          </w:p>
-        </w:tc>
-        <w:tc>
-          <w:tcPr>
-            <w:tcW w:w="2919" w:type="dxa"/>
-            <w:tcBorders>
-              <w:top w:val="single" w:sz="4" w:space="0" w:color="000000"/>
-              <w:start w:val="single" w:sz="4" w:space="0" w:color="000000"/>
-              <w:bottom w:val="single" w:sz="4" w:space="0" w:color="000000"/>
-              <w:end w:val="single" w:sz="4" w:space="0" w:color="000000"/>
-            </w:tcBorders>
-          </w:tcPr>
-          <w:p>
-            <w:pPr>
-              <w:pStyle w:val="Normal"/>
-              <w:ind w:hanging="0" w:start="0" w:end="0"/>
-              <w:jc w:val="start"/>
-              <w:rPr>
-                <w:rFonts w:eastAsia="Calibri"/>
-                <w:sz w:val="22"/>
-                <w:highlight w:val="green"/>
-                <w:lang w:eastAsia="en-US"/>
-              </w:rPr>
-            </w:pPr>
-            <w:r>
-              <w:rPr>
-                <w:rFonts w:eastAsia="Calibri"/>
-                <w:sz w:val="22"/>
-                <w:highlight w:val="green"/>
-                <w:lang w:eastAsia="en-US"/>
-              </w:rPr>
-              <w:t>С/17.6</w:t>
-            </w:r>
-          </w:p>
-          <w:p>
-            <w:pPr>
-              <w:pStyle w:val="Normal"/>
-              <w:ind w:hanging="0" w:start="0" w:end="0"/>
-              <w:jc w:val="start"/>
-              <w:rPr>
-                <w:rFonts w:eastAsia="Calibri"/>
-                <w:sz w:val="22"/>
-                <w:highlight w:val="green"/>
-                <w:lang w:eastAsia="en-US"/>
-              </w:rPr>
-            </w:pPr>
-            <w:r>
-              <w:rPr>
-                <w:rFonts w:eastAsia="Calibri"/>
-                <w:sz w:val="22"/>
-                <w:highlight w:val="green"/>
-                <w:lang w:eastAsia="en-US"/>
-              </w:rPr>
-              <w:t>Разработка баз данных ИС</w:t>
-            </w:r>
-          </w:p>
-        </w:tc>
-        <w:tc>
-          <w:tcPr>
-            <w:tcW w:w="1249" w:type="dxa"/>
-            <w:tcBorders>
-              <w:top w:val="single" w:sz="4" w:space="0" w:color="000000"/>
-              <w:start w:val="single" w:sz="4" w:space="0" w:color="000000"/>
-              <w:bottom w:val="single" w:sz="4" w:space="0" w:color="000000"/>
-              <w:end w:val="single" w:sz="4" w:space="0" w:color="000000"/>
-            </w:tcBorders>
-          </w:tcPr>
-          <w:p>
-            <w:pPr>
-              <w:pStyle w:val="Normal"/>
-              <w:tabs>
-                <w:tab w:val="clear" w:pos="708"/>
-                <w:tab w:val="left" w:pos="993" w:leader="none"/>
-              </w:tabs>
-              <w:ind w:hanging="0" w:start="0" w:end="0"/>
-              <w:jc w:val="center"/>
-              <w:rPr>
-                <w:color w:val="26282F"/>
-                <w:sz w:val="22"/>
-                <w:highlight w:val="green"/>
-              </w:rPr>
-            </w:pPr>
-            <w:r>
-              <w:rPr>
-                <w:color w:val="26282F"/>
-                <w:sz w:val="22"/>
-                <w:highlight w:val="green"/>
-              </w:rPr>
-              <w:t>6</w:t>
+                <w:rStyle w:val="Style21"/>
+                <w:rFonts w:ascii="Consolas;Courier New;monospace" w:hAnsi="Consolas;Courier New;monospace"/>
+                <w:b w:val="false"/>
+                <w:i w:val="false"/>
+                <w:caps w:val="false"/>
+                <w:smallCaps w:val="false"/>
+                <w:color w:val="000000"/>
+                <w:spacing w:val="0"/>
+                <w:sz w:val="20"/>
+                <w:shd w:fill="auto" w:val="clear"/>
+              </w:rPr>
+              <w:t>{{END_TABLE:prof_standards:06}}</w:t>
             </w:r>
           </w:p>
         </w:tc>
@@ -6170,12 +4362,16 @@
               </w:tabs>
               <w:ind w:hanging="0" w:start="0" w:end="0"/>
               <w:jc w:val="start"/>
-              <w:rPr/>
+              <w:rPr>
+                <w:highlight w:val="none"/>
+                <w:shd w:fill="auto" w:val="clear"/>
+              </w:rPr>
             </w:pPr>
             <w:r>
               <w:rPr>
                 <w:color w:val="26282F"/>
                 <w:sz w:val="22"/>
+                <w:shd w:fill="auto" w:val="clear"/>
               </w:rPr>
               <w:t xml:space="preserve">Область профессиональной деятельности: </w:t>
             </w:r>
@@ -6184,6 +4380,7 @@
                 <w:i/>
                 <w:iCs/>
                 <w:sz w:val="22"/>
+                <w:shd w:fill="auto" w:val="clear"/>
               </w:rPr>
               <w:t>40 Сквозные виды профессиональной деятельности в промышленности (в сфере научно-исследовательских разработок и опытно-конструкторских разработок).</w:t>
             </w:r>
@@ -6197,7 +4394,6 @@
         <w:tc>
           <w:tcPr>
             <w:tcW w:w="2384" w:type="dxa"/>
-            <w:vMerge w:val="restart"/>
             <w:tcBorders>
               <w:top w:val="single" w:sz="4" w:space="0" w:color="000000"/>
               <w:start w:val="single" w:sz="4" w:space="0" w:color="000000"/>
@@ -6207,63 +4403,39 @@
           </w:tcPr>
           <w:p>
             <w:pPr>
-              <w:pStyle w:val="Normal"/>
+              <w:pStyle w:val="BodyText"/>
+              <w:spacing w:before="0" w:after="140"/>
               <w:ind w:hanging="0" w:start="0" w:end="0"/>
               <w:rPr>
                 <w:rFonts w:eastAsia="Calibri"/>
                 <w:color w:val="26282F"/>
                 <w:sz w:val="22"/>
-                <w:highlight w:val="yellow"/>
+                <w:highlight w:val="none"/>
+                <w:shd w:fill="auto" w:val="clear"/>
                 <w:lang w:eastAsia="en-US"/>
               </w:rPr>
             </w:pPr>
             <w:r>
               <w:rPr>
-                <w:rFonts w:eastAsia="Calibri"/>
-                <w:sz w:val="22"/>
-                <w:highlight w:val="yellow"/>
+                <w:rStyle w:val="Style21"/>
+                <w:rFonts w:ascii="Consolas;Courier New;monospace" w:hAnsi="Consolas;Courier New;monospace"/>
+                <w:b w:val="false"/>
+                <w:i w:val="false"/>
+                <w:caps w:val="false"/>
+                <w:smallCaps w:val="false"/>
+                <w:color w:val="000000"/>
+                <w:spacing w:val="0"/>
+                <w:sz w:val="20"/>
+                <w:shd w:fill="auto" w:val="clear"/>
                 <w:lang w:eastAsia="en-US"/>
               </w:rPr>
-              <w:t>40.011. Специалист по научно-исследователь</w:t>
-              <w:softHyphen/>
-              <w:t>ским и опытно-кон</w:t>
-              <w:softHyphen/>
-              <w:t>ст</w:t>
-              <w:softHyphen/>
-              <w:t>рукторским разработкам.</w:t>
-            </w:r>
-          </w:p>
-          <w:p>
-            <w:pPr>
-              <w:pStyle w:val="Normal"/>
-              <w:tabs>
-                <w:tab w:val="clear" w:pos="708"/>
-                <w:tab w:val="left" w:pos="993" w:leader="none"/>
-              </w:tabs>
-              <w:ind w:hanging="0" w:start="0" w:end="0"/>
-              <w:rPr>
-                <w:rFonts w:eastAsia="Calibri"/>
-                <w:color w:val="26282F"/>
-                <w:sz w:val="22"/>
-                <w:highlight w:val="yellow"/>
-                <w:lang w:eastAsia="en-US"/>
-              </w:rPr>
-            </w:pPr>
-            <w:r>
-              <w:rPr>
-                <w:rFonts w:eastAsia="Calibri"/>
-                <w:color w:val="26282F"/>
-                <w:sz w:val="22"/>
-                <w:highlight w:val="yellow"/>
-                <w:lang w:eastAsia="en-US"/>
-              </w:rPr>
+              <w:t>{{START_TABLE:prof_standards:40}}</w:t>
             </w:r>
           </w:p>
         </w:tc>
         <w:tc>
           <w:tcPr>
             <w:tcW w:w="3026" w:type="dxa"/>
-            <w:vMerge w:val="restart"/>
             <w:tcBorders>
               <w:top w:val="single" w:sz="4" w:space="0" w:color="000000"/>
               <w:start w:val="single" w:sz="4" w:space="0" w:color="000000"/>
@@ -6282,7 +4454,6 @@
               <w:rPr>
                 <w:rFonts w:eastAsia="Calibri"/>
                 <w:sz w:val="22"/>
-                <w:highlight w:val="yellow"/>
                 <w:lang w:eastAsia="en-US"/>
               </w:rPr>
             </w:pPr>
@@ -6290,14 +4461,8 @@
               <w:rPr>
                 <w:rFonts w:eastAsia="Calibri"/>
                 <w:sz w:val="22"/>
-                <w:highlight w:val="yellow"/>
                 <w:lang w:eastAsia="en-US"/>
               </w:rPr>
-              <w:t>А. Проведение научно-иссле</w:t>
-              <w:softHyphen/>
-              <w:t>довательских и опытно-кон</w:t>
-              <w:softHyphen/>
-              <w:t>структорских разработок по отдельным разделам темы.</w:t>
             </w:r>
           </w:p>
         </w:tc>
@@ -6313,7 +4478,7 @@
           </w:tcPr>
           <w:p>
             <w:pPr>
-              <w:pStyle w:val="Normal"/>
+              <w:pStyle w:val="BodyText"/>
               <w:tabs>
                 <w:tab w:val="clear" w:pos="708"/>
                 <w:tab w:val="left" w:pos="993" w:leader="none"/>
@@ -6323,16 +4488,15 @@
               <w:rPr>
                 <w:color w:val="333333"/>
                 <w:sz w:val="22"/>
-                <w:highlight w:val="green"/>
               </w:rPr>
             </w:pPr>
             <w:r>
               <w:rPr>
+                <w:rStyle w:val="Style21"/>
                 <w:color w:val="333333"/>
                 <w:sz w:val="22"/>
-                <w:highlight w:val="green"/>
-              </w:rPr>
-              <w:t>A/01.5</w:t>
+              </w:rPr>
+              <w:t>{{MANUAL:ps_40_tf}}</w:t>
             </w:r>
           </w:p>
           <w:p>
@@ -6347,16 +4511,13 @@
               <w:rPr>
                 <w:color w:val="333333"/>
                 <w:sz w:val="22"/>
-                <w:highlight w:val="green"/>
               </w:rPr>
             </w:pPr>
             <w:r>
               <w:rPr>
                 <w:color w:val="333333"/>
                 <w:sz w:val="22"/>
-                <w:highlight w:val="green"/>
-              </w:rPr>
-              <w:t>Осуществление проведения работ по обработке и анализу научно-технической информации и результатов исследований</w:t>
+              </w:rPr>
             </w:r>
           </w:p>
         </w:tc>
@@ -6372,380 +4533,63 @@
           </w:tcPr>
           <w:p>
             <w:pPr>
-              <w:pStyle w:val="Normal"/>
+              <w:pStyle w:val="BodyText"/>
               <w:tabs>
                 <w:tab w:val="clear" w:pos="708"/>
                 <w:tab w:val="left" w:pos="993" w:leader="none"/>
               </w:tabs>
+              <w:spacing w:before="0" w:after="140"/>
               <w:ind w:hanging="0" w:start="0" w:end="0"/>
               <w:jc w:val="center"/>
               <w:rPr>
-                <w:color w:val="26282F"/>
-                <w:sz w:val="22"/>
-                <w:highlight w:val="green"/>
+                <w:highlight w:val="none"/>
+                <w:shd w:fill="auto" w:val="clear"/>
               </w:rPr>
             </w:pPr>
             <w:r>
               <w:rPr>
-                <w:color w:val="26282F"/>
-                <w:sz w:val="22"/>
-                <w:highlight w:val="green"/>
-              </w:rPr>
-              <w:t>5</w:t>
+                <w:rStyle w:val="Style21"/>
+                <w:b w:val="false"/>
+                <w:i w:val="false"/>
+                <w:caps w:val="false"/>
+                <w:smallCaps w:val="false"/>
+                <w:color w:val="000000"/>
+                <w:spacing w:val="0"/>
+                <w:sz w:val="20"/>
+                <w:shd w:fill="auto" w:val="clear"/>
+              </w:rPr>
+              <w:t>{{MANUAL:ps_40_lvl}}</w:t>
             </w:r>
           </w:p>
-        </w:tc>
-      </w:tr>
-      <w:tr>
-        <w:trPr>
-          <w:trHeight w:val="457" w:hRule="atLeast"/>
-        </w:trPr>
-        <w:tc>
-          <w:tcPr>
-            <w:tcW w:w="2384" w:type="dxa"/>
-            <w:vMerge w:val="continue"/>
-            <w:tcBorders>
-              <w:top w:val="single" w:sz="4" w:space="0" w:color="000000"/>
-              <w:start w:val="single" w:sz="4" w:space="0" w:color="000000"/>
-              <w:bottom w:val="single" w:sz="4" w:space="0" w:color="000000"/>
-              <w:end w:val="single" w:sz="4" w:space="0" w:color="000000"/>
-            </w:tcBorders>
-          </w:tcPr>
           <w:p>
             <w:pPr>
-              <w:pStyle w:val="Normal"/>
-              <w:snapToGrid w:val="false"/>
-              <w:ind w:hanging="0" w:start="0" w:end="0"/>
-              <w:rPr>
-                <w:rFonts w:eastAsia="Calibri"/>
-                <w:color w:val="26282F"/>
-                <w:sz w:val="22"/>
-                <w:szCs w:val="24"/>
-                <w:highlight w:val="green"/>
-                <w:lang w:eastAsia="en-US"/>
-              </w:rPr>
-            </w:pPr>
-            <w:r>
-              <w:rPr>
-                <w:rFonts w:eastAsia="Calibri"/>
-                <w:color w:val="26282F"/>
-                <w:sz w:val="22"/>
-                <w:szCs w:val="24"/>
-                <w:highlight w:val="green"/>
-                <w:lang w:eastAsia="en-US"/>
-              </w:rPr>
-            </w:r>
-          </w:p>
-        </w:tc>
-        <w:tc>
-          <w:tcPr>
-            <w:tcW w:w="3026" w:type="dxa"/>
-            <w:vMerge w:val="continue"/>
-            <w:tcBorders>
-              <w:top w:val="single" w:sz="4" w:space="0" w:color="000000"/>
-              <w:start w:val="single" w:sz="4" w:space="0" w:color="000000"/>
-              <w:bottom w:val="single" w:sz="4" w:space="0" w:color="000000"/>
-              <w:end w:val="single" w:sz="4" w:space="0" w:color="000000"/>
-            </w:tcBorders>
-          </w:tcPr>
-          <w:p>
-            <w:pPr>
-              <w:pStyle w:val="Normal"/>
+              <w:pStyle w:val="BodyText"/>
               <w:tabs>
                 <w:tab w:val="clear" w:pos="708"/>
                 <w:tab w:val="left" w:pos="993" w:leader="none"/>
               </w:tabs>
-              <w:snapToGrid w:val="false"/>
-              <w:ind w:hanging="0" w:start="0" w:end="0"/>
-              <w:rPr>
-                <w:rFonts w:eastAsia="Calibri"/>
-                <w:color w:val="26282F"/>
-                <w:sz w:val="22"/>
-                <w:szCs w:val="24"/>
-                <w:highlight w:val="green"/>
-                <w:lang w:eastAsia="en-US"/>
-              </w:rPr>
-            </w:pPr>
-            <w:r>
-              <w:rPr>
-                <w:rFonts w:eastAsia="Calibri"/>
-                <w:color w:val="26282F"/>
-                <w:sz w:val="22"/>
-                <w:szCs w:val="24"/>
-                <w:highlight w:val="green"/>
-                <w:lang w:eastAsia="en-US"/>
-              </w:rPr>
-            </w:r>
-          </w:p>
-        </w:tc>
-        <w:tc>
-          <w:tcPr>
-            <w:tcW w:w="2919" w:type="dxa"/>
-            <w:tcBorders>
-              <w:top w:val="single" w:sz="4" w:space="0" w:color="000000"/>
-              <w:start w:val="single" w:sz="4" w:space="0" w:color="000000"/>
-              <w:bottom w:val="single" w:sz="4" w:space="0" w:color="000000"/>
-              <w:end w:val="single" w:sz="4" w:space="0" w:color="000000"/>
-            </w:tcBorders>
-          </w:tcPr>
-          <w:p>
-            <w:pPr>
-              <w:pStyle w:val="Normal"/>
-              <w:tabs>
-                <w:tab w:val="clear" w:pos="708"/>
-                <w:tab w:val="left" w:pos="993" w:leader="none"/>
-              </w:tabs>
-              <w:ind w:hanging="0" w:start="0" w:end="0"/>
-              <w:jc w:val="start"/>
-              <w:rPr>
-                <w:color w:val="333333"/>
-                <w:sz w:val="22"/>
-                <w:highlight w:val="green"/>
-              </w:rPr>
-            </w:pPr>
-            <w:r>
-              <w:rPr>
-                <w:color w:val="333333"/>
-                <w:sz w:val="22"/>
-                <w:highlight w:val="green"/>
-              </w:rPr>
-              <w:t>A/02.5</w:t>
-            </w:r>
-          </w:p>
-          <w:p>
-            <w:pPr>
-              <w:pStyle w:val="Normal"/>
-              <w:tabs>
-                <w:tab w:val="clear" w:pos="708"/>
-                <w:tab w:val="left" w:pos="993" w:leader="none"/>
-              </w:tabs>
-              <w:ind w:hanging="0" w:start="0" w:end="0"/>
-              <w:jc w:val="start"/>
-              <w:rPr>
-                <w:color w:val="333333"/>
-                <w:sz w:val="22"/>
-                <w:highlight w:val="green"/>
-              </w:rPr>
-            </w:pPr>
-            <w:r>
-              <w:rPr>
-                <w:color w:val="333333"/>
-                <w:sz w:val="22"/>
-                <w:highlight w:val="green"/>
-              </w:rPr>
-              <w:t>Осуществление выполнения экспериментов и оформления результатов исследований и разработок</w:t>
-            </w:r>
-          </w:p>
-        </w:tc>
-        <w:tc>
-          <w:tcPr>
-            <w:tcW w:w="1249" w:type="dxa"/>
-            <w:tcBorders>
-              <w:top w:val="single" w:sz="4" w:space="0" w:color="000000"/>
-              <w:start w:val="single" w:sz="4" w:space="0" w:color="000000"/>
-              <w:bottom w:val="single" w:sz="4" w:space="0" w:color="000000"/>
-              <w:end w:val="single" w:sz="4" w:space="0" w:color="000000"/>
-            </w:tcBorders>
-          </w:tcPr>
-          <w:p>
-            <w:pPr>
-              <w:pStyle w:val="Normal"/>
-              <w:tabs>
-                <w:tab w:val="clear" w:pos="708"/>
-                <w:tab w:val="left" w:pos="993" w:leader="none"/>
-              </w:tabs>
+              <w:spacing w:before="0" w:after="140"/>
               <w:ind w:hanging="0" w:start="0" w:end="0"/>
               <w:jc w:val="center"/>
               <w:rPr>
-                <w:color w:val="26282F"/>
-                <w:sz w:val="22"/>
-                <w:highlight w:val="green"/>
+                <w:highlight w:val="none"/>
+                <w:shd w:fill="auto" w:val="clear"/>
               </w:rPr>
             </w:pPr>
             <w:r>
               <w:rPr>
-                <w:color w:val="26282F"/>
-                <w:sz w:val="22"/>
-                <w:highlight w:val="green"/>
-              </w:rPr>
-              <w:t>5</w:t>
-            </w:r>
-          </w:p>
-        </w:tc>
-      </w:tr>
-      <w:tr>
-        <w:trPr>
-          <w:trHeight w:val="457" w:hRule="atLeast"/>
-        </w:trPr>
-        <w:tc>
-          <w:tcPr>
-            <w:tcW w:w="2384" w:type="dxa"/>
-            <w:vMerge w:val="continue"/>
-            <w:tcBorders>
-              <w:top w:val="single" w:sz="4" w:space="0" w:color="000000"/>
-              <w:start w:val="single" w:sz="4" w:space="0" w:color="000000"/>
-              <w:bottom w:val="single" w:sz="4" w:space="0" w:color="000000"/>
-              <w:end w:val="single" w:sz="4" w:space="0" w:color="000000"/>
-            </w:tcBorders>
-          </w:tcPr>
-          <w:p>
-            <w:pPr>
-              <w:pStyle w:val="Normal"/>
-              <w:snapToGrid w:val="false"/>
-              <w:ind w:hanging="0" w:start="0" w:end="0"/>
-              <w:rPr>
-                <w:rFonts w:eastAsia="Calibri"/>
-                <w:color w:val="26282F"/>
-                <w:sz w:val="22"/>
-                <w:szCs w:val="24"/>
-                <w:highlight w:val="green"/>
-                <w:lang w:eastAsia="en-US"/>
-              </w:rPr>
-            </w:pPr>
-            <w:r>
-              <w:rPr>
-                <w:rFonts w:eastAsia="Calibri"/>
-                <w:color w:val="26282F"/>
-                <w:sz w:val="22"/>
-                <w:szCs w:val="24"/>
-                <w:highlight w:val="green"/>
-                <w:lang w:eastAsia="en-US"/>
-              </w:rPr>
-            </w:r>
-          </w:p>
-        </w:tc>
-        <w:tc>
-          <w:tcPr>
-            <w:tcW w:w="3026" w:type="dxa"/>
-            <w:vMerge w:val="continue"/>
-            <w:tcBorders>
-              <w:top w:val="single" w:sz="4" w:space="0" w:color="000000"/>
-              <w:start w:val="single" w:sz="4" w:space="0" w:color="000000"/>
-              <w:bottom w:val="single" w:sz="4" w:space="0" w:color="000000"/>
-              <w:end w:val="single" w:sz="4" w:space="0" w:color="000000"/>
-            </w:tcBorders>
-          </w:tcPr>
-          <w:p>
-            <w:pPr>
-              <w:pStyle w:val="Normal"/>
-              <w:tabs>
-                <w:tab w:val="clear" w:pos="708"/>
-                <w:tab w:val="left" w:pos="993" w:leader="none"/>
-              </w:tabs>
-              <w:snapToGrid w:val="false"/>
-              <w:ind w:hanging="0" w:start="0" w:end="0"/>
-              <w:rPr>
-                <w:rFonts w:eastAsia="Calibri"/>
-                <w:color w:val="26282F"/>
-                <w:sz w:val="22"/>
-                <w:szCs w:val="24"/>
-                <w:highlight w:val="green"/>
-                <w:lang w:eastAsia="en-US"/>
-              </w:rPr>
-            </w:pPr>
-            <w:r>
-              <w:rPr>
-                <w:rFonts w:eastAsia="Calibri"/>
-                <w:color w:val="26282F"/>
-                <w:sz w:val="22"/>
-                <w:szCs w:val="24"/>
-                <w:highlight w:val="green"/>
-                <w:lang w:eastAsia="en-US"/>
-              </w:rPr>
-            </w:r>
-          </w:p>
-        </w:tc>
-        <w:tc>
-          <w:tcPr>
-            <w:tcW w:w="2919" w:type="dxa"/>
-            <w:tcBorders>
-              <w:top w:val="single" w:sz="4" w:space="0" w:color="000000"/>
-              <w:start w:val="single" w:sz="4" w:space="0" w:color="000000"/>
-              <w:bottom w:val="single" w:sz="4" w:space="0" w:color="000000"/>
-              <w:end w:val="single" w:sz="4" w:space="0" w:color="000000"/>
-            </w:tcBorders>
-          </w:tcPr>
-          <w:p>
-            <w:pPr>
-              <w:pStyle w:val="Normal"/>
-              <w:tabs>
-                <w:tab w:val="clear" w:pos="708"/>
-                <w:tab w:val="left" w:pos="993" w:leader="none"/>
-              </w:tabs>
-              <w:ind w:hanging="0" w:start="0" w:end="0"/>
-              <w:jc w:val="start"/>
-              <w:rPr>
-                <w:color w:val="333333"/>
-                <w:sz w:val="22"/>
-                <w:highlight w:val="green"/>
-              </w:rPr>
-            </w:pPr>
-            <w:r>
-              <w:rPr>
-                <w:color w:val="333333"/>
-                <w:sz w:val="22"/>
-                <w:highlight w:val="green"/>
-              </w:rPr>
-              <w:t>A/03.5</w:t>
-            </w:r>
-          </w:p>
-          <w:p>
-            <w:pPr>
-              <w:pStyle w:val="Normal"/>
-              <w:tabs>
-                <w:tab w:val="clear" w:pos="708"/>
-                <w:tab w:val="left" w:pos="993" w:leader="none"/>
-              </w:tabs>
-              <w:ind w:hanging="0" w:start="0" w:end="0"/>
-              <w:jc w:val="start"/>
-              <w:rPr>
-                <w:color w:val="333333"/>
-                <w:sz w:val="22"/>
-                <w:highlight w:val="green"/>
-              </w:rPr>
-            </w:pPr>
-            <w:r>
-              <w:rPr>
-                <w:color w:val="333333"/>
-                <w:sz w:val="22"/>
-                <w:highlight w:val="green"/>
-              </w:rPr>
-              <w:t>Подготовка элементов документации, проектов планов и программ проведения отдельных этапов работ</w:t>
-            </w:r>
-          </w:p>
-        </w:tc>
-        <w:tc>
-          <w:tcPr>
-            <w:tcW w:w="1249" w:type="dxa"/>
-            <w:tcBorders>
-              <w:top w:val="single" w:sz="4" w:space="0" w:color="000000"/>
-              <w:start w:val="single" w:sz="4" w:space="0" w:color="000000"/>
-              <w:bottom w:val="single" w:sz="4" w:space="0" w:color="000000"/>
-              <w:end w:val="single" w:sz="4" w:space="0" w:color="000000"/>
-            </w:tcBorders>
-          </w:tcPr>
-          <w:p>
-            <w:pPr>
-              <w:pStyle w:val="Normal"/>
-              <w:tabs>
-                <w:tab w:val="clear" w:pos="708"/>
-                <w:tab w:val="left" w:pos="993" w:leader="none"/>
-              </w:tabs>
-              <w:ind w:hanging="0" w:start="0" w:end="0"/>
-              <w:jc w:val="center"/>
-              <w:rPr>
-                <w:color w:val="26282F"/>
-                <w:sz w:val="22"/>
-                <w:highlight w:val="green"/>
-              </w:rPr>
-            </w:pPr>
-            <w:r>
-              <w:rPr>
-                <w:color w:val="26282F"/>
-                <w:sz w:val="22"/>
-                <w:highlight w:val="green"/>
-              </w:rPr>
-              <w:t>5</w:t>
+                <w:rStyle w:val="Style21"/>
+                <w:rFonts w:ascii="Consolas;Courier New;monospace" w:hAnsi="Consolas;Courier New;monospace"/>
+                <w:b w:val="false"/>
+                <w:i w:val="false"/>
+                <w:caps w:val="false"/>
+                <w:smallCaps w:val="false"/>
+                <w:color w:val="000000"/>
+                <w:spacing w:val="0"/>
+                <w:sz w:val="20"/>
+                <w:shd w:fill="auto" w:val="clear"/>
+              </w:rPr>
+              <w:t>{{END_TABLE:prof_standards:40}}</w:t>
             </w:r>
           </w:p>
         </w:tc>
@@ -6766,11 +4610,11 @@
         <w:ind w:hanging="0" w:start="851" w:end="851"/>
         <w:rPr/>
       </w:pPr>
-      <w:bookmarkStart w:id="29" w:name="__RefHeading___Toc146271776"/>
-      <w:bookmarkEnd w:id="29"/>
-      <w:r>
-        <w:rPr/>
-        <w:t>3. Компетенции выпускника, формируемые в результате освоения данной ОПОП ВО</w:t>
+      <w:bookmarkStart w:id="24" w:name="__RefHeading___Toc146271776"/>
+      <w:bookmarkEnd w:id="24"/>
+      <w:r>
+        <w:rPr/>
+        <w:t>3. Компетенции выпускника, формируемые в результате освоения данной ОПОП ВО</w:t>
       </w:r>
     </w:p>
     <w:p>
@@ -7062,15 +4906,15 @@
         </w:tblCellMar>
       </w:tblPr>
       <w:tblGrid>
-        <w:gridCol w:w="1975"/>
-        <w:gridCol w:w="2703"/>
+        <w:gridCol w:w="1971"/>
+        <w:gridCol w:w="2707"/>
         <w:gridCol w:w="5103"/>
       </w:tblGrid>
       <w:tr>
         <w:trPr/>
         <w:tc>
           <w:tcPr>
-            <w:tcW w:w="1975" w:type="dxa"/>
+            <w:tcW w:w="1971" w:type="dxa"/>
             <w:tcBorders>
               <w:top w:val="single" w:sz="4" w:space="0" w:color="000000"/>
               <w:start w:val="single" w:sz="4" w:space="0" w:color="000000"/>
@@ -7097,7 +4941,7 @@
         </w:tc>
         <w:tc>
           <w:tcPr>
-            <w:tcW w:w="2703" w:type="dxa"/>
+            <w:tcW w:w="2707" w:type="dxa"/>
             <w:tcBorders>
               <w:top w:val="single" w:sz="4" w:space="0" w:color="000000"/>
               <w:start w:val="single" w:sz="4" w:space="0" w:color="000000"/>
@@ -7170,7 +5014,7 @@
         <w:trPr/>
         <w:tc>
           <w:tcPr>
-            <w:tcW w:w="1975" w:type="dxa"/>
+            <w:tcW w:w="1971" w:type="dxa"/>
             <w:tcBorders>
               <w:top w:val="single" w:sz="4" w:space="0" w:color="000000"/>
               <w:start w:val="single" w:sz="4" w:space="0" w:color="000000"/>
@@ -7203,18 +5047,11 @@
               </w:rPr>
               <w:t>{{START_TABLE:professional}}</w:t>
             </w:r>
-            <w:r>
-              <w:rPr>
-                <w:color w:val="1C1C1C"/>
-                <w:shd w:fill="auto" w:val="clear"/>
-              </w:rPr>
-              <w:t xml:space="preserve"> </w:t>
-            </w:r>
           </w:p>
         </w:tc>
         <w:tc>
           <w:tcPr>
-            <w:tcW w:w="2703" w:type="dxa"/>
+            <w:tcW w:w="2707" w:type="dxa"/>
             <w:tcBorders>
               <w:top w:val="single" w:sz="4" w:space="0" w:color="000000"/>
               <w:start w:val="single" w:sz="4" w:space="0" w:color="000000"/>
@@ -7273,13 +5110,6 @@
               </w:rPr>
               <w:t>{{END_TABLE:professional}}</w:t>
             </w:r>
-            <w:r>
-              <w:rPr>
-                <w:color w:val="1C1C1C"/>
-                <w:shd w:fill="auto" w:val="clear"/>
-              </w:rPr>
-              <w:t xml:space="preserve"> </w:t>
-            </w:r>
           </w:p>
         </w:tc>
       </w:tr>
@@ -7323,8 +5153,8 @@
         <w:gridCol w:w="1884"/>
         <w:gridCol w:w="2057"/>
         <w:gridCol w:w="2174"/>
-        <w:gridCol w:w="2063"/>
-        <w:gridCol w:w="1676"/>
+        <w:gridCol w:w="2059"/>
+        <w:gridCol w:w="1680"/>
       </w:tblGrid>
       <w:tr>
         <w:trPr/>
@@ -7423,7 +5253,7 @@
         </w:tc>
         <w:tc>
           <w:tcPr>
-            <w:tcW w:w="2063" w:type="dxa"/>
+            <w:tcW w:w="2059" w:type="dxa"/>
             <w:tcBorders>
               <w:top w:val="single" w:sz="4" w:space="0" w:color="000000"/>
               <w:start w:val="single" w:sz="4" w:space="0" w:color="000000"/>
@@ -7455,7 +5285,7 @@
         </w:tc>
         <w:tc>
           <w:tcPr>
-            <w:tcW w:w="1676" w:type="dxa"/>
+            <w:tcW w:w="1680" w:type="dxa"/>
             <w:tcBorders>
               <w:top w:val="single" w:sz="4" w:space="0" w:color="000000"/>
               <w:start w:val="single" w:sz="4" w:space="0" w:color="000000"/>
@@ -7520,17 +5350,18 @@
             </w:r>
             <w:r>
               <w:rPr>
-                <w:rFonts w:eastAsia="Calibri"/>
-                <w:b/>
-                <w:bCs/>
-                <w:i/>
-                <w:color w:val="000000"/>
-                <w:sz w:val="20"/>
-                <w:szCs w:val="20"/>
-                <w:shd w:fill="FFFF00" w:val="clear"/>
+                <w:rFonts w:eastAsia="Calibri" w:cs="Times New Roman"/>
+                <w:b w:val="false"/>
+                <w:bCs w:val="false"/>
+                <w:i w:val="false"/>
+                <w:iCs w:val="false"/>
+                <w:color w:val="111111"/>
+                <w:sz w:val="24"/>
+                <w:szCs w:val="24"/>
+                <w:shd w:fill="auto" w:val="clear"/>
                 <w:lang w:eastAsia="en-US"/>
               </w:rPr>
-              <w:t>научно-исследовательский</w:t>
+              <w:t>{{activity_1}}</w:t>
             </w:r>
           </w:p>
         </w:tc>
@@ -7549,7 +5380,8 @@
           </w:tcPr>
           <w:p>
             <w:pPr>
-              <w:pStyle w:val="Normal"/>
+              <w:pStyle w:val="BodyText"/>
+              <w:spacing w:before="0" w:after="140"/>
               <w:ind w:hanging="0" w:start="0" w:end="0"/>
               <w:rPr>
                 <w:sz w:val="20"/>
@@ -7558,16 +5390,24 @@
             </w:pPr>
             <w:r>
               <w:rPr>
+                <w:rStyle w:val="Style21"/>
+                <w:rFonts w:ascii="Consolas;Courier New;monospace" w:hAnsi="Consolas;Courier New;monospace"/>
+                <w:b w:val="false"/>
+                <w:i w:val="false"/>
+                <w:caps w:val="false"/>
+                <w:smallCaps w:val="false"/>
+                <w:color w:val="000000"/>
+                <w:spacing w:val="0"/>
                 <w:sz w:val="20"/>
                 <w:szCs w:val="20"/>
               </w:rPr>
+              <w:t>{{START_TABLE:pk:activity_1}}</w:t>
             </w:r>
           </w:p>
         </w:tc>
         <w:tc>
           <w:tcPr>
             <w:tcW w:w="2057" w:type="dxa"/>
-            <w:vMerge w:val="restart"/>
             <w:tcBorders>
               <w:top w:val="single" w:sz="4" w:space="0" w:color="000000"/>
               <w:start w:val="single" w:sz="4" w:space="0" w:color="000000"/>
@@ -7606,37 +5446,28 @@
             <w:pPr>
               <w:pStyle w:val="Normal"/>
               <w:ind w:hanging="0" w:start="0" w:end="0"/>
-              <w:rPr/>
-            </w:pPr>
-            <w:r>
-              <w:rPr>
-                <w:rFonts w:eastAsia="Calibri"/>
-                <w:b/>
-                <w:sz w:val="20"/>
-                <w:szCs w:val="20"/>
-                <w:highlight w:val="yellow"/>
-                <w:lang w:eastAsia="en-US"/>
-              </w:rPr>
-              <w:t xml:space="preserve">ПК-1. </w:t>
-            </w:r>
-            <w:r>
               <w:rPr>
                 <w:rFonts w:eastAsia="Calibri"/>
                 <w:bCs/>
                 <w:sz w:val="20"/>
                 <w:szCs w:val="20"/>
-                <w:highlight w:val="yellow"/>
                 <w:lang w:eastAsia="en-US"/>
               </w:rPr>
-              <w:t>Способен проводить научно-иссле</w:t>
-              <w:softHyphen/>
-              <w:t>довательские разработки по отдельным разделам темы в области прикладной математики и информационных технологий</w:t>
+            </w:pPr>
+            <w:r>
+              <w:rPr>
+                <w:rFonts w:eastAsia="Calibri"/>
+                <w:bCs/>
+                <w:sz w:val="20"/>
+                <w:szCs w:val="20"/>
+                <w:lang w:eastAsia="en-US"/>
+              </w:rPr>
             </w:r>
           </w:p>
         </w:tc>
         <w:tc>
           <w:tcPr>
-            <w:tcW w:w="2063" w:type="dxa"/>
+            <w:tcW w:w="2059" w:type="dxa"/>
             <w:tcBorders>
               <w:top w:val="single" w:sz="4" w:space="0" w:color="000000"/>
               <w:start w:val="single" w:sz="4" w:space="0" w:color="000000"/>
@@ -7669,8 +5500,7 @@
         </w:tc>
         <w:tc>
           <w:tcPr>
-            <w:tcW w:w="1676" w:type="dxa"/>
-            <w:vMerge w:val="restart"/>
+            <w:tcW w:w="1680" w:type="dxa"/>
             <w:tcBorders>
               <w:top w:val="single" w:sz="4" w:space="0" w:color="000000"/>
               <w:start w:val="single" w:sz="4" w:space="0" w:color="000000"/>
@@ -7680,7 +5510,8 @@
           </w:tcPr>
           <w:p>
             <w:pPr>
-              <w:pStyle w:val="Normal"/>
+              <w:pStyle w:val="BodyText"/>
+              <w:spacing w:before="0" w:after="140"/>
               <w:ind w:hanging="0" w:start="0" w:end="0"/>
               <w:jc w:val="start"/>
               <w:rPr>
@@ -7690,194 +5521,18 @@
             </w:pPr>
             <w:r>
               <w:rPr>
+                <w:rStyle w:val="Style21"/>
+                <w:rFonts w:ascii="Consolas;Courier New;monospace" w:hAnsi="Consolas;Courier New;monospace"/>
+                <w:b w:val="false"/>
+                <w:i w:val="false"/>
+                <w:caps w:val="false"/>
+                <w:smallCaps w:val="false"/>
+                <w:color w:val="000000"/>
+                <w:spacing w:val="0"/>
                 <w:sz w:val="20"/>
                 <w:szCs w:val="20"/>
               </w:rPr>
-            </w:r>
-          </w:p>
-        </w:tc>
-      </w:tr>
-      <w:tr>
-        <w:trPr/>
-        <w:tc>
-          <w:tcPr>
-            <w:tcW w:w="1884" w:type="dxa"/>
-            <w:tcBorders>
-              <w:top w:val="single" w:sz="4" w:space="0" w:color="000000"/>
-              <w:start w:val="single" w:sz="4" w:space="0" w:color="000000"/>
-              <w:bottom w:val="single" w:sz="4" w:space="0" w:color="000000"/>
-              <w:end w:val="single" w:sz="4" w:space="0" w:color="000000"/>
-            </w:tcBorders>
-          </w:tcPr>
-          <w:p>
-            <w:pPr>
-              <w:pStyle w:val="Normal"/>
-              <w:ind w:hanging="0" w:start="0" w:end="0"/>
-              <w:rPr>
-                <w:rFonts w:eastAsia="Calibri"/>
-                <w:bCs/>
-                <w:sz w:val="20"/>
-                <w:szCs w:val="20"/>
-                <w:lang w:eastAsia="en-US"/>
-              </w:rPr>
-            </w:pPr>
-            <w:r>
-              <w:rPr>
-                <w:rFonts w:eastAsia="Calibri"/>
-                <w:bCs/>
-                <w:sz w:val="20"/>
-                <w:szCs w:val="20"/>
-                <w:lang w:eastAsia="en-US"/>
-              </w:rPr>
-            </w:r>
-          </w:p>
-        </w:tc>
-        <w:tc>
-          <w:tcPr>
-            <w:tcW w:w="2057" w:type="dxa"/>
-            <w:vMerge w:val="continue"/>
-            <w:tcBorders>
-              <w:top w:val="single" w:sz="4" w:space="0" w:color="000000"/>
-              <w:start w:val="single" w:sz="4" w:space="0" w:color="000000"/>
-              <w:bottom w:val="single" w:sz="4" w:space="0" w:color="000000"/>
-              <w:end w:val="single" w:sz="4" w:space="0" w:color="000000"/>
-            </w:tcBorders>
-          </w:tcPr>
-          <w:p>
-            <w:pPr>
-              <w:pStyle w:val="Normal"/>
-              <w:snapToGrid w:val="false"/>
-              <w:ind w:hanging="0" w:start="0" w:end="0"/>
-              <w:rPr>
-                <w:rFonts w:eastAsia="Calibri"/>
-                <w:bCs/>
-                <w:sz w:val="20"/>
-                <w:szCs w:val="20"/>
-                <w:highlight w:val="none"/>
-                <w:shd w:fill="auto" w:val="clear"/>
-                <w:lang w:eastAsia="en-US"/>
-              </w:rPr>
-            </w:pPr>
-            <w:r>
-              <w:rPr>
-                <w:rFonts w:eastAsia="Calibri"/>
-                <w:bCs/>
-                <w:sz w:val="20"/>
-                <w:szCs w:val="20"/>
-                <w:shd w:fill="auto" w:val="clear"/>
-                <w:lang w:eastAsia="en-US"/>
-              </w:rPr>
-            </w:r>
-          </w:p>
-        </w:tc>
-        <w:tc>
-          <w:tcPr>
-            <w:tcW w:w="2174" w:type="dxa"/>
-            <w:tcBorders>
-              <w:top w:val="single" w:sz="4" w:space="0" w:color="000000"/>
-              <w:start w:val="single" w:sz="4" w:space="0" w:color="000000"/>
-              <w:bottom w:val="single" w:sz="4" w:space="0" w:color="000000"/>
-              <w:end w:val="single" w:sz="4" w:space="0" w:color="000000"/>
-            </w:tcBorders>
-          </w:tcPr>
-          <w:p>
-            <w:pPr>
-              <w:pStyle w:val="Normal"/>
-              <w:ind w:hanging="0" w:start="0" w:end="0"/>
-              <w:rPr/>
-            </w:pPr>
-            <w:r>
-              <w:rPr>
-                <w:rFonts w:eastAsia="Calibri"/>
-                <w:b/>
-                <w:sz w:val="20"/>
-                <w:szCs w:val="20"/>
-                <w:highlight w:val="yellow"/>
-                <w:lang w:eastAsia="en-US"/>
-              </w:rPr>
-              <w:t xml:space="preserve">ПК-2. </w:t>
-            </w:r>
-            <w:r>
-              <w:rPr>
-                <w:rFonts w:eastAsia="Calibri"/>
-                <w:bCs/>
-                <w:sz w:val="20"/>
-                <w:szCs w:val="20"/>
-                <w:highlight w:val="yellow"/>
-                <w:lang w:eastAsia="en-US"/>
-              </w:rPr>
-              <w:t>Способен создавать и исследовать новые математические модели в естественных науках, промышленности и бизнесе, с учетом возможностей современных информационных технологий и программирования и компьютерной техники</w:t>
-            </w:r>
-          </w:p>
-        </w:tc>
-        <w:tc>
-          <w:tcPr>
-            <w:tcW w:w="2063" w:type="dxa"/>
-            <w:tcBorders>
-              <w:top w:val="single" w:sz="4" w:space="0" w:color="000000"/>
-              <w:start w:val="single" w:sz="4" w:space="0" w:color="000000"/>
-              <w:bottom w:val="single" w:sz="4" w:space="0" w:color="000000"/>
-              <w:end w:val="single" w:sz="4" w:space="0" w:color="000000"/>
-            </w:tcBorders>
-          </w:tcPr>
-          <w:p>
-            <w:pPr>
-              <w:pStyle w:val="Normal"/>
-              <w:ind w:hanging="0" w:start="0" w:end="0"/>
-              <w:rPr>
-                <w:rFonts w:eastAsia="Calibri"/>
-                <w:bCs/>
-                <w:color w:val="000000"/>
-                <w:sz w:val="20"/>
-                <w:szCs w:val="20"/>
-                <w:lang w:eastAsia="en-US"/>
-              </w:rPr>
-            </w:pPr>
-            <w:r>
-              <w:rPr>
-                <w:rFonts w:eastAsia="Calibri"/>
-                <w:bCs/>
-                <w:color w:val="000000"/>
-                <w:sz w:val="20"/>
-                <w:szCs w:val="20"/>
-                <w:lang w:eastAsia="en-US"/>
-              </w:rPr>
-            </w:r>
-          </w:p>
-        </w:tc>
-        <w:tc>
-          <w:tcPr>
-            <w:tcW w:w="1676" w:type="dxa"/>
-            <w:vMerge w:val="continue"/>
-            <w:tcBorders>
-              <w:top w:val="single" w:sz="4" w:space="0" w:color="000000"/>
-              <w:start w:val="single" w:sz="4" w:space="0" w:color="000000"/>
-              <w:bottom w:val="single" w:sz="4" w:space="0" w:color="000000"/>
-              <w:end w:val="single" w:sz="4" w:space="0" w:color="000000"/>
-            </w:tcBorders>
-          </w:tcPr>
-          <w:p>
-            <w:pPr>
-              <w:pStyle w:val="Normal"/>
-              <w:snapToGrid w:val="false"/>
-              <w:ind w:hanging="0" w:start="0" w:end="0"/>
-              <w:rPr>
-                <w:rFonts w:eastAsia="Calibri"/>
-                <w:sz w:val="20"/>
-                <w:szCs w:val="20"/>
-                <w:highlight w:val="none"/>
-                <w:shd w:fill="auto" w:val="clear"/>
-                <w:lang w:eastAsia="en-US"/>
-              </w:rPr>
-            </w:pPr>
-            <w:r>
-              <w:rPr>
-                <w:rFonts w:eastAsia="Calibri"/>
-                <w:sz w:val="20"/>
-                <w:szCs w:val="20"/>
-                <w:shd w:fill="auto" w:val="clear"/>
-                <w:lang w:eastAsia="en-US"/>
-              </w:rPr>
+              <w:t>{{END_TABLE:pk:activity_1}}</w:t>
             </w:r>
           </w:p>
         </w:tc>
@@ -7929,15 +5584,18 @@
             </w:r>
             <w:r>
               <w:rPr>
-                <w:rFonts w:eastAsia="Calibri"/>
-                <w:b/>
-                <w:i/>
-                <w:sz w:val="20"/>
-                <w:szCs w:val="20"/>
-                <w:shd w:fill="FFFF00" w:val="clear"/>
+                <w:rFonts w:eastAsia="Calibri" w:cs="Times New Roman"/>
+                <w:b w:val="false"/>
+                <w:bCs w:val="false"/>
+                <w:i w:val="false"/>
+                <w:iCs w:val="false"/>
+                <w:color w:val="111111"/>
+                <w:sz w:val="24"/>
+                <w:szCs w:val="24"/>
+                <w:shd w:fill="auto" w:val="clear"/>
                 <w:lang w:eastAsia="en-US"/>
               </w:rPr>
-              <w:t>проектный</w:t>
+              <w:t>{{activity_2}}</w:t>
             </w:r>
           </w:p>
         </w:tc>
@@ -7956,22 +5614,34 @@
           </w:tcPr>
           <w:p>
             <w:pPr>
-              <w:pStyle w:val="Normal"/>
+              <w:pStyle w:val="BodyText"/>
+              <w:spacing w:before="0" w:after="140"/>
               <w:ind w:hanging="0" w:start="0" w:end="0"/>
               <w:rPr>
                 <w:rFonts w:eastAsia="Calibri"/>
                 <w:sz w:val="20"/>
                 <w:szCs w:val="20"/>
+                <w:highlight w:val="none"/>
+                <w:shd w:fill="auto" w:val="clear"/>
                 <w:lang w:eastAsia="en-US"/>
               </w:rPr>
             </w:pPr>
             <w:r>
               <w:rPr>
-                <w:rFonts w:eastAsia="Calibri"/>
+                <w:rStyle w:val="Style21"/>
+                <w:rFonts w:ascii="Consolas;Courier New;monospace" w:hAnsi="Consolas;Courier New;monospace"/>
+                <w:b w:val="false"/>
+                <w:i w:val="false"/>
+                <w:caps w:val="false"/>
+                <w:smallCaps w:val="false"/>
+                <w:color w:val="000000"/>
+                <w:spacing w:val="0"/>
                 <w:sz w:val="20"/>
                 <w:szCs w:val="20"/>
+                <w:shd w:fill="auto" w:val="clear"/>
                 <w:lang w:eastAsia="en-US"/>
               </w:rPr>
+              <w:t>{{START_TABLE:pk:activity_2}}</w:t>
             </w:r>
           </w:p>
         </w:tc>
@@ -7993,6 +5663,8 @@
                 <w:rFonts w:eastAsia="Calibri"/>
                 <w:sz w:val="20"/>
                 <w:szCs w:val="20"/>
+                <w:highlight w:val="none"/>
+                <w:shd w:fill="auto" w:val="clear"/>
                 <w:lang w:eastAsia="en-US"/>
               </w:rPr>
             </w:pPr>
@@ -8001,6 +5673,7 @@
                 <w:rFonts w:eastAsia="Calibri"/>
                 <w:sz w:val="20"/>
                 <w:szCs w:val="20"/>
+                <w:shd w:fill="auto" w:val="clear"/>
                 <w:lang w:eastAsia="en-US"/>
               </w:rPr>
             </w:r>
@@ -8020,45 +5693,28 @@
             <w:pPr>
               <w:pStyle w:val="Normal"/>
               <w:ind w:hanging="0" w:start="0" w:end="0"/>
-              <w:rPr/>
-            </w:pPr>
-            <w:r>
-              <w:rPr>
-                <w:rFonts w:eastAsia="Calibri"/>
-                <w:b/>
-                <w:sz w:val="20"/>
-                <w:szCs w:val="20"/>
-                <w:highlight w:val="yellow"/>
-                <w:lang w:eastAsia="en-US"/>
-              </w:rPr>
-              <w:t>ПК-3.</w:t>
-            </w:r>
-            <w:r>
-              <w:rPr>
-                <w:rFonts w:eastAsia="Calibri"/>
-                <w:sz w:val="20"/>
-                <w:szCs w:val="20"/>
-                <w:highlight w:val="yellow"/>
-                <w:lang w:eastAsia="en-US"/>
-              </w:rPr>
-              <w:t xml:space="preserve"> Способен разрабатывать требования и проектировать программное обеспечение</w:t>
-            </w:r>
-            <w:r>
               <w:rPr>
                 <w:rFonts w:eastAsia="Calibri"/>
                 <w:color w:val="FF0000"/>
                 <w:sz w:val="20"/>
                 <w:szCs w:val="20"/>
-                <w:highlight w:val="yellow"/>
                 <w:lang w:eastAsia="en-US"/>
               </w:rPr>
-              <w:t>.</w:t>
+            </w:pPr>
+            <w:r>
+              <w:rPr>
+                <w:rFonts w:eastAsia="Calibri"/>
+                <w:color w:val="FF0000"/>
+                <w:sz w:val="20"/>
+                <w:szCs w:val="20"/>
+                <w:lang w:eastAsia="en-US"/>
+              </w:rPr>
             </w:r>
           </w:p>
         </w:tc>
         <w:tc>
           <w:tcPr>
-            <w:tcW w:w="2063" w:type="dxa"/>
+            <w:tcW w:w="2059" w:type="dxa"/>
             <w:tcBorders>
               <w:top w:val="single" w:sz="4" w:space="0" w:color="000000"/>
               <w:start w:val="single" w:sz="4" w:space="0" w:color="000000"/>
@@ -8075,6 +5731,8 @@
                 <w:color w:val="000000"/>
                 <w:sz w:val="20"/>
                 <w:szCs w:val="20"/>
+                <w:highlight w:val="none"/>
+                <w:shd w:fill="auto" w:val="clear"/>
                 <w:lang w:eastAsia="en-US"/>
               </w:rPr>
             </w:pPr>
@@ -8084,6 +5742,7 @@
                 <w:color w:val="000000"/>
                 <w:sz w:val="20"/>
                 <w:szCs w:val="20"/>
+                <w:shd w:fill="auto" w:val="clear"/>
                 <w:lang w:eastAsia="en-US"/>
               </w:rPr>
             </w:r>
@@ -8091,7 +5750,7 @@
         </w:tc>
         <w:tc>
           <w:tcPr>
-            <w:tcW w:w="1676" w:type="dxa"/>
+            <w:tcW w:w="1680" w:type="dxa"/>
             <w:tcBorders>
               <w:top w:val="single" w:sz="4" w:space="0" w:color="000000"/>
               <w:start w:val="single" w:sz="4" w:space="0" w:color="000000"/>
@@ -8101,23 +5760,35 @@
           </w:tcPr>
           <w:p>
             <w:pPr>
-              <w:pStyle w:val="Normal"/>
+              <w:pStyle w:val="BodyText"/>
+              <w:spacing w:before="0" w:after="140"/>
               <w:ind w:hanging="0" w:start="0" w:end="0"/>
               <w:jc w:val="start"/>
               <w:rPr>
                 <w:rFonts w:eastAsia="Calibri"/>
                 <w:sz w:val="20"/>
                 <w:szCs w:val="20"/>
+                <w:highlight w:val="none"/>
+                <w:shd w:fill="auto" w:val="clear"/>
                 <w:lang w:eastAsia="en-US"/>
               </w:rPr>
             </w:pPr>
             <w:r>
               <w:rPr>
-                <w:rFonts w:eastAsia="Calibri"/>
+                <w:rStyle w:val="Style21"/>
+                <w:rFonts w:ascii="Consolas;Courier New;monospace" w:hAnsi="Consolas;Courier New;monospace"/>
+                <w:b w:val="false"/>
+                <w:i w:val="false"/>
+                <w:caps w:val="false"/>
+                <w:smallCaps w:val="false"/>
+                <w:color w:val="000000"/>
+                <w:spacing w:val="0"/>
                 <w:sz w:val="20"/>
                 <w:szCs w:val="20"/>
+                <w:shd w:fill="auto" w:val="clear"/>
                 <w:lang w:eastAsia="en-US"/>
               </w:rPr>
+              <w:t>{{END_TABLE:pk:activity_2}}</w:t>
             </w:r>
           </w:p>
         </w:tc>
@@ -8158,15 +5829,18 @@
             </w:r>
             <w:r>
               <w:rPr>
-                <w:rFonts w:eastAsia="Calibri"/>
-                <w:b/>
-                <w:i/>
-                <w:sz w:val="20"/>
-                <w:szCs w:val="20"/>
-                <w:shd w:fill="FFFF00" w:val="clear"/>
+                <w:rFonts w:eastAsia="Calibri" w:cs="Times New Roman"/>
+                <w:b w:val="false"/>
+                <w:bCs w:val="false"/>
+                <w:i w:val="false"/>
+                <w:iCs w:val="false"/>
+                <w:color w:val="111111"/>
+                <w:sz w:val="24"/>
+                <w:szCs w:val="24"/>
+                <w:shd w:fill="auto" w:val="clear"/>
                 <w:lang w:eastAsia="en-US"/>
               </w:rPr>
-              <w:t>производственно-технологический</w:t>
+              <w:t>{{activity_3}}</w:t>
             </w:r>
           </w:p>
         </w:tc>
@@ -8185,7 +5859,8 @@
           </w:tcPr>
           <w:p>
             <w:pPr>
-              <w:pStyle w:val="Normal"/>
+              <w:pStyle w:val="BodyText"/>
+              <w:spacing w:before="0" w:after="140"/>
               <w:ind w:hanging="0" w:start="0" w:end="0"/>
               <w:rPr>
                 <w:color w:val="000000"/>
@@ -8194,9 +5869,18 @@
             </w:pPr>
             <w:r>
               <w:rPr>
+                <w:rStyle w:val="Style21"/>
+                <w:rFonts w:ascii="Consolas;Courier New;monospace" w:hAnsi="Consolas;Courier New;monospace"/>
+                <w:b w:val="false"/>
+                <w:i w:val="false"/>
+                <w:caps w:val="false"/>
+                <w:smallCaps w:val="false"/>
                 <w:color w:val="000000"/>
-                <w:szCs w:val="24"/>
-              </w:rPr>
+                <w:spacing w:val="0"/>
+                <w:sz w:val="20"/>
+                <w:szCs w:val="24"/>
+              </w:rPr>
+              <w:t>{{START_TABLE:pk:activity_3}}</w:t>
             </w:r>
           </w:p>
         </w:tc>
@@ -8245,35 +5929,28 @@
             <w:pPr>
               <w:pStyle w:val="Normal"/>
               <w:ind w:hanging="0" w:start="0" w:end="0"/>
-              <w:rPr/>
-            </w:pPr>
-            <w:r>
-              <w:rPr>
-                <w:rFonts w:eastAsia="Calibri"/>
-                <w:b/>
-                <w:sz w:val="20"/>
-                <w:szCs w:val="20"/>
-                <w:highlight w:val="yellow"/>
-                <w:lang w:eastAsia="en-US"/>
-              </w:rPr>
-              <w:t xml:space="preserve">ПК-4. </w:t>
-            </w:r>
-            <w:r>
               <w:rPr>
                 <w:rFonts w:eastAsia="Calibri"/>
                 <w:bCs/>
                 <w:sz w:val="20"/>
                 <w:szCs w:val="20"/>
-                <w:highlight w:val="yellow"/>
                 <w:lang w:eastAsia="en-US"/>
               </w:rPr>
-              <w:t>Способен выполнять работы по созданию, модификации и сопровождению ИС, автоматизирующих задачи организационного управления и бизнес-процессы</w:t>
+            </w:pPr>
+            <w:r>
+              <w:rPr>
+                <w:rFonts w:eastAsia="Calibri"/>
+                <w:bCs/>
+                <w:sz w:val="20"/>
+                <w:szCs w:val="20"/>
+                <w:lang w:eastAsia="en-US"/>
+              </w:rPr>
             </w:r>
           </w:p>
         </w:tc>
         <w:tc>
           <w:tcPr>
-            <w:tcW w:w="2063" w:type="dxa"/>
+            <w:tcW w:w="2059" w:type="dxa"/>
             <w:tcBorders>
               <w:top w:val="single" w:sz="4" w:space="0" w:color="000000"/>
               <w:start w:val="single" w:sz="4" w:space="0" w:color="000000"/>
@@ -8306,7 +5983,7 @@
         </w:tc>
         <w:tc>
           <w:tcPr>
-            <w:tcW w:w="1676" w:type="dxa"/>
+            <w:tcW w:w="1680" w:type="dxa"/>
             <w:tcBorders>
               <w:top w:val="single" w:sz="4" w:space="0" w:color="000000"/>
               <w:start w:val="single" w:sz="4" w:space="0" w:color="000000"/>
@@ -8316,7 +5993,8 @@
           </w:tcPr>
           <w:p>
             <w:pPr>
-              <w:pStyle w:val="Normal"/>
+              <w:pStyle w:val="BodyText"/>
+              <w:spacing w:before="0" w:after="140"/>
               <w:ind w:hanging="0" w:start="0" w:end="0"/>
               <w:jc w:val="start"/>
               <w:rPr>
@@ -8328,11 +6006,19 @@
             </w:pPr>
             <w:r>
               <w:rPr>
-                <w:rFonts w:eastAsia="Calibri"/>
+                <w:rStyle w:val="Style21"/>
+                <w:rFonts w:ascii="Consolas;Courier New;monospace" w:hAnsi="Consolas;Courier New;monospace"/>
+                <w:b w:val="false"/>
+                <w:i w:val="false"/>
+                <w:caps w:val="false"/>
+                <w:smallCaps w:val="false"/>
+                <w:color w:val="000000"/>
+                <w:spacing w:val="0"/>
                 <w:sz w:val="20"/>
                 <w:szCs w:val="20"/>
                 <w:lang w:eastAsia="en-US"/>
               </w:rPr>
+              <w:t>{{END_TABLE:pk:activity_3}}</w:t>
             </w:r>
           </w:p>
         </w:tc>
@@ -8353,11 +6039,11 @@
         <w:ind w:hanging="0" w:start="709" w:end="707"/>
         <w:rPr/>
       </w:pPr>
-      <w:bookmarkStart w:id="30" w:name="__RefHeading___Toc146271777"/>
-      <w:bookmarkEnd w:id="30"/>
-      <w:r>
-        <w:rPr/>
-        <w:t>4. Документы, регламентирующие содержание и организацию образовательного процесса при реализации ОПОП ВО</w:t>
+      <w:bookmarkStart w:id="25" w:name="__RefHeading___Toc146271777"/>
+      <w:bookmarkEnd w:id="25"/>
+      <w:r>
+        <w:rPr/>
+        <w:t>4. Документы, регламентирующие содержание и организацию образовательного процесса при реализации ОПОП ВО</w:t>
       </w:r>
     </w:p>
     <w:p>
@@ -8432,8 +6118,8 @@
         <w:ind w:firstLine="709" w:start="0" w:end="0"/>
         <w:rPr/>
       </w:pPr>
-      <w:bookmarkStart w:id="31" w:name="__RefHeading___Toc146271778"/>
-      <w:bookmarkEnd w:id="31"/>
+      <w:bookmarkStart w:id="26" w:name="__RefHeading___Toc146271778"/>
+      <w:bookmarkEnd w:id="26"/>
       <w:r>
         <w:rPr>
           <w:shd w:fill="FFFFFF" w:val="clear"/>
@@ -8960,7 +6646,7 @@
               <w:jc w:val="end"/>
               <w:rPr>
                 <w:highlight w:val="none"/>
-                <w:shd w:fill="auto" w:val="clear"/>
+                <w:shd w:fill="FF0000" w:val="clear"/>
               </w:rPr>
             </w:pPr>
             <w:r>
@@ -8968,7 +6654,7 @@
                 <w:bCs/>
                 <w:color w:val="111111"/>
                 <w:szCs w:val="24"/>
-                <w:shd w:fill="auto" w:val="clear"/>
+                <w:shd w:fill="FF0000" w:val="clear"/>
                 <w:lang w:val="en-US"/>
               </w:rPr>
               <w:t>{{</w:t>
@@ -8981,7 +6667,7 @@
                 <w:color w:val="111111"/>
                 <w:sz w:val="21"/>
                 <w:szCs w:val="24"/>
-                <w:shd w:fill="auto" w:val="clear"/>
+                <w:shd w:fill="FF0000" w:val="clear"/>
                 <w:lang w:val="en-US"/>
               </w:rPr>
               <w:t>block_1_credits</w:t>
@@ -8995,7 +6681,7 @@
               <w:jc w:val="end"/>
               <w:rPr>
                 <w:highlight w:val="none"/>
-                <w:shd w:fill="auto" w:val="clear"/>
+                <w:shd w:fill="FF0000" w:val="clear"/>
               </w:rPr>
             </w:pPr>
             <w:r>
@@ -9003,7 +6689,7 @@
                 <w:bCs/>
                 <w:color w:val="111111"/>
                 <w:szCs w:val="24"/>
-                <w:shd w:fill="auto" w:val="clear"/>
+                <w:shd w:fill="FF0000" w:val="clear"/>
                 <w:lang w:val="en-US"/>
               </w:rPr>
               <w:t>}}</w:t>
@@ -9090,7 +6776,7 @@
               <w:jc w:val="end"/>
               <w:rPr>
                 <w:highlight w:val="none"/>
-                <w:shd w:fill="auto" w:val="clear"/>
+                <w:shd w:fill="FF0000" w:val="clear"/>
               </w:rPr>
             </w:pPr>
             <w:r>
@@ -9098,7 +6784,7 @@
                 <w:bCs/>
                 <w:color w:val="111111"/>
                 <w:szCs w:val="24"/>
-                <w:shd w:fill="auto" w:val="clear"/>
+                <w:shd w:fill="FF0000" w:val="clear"/>
                 <w:lang w:val="en-US"/>
               </w:rPr>
               <w:t>{{</w:t>
@@ -9111,36 +6797,10 @@
                 <w:color w:val="111111"/>
                 <w:sz w:val="21"/>
                 <w:szCs w:val="24"/>
-                <w:shd w:fill="auto" w:val="clear"/>
+                <w:shd w:fill="FF0000" w:val="clear"/>
                 <w:lang w:val="en-US"/>
               </w:rPr>
-              <w:t>block_</w:t>
-            </w:r>
-            <w:r>
-              <w:rPr>
-                <w:rFonts w:ascii="Consolas;Courier New;monospace" w:hAnsi="Consolas;Courier New;monospace"/>
-                <w:b w:val="false"/>
-                <w:bCs/>
-                <w:color w:val="111111"/>
-                <w:sz w:val="21"/>
-                <w:szCs w:val="24"/>
-                <w:shd w:fill="auto" w:val="clear"/>
-                <w:lang w:val="en-US"/>
-              </w:rPr>
-              <w:t>2</w:t>
-            </w:r>
-            <w:r>
-              <w:rPr>
-                <w:rFonts w:ascii="Consolas;Courier New;monospace" w:hAnsi="Consolas;Courier New;monospace"/>
-                <w:b w:val="false"/>
-                <w:bCs/>
-                <w:color w:val="111111"/>
-                <w:sz w:val="21"/>
-                <w:szCs w:val="24"/>
-                <w:shd w:fill="auto" w:val="clear"/>
-                <w:lang w:val="en-US"/>
-              </w:rPr>
-              <w:t>_credits</w:t>
+              <w:t>block_2_credits</w:t>
             </w:r>
           </w:p>
           <w:p>
@@ -9151,7 +6811,7 @@
               <w:jc w:val="end"/>
               <w:rPr>
                 <w:highlight w:val="none"/>
-                <w:shd w:fill="auto" w:val="clear"/>
+                <w:shd w:fill="FF0000" w:val="clear"/>
               </w:rPr>
             </w:pPr>
             <w:r>
@@ -9159,7 +6819,7 @@
                 <w:bCs/>
                 <w:color w:val="111111"/>
                 <w:szCs w:val="24"/>
-                <w:shd w:fill="auto" w:val="clear"/>
+                <w:shd w:fill="FF0000" w:val="clear"/>
                 <w:lang w:val="en-US"/>
               </w:rPr>
               <w:t>}}</w:t>
@@ -9256,7 +6916,7 @@
               <w:jc w:val="end"/>
               <w:rPr>
                 <w:highlight w:val="none"/>
-                <w:shd w:fill="auto" w:val="clear"/>
+                <w:shd w:fill="FF0000" w:val="clear"/>
               </w:rPr>
             </w:pPr>
             <w:r>
@@ -9264,7 +6924,7 @@
                 <w:bCs/>
                 <w:color w:val="111111"/>
                 <w:szCs w:val="24"/>
-                <w:shd w:fill="auto" w:val="clear"/>
+                <w:shd w:fill="FF0000" w:val="clear"/>
                 <w:lang w:val="en-US"/>
               </w:rPr>
               <w:t>{{</w:t>
@@ -9277,36 +6937,10 @@
                 <w:color w:val="111111"/>
                 <w:sz w:val="21"/>
                 <w:szCs w:val="24"/>
-                <w:shd w:fill="auto" w:val="clear"/>
+                <w:shd w:fill="FF0000" w:val="clear"/>
                 <w:lang w:val="en-US"/>
               </w:rPr>
-              <w:t>block_</w:t>
-            </w:r>
-            <w:r>
-              <w:rPr>
-                <w:rFonts w:ascii="Consolas;Courier New;monospace" w:hAnsi="Consolas;Courier New;monospace"/>
-                <w:b w:val="false"/>
-                <w:bCs/>
-                <w:color w:val="111111"/>
-                <w:sz w:val="21"/>
-                <w:szCs w:val="24"/>
-                <w:shd w:fill="auto" w:val="clear"/>
-                <w:lang w:val="en-US"/>
-              </w:rPr>
-              <w:t>3</w:t>
-            </w:r>
-            <w:r>
-              <w:rPr>
-                <w:rFonts w:ascii="Consolas;Courier New;monospace" w:hAnsi="Consolas;Courier New;monospace"/>
-                <w:b w:val="false"/>
-                <w:bCs/>
-                <w:color w:val="111111"/>
-                <w:sz w:val="21"/>
-                <w:szCs w:val="24"/>
-                <w:shd w:fill="auto" w:val="clear"/>
-                <w:lang w:val="en-US"/>
-              </w:rPr>
-              <w:t>_credits</w:t>
+              <w:t>block_3_credits</w:t>
             </w:r>
           </w:p>
           <w:p>
@@ -9317,7 +6951,7 @@
               <w:jc w:val="end"/>
               <w:rPr>
                 <w:highlight w:val="none"/>
-                <w:shd w:fill="auto" w:val="clear"/>
+                <w:shd w:fill="FF0000" w:val="clear"/>
               </w:rPr>
             </w:pPr>
             <w:r>
@@ -9325,7 +6959,7 @@
                 <w:bCs/>
                 <w:color w:val="111111"/>
                 <w:szCs w:val="24"/>
-                <w:shd w:fill="auto" w:val="clear"/>
+                <w:shd w:fill="FF0000" w:val="clear"/>
                 <w:lang w:val="en-US"/>
               </w:rPr>
               <w:t>}}</w:t>
@@ -9492,7 +7126,7 @@
       <w:r>
         <w:rPr>
           <w:color w:val="111111"/>
-          <w:shd w:fill="auto" w:val="clear"/>
+          <w:shd w:fill="FF0000" w:val="clear"/>
           <w:lang w:val="en-US"/>
         </w:rPr>
         <w:t>{{volume_excluding_state_final_attestation}}</w:t>
@@ -9533,8 +7167,8 @@
           <w:shd w:fill="FFFFFF" w:val="clear"/>
         </w:rPr>
       </w:pPr>
-      <w:bookmarkStart w:id="32" w:name="__RefHeading___Toc146271779"/>
-      <w:bookmarkEnd w:id="32"/>
+      <w:bookmarkStart w:id="27" w:name="__RefHeading___Toc146271779"/>
+      <w:bookmarkEnd w:id="27"/>
       <w:r>
         <w:rPr>
           <w:shd w:fill="FFFFFF" w:val="clear"/>
@@ -9549,8 +7183,8 @@
           <w:shd w:fill="FFFFFF" w:val="clear"/>
         </w:rPr>
       </w:pPr>
-      <w:bookmarkStart w:id="33" w:name="_Hlk58500628"/>
-      <w:bookmarkEnd w:id="33"/>
+      <w:bookmarkStart w:id="28" w:name="_Hlk58500628"/>
+      <w:bookmarkEnd w:id="28"/>
       <w:r>
         <w:rPr>
           <w:shd w:fill="FFFFFF" w:val="clear"/>
@@ -9570,10 +7204,10 @@
           <w:shd w:fill="FFFFFF" w:val="clear"/>
         </w:rPr>
       </w:pPr>
-      <w:bookmarkStart w:id="34" w:name="__RefHeading___Toc146271780"/>
-      <w:bookmarkStart w:id="35" w:name="_Hlk58500628_Копия_1"/>
-      <w:bookmarkEnd w:id="34"/>
-      <w:bookmarkEnd w:id="35"/>
+      <w:bookmarkStart w:id="29" w:name="__RefHeading___Toc146271780"/>
+      <w:bookmarkStart w:id="30" w:name="_Hlk58500628_Копия_1"/>
+      <w:bookmarkEnd w:id="29"/>
+      <w:bookmarkEnd w:id="30"/>
       <w:r>
         <w:rPr>
           <w:shd w:fill="FFFFFF" w:val="clear"/>
@@ -9623,8 +7257,8 @@
         <w:ind w:firstLine="709" w:start="0" w:end="0"/>
         <w:rPr/>
       </w:pPr>
-      <w:bookmarkStart w:id="36" w:name="__RefHeading___Toc146271781"/>
-      <w:bookmarkEnd w:id="36"/>
+      <w:bookmarkStart w:id="31" w:name="__RefHeading___Toc146271781"/>
+      <w:bookmarkEnd w:id="31"/>
       <w:r>
         <w:rPr/>
         <w:t>4.4. Программы практик</w:t>
@@ -9720,8 +7354,8 @@
         <w:ind w:firstLine="709" w:start="0" w:end="0"/>
         <w:rPr/>
       </w:pPr>
-      <w:bookmarkStart w:id="37" w:name="__RefHeading___Toc146271782"/>
-      <w:bookmarkEnd w:id="37"/>
+      <w:bookmarkStart w:id="32" w:name="__RefHeading___Toc146271782"/>
+      <w:bookmarkEnd w:id="32"/>
       <w:r>
         <w:rPr/>
         <w:t>4.5. Программа Государственной итоговой аттестации</w:t>
@@ -9773,12 +7407,12 @@
         <w:pStyle w:val="Normal"/>
         <w:rPr/>
       </w:pPr>
-      <w:bookmarkStart w:id="38" w:name="_Hlk58503040"/>
+      <w:bookmarkStart w:id="33" w:name="_Hlk58503040"/>
       <w:r>
         <w:rPr/>
         <w:t xml:space="preserve">К государственной итоговой аттестации допускается обучающийся, не имеющий академической задолженности и в полном объеме выполнивший учебный план или индивидуальный учебный план, если иное не установлено порядком проведения государственной итоговой аттестации по соответствующим образовательным программам. </w:t>
       </w:r>
-      <w:bookmarkEnd w:id="38"/>
+      <w:bookmarkEnd w:id="33"/>
     </w:p>
     <w:p>
       <w:pPr>
@@ -9790,8 +7424,8 @@
         <w:ind w:firstLine="709" w:start="0" w:end="0"/>
         <w:rPr/>
       </w:pPr>
-      <w:bookmarkStart w:id="39" w:name="__RefHeading___Toc146271783"/>
-      <w:bookmarkEnd w:id="39"/>
+      <w:bookmarkStart w:id="34" w:name="__RefHeading___Toc146271783"/>
+      <w:bookmarkEnd w:id="34"/>
       <w:r>
         <w:rPr/>
         <w:t>4.6. Оценочные материалы по дисциплинам (модулям), практикам, государственной итоговой аттестации</w:t>
@@ -9857,8 +7491,8 @@
         <w:ind w:firstLine="709" w:start="0" w:end="0"/>
         <w:rPr/>
       </w:pPr>
-      <w:bookmarkStart w:id="40" w:name="__RefHeading___Toc146271784"/>
-      <w:bookmarkEnd w:id="40"/>
+      <w:bookmarkStart w:id="35" w:name="__RefHeading___Toc146271784"/>
+      <w:bookmarkEnd w:id="35"/>
       <w:r>
         <w:rPr/>
         <w:t>4.7. Методические материалы по дисциплинам (модулям), практикам, государственной итоговой аттестации</w:t>
@@ -9914,8 +7548,8 @@
         <w:ind w:hanging="0" w:start="0" w:end="0"/>
         <w:rPr/>
       </w:pPr>
-      <w:bookmarkStart w:id="41" w:name="__RefHeading___Toc146271785"/>
-      <w:bookmarkEnd w:id="41"/>
+      <w:bookmarkStart w:id="36" w:name="__RefHeading___Toc146271785"/>
+      <w:bookmarkEnd w:id="36"/>
       <w:r>
         <w:rPr/>
         <w:t>5. Фактическое ресурсное обеспечение ОПОП ВО</w:t>
@@ -9926,12 +7560,12 @@
         <w:pStyle w:val="Normal"/>
         <w:rPr/>
       </w:pPr>
-      <w:bookmarkStart w:id="42" w:name="bookmark37"/>
+      <w:bookmarkStart w:id="37" w:name="bookmark37"/>
       <w:r>
         <w:rPr/>
         <w:t xml:space="preserve">Ресурсное обеспечение данной ОПОП формируется на основе требований к условиям реализации ОПОП, определяемыми ФГОС ВО бакалавриата по направлению подготовки </w:t>
       </w:r>
-      <w:bookmarkEnd w:id="42"/>
+      <w:bookmarkEnd w:id="37"/>
       <w:r>
         <w:rPr>
           <w:shd w:fill="auto" w:val="clear"/>
@@ -9949,8 +7583,8 @@
         <w:ind w:firstLine="709" w:start="0" w:end="0"/>
         <w:rPr/>
       </w:pPr>
-      <w:bookmarkStart w:id="43" w:name="__RefHeading___Toc146271786"/>
-      <w:bookmarkEnd w:id="43"/>
+      <w:bookmarkStart w:id="38" w:name="__RefHeading___Toc146271786"/>
+      <w:bookmarkEnd w:id="38"/>
       <w:r>
         <w:rPr/>
         <w:t>5.1. Кадровое обеспечение</w:t>
@@ -10028,10 +7662,10 @@
           <w:bCs/>
         </w:rPr>
       </w:pPr>
-      <w:bookmarkStart w:id="44" w:name="__RefHeading___Toc146271787"/>
-      <w:bookmarkStart w:id="45" w:name="bookmark39"/>
-      <w:bookmarkEnd w:id="44"/>
-      <w:bookmarkEnd w:id="45"/>
+      <w:bookmarkStart w:id="39" w:name="__RefHeading___Toc146271787"/>
+      <w:bookmarkStart w:id="40" w:name="bookmark39"/>
+      <w:bookmarkEnd w:id="39"/>
+      <w:bookmarkEnd w:id="40"/>
       <w:r>
         <w:rPr/>
         <w:t xml:space="preserve">5.2. Материально-техническое и учебно-методическое обеспечение образовательного процесса </w:t>
@@ -10139,12 +7773,12 @@
         <w:ind w:firstLine="709" w:start="0" w:end="0"/>
         <w:rPr/>
       </w:pPr>
-      <w:bookmarkStart w:id="46" w:name="__RefHeading___Toc146271788"/>
-      <w:bookmarkStart w:id="47" w:name="bookmark39_Копия_1"/>
-      <w:bookmarkStart w:id="48" w:name="_Hlk58502511"/>
-      <w:bookmarkEnd w:id="46"/>
-      <w:bookmarkEnd w:id="47"/>
-      <w:bookmarkEnd w:id="48"/>
+      <w:bookmarkStart w:id="41" w:name="__RefHeading___Toc146271788"/>
+      <w:bookmarkStart w:id="42" w:name="bookmark39_Копия_1"/>
+      <w:bookmarkStart w:id="43" w:name="_Hlk58502511"/>
+      <w:bookmarkEnd w:id="41"/>
+      <w:bookmarkEnd w:id="42"/>
+      <w:bookmarkEnd w:id="43"/>
       <w:r>
         <w:rPr/>
         <w:t>5.3. Содержание и организация учебного процесса для инвалидов и лиц с ограниченными возможностями здоровья</w:t>
@@ -10348,10 +7982,10 @@
         <w:ind w:firstLine="709" w:start="0" w:end="0"/>
         <w:rPr/>
       </w:pPr>
-      <w:bookmarkStart w:id="49" w:name="__RefHeading___Toc146271789"/>
-      <w:bookmarkStart w:id="50" w:name="_Hlk58502511_Копия_1"/>
-      <w:bookmarkEnd w:id="49"/>
-      <w:bookmarkEnd w:id="50"/>
+      <w:bookmarkStart w:id="44" w:name="__RefHeading___Toc146271789"/>
+      <w:bookmarkStart w:id="45" w:name="_Hlk58502511_Копия_1"/>
+      <w:bookmarkEnd w:id="44"/>
+      <w:bookmarkEnd w:id="45"/>
       <w:r>
         <w:rPr/>
         <w:t xml:space="preserve">5.4. Финансовое обеспечение </w:t>
@@ -10362,8 +7996,8 @@
         <w:pStyle w:val="Normal"/>
         <w:rPr/>
       </w:pPr>
-      <w:bookmarkStart w:id="51" w:name="_Hlk58502624"/>
-      <w:bookmarkEnd w:id="51"/>
+      <w:bookmarkStart w:id="46" w:name="_Hlk58502624"/>
+      <w:bookmarkEnd w:id="46"/>
       <w:r>
         <w:rPr/>
         <w:t>Финансовое обеспечение реализации программы бакалавриата осуществляется в объеме не ниже значений базовых нормативов затрат на оказание государственных услуг по реализации образовательных программ высшего образования – программ бакалавриата с учетом корректирующих коэффициентов, определяемых Министерством высшего образования и науки РФ.</w:t>
@@ -10383,8 +8017,8 @@
         <w:ind w:hanging="0" w:start="709" w:end="282"/>
         <w:rPr/>
       </w:pPr>
-      <w:bookmarkStart w:id="52" w:name="__RefHeading___Toc146271790"/>
-      <w:bookmarkEnd w:id="52"/>
+      <w:bookmarkStart w:id="47" w:name="__RefHeading___Toc146271790"/>
+      <w:bookmarkEnd w:id="47"/>
       <w:r>
         <w:rPr/>
         <w:t>6. Характеристика среды вуза, обеспечивающая развитие общекультурных и социально-личностных компетенций выпускников</w:t>
@@ -10399,9 +8033,9 @@
           <w:szCs w:val="24"/>
         </w:rPr>
       </w:pPr>
-      <w:bookmarkStart w:id="53" w:name="_Hlk58502700"/>
-      <w:bookmarkStart w:id="54" w:name="_Hlk58502624_Копия_1"/>
-      <w:bookmarkEnd w:id="54"/>
+      <w:bookmarkStart w:id="48" w:name="_Hlk58502700"/>
+      <w:bookmarkStart w:id="49" w:name="_Hlk58502624_Копия_1"/>
+      <w:bookmarkEnd w:id="49"/>
       <w:r>
         <w:rPr/>
         <w:t>Социокультурная среда университета представляет собой совокупность концептуальных, содержательных, кадровых, организационных и методических ресурсов, направленных на создание гуманитарной среды в учебном заведении, которая обеспечивает развитие универсальных компетенций обучающихся.</w:t>
@@ -10768,8 +8402,8 @@
         <w:ind w:hanging="0" w:start="709" w:end="566"/>
         <w:rPr/>
       </w:pPr>
-      <w:bookmarkStart w:id="55" w:name="__RefHeading___Toc146271791"/>
-      <w:bookmarkEnd w:id="55"/>
+      <w:bookmarkStart w:id="50" w:name="__RefHeading___Toc146271791"/>
+      <w:bookmarkEnd w:id="50"/>
       <w:r>
         <w:rPr/>
         <w:t>7. Требования к применяемым механизмам оценки качества образовательной деятельности и подготовки обучающихся по образовательной программе</w:t>
@@ -10862,7 +8496,7 @@
         <w:tab/>
         <w:t>оценивание профессиональной деятельности бакалавров работодателями в ходе прохождения практики.</w:t>
       </w:r>
-      <w:bookmarkEnd w:id="53"/>
+      <w:bookmarkEnd w:id="48"/>
     </w:p>
     <w:p>
       <w:pPr>
@@ -10878,8 +8512,8 @@
         <w:ind w:hanging="0" w:start="709" w:end="566"/>
         <w:rPr/>
       </w:pPr>
-      <w:bookmarkStart w:id="56" w:name="__RefHeading___Toc146271792"/>
-      <w:bookmarkEnd w:id="56"/>
+      <w:bookmarkStart w:id="51" w:name="__RefHeading___Toc146271792"/>
+      <w:bookmarkEnd w:id="51"/>
       <w:r>
         <w:rPr/>
         <w:t>8. Содержание и организация учебного процесса для инвалидов и лиц с ограниченными возможностями здоровья</w:t>
@@ -11084,7 +8718,7 @@
       <mc:AlternateContent>
         <mc:Choice Requires="wps">
           <w:drawing>
-            <wp:anchor behindDoc="1" distT="0" distB="0" distL="0" distR="0" simplePos="0" locked="0" layoutInCell="0" allowOverlap="1" relativeHeight="30">
+            <wp:anchor behindDoc="1" distT="0" distB="0" distL="0" distR="0" simplePos="0" locked="0" layoutInCell="0" allowOverlap="1" relativeHeight="26">
               <wp:simplePos x="0" y="0"/>
               <wp:positionH relativeFrom="rightMargin">
                 <wp:posOffset>0</wp:posOffset>
@@ -11152,7 +8786,7 @@
                               <w:rStyle w:val="PageNumber"/>
                               <w:color w:val="000000"/>
                             </w:rPr>
-                            <w:t>12</w:t>
+                            <w:t>14</w:t>
                           </w:r>
                           <w:r>
                             <w:rPr>
@@ -11211,7 +8845,7 @@
                         <w:rStyle w:val="PageNumber"/>
                         <w:color w:val="000000"/>
                       </w:rPr>
-                      <w:t>12</w:t>
+                      <w:t>14</w:t>
                     </w:r>
                     <w:r>
                       <w:rPr>
@@ -11861,128 +9495,6 @@
   </w:abstractNum>
   <w:abstractNum w:abstractNumId="6">
     <w:lvl w:ilvl="0">
-      <w:numFmt w:val="bullet"/>
-      <w:lvlText w:val="•"/>
-      <w:lvlJc w:val="start"/>
-      <w:pPr>
-        <w:tabs>
-          <w:tab w:val="num" w:pos="0"/>
-        </w:tabs>
-        <w:ind w:start="2204" w:hanging="360"/>
-      </w:pPr>
-      <w:rPr>
-        <w:rFonts w:ascii="Times New Roman" w:hAnsi="Times New Roman" w:cs="Times New Roman" w:hint="default"/>
-        <w:b/>
-        <w:bCs/>
-      </w:rPr>
-    </w:lvl>
-    <w:lvl w:ilvl="1">
-      <w:start w:val="1"/>
-      <w:numFmt w:val="decimal"/>
-      <w:lvlText w:val="%2."/>
-      <w:lvlJc w:val="start"/>
-      <w:pPr>
-        <w:tabs>
-          <w:tab w:val="num" w:pos="1080"/>
-        </w:tabs>
-        <w:ind w:start="1080" w:hanging="360"/>
-      </w:pPr>
-      <w:rPr/>
-    </w:lvl>
-    <w:lvl w:ilvl="2">
-      <w:start w:val="1"/>
-      <w:numFmt w:val="decimal"/>
-      <w:lvlText w:val="%3."/>
-      <w:lvlJc w:val="start"/>
-      <w:pPr>
-        <w:tabs>
-          <w:tab w:val="num" w:pos="1440"/>
-        </w:tabs>
-        <w:ind w:start="1440" w:hanging="360"/>
-      </w:pPr>
-      <w:rPr/>
-    </w:lvl>
-    <w:lvl w:ilvl="3">
-      <w:start w:val="1"/>
-      <w:numFmt w:val="decimal"/>
-      <w:lvlText w:val="%4."/>
-      <w:lvlJc w:val="start"/>
-      <w:pPr>
-        <w:tabs>
-          <w:tab w:val="num" w:pos="1800"/>
-        </w:tabs>
-        <w:ind w:start="1800" w:hanging="360"/>
-      </w:pPr>
-      <w:rPr/>
-    </w:lvl>
-    <w:lvl w:ilvl="4">
-      <w:start w:val="1"/>
-      <w:numFmt w:val="decimal"/>
-      <w:lvlText w:val="%5."/>
-      <w:lvlJc w:val="start"/>
-      <w:pPr>
-        <w:tabs>
-          <w:tab w:val="num" w:pos="2160"/>
-        </w:tabs>
-        <w:ind w:start="2160" w:hanging="360"/>
-      </w:pPr>
-      <w:rPr/>
-    </w:lvl>
-    <w:lvl w:ilvl="5">
-      <w:start w:val="1"/>
-      <w:numFmt w:val="decimal"/>
-      <w:lvlText w:val="%6."/>
-      <w:lvlJc w:val="start"/>
-      <w:pPr>
-        <w:tabs>
-          <w:tab w:val="num" w:pos="2520"/>
-        </w:tabs>
-        <w:ind w:start="2520" w:hanging="360"/>
-      </w:pPr>
-      <w:rPr/>
-    </w:lvl>
-    <w:lvl w:ilvl="6">
-      <w:start w:val="1"/>
-      <w:numFmt w:val="decimal"/>
-      <w:lvlText w:val="%7."/>
-      <w:lvlJc w:val="start"/>
-      <w:pPr>
-        <w:tabs>
-          <w:tab w:val="num" w:pos="2880"/>
-        </w:tabs>
-        <w:ind w:start="2880" w:hanging="360"/>
-      </w:pPr>
-      <w:rPr/>
-    </w:lvl>
-    <w:lvl w:ilvl="7">
-      <w:start w:val="1"/>
-      <w:numFmt w:val="decimal"/>
-      <w:lvlText w:val="%8."/>
-      <w:lvlJc w:val="start"/>
-      <w:pPr>
-        <w:tabs>
-          <w:tab w:val="num" w:pos="3240"/>
-        </w:tabs>
-        <w:ind w:start="3240" w:hanging="360"/>
-      </w:pPr>
-      <w:rPr/>
-    </w:lvl>
-    <w:lvl w:ilvl="8">
-      <w:start w:val="1"/>
-      <w:numFmt w:val="decimal"/>
-      <w:lvlText w:val="%9."/>
-      <w:lvlJc w:val="start"/>
-      <w:pPr>
-        <w:tabs>
-          <w:tab w:val="num" w:pos="3600"/>
-        </w:tabs>
-        <w:ind w:start="3600" w:hanging="360"/>
-      </w:pPr>
-      <w:rPr/>
-    </w:lvl>
-  </w:abstractNum>
-  <w:abstractNum w:abstractNumId="7">
-    <w:lvl w:ilvl="0">
       <w:start w:val="1"/>
       <w:numFmt w:val="decimal"/>
       <w:lvlText w:val="%1."/>
@@ -12100,7 +9612,7 @@
       <w:rPr/>
     </w:lvl>
   </w:abstractNum>
-  <w:abstractNum w:abstractNumId="8">
+  <w:abstractNum w:abstractNumId="7">
     <w:lvl w:ilvl="0">
       <w:start w:val="1"/>
       <w:numFmt w:val="none"/>
@@ -12240,9 +9752,6 @@
   <w:num w:numId="7">
     <w:abstractNumId w:val="7"/>
   </w:num>
-  <w:num w:numId="8">
-    <w:abstractNumId w:val="8"/>
-  </w:num>
 </w:numbering>
 </file>
 
@@ -13197,7 +10706,14 @@
     <w:qFormat/>
     <w:rPr/>
   </w:style>
-  <w:style w:type="paragraph" w:styleId="Style23">
+  <w:style w:type="character" w:styleId="Style23">
+    <w:name w:val="Маркеры"/>
+    <w:qFormat/>
+    <w:rPr>
+      <w:rFonts w:ascii="OpenSymbol" w:hAnsi="OpenSymbol" w:eastAsia="OpenSymbol" w:cs="OpenSymbol"/>
+    </w:rPr>
+  </w:style>
+  <w:style w:type="paragraph" w:styleId="Style24">
     <w:name w:val="Заголовок"/>
     <w:basedOn w:val="Normal"/>
     <w:next w:val="Normal"/>
@@ -13248,7 +10764,7 @@
       <w:szCs w:val="24"/>
     </w:rPr>
   </w:style>
-  <w:style w:type="paragraph" w:styleId="Style24">
+  <w:style w:type="paragraph" w:styleId="Style25">
     <w:name w:val="Указатель"/>
     <w:basedOn w:val="Normal"/>
     <w:qFormat/>
@@ -13296,7 +10812,7 @@
       <w:lang w:val="en-US"/>
     </w:rPr>
   </w:style>
-  <w:style w:type="paragraph" w:styleId="Style25">
+  <w:style w:type="paragraph" w:styleId="Style26">
     <w:name w:val="список с точками"/>
     <w:basedOn w:val="Normal"/>
     <w:qFormat/>
@@ -13310,7 +10826,7 @@
     </w:pPr>
     <w:rPr/>
   </w:style>
-  <w:style w:type="paragraph" w:styleId="Style26">
+  <w:style w:type="paragraph" w:styleId="Style27">
     <w:name w:val="Для таблиц"/>
     <w:basedOn w:val="Normal"/>
     <w:qFormat/>
@@ -13321,7 +10837,7 @@
     </w:pPr>
     <w:rPr/>
   </w:style>
-  <w:style w:type="paragraph" w:styleId="Style27">
+  <w:style w:type="paragraph" w:styleId="Style28">
     <w:name w:val="Колонтитул"/>
     <w:basedOn w:val="Normal"/>
     <w:qFormat/>
@@ -13350,7 +10866,7 @@
     </w:pPr>
     <w:rPr/>
   </w:style>
-  <w:style w:type="paragraph" w:styleId="Style28">
+  <w:style w:type="paragraph" w:styleId="Style29">
     <w:name w:val=" Знак"/>
     <w:basedOn w:val="Normal"/>
     <w:qFormat/>
@@ -13383,7 +10899,7 @@
       <w:szCs w:val="20"/>
     </w:rPr>
   </w:style>
-  <w:style w:type="paragraph" w:styleId="Style29">
+  <w:style w:type="paragraph" w:styleId="Style30">
     <w:name w:val="Обычный (Интернет)"/>
     <w:basedOn w:val="Normal"/>
     <w:qFormat/>
@@ -13525,7 +11041,7 @@
     </w:pPr>
     <w:rPr/>
   </w:style>
-  <w:style w:type="paragraph" w:styleId="Style30">
+  <w:style w:type="paragraph" w:styleId="Style31">
     <w:name w:val="Знак Знак Знак Знак Знак Знак Знак Знак Знак Знак"/>
     <w:basedOn w:val="Normal"/>
     <w:qFormat/>
@@ -13542,7 +11058,7 @@
       <w:lang w:val="en-US"/>
     </w:rPr>
   </w:style>
-  <w:style w:type="paragraph" w:styleId="Style31">
+  <w:style w:type="paragraph" w:styleId="Style32">
     <w:name w:val=" Знак Знак Знак Знак Знак Знак"/>
     <w:basedOn w:val="Normal"/>
     <w:qFormat/>
@@ -13563,7 +11079,7 @@
       <w:lang w:val="en-US"/>
     </w:rPr>
   </w:style>
-  <w:style w:type="paragraph" w:styleId="Style32">
+  <w:style w:type="paragraph" w:styleId="Style33">
     <w:name w:val=" Знак Знак Знак Знак"/>
     <w:basedOn w:val="Normal"/>
     <w:qFormat/>
@@ -13596,7 +11112,7 @@
     </w:pPr>
     <w:rPr/>
   </w:style>
-  <w:style w:type="paragraph" w:styleId="Style33">
+  <w:style w:type="paragraph" w:styleId="Style34">
     <w:name w:val="Абзац списка"/>
     <w:basedOn w:val="Normal"/>
     <w:qFormat/>
@@ -13644,7 +11160,7 @@
       <w:lang w:val="ru-RU"/>
     </w:rPr>
   </w:style>
-  <w:style w:type="paragraph" w:styleId="Style34">
+  <w:style w:type="paragraph" w:styleId="Style35">
     <w:name w:val="Текст выноски"/>
     <w:basedOn w:val="Normal"/>
     <w:qFormat/>
@@ -13656,7 +11172,7 @@
       <w:lang w:val="ru-RU"/>
     </w:rPr>
   </w:style>
-  <w:style w:type="paragraph" w:styleId="Style35">
+  <w:style w:type="paragraph" w:styleId="Style36">
     <w:name w:val="Текст примечания"/>
     <w:basedOn w:val="Normal"/>
     <w:qFormat/>
@@ -13666,10 +11182,10 @@
       <w:szCs w:val="20"/>
     </w:rPr>
   </w:style>
-  <w:style w:type="paragraph" w:styleId="Style36">
+  <w:style w:type="paragraph" w:styleId="Style37">
     <w:name w:val="Тема примечания"/>
-    <w:basedOn w:val="Style35"/>
-    <w:next w:val="Style35"/>
+    <w:basedOn w:val="Style36"/>
+    <w:next w:val="Style36"/>
     <w:qFormat/>
     <w:pPr/>
     <w:rPr>
@@ -13713,7 +11229,7 @@
       <w:lang w:bidi="ru-RU"/>
     </w:rPr>
   </w:style>
-  <w:style w:type="paragraph" w:styleId="Style37">
+  <w:style w:type="paragraph" w:styleId="Style38">
     <w:name w:val="Без интервала"/>
     <w:qFormat/>
     <w:pPr>
@@ -13732,7 +11248,7 @@
       <w:lang w:val="ru-RU" w:eastAsia="zh-CN" w:bidi="ar-SA"/>
     </w:rPr>
   </w:style>
-  <w:style w:type="paragraph" w:styleId="Style38">
+  <w:style w:type="paragraph" w:styleId="Style39">
     <w:name w:val="Название объекта"/>
     <w:basedOn w:val="Normal"/>
     <w:next w:val="Normal"/>
@@ -13783,7 +11299,7 @@
       <w:szCs w:val="24"/>
     </w:rPr>
   </w:style>
-  <w:style w:type="paragraph" w:styleId="Style39">
+  <w:style w:type="paragraph" w:styleId="Style40">
     <w:name w:val="Выделенная цитата"/>
     <w:basedOn w:val="Normal"/>
     <w:next w:val="Normal"/>
@@ -13801,7 +11317,7 @@
   </w:style>
   <w:style w:type="paragraph" w:styleId="IndexHeading">
     <w:name w:val="Index Heading"/>
-    <w:basedOn w:val="Style23"/>
+    <w:basedOn w:val="Style24"/>
     <w:pPr>
       <w:suppressLineNumbers/>
       <w:ind w:hanging="0" w:start="0" w:end="0"/>
@@ -14024,7 +11540,7 @@
       <w:szCs w:val="18"/>
     </w:rPr>
   </w:style>
-  <w:style w:type="paragraph" w:styleId="Style40">
+  <w:style w:type="paragraph" w:styleId="Style41">
     <w:name w:val="Содержимое таблицы"/>
     <w:basedOn w:val="Normal"/>
     <w:qFormat/>
@@ -14034,9 +11550,9 @@
     </w:pPr>
     <w:rPr/>
   </w:style>
-  <w:style w:type="paragraph" w:styleId="Style41">
+  <w:style w:type="paragraph" w:styleId="Style42">
     <w:name w:val="Заголовок таблицы"/>
-    <w:basedOn w:val="Style40"/>
+    <w:basedOn w:val="Style41"/>
     <w:qFormat/>
     <w:pPr>
       <w:suppressLineNumbers/>
@@ -14047,7 +11563,7 @@
       <w:bCs/>
     </w:rPr>
   </w:style>
-  <w:style w:type="paragraph" w:styleId="Style42">
+  <w:style w:type="paragraph" w:styleId="Style43">
     <w:name w:val="Содержимое врезки"/>
     <w:basedOn w:val="Normal"/>
     <w:qFormat/>
